--- a/zht/docx/181.content.docx
+++ b/zht/docx/181.content.docx
@@ -149,7 +149,7 @@
         <w:rPr>
           <w:lang w:val="zh_TW" w:bidi="zh_TW"/>
         </w:rPr>
-        <w:t>zhong</w:t>
+        <w:t>zeng</w:t>
       </w:r>
       <w:r>
         <w:rPr>
@@ -212,7 +212,7 @@
         <w:rPr>
           <w:lang w:val="zh_TW" w:bidi="zh_TW"/>
         </w:rPr>
-        <w:t>中間狀態</w:t>
+        <w:t>憎惡</w:t>
       </w:r>
       <w:r>
         <w:rPr>
@@ -231,7 +231,21 @@
         <w:rPr>
           <w:lang w:val="zh_TW" w:bidi="zh_TW"/>
         </w:rPr>
-        <w:t>這是人死後、最終復活之前的那段狀態。換句話說，一個人在死後但還未復活之前會發生什麼事？這方面的教導在新約聖經中比在舊約聖經中更為清楚。不過，若認為舊約聖經完全沒有提及這個問題，那是錯誤的（例如，</w:t>
+        <w:t>令人反感或厭惡的行為、人物或事物。可憎的概念源於神的聖潔對祂子民的特定要求。舊約中常用於憎惡的形容詞有「可憎的（abhorrent）」、「嫌惡的（loathsome）」、「不潔淨的（unclean）」和「被棄絕的（rejected）」。</w:t>
+      </w:r>
+    </w:p>
+    <w:p>
+      <w:pPr/>
+      <w:r>
+        <w:rPr>
+          <w:lang w:val="zh_TW" w:bidi="zh_TW"/>
+        </w:rPr>
+      </w:r>
+      <w:r>
+        <w:rPr>
+          <w:lang w:val="zh_TW" w:bidi="zh_TW"/>
+        </w:rPr>
+        <w:t>有四個主要的希伯來文詞語被翻譯為「憎惡」。最常用的一個希伯來文詞語表示違反既定的習俗或儀式，這種違反會招致神的審判。例子包括從有瑕疵的祭物（</w:t>
       </w:r>
       <w:hyperlink r:id="rId13">
         <w:r>
@@ -242,39 +256,14 @@
             <w:color w:val="0000EE"/>
             <w:u w:val="single"/>
           </w:rPr>
-          <w:t>伯19:25</w:t>
+          <w:t>申17:1</w:t>
         </w:r>
       </w:hyperlink>
       <w:r>
         <w:rPr>
           <w:lang w:val="zh_TW" w:bidi="zh_TW"/>
         </w:rPr>
-        <w:t>）。</w:t>
-      </w:r>
-    </w:p>
-    <w:p>
-      <w:pPr>
-        <w:pStyle w:val="Heading3"/>
-      </w:pPr>
-      <w:r>
-        <w:rPr>
-          <w:lang w:val="zh_TW" w:bidi="zh_TW"/>
-        </w:rPr>
-        <w:t>聖經對中間狀態的教導是甚麼？</w:t>
-      </w:r>
-    </w:p>
-    <w:p>
-      <w:pPr/>
-      <w:r>
-        <w:rPr>
-          <w:lang w:val="zh_TW" w:bidi="zh_TW"/>
-        </w:rPr>
-      </w:r>
-      <w:r>
-        <w:rPr>
-          <w:lang w:val="zh_TW" w:bidi="zh_TW"/>
-        </w:rPr>
-        <w:t>根據耶穌基督在</w:t>
+        <w:t>）到行法術和占卜（</w:t>
       </w:r>
       <w:hyperlink r:id="rId14">
         <w:r>
@@ -285,14 +274,14 @@
             <w:color w:val="0000EE"/>
             <w:u w:val="single"/>
           </w:rPr>
-          <w:t>馬太福音二十二章32節</w:t>
+          <w:t>申18:12</w:t>
         </w:r>
       </w:hyperlink>
       <w:r>
         <w:rPr>
           <w:lang w:val="zh_TW" w:bidi="zh_TW"/>
         </w:rPr>
-        <w:t>的教導，如</w:t>
+        <w:t>）或崇拜偶像的行為（</w:t>
       </w:r>
       <w:hyperlink r:id="rId15">
         <w:r>
@@ -303,14 +292,14 @@
             <w:color w:val="0000EE"/>
             <w:u w:val="single"/>
           </w:rPr>
-          <w:t>出埃及記三章6節</w:t>
+          <w:t>王下16:3</w:t>
         </w:r>
       </w:hyperlink>
       <w:r>
         <w:rPr>
           <w:lang w:val="zh_TW" w:bidi="zh_TW"/>
         </w:rPr>
-        <w:t>這樣的經文提供了「中間狀態」存在的線索。即使在新約聖經中，有關中間狀態的說明也並不十分明確，只能從關於人（尤其是信徒）肉身死亡與復活的教導中，間接得知。這是基督自己在</w:t>
+        <w:t>）。第二個希伯來文詞語指的是某些動物的肉，無論是觸摸還是食用，在儀式上都被認為是不潔的（</w:t>
       </w:r>
       <w:hyperlink r:id="rId16">
         <w:r>
@@ -321,14 +310,14 @@
             <w:color w:val="0000EE"/>
             <w:u w:val="single"/>
           </w:rPr>
-          <w:t>馬太福音二十二章30至32節</w:t>
+          <w:t>利11:10–13</w:t>
         </w:r>
       </w:hyperlink>
       <w:r>
         <w:rPr>
           <w:lang w:val="zh_TW" w:bidi="zh_TW"/>
         </w:rPr>
-        <w:t>中所教導的。使徒（特別是保羅）也同樣教導了這一點，如他在</w:t>
+        <w:t>）。第三個詞語指的是已放三天的祭肉（</w:t>
       </w:r>
       <w:hyperlink r:id="rId17">
         <w:r>
@@ -339,28 +328,14 @@
             <w:color w:val="0000EE"/>
             <w:u w:val="single"/>
           </w:rPr>
-          <w:t>哥林多前書十五章</w:t>
+          <w:t>利7:18</w:t>
         </w:r>
       </w:hyperlink>
       <w:r>
         <w:rPr>
           <w:lang w:val="zh_TW" w:bidi="zh_TW"/>
         </w:rPr>
-        <w:t>所述。</w:t>
-      </w:r>
-    </w:p>
-    <w:p>
-      <w:pPr/>
-      <w:r>
-        <w:rPr>
-          <w:lang w:val="zh_TW" w:bidi="zh_TW"/>
-        </w:rPr>
-      </w:r>
-      <w:r>
-        <w:rPr>
-          <w:lang w:val="zh_TW" w:bidi="zh_TW"/>
-        </w:rPr>
-        <w:t>此外，聖經教導人是由靈魂與身體組成的一個整體，而不是靈魂偶然有了身體（</w:t>
+        <w:t>）。第四個詞語幾乎只是指源於異教的偶像崇拜物（</w:t>
       </w:r>
       <w:hyperlink r:id="rId18">
         <w:r>
@@ -371,36 +346,14 @@
             <w:color w:val="0000EE"/>
             <w:u w:val="single"/>
           </w:rPr>
-          <w:t>創2:7</w:t>
+          <w:t>耶4:1</w:t>
         </w:r>
       </w:hyperlink>
       <w:r>
         <w:rPr>
           <w:lang w:val="zh_TW" w:bidi="zh_TW"/>
         </w:rPr>
-        <w:t>）。這一點讓我們得以窺見人死後的情況。根據這些經文的啟示，可以得出關於中間狀態的兩個結論。</w:t>
-      </w:r>
-    </w:p>
-    <w:p>
-      <w:pPr>
-        <w:pStyle w:val="ListNumber"/>
-        <w:numPr>
-          <w:ilvl w:val="0"/>
-          <w:numId w:val="14"/>
-        </w:numPr>
-        <w:spacing w:line="240" w:lineRule="auto"/>
-        <w:ind w:left="720"/>
-      </w:pPr>
-      <w:r>
-        <w:rPr>
-          <w:lang w:val="zh_TW" w:bidi="zh_TW"/>
-        </w:rPr>
-      </w:r>
-      <w:r>
-        <w:rPr>
-          <w:lang w:val="zh_TW" w:bidi="zh_TW"/>
-        </w:rPr>
-        <w:t>肉身的死亡並不是一個人生命的完全終結。人在死後仍繼續存在，這不僅是活在後人的記憶中，而是以一個有別於他人的獨立個體繼續存在。對信徒而言，他們在死後能意識到神慈愛的同在（</w:t>
+        <w:t>，</w:t>
       </w:r>
       <w:hyperlink r:id="rId19">
         <w:r>
@@ -411,7 +364,7 @@
             <w:color w:val="0000EE"/>
             <w:u w:val="single"/>
           </w:rPr>
-          <w:t>腓1:23</w:t>
+          <w:t>7:30</w:t>
         </w:r>
       </w:hyperlink>
       <w:r>
@@ -422,11 +375,7 @@
       </w:r>
     </w:p>
     <w:p>
-      <w:pPr>
-        <w:pStyle w:val="ListNumber"/>
-        <w:spacing w:line="240" w:lineRule="auto"/>
-        <w:ind w:left="720"/>
-      </w:pPr>
+      <w:pPr/>
       <w:r>
         <w:rPr>
           <w:lang w:val="zh_TW" w:bidi="zh_TW"/>
@@ -436,7 +385,7 @@
         <w:rPr>
           <w:lang w:val="zh_TW" w:bidi="zh_TW"/>
         </w:rPr>
-        <w:t>然而，這種存在並不是人原本被造時的樣式。這是一種不完全或非常態的狀態，因為擁有身體是人按神的形像被造的一個必要條件。人在經歷死亡之後，等待身體的復活。對基督徒而言，那時將經歷完全的救贖——在基督面前脫離罪惡，進入完全自由的狀態（</w:t>
+        <w:t>除了「那行毀壞可憎的」這個專門用法之外，希臘文「憎惡」一詞在新約聖經中並不常用（</w:t>
       </w:r>
       <w:hyperlink r:id="rId20">
         <w:r>
@@ -447,28 +396,14 @@
             <w:color w:val="0000EE"/>
             <w:u w:val="single"/>
           </w:rPr>
-          <w:t>林前15:50–58</w:t>
+          <w:t>路16:15</w:t>
         </w:r>
       </w:hyperlink>
       <w:r>
         <w:rPr>
           <w:lang w:val="zh_TW" w:bidi="zh_TW"/>
         </w:rPr>
-        <w:t>）。</w:t>
-      </w:r>
-    </w:p>
-    <w:p>
-      <w:pPr/>
-      <w:r>
-        <w:rPr>
-          <w:lang w:val="zh_TW" w:bidi="zh_TW"/>
-        </w:rPr>
-      </w:r>
-      <w:r>
-        <w:rPr>
-          <w:lang w:val="zh_TW" w:bidi="zh_TW"/>
-        </w:rPr>
-        <w:t>聖經對非基督徒在中間狀態中的情形說得較不清楚。其中包括一段難解的經文，就是</w:t>
+        <w:t>；</w:t>
       </w:r>
       <w:hyperlink r:id="rId21">
         <w:r>
@@ -479,57 +414,14 @@
             <w:color w:val="0000EE"/>
             <w:u w:val="single"/>
           </w:rPr>
-          <w:t>彼得前書三章19至20節</w:t>
+          <w:t>羅2:22</w:t>
         </w:r>
       </w:hyperlink>
       <w:r>
         <w:rPr>
           <w:lang w:val="zh_TW" w:bidi="zh_TW"/>
         </w:rPr>
-        <w:t>所提到基督向「監獄裡的靈」傳道的事。</w:t>
-      </w:r>
-    </w:p>
-    <w:p>
-      <w:pPr>
-        <w:pStyle w:val="Heading3"/>
-      </w:pPr>
-      <w:r>
-        <w:rPr>
-          <w:lang w:val="zh_TW" w:bidi="zh_TW"/>
-        </w:rPr>
-        <w:t>中間狀態是怎樣的？</w:t>
-      </w:r>
-    </w:p>
-    <w:p>
-      <w:pPr/>
-      <w:r>
-        <w:rPr>
-          <w:lang w:val="zh_TW" w:bidi="zh_TW"/>
-        </w:rPr>
-      </w:r>
-      <w:r>
-        <w:rPr>
-          <w:lang w:val="zh_TW" w:bidi="zh_TW"/>
-        </w:rPr>
-        <w:t>聖經對中間狀態中的生命狀況所揭示的內容十分有限。保羅在</w:t>
-      </w:r>
-      <w:hyperlink r:id="rId19">
-        <w:r>
-          <w:rPr>
-            <w:lang w:val="zh_TW" w:bidi="zh_TW"/>
-          </w:rPr>
-          <w:rPr>
-            <w:color w:val="0000EE"/>
-            <w:u w:val="single"/>
-          </w:rPr>
-          <w:t>腓立比書一章23節</w:t>
-        </w:r>
-      </w:hyperlink>
-      <w:r>
-        <w:rPr>
-          <w:lang w:val="zh_TW" w:bidi="zh_TW"/>
-        </w:rPr>
-        <w:t>提到，他離世以後要「與基督同在，因為這是好得無比的」，但他並沒有提供具體細節。至於掃羅與「隱‧多珥的交鬼婦人」（「交鬼婦人」是指與靈界溝通的人。）的事件（</w:t>
+        <w:t>；</w:t>
       </w:r>
       <w:hyperlink r:id="rId22">
         <w:r>
@@ -540,28 +432,14 @@
             <w:color w:val="0000EE"/>
             <w:u w:val="single"/>
           </w:rPr>
-          <w:t>撒上28:7</w:t>
+          <w:t>多1:16</w:t>
         </w:r>
       </w:hyperlink>
       <w:r>
         <w:rPr>
           <w:lang w:val="zh_TW" w:bidi="zh_TW"/>
         </w:rPr>
-        <w:t>），也不宜用來推斷中間狀態的情形，因為對於這段經文的解釋存在許多不同看法。</w:t>
-      </w:r>
-    </w:p>
-    <w:p>
-      <w:pPr/>
-      <w:r>
-        <w:rPr>
-          <w:lang w:val="zh_TW" w:bidi="zh_TW"/>
-        </w:rPr>
-      </w:r>
-      <w:r>
-        <w:rPr>
-          <w:lang w:val="zh_TW" w:bidi="zh_TW"/>
-        </w:rPr>
-        <w:t>基督在</w:t>
+        <w:t>；</w:t>
       </w:r>
       <w:hyperlink r:id="rId23">
         <w:r>
@@ -572,14 +450,14 @@
             <w:color w:val="0000EE"/>
             <w:u w:val="single"/>
           </w:rPr>
-          <w:t>路加福音十六章19至31節</w:t>
+          <w:t>啟17:4–5</w:t>
         </w:r>
       </w:hyperlink>
       <w:r>
         <w:rPr>
           <w:lang w:val="zh_TW" w:bidi="zh_TW"/>
         </w:rPr>
-        <w:t>中所說「財主與拉撒路」的比喻，同樣難以直接用來描繪中間狀態，因為那是一個具有象徵性的比喻。其主要目的是教導人今生對永恆結局的重要性，因此必須謹慎看待。或許我們所能確定的只是：死在基督裡的人「立即與神同在」，他們在祂慈愛的同在中得享安息，直到復活之日；而未得救的人則處於沒有平安的狀態，等待復活受審判（</w:t>
+        <w:t>，</w:t>
       </w:r>
       <w:hyperlink r:id="rId24">
         <w:r>
@@ -590,530 +468,14 @@
             <w:color w:val="0000EE"/>
             <w:u w:val="single"/>
           </w:rPr>
-          <w:t>約5:29</w:t>
+          <w:t>21:8、27</w:t>
         </w:r>
       </w:hyperlink>
       <w:r>
         <w:rPr>
           <w:lang w:val="zh_TW" w:bidi="zh_TW"/>
         </w:rPr>
-        <w:t>）。</w:t>
-      </w:r>
-    </w:p>
-    <w:p>
-      <w:pPr>
-        <w:pStyle w:val="Heading3"/>
-      </w:pPr>
-      <w:r>
-        <w:rPr>
-          <w:lang w:val="zh_TW" w:bidi="zh_TW"/>
-        </w:rPr>
-        <w:t>基督教思想中的中間狀態</w:t>
-      </w:r>
-    </w:p>
-    <w:p>
-      <w:pPr/>
-      <w:r>
-        <w:rPr>
-          <w:lang w:val="zh_TW" w:bidi="zh_TW"/>
-        </w:rPr>
-      </w:r>
-      <w:r>
-        <w:rPr>
-          <w:lang w:val="zh_TW" w:bidi="zh_TW"/>
-        </w:rPr>
-        <w:t>歷世歷代以來，基督徒為了更清楚地理解聖經對人死後至最後審判之間這段時間的教導，主要提出了三種觀點：</w:t>
-      </w:r>
-    </w:p>
-    <w:p>
-      <w:pPr>
-        <w:pStyle w:val="ListNumber"/>
-        <w:numPr>
-          <w:ilvl w:val="0"/>
-          <w:numId w:val="15"/>
-        </w:numPr>
-        <w:spacing w:line="240" w:lineRule="auto"/>
-        <w:ind w:left="720"/>
-      </w:pPr>
-      <w:r>
-        <w:rPr>
-          <w:lang w:val="zh_TW" w:bidi="zh_TW"/>
-        </w:rPr>
-      </w:r>
-      <w:r>
-        <w:rPr>
-          <w:lang w:val="zh_TW" w:bidi="zh_TW"/>
-        </w:rPr>
-        <w:t>希臘哲學家（特別是柏拉圖〔Plato〕）曾深刻影響部分基督徒對信仰的理解。這種影響在基督教歷史中多次出現。柏拉圖的思想把物質的身體（視為邪惡）與靈魂（視為良善）區分開來。</w:t>
-        <w:br/>
-      </w:r>
-      <w:r>
-        <w:rPr>
-          <w:lang w:val="zh_TW" w:bidi="zh_TW"/>
-        </w:rPr>
-        <w:t>在聖經中，保羅也教導了關於「肉體〔即身體〕」與「靈」之間的差別，但有些人誤解了保羅的意思，過分強調靈魂的重要，卻忽略了身體的價值。</w:t>
-        <w:br/>
-      </w:r>
-      <w:r>
-        <w:rPr>
-          <w:lang w:val="zh_TW" w:bidi="zh_TW"/>
-        </w:rPr>
-        <w:t>這種誤解導致兩個問題：</w:t>
-      </w:r>
-    </w:p>
-    <w:p>
-      <w:pPr>
-        <w:pStyle w:val="ListNumber"/>
-        <w:spacing w:line="240" w:lineRule="auto"/>
-        <w:ind w:left="1440"/>
-      </w:pPr>
-      <w:r>
-        <w:rPr>
-          <w:lang w:val="zh_TW" w:bidi="zh_TW"/>
-        </w:rPr>
-      </w:r>
-      <w:r>
-        <w:rPr>
-          <w:lang w:val="zh_TW" w:bidi="zh_TW"/>
-        </w:rPr>
-        <w:t>人們開始忽視聖經關於神要使死人復活的教導。</w:t>
-      </w:r>
-    </w:p>
-    <w:p>
-      <w:pPr>
-        <w:pStyle w:val="ListNumber"/>
-        <w:spacing w:line="240" w:lineRule="auto"/>
-        <w:ind w:left="1440"/>
-      </w:pPr>
-      <w:r>
-        <w:rPr>
-          <w:lang w:val="zh_TW" w:bidi="zh_TW"/>
-        </w:rPr>
-      </w:r>
-      <w:r>
-        <w:rPr>
-          <w:lang w:val="zh_TW" w:bidi="zh_TW"/>
-        </w:rPr>
-        <w:t>有些人甚至完全忽視復活將在末日時發生的這一真理。</w:t>
-      </w:r>
-    </w:p>
-    <w:p>
-      <w:pPr/>
-      <w:r>
-        <w:rPr>
-          <w:lang w:val="zh_TW" w:bidi="zh_TW"/>
-        </w:rPr>
-      </w:r>
-      <w:r>
-        <w:rPr>
-          <w:lang w:val="zh_TW" w:bidi="zh_TW"/>
-        </w:rPr>
-        <w:t>持柏拉圖思想的人認為：</w:t>
-      </w:r>
-    </w:p>
-    <w:p>
-      <w:pPr>
-        <w:pStyle w:val="ListBullet"/>
-        <w:spacing w:line="240" w:lineRule="auto"/>
-        <w:ind w:left="1440"/>
-      </w:pPr>
-      <w:r>
-        <w:rPr>
-          <w:lang w:val="zh_TW" w:bidi="zh_TW"/>
-        </w:rPr>
-      </w:r>
-      <w:r>
-        <w:rPr>
-          <w:lang w:val="zh_TW" w:bidi="zh_TW"/>
-        </w:rPr>
-        <w:t>屬物質的事物不如屬靈的事物重要</w:t>
-      </w:r>
-    </w:p>
-    <w:p>
-      <w:pPr>
-        <w:pStyle w:val="ListBullet"/>
-        <w:spacing w:line="240" w:lineRule="auto"/>
-        <w:ind w:left="1440"/>
-      </w:pPr>
-      <w:r>
-        <w:rPr>
-          <w:lang w:val="zh_TW" w:bidi="zh_TW"/>
-        </w:rPr>
-      </w:r>
-      <w:r>
-        <w:rPr>
-          <w:lang w:val="zh_TW" w:bidi="zh_TW"/>
-        </w:rPr>
-        <w:t>靈魂比身體更重要</w:t>
-      </w:r>
-    </w:p>
-    <w:p>
-      <w:pPr>
-        <w:pStyle w:val="ListBullet"/>
-        <w:spacing w:line="240" w:lineRule="auto"/>
-        <w:ind w:left="1440"/>
-      </w:pPr>
-      <w:r>
-        <w:rPr>
-          <w:lang w:val="zh_TW" w:bidi="zh_TW"/>
-        </w:rPr>
-      </w:r>
-      <w:r>
-        <w:rPr>
-          <w:lang w:val="zh_TW" w:bidi="zh_TW"/>
-        </w:rPr>
-        <w:t>肉身的復活顯得微不足道</w:t>
-      </w:r>
-    </w:p>
-    <w:p>
-      <w:pPr/>
-      <w:r>
-        <w:rPr>
-          <w:lang w:val="zh_TW" w:bidi="zh_TW"/>
-        </w:rPr>
-      </w:r>
-      <w:r>
-        <w:rPr>
-          <w:lang w:val="zh_TW" w:bidi="zh_TW"/>
-        </w:rPr>
-        <w:t>有時，人們用靈魂在死後脫離身體仍然繼續存在的信念，來取代在復活前有一個暫時狀態的觀念。然而，聖經並沒有明確地支持這種信念。在現代神學中，出現了一種傾向</w:t>
-      </w:r>
-      <w:r>
-        <w:rPr>
-          <w:lang w:val="zh_TW" w:bidi="zh_TW"/>
-        </w:rPr>
-        <w:t>——</w:t>
-      </w:r>
-      <w:r>
-        <w:rPr>
-          <w:lang w:val="zh_TW" w:bidi="zh_TW"/>
-        </w:rPr>
-        <w:t>就是像過去有人貶低身體的重要性一樣</w:t>
-      </w:r>
-      <w:r>
-        <w:rPr>
-          <w:lang w:val="zh_TW" w:bidi="zh_TW"/>
-        </w:rPr>
-        <w:t>——</w:t>
-      </w:r>
-      <w:r>
-        <w:rPr>
-          <w:lang w:val="zh_TW" w:bidi="zh_TW"/>
-        </w:rPr>
-        <w:t>現在有人淡化信仰的歷史層面。這樣的傾向往往導致兩種結果：將死後的生命看成純粹屬靈的存在，或是乾脆否認它的存在。然而，聖經明確地指出，中間狀態是介於兩種「有身體的存在」之間的一段時期：一是我們現在的肉身，二是那「屬靈的身體」（</w:t>
-      </w:r>
-      <w:hyperlink r:id="rId25">
-        <w:r>
-          <w:rPr>
-            <w:lang w:val="zh_TW" w:bidi="zh_TW"/>
-          </w:rPr>
-          <w:rPr>
-            <w:color w:val="0000EE"/>
-            <w:u w:val="single"/>
-          </w:rPr>
-          <w:t>林前15:44</w:t>
-        </w:r>
-      </w:hyperlink>
-      <w:r>
-        <w:rPr>
-          <w:lang w:val="zh_TW" w:bidi="zh_TW"/>
-        </w:rPr>
-        <w:t>）。第二種身體將在基督再來時出現（</w:t>
-      </w:r>
-      <w:hyperlink r:id="rId26">
-        <w:r>
-          <w:rPr>
-            <w:lang w:val="zh_TW" w:bidi="zh_TW"/>
-          </w:rPr>
-          <w:rPr>
-            <w:color w:val="0000EE"/>
-            <w:u w:val="single"/>
-          </w:rPr>
-          <w:t>15:23</w:t>
-        </w:r>
-      </w:hyperlink>
-      <w:r>
-        <w:rPr>
-          <w:lang w:val="zh_TW" w:bidi="zh_TW"/>
-        </w:rPr>
-        <w:t>）。</w:t>
-      </w:r>
-    </w:p>
-    <w:p>
-      <w:pPr>
-        <w:pStyle w:val="ListNumber"/>
-        <w:numPr>
-          <w:ilvl w:val="0"/>
-          <w:numId w:val="16"/>
-        </w:numPr>
-        <w:spacing w:line="240" w:lineRule="auto"/>
-        <w:ind w:left="720"/>
-      </w:pPr>
-      <w:r>
-        <w:rPr>
-          <w:lang w:val="zh_TW" w:bidi="zh_TW"/>
-        </w:rPr>
-      </w:r>
-      <w:r>
-        <w:rPr>
-          <w:lang w:val="zh_TW" w:bidi="zh_TW"/>
-        </w:rPr>
-        <w:t>在宗教改革期間，約翰‧加爾文（John Calvin）與一些重洗派（Anabaptists）之間就「靈魂沉睡（soul sleep）」的教義產生了爭論。加爾文堅信，中間狀態是信徒在有意識的情況下經歷神同在的狀態，而他的反對者則否認這一點。加爾文認為，否認這一真理等同於主張靈魂在死亡時被消滅，也等於否認基督在死人復活之前掌管著死人。加爾文的觀點得到保羅教導的支持——沒有任何事能使信徒與神的愛隔絕，「任何事」當然也包括死亡（</w:t>
-      </w:r>
-      <w:hyperlink r:id="rId27">
-        <w:r>
-          <w:rPr>
-            <w:lang w:val="zh_TW" w:bidi="zh_TW"/>
-          </w:rPr>
-          <w:rPr>
-            <w:color w:val="0000EE"/>
-            <w:u w:val="single"/>
-          </w:rPr>
-          <w:t>羅8:35–39</w:t>
-        </w:r>
-      </w:hyperlink>
-      <w:r>
-        <w:rPr>
-          <w:lang w:val="zh_TW" w:bidi="zh_TW"/>
-        </w:rPr>
-        <w:t>）。</w:t>
-        <w:br/>
-      </w:r>
-      <w:r>
-        <w:rPr>
-          <w:lang w:val="zh_TW" w:bidi="zh_TW"/>
-        </w:rPr>
-        <w:t>聖經教導信徒在死後「睡了」（</w:t>
-      </w:r>
-      <w:hyperlink r:id="rId28">
-        <w:r>
-          <w:rPr>
-            <w:lang w:val="zh_TW" w:bidi="zh_TW"/>
-          </w:rPr>
-          <w:rPr>
-            <w:color w:val="0000EE"/>
-            <w:u w:val="single"/>
-          </w:rPr>
-          <w:t>帖前4:14</w:t>
-        </w:r>
-      </w:hyperlink>
-      <w:r>
-        <w:rPr>
-          <w:lang w:val="zh_TW" w:bidi="zh_TW"/>
-        </w:rPr>
-        <w:t>），這被理解為死者不再與世上的活人交流，也不再從事勞作，而是在一種安息的狀態中。「在耶穌裡睡了」意指在沒有身體的狀態下，享受與耶穌同在。最接近的比喻是作夢的人——他或許有意識，卻不依靠身體任何感官的作用。</w:t>
-      </w:r>
-    </w:p>
-    <w:p>
-      <w:pPr>
-        <w:pStyle w:val="ListNumber"/>
-        <w:spacing w:line="240" w:lineRule="auto"/>
-        <w:ind w:left="720"/>
-      </w:pPr>
-      <w:r>
-        <w:rPr>
-          <w:lang w:val="zh_TW" w:bidi="zh_TW"/>
-        </w:rPr>
-      </w:r>
-      <w:r>
-        <w:rPr>
-          <w:lang w:val="zh_TW" w:bidi="zh_TW"/>
-        </w:rPr>
-        <w:t>人在死後還能有屬靈上的改變嗎？或者說，他們的屬靈狀態在死亡時就成為永久的嗎？這個問題主要包括三個方面：</w:t>
-      </w:r>
-    </w:p>
-    <w:p>
-      <w:pPr>
-        <w:pStyle w:val="ListBullet"/>
-        <w:spacing w:line="240" w:lineRule="auto"/>
-        <w:ind w:left="1440"/>
-      </w:pPr>
-      <w:r>
-        <w:rPr>
-          <w:lang w:val="zh_TW" w:bidi="zh_TW"/>
-        </w:rPr>
-      </w:r>
-      <w:r>
-        <w:rPr>
-          <w:lang w:val="zh_TW" w:bidi="zh_TW"/>
-        </w:rPr>
-        <w:t>人在死後還能離棄自己的罪（悔改）嗎？</w:t>
-      </w:r>
-    </w:p>
-    <w:p>
-      <w:pPr>
-        <w:pStyle w:val="ListBullet"/>
-        <w:spacing w:line="240" w:lineRule="auto"/>
-        <w:ind w:left="1440"/>
-      </w:pPr>
-      <w:r>
-        <w:rPr>
-          <w:lang w:val="zh_TW" w:bidi="zh_TW"/>
-        </w:rPr>
-      </w:r>
-      <w:r>
-        <w:rPr>
-          <w:lang w:val="zh_TW" w:bidi="zh_TW"/>
-        </w:rPr>
-        <w:t>人在死後還能與神更加親近嗎？</w:t>
-      </w:r>
-    </w:p>
-    <w:p>
-      <w:pPr>
-        <w:pStyle w:val="ListBullet"/>
-        <w:spacing w:line="240" w:lineRule="auto"/>
-        <w:ind w:left="1440"/>
-      </w:pPr>
-      <w:r>
-        <w:rPr>
-          <w:lang w:val="zh_TW" w:bidi="zh_TW"/>
-        </w:rPr>
-      </w:r>
-      <w:r>
-        <w:rPr>
-          <w:lang w:val="zh_TW" w:bidi="zh_TW"/>
-        </w:rPr>
-        <w:t>人在死後還能被潔淨脫離罪嗎？</w:t>
-      </w:r>
-    </w:p>
-    <w:p>
-      <w:pPr/>
-      <w:r>
-        <w:rPr>
-          <w:lang w:val="zh_TW" w:bidi="zh_TW"/>
-        </w:rPr>
-      </w:r>
-      <w:r>
-        <w:rPr>
-          <w:lang w:val="zh_TW" w:bidi="zh_TW"/>
-        </w:rPr>
-        <w:t>羅馬天主教會的教導是：凡仍不完全的人在死後都要經過煉獄。在煉獄中，靈魂會被潔淨，脫離罪的殘餘。這段煉淨的時期可以因著活著的人所獻上的奉獻、禱告與彌撒而縮短。</w:t>
-      </w:r>
-    </w:p>
-    <w:p>
-      <w:pPr/>
-      <w:r>
-        <w:rPr>
-          <w:lang w:val="zh_TW" w:bidi="zh_TW"/>
-        </w:rPr>
-      </w:r>
-      <w:r>
-        <w:rPr>
-          <w:lang w:val="zh_TW" w:bidi="zh_TW"/>
-        </w:rPr>
-        <w:t>大多數新教徒拒絕這種觀點，認為它與聖經的教導不符。主要有三個理由：</w:t>
-      </w:r>
-    </w:p>
-    <w:p>
-      <w:pPr>
-        <w:pStyle w:val="ListNumber"/>
-        <w:numPr>
-          <w:ilvl w:val="0"/>
-          <w:numId w:val="17"/>
-        </w:numPr>
-        <w:spacing w:line="240" w:lineRule="auto"/>
-        <w:ind w:left="1440"/>
-      </w:pPr>
-      <w:r>
-        <w:rPr>
-          <w:lang w:val="zh_TW" w:bidi="zh_TW"/>
-        </w:rPr>
-      </w:r>
-      <w:r>
-        <w:rPr>
-          <w:lang w:val="zh_TW" w:bidi="zh_TW"/>
-        </w:rPr>
-        <w:t>基督的救贖工作已經完全成就（</w:t>
-      </w:r>
-      <w:hyperlink r:id="rId29">
-        <w:r>
-          <w:rPr>
-            <w:lang w:val="zh_TW" w:bidi="zh_TW"/>
-          </w:rPr>
-          <w:rPr>
-            <w:color w:val="0000EE"/>
-            <w:u w:val="single"/>
-          </w:rPr>
-          <w:t>來9:28</w:t>
-        </w:r>
-      </w:hyperlink>
-      <w:r>
-        <w:rPr>
-          <w:lang w:val="zh_TW" w:bidi="zh_TW"/>
-        </w:rPr>
-        <w:t>）。</w:t>
-      </w:r>
-    </w:p>
-    <w:p>
-      <w:pPr>
-        <w:pStyle w:val="ListNumber"/>
-        <w:spacing w:line="240" w:lineRule="auto"/>
-        <w:ind w:left="1440"/>
-      </w:pPr>
-      <w:r>
-        <w:rPr>
-          <w:lang w:val="zh_TW" w:bidi="zh_TW"/>
-        </w:rPr>
-      </w:r>
-      <w:r>
-        <w:rPr>
-          <w:lang w:val="zh_TW" w:bidi="zh_TW"/>
-        </w:rPr>
-        <w:t>一個人不可能為另一個人賺取或獲得恩典（</w:t>
-      </w:r>
-      <w:hyperlink r:id="rId30">
-        <w:r>
-          <w:rPr>
-            <w:lang w:val="zh_TW" w:bidi="zh_TW"/>
-          </w:rPr>
-          <w:rPr>
-            <w:color w:val="0000EE"/>
-            <w:u w:val="single"/>
-          </w:rPr>
-          <w:t>路17:10</w:t>
-        </w:r>
-      </w:hyperlink>
-      <w:r>
-        <w:rPr>
-          <w:lang w:val="zh_TW" w:bidi="zh_TW"/>
-        </w:rPr>
-        <w:t>）。</w:t>
-      </w:r>
-    </w:p>
-    <w:p>
-      <w:pPr>
-        <w:pStyle w:val="ListNumber"/>
-        <w:spacing w:line="240" w:lineRule="auto"/>
-        <w:ind w:left="1440"/>
-      </w:pPr>
-      <w:r>
-        <w:rPr>
-          <w:lang w:val="zh_TW" w:bidi="zh_TW"/>
-        </w:rPr>
-      </w:r>
-      <w:r>
-        <w:rPr>
-          <w:lang w:val="zh_TW" w:bidi="zh_TW"/>
-        </w:rPr>
-        <w:t>聖經教導靈魂的永恆狀態是由其死時的屬靈情況所決定的（</w:t>
-      </w:r>
-      <w:hyperlink r:id="rId31">
-        <w:r>
-          <w:rPr>
-            <w:lang w:val="zh_TW" w:bidi="zh_TW"/>
-          </w:rPr>
-          <w:rPr>
-            <w:color w:val="0000EE"/>
-            <w:u w:val="single"/>
-          </w:rPr>
-          <w:t>來9:27</w:t>
-        </w:r>
-      </w:hyperlink>
-      <w:r>
-        <w:rPr>
-          <w:lang w:val="zh_TW" w:bidi="zh_TW"/>
-        </w:rPr>
-        <w:t>）。</w:t>
+        <w:t>），並且被翻譯為許多不同的英文詞語。其主要的含義是聖潔的神所厭惡的任何事物。</w:t>
       </w:r>
     </w:p>
     <w:p>
@@ -1140,7 +502,7 @@
         <w:rPr>
           <w:lang w:val="zh_TW" w:bidi="zh_TW"/>
         </w:rPr>
-        <w:t>死者之地</w:t>
+        <w:t>潔淨與不潔淨的規定</w:t>
       </w:r>
       <w:r>
         <w:rPr>
@@ -1152,972 +514,7 @@
         <w:rPr>
           <w:lang w:val="zh_TW" w:bidi="zh_TW"/>
         </w:rPr>
-        <w:t>陰間</w:t>
-      </w:r>
-      <w:r>
-        <w:rPr>
-          <w:lang w:val="zh_TW" w:bidi="zh_TW"/>
-        </w:rPr>
-        <w:t>；</w:t>
-      </w:r>
-      <w:r>
-        <w:rPr>
-          <w:lang w:val="zh_TW" w:bidi="zh_TW"/>
-        </w:rPr>
-        <w:t>天（天堂）</w:t>
-      </w:r>
-      <w:r>
-        <w:rPr>
-          <w:lang w:val="zh_TW" w:bidi="zh_TW"/>
-        </w:rPr>
-        <w:t>；</w:t>
-      </w:r>
-      <w:r>
-        <w:rPr>
-          <w:lang w:val="zh_TW" w:bidi="zh_TW"/>
-        </w:rPr>
-        <w:t>地獄</w:t>
-      </w:r>
-      <w:r>
-        <w:rPr>
-          <w:lang w:val="zh_TW" w:bidi="zh_TW"/>
-        </w:rPr>
-        <w:t>；</w:t>
-      </w:r>
-      <w:r>
-        <w:rPr>
-          <w:lang w:val="zh_TW" w:bidi="zh_TW"/>
-        </w:rPr>
-        <w:t>樂園</w:t>
-      </w:r>
-      <w:r>
-        <w:rPr>
-          <w:lang w:val="zh_TW" w:bidi="zh_TW"/>
-        </w:rPr>
-        <w:t>；</w:t>
-      </w:r>
-      <w:r>
-        <w:rPr>
-          <w:lang w:val="zh_TW" w:bidi="zh_TW"/>
-        </w:rPr>
-        <w:t>陰間</w:t>
-      </w:r>
-      <w:r>
-        <w:rPr>
-          <w:lang w:val="zh_TW" w:bidi="zh_TW"/>
-        </w:rPr>
-        <w:t>。</w:t>
-      </w:r>
-      <w:r>
-        <w:rPr>
-          <w:lang w:val="zh_TW" w:bidi="zh_TW"/>
-        </w:rPr>
-      </w:r>
-      <w:r>
-        <w:rPr>
-          <w:lang w:val="zh_TW" w:bidi="zh_TW"/>
-        </w:rPr>
-      </w:r>
-    </w:p>
-    <w:p>
-      <w:pPr/>
-      <w:r>
-        <w:rPr>
-          <w:lang w:val="zh_TW" w:bidi="zh_TW"/>
-        </w:rPr>
-      </w:r>
-    </w:p>
-    <w:p>
-      <w:pPr>
-        <w:pStyle w:val="Heading2"/>
-      </w:pPr>
-      <w:r>
-        <w:rPr>
-          <w:lang w:val="zh_TW" w:bidi="zh_TW"/>
-        </w:rPr>
-        <w:t>中介、中保</w:t>
-      </w:r>
-      <w:r>
-        <w:rPr>
-          <w:lang w:val="zh_TW" w:bidi="zh_TW"/>
-        </w:rPr>
-      </w:r>
-    </w:p>
-    <w:p>
-      <w:pPr/>
-      <w:r>
-        <w:rPr>
-          <w:lang w:val="zh_TW" w:bidi="zh_TW"/>
-        </w:rPr>
-      </w:r>
-      <w:r>
-        <w:rPr>
-          <w:lang w:val="zh_TW" w:bidi="zh_TW"/>
-        </w:rPr>
-        <w:t>中保或作神聖事物的中間人，不是為了協商或妥協，而是作為他人的代表來接近神，從而以神所賜的權柄來傳達所需的知識與保證。</w:t>
-      </w:r>
-    </w:p>
-    <w:p>
-      <w:pPr>
-        <w:pStyle w:val="Heading3"/>
-      </w:pPr>
-      <w:r>
-        <w:rPr>
-          <w:lang w:val="zh_TW" w:bidi="zh_TW"/>
-        </w:rPr>
-        <w:t>在舊約聖經中</w:t>
-      </w:r>
-    </w:p>
-    <w:p>
-      <w:pPr/>
-      <w:r>
-        <w:rPr>
-          <w:lang w:val="zh_TW" w:bidi="zh_TW"/>
-        </w:rPr>
-      </w:r>
-      <w:r>
-        <w:rPr>
-          <w:lang w:val="zh_TW" w:bidi="zh_TW"/>
-        </w:rPr>
-        <w:t>約伯表達了對這樣一位中保的渴望（此處從七十士譯本翻譯，而非和合本）：「神不是像我這樣的凡人，所以我無法與他爭辯或將他告上法庭。要是有一位中保能使我們和好就好了，但卻沒有。中保可以使神停止懲罰我，我就不再因他的懲罰而活在恐懼戰</w:t>
-      </w:r>
-      <w:r>
-        <w:rPr>
-          <w:lang w:val="zh_TW" w:bidi="zh_TW"/>
-        </w:rPr>
-        <w:t>兢</w:t>
-      </w:r>
-      <w:r>
-        <w:rPr>
-          <w:lang w:val="zh_TW" w:bidi="zh_TW"/>
-        </w:rPr>
-        <w:t>中。然後我便可以無懼地與他交談，但我無法靠自己的力量做到這一點」(</w:t>
-      </w:r>
-      <w:hyperlink r:id="rId32">
-        <w:r>
-          <w:rPr>
-            <w:lang w:val="zh_TW" w:bidi="zh_TW"/>
-          </w:rPr>
-          <w:rPr>
-            <w:color w:val="0000EE"/>
-            <w:u w:val="single"/>
-          </w:rPr>
-          <w:t>伯9:32–35</w:t>
-        </w:r>
-      </w:hyperlink>
-      <w:r>
-        <w:rPr>
-          <w:lang w:val="zh_TW" w:bidi="zh_TW"/>
-        </w:rPr>
-        <w:t>)。</w:t>
-      </w:r>
-    </w:p>
-    <w:p>
-      <w:pPr/>
-      <w:r>
-        <w:rPr>
-          <w:lang w:val="zh_TW" w:bidi="zh_TW"/>
-        </w:rPr>
-      </w:r>
-      <w:r>
-        <w:rPr>
-          <w:lang w:val="zh_TW" w:bidi="zh_TW"/>
-        </w:rPr>
-        <w:t>更為人熟悉的是關於神的性情和旨意的調解（meditation，又譯：中介、中保）的教導。摩西的盟約是透過天使和摩西的調解而來的（</w:t>
-      </w:r>
-      <w:hyperlink r:id="rId33">
-        <w:r>
-          <w:rPr>
-            <w:lang w:val="zh_TW" w:bidi="zh_TW"/>
-          </w:rPr>
-          <w:rPr>
-            <w:color w:val="0000EE"/>
-            <w:u w:val="single"/>
-          </w:rPr>
-          <w:t>出20:18–21</w:t>
-        </w:r>
-      </w:hyperlink>
-      <w:r>
-        <w:rPr>
-          <w:lang w:val="zh_TW" w:bidi="zh_TW"/>
-        </w:rPr>
-        <w:t>；</w:t>
-      </w:r>
-      <w:hyperlink r:id="rId34">
-        <w:r>
-          <w:rPr>
-            <w:lang w:val="zh_TW" w:bidi="zh_TW"/>
-          </w:rPr>
-          <w:rPr>
-            <w:color w:val="0000EE"/>
-            <w:u w:val="single"/>
-          </w:rPr>
-          <w:t>申33:2</w:t>
-        </w:r>
-      </w:hyperlink>
-      <w:r>
-        <w:rPr>
-          <w:lang w:val="zh_TW" w:bidi="zh_TW"/>
-        </w:rPr>
-        <w:t>；</w:t>
-      </w:r>
-      <w:hyperlink r:id="rId35">
-        <w:r>
-          <w:rPr>
-            <w:lang w:val="zh_TW" w:bidi="zh_TW"/>
-          </w:rPr>
-          <w:rPr>
-            <w:color w:val="0000EE"/>
-            <w:u w:val="single"/>
-          </w:rPr>
-          <w:t>徒7:53</w:t>
-        </w:r>
-      </w:hyperlink>
-      <w:r>
-        <w:rPr>
-          <w:lang w:val="zh_TW" w:bidi="zh_TW"/>
-        </w:rPr>
-        <w:t>；</w:t>
-      </w:r>
-      <w:hyperlink r:id="rId36">
-        <w:r>
-          <w:rPr>
-            <w:lang w:val="zh_TW" w:bidi="zh_TW"/>
-          </w:rPr>
-          <w:rPr>
-            <w:color w:val="0000EE"/>
-            <w:u w:val="single"/>
-          </w:rPr>
-          <w:t>加3:19</w:t>
-        </w:r>
-      </w:hyperlink>
-      <w:r>
-        <w:rPr>
-          <w:lang w:val="zh_TW" w:bidi="zh_TW"/>
-        </w:rPr>
-        <w:t>；對比：</w:t>
-      </w:r>
-      <w:hyperlink r:id="rId37">
-        <w:r>
-          <w:rPr>
-            <w:lang w:val="zh_TW" w:bidi="zh_TW"/>
-          </w:rPr>
-          <w:rPr>
-            <w:color w:val="0000EE"/>
-            <w:u w:val="single"/>
-          </w:rPr>
-          <w:t>來6:13–17</w:t>
-        </w:r>
-      </w:hyperlink>
-      <w:r>
-        <w:rPr>
-          <w:lang w:val="zh_TW" w:bidi="zh_TW"/>
-        </w:rPr>
-        <w:t>，其中神獨自轉述了一個誓言）。盟約律法的條款由「</w:t>
-      </w:r>
-      <w:r>
-        <w:rPr>
-          <w:lang w:val="zh_TW" w:bidi="zh_TW"/>
-        </w:rPr>
-        <w:t>侍立在耶和華面前</w:t>
-      </w:r>
-      <w:r>
-        <w:rPr>
-          <w:lang w:val="zh_TW" w:bidi="zh_TW"/>
-        </w:rPr>
-        <w:t>」的先知闡述，由祭司通過神諭和簽傳達神的旨意，並宣告神的祝福（</w:t>
-      </w:r>
-      <w:hyperlink r:id="rId38">
-        <w:r>
-          <w:rPr>
-            <w:lang w:val="zh_TW" w:bidi="zh_TW"/>
-          </w:rPr>
-          <w:rPr>
-            <w:color w:val="0000EE"/>
-            <w:u w:val="single"/>
-          </w:rPr>
-          <w:t>申10:8</w:t>
-        </w:r>
-      </w:hyperlink>
-      <w:r>
-        <w:rPr>
-          <w:lang w:val="zh_TW" w:bidi="zh_TW"/>
-        </w:rPr>
-        <w:t>，</w:t>
-      </w:r>
-      <w:hyperlink r:id="rId39">
-        <w:r>
-          <w:rPr>
-            <w:lang w:val="zh_TW" w:bidi="zh_TW"/>
-          </w:rPr>
-          <w:rPr>
-            <w:color w:val="0000EE"/>
-            <w:u w:val="single"/>
-          </w:rPr>
-          <w:t>33:8–10</w:t>
-        </w:r>
-      </w:hyperlink>
-      <w:r>
-        <w:rPr>
-          <w:lang w:val="zh_TW" w:bidi="zh_TW"/>
-        </w:rPr>
-        <w:t>；</w:t>
-      </w:r>
-      <w:hyperlink r:id="rId40">
-        <w:r>
-          <w:rPr>
-            <w:lang w:val="zh_TW" w:bidi="zh_TW"/>
-          </w:rPr>
-          <w:rPr>
-            <w:color w:val="0000EE"/>
-            <w:u w:val="single"/>
-          </w:rPr>
-          <w:t>代下15:3</w:t>
-        </w:r>
-      </w:hyperlink>
-      <w:r>
-        <w:rPr>
-          <w:lang w:val="zh_TW" w:bidi="zh_TW"/>
-        </w:rPr>
-        <w:t>；</w:t>
-      </w:r>
-      <w:hyperlink r:id="rId41">
-        <w:r>
-          <w:rPr>
-            <w:lang w:val="zh_TW" w:bidi="zh_TW"/>
-          </w:rPr>
-          <w:rPr>
-            <w:color w:val="0000EE"/>
-            <w:u w:val="single"/>
-          </w:rPr>
-          <w:t>耶23:10–11、18–22、31–34</w:t>
-        </w:r>
-      </w:hyperlink>
-      <w:r>
-        <w:rPr>
-          <w:lang w:val="zh_TW" w:bidi="zh_TW"/>
-        </w:rPr>
-        <w:t>；</w:t>
-      </w:r>
-      <w:hyperlink r:id="rId42">
-        <w:r>
-          <w:rPr>
-            <w:lang w:val="zh_TW" w:bidi="zh_TW"/>
-          </w:rPr>
-          <w:rPr>
-            <w:color w:val="0000EE"/>
-            <w:u w:val="single"/>
-          </w:rPr>
-          <w:t>彌3:11</w:t>
-        </w:r>
-      </w:hyperlink>
-      <w:r>
-        <w:rPr>
-          <w:lang w:val="zh_TW" w:bidi="zh_TW"/>
-        </w:rPr>
-        <w:t>；</w:t>
-      </w:r>
-      <w:hyperlink r:id="rId43">
-        <w:r>
-          <w:rPr>
-            <w:lang w:val="zh_TW" w:bidi="zh_TW"/>
-          </w:rPr>
-          <w:rPr>
-            <w:color w:val="0000EE"/>
-            <w:u w:val="single"/>
-          </w:rPr>
-          <w:t>瑪2:7</w:t>
-        </w:r>
-      </w:hyperlink>
-      <w:r>
-        <w:rPr>
-          <w:lang w:val="zh_TW" w:bidi="zh_TW"/>
-        </w:rPr>
-        <w:t>）。</w:t>
-      </w:r>
-    </w:p>
-    <w:p>
-      <w:pPr/>
-      <w:r>
-        <w:rPr>
-          <w:lang w:val="zh_TW" w:bidi="zh_TW"/>
-        </w:rPr>
-      </w:r>
-      <w:r>
-        <w:rPr>
-          <w:lang w:val="zh_TW" w:bidi="zh_TW"/>
-        </w:rPr>
-        <w:t>最為人熟悉的莫過於祭司在禮儀中扮演的中介（meditation）角色，無論是由摩西（</w:t>
-      </w:r>
-      <w:hyperlink r:id="rId44">
-        <w:r>
-          <w:rPr>
-            <w:lang w:val="zh_TW" w:bidi="zh_TW"/>
-          </w:rPr>
-          <w:rPr>
-            <w:color w:val="0000EE"/>
-            <w:u w:val="single"/>
-          </w:rPr>
-          <w:t>出24:4–8</w:t>
-        </w:r>
-      </w:hyperlink>
-      <w:r>
-        <w:rPr>
-          <w:lang w:val="zh_TW" w:bidi="zh_TW"/>
-        </w:rPr>
-        <w:t>）或是由受過崇拜儀式訓練的指定人員（</w:t>
-      </w:r>
-      <w:hyperlink r:id="rId45">
-        <w:r>
-          <w:rPr>
-            <w:lang w:val="zh_TW" w:bidi="zh_TW"/>
-          </w:rPr>
-          <w:rPr>
-            <w:color w:val="0000EE"/>
-            <w:u w:val="single"/>
-          </w:rPr>
-          <w:t>28:1</w:t>
-        </w:r>
-      </w:hyperlink>
-      <w:r>
-        <w:rPr>
-          <w:lang w:val="zh_TW" w:bidi="zh_TW"/>
-        </w:rPr>
-        <w:t>）來進行。由於以色列強調神的聖潔，祭祀贖罪或「遮蓋」罪在祭司作為中介中佔有重要地位。祭司在神面前代表人民表達悔罪、認罪和祈求寬恕，肩負著、胸前佩戴著各支派的名字，並反過來代表神，保證祂的恩惠、寬恕和保護（見</w:t>
-      </w:r>
-      <w:hyperlink r:id="rId46">
-        <w:r>
-          <w:rPr>
-            <w:lang w:val="zh_TW" w:bidi="zh_TW"/>
-          </w:rPr>
-          <w:rPr>
-            <w:color w:val="0000EE"/>
-            <w:u w:val="single"/>
-          </w:rPr>
-          <w:t>來5:1–4</w:t>
-        </w:r>
-      </w:hyperlink>
-      <w:r>
-        <w:rPr>
-          <w:lang w:val="zh_TW" w:bidi="zh_TW"/>
-        </w:rPr>
-        <w:t>，</w:t>
-      </w:r>
-      <w:hyperlink r:id="rId47">
-        <w:r>
-          <w:rPr>
-            <w:lang w:val="zh_TW" w:bidi="zh_TW"/>
-          </w:rPr>
-          <w:rPr>
-            <w:color w:val="0000EE"/>
-            <w:u w:val="single"/>
-          </w:rPr>
-          <w:t>7:27–10:11</w:t>
-        </w:r>
-      </w:hyperlink>
-      <w:r>
-        <w:rPr>
-          <w:lang w:val="zh_TW" w:bidi="zh_TW"/>
-        </w:rPr>
-        <w:t>）。</w:t>
-      </w:r>
-    </w:p>
-    <w:p>
-      <w:pPr>
-        <w:pStyle w:val="Heading3"/>
-      </w:pPr>
-      <w:r>
-        <w:rPr>
-          <w:lang w:val="zh_TW" w:bidi="zh_TW"/>
-        </w:rPr>
-        <w:t>在新約聖經中</w:t>
-      </w:r>
-    </w:p>
-    <w:p>
-      <w:pPr/>
-      <w:r>
-        <w:rPr>
-          <w:lang w:val="zh_TW" w:bidi="zh_TW"/>
-        </w:rPr>
-      </w:r>
-      <w:r>
-        <w:rPr>
-          <w:lang w:val="zh_TW" w:bidi="zh_TW"/>
-        </w:rPr>
-        <w:t>耶穌的使命自然地以中保的方式來描述，首先是作為一位先知，為神向人說話，使神被人所認識（</w:t>
-      </w:r>
-      <w:hyperlink r:id="rId48">
-        <w:r>
-          <w:rPr>
-            <w:lang w:val="zh_TW" w:bidi="zh_TW"/>
-          </w:rPr>
-          <w:rPr>
-            <w:color w:val="0000EE"/>
-            <w:u w:val="single"/>
-          </w:rPr>
-          <w:t>可6:15</w:t>
-        </w:r>
-      </w:hyperlink>
-      <w:r>
-        <w:rPr>
-          <w:lang w:val="zh_TW" w:bidi="zh_TW"/>
-        </w:rPr>
-        <w:t>，</w:t>
-      </w:r>
-      <w:hyperlink r:id="rId49">
-        <w:r>
-          <w:rPr>
-            <w:lang w:val="zh_TW" w:bidi="zh_TW"/>
-          </w:rPr>
-          <w:rPr>
-            <w:color w:val="0000EE"/>
-            <w:u w:val="single"/>
-          </w:rPr>
-          <w:t>8:28</w:t>
-        </w:r>
-      </w:hyperlink>
-      <w:r>
-        <w:rPr>
-          <w:lang w:val="zh_TW" w:bidi="zh_TW"/>
-        </w:rPr>
-        <w:t>）。當應用於耶穌時，實際上的「中保」頭銜主要指的是祂建立了一個新約，確立了神與人之間的新關係（</w:t>
-      </w:r>
-      <w:hyperlink r:id="rId50">
-        <w:r>
-          <w:rPr>
-            <w:lang w:val="zh_TW" w:bidi="zh_TW"/>
-          </w:rPr>
-          <w:rPr>
-            <w:color w:val="0000EE"/>
-            <w:u w:val="single"/>
-          </w:rPr>
-          <w:t>來8:6</w:t>
-        </w:r>
-      </w:hyperlink>
-      <w:r>
-        <w:rPr>
-          <w:lang w:val="zh_TW" w:bidi="zh_TW"/>
-        </w:rPr>
-        <w:t>，</w:t>
-      </w:r>
-      <w:hyperlink r:id="rId51">
-        <w:r>
-          <w:rPr>
-            <w:lang w:val="zh_TW" w:bidi="zh_TW"/>
-          </w:rPr>
-          <w:rPr>
-            <w:color w:val="0000EE"/>
-            <w:u w:val="single"/>
-          </w:rPr>
-          <w:t>9:15</w:t>
-        </w:r>
-      </w:hyperlink>
-      <w:r>
-        <w:rPr>
-          <w:lang w:val="zh_TW" w:bidi="zh_TW"/>
-        </w:rPr>
-        <w:t>，</w:t>
-      </w:r>
-      <w:hyperlink r:id="rId52">
-        <w:r>
-          <w:rPr>
-            <w:lang w:val="zh_TW" w:bidi="zh_TW"/>
-          </w:rPr>
-          <w:rPr>
-            <w:color w:val="0000EE"/>
-            <w:u w:val="single"/>
-          </w:rPr>
-          <w:t>12:24</w:t>
-        </w:r>
-      </w:hyperlink>
-      <w:r>
-        <w:rPr>
-          <w:lang w:val="zh_TW" w:bidi="zh_TW"/>
-        </w:rPr>
-        <w:t>）。另一個例子是</w:t>
-      </w:r>
-      <w:hyperlink r:id="rId53">
-        <w:r>
-          <w:rPr>
-            <w:lang w:val="zh_TW" w:bidi="zh_TW"/>
-          </w:rPr>
-          <w:rPr>
-            <w:color w:val="0000EE"/>
-            <w:u w:val="single"/>
-          </w:rPr>
-          <w:t>提摩太前書二章5節</w:t>
-        </w:r>
-      </w:hyperlink>
-      <w:r>
-        <w:rPr>
-          <w:lang w:val="zh_TW" w:bidi="zh_TW"/>
-        </w:rPr>
-        <w:t>，其中神合一性的要求一位唯一無可匹敵的中保——基督。</w:t>
-      </w:r>
-    </w:p>
-    <w:p>
-      <w:pPr/>
-      <w:r>
-        <w:rPr>
-          <w:lang w:val="zh_TW" w:bidi="zh_TW"/>
-        </w:rPr>
-      </w:r>
-      <w:r>
-        <w:rPr>
-          <w:lang w:val="zh_TW" w:bidi="zh_TW"/>
-        </w:rPr>
-        <w:t>這最後的參考提到基督將自己作為「萬人的贖價」。這本質上是祭司的功能，亦是希伯來書的主題。基督作為神的兒子，神聖地被任命、無罪、受苦、受試探、同情並且順服，祂是獨有資格成為祂子民的大祭司。作為祭司，祂獻上一個完全的祭，並永遠活著為那些透過祂接近神的人代求。這種中保的職事使耶穌位於「神的右邊」。祂為人代求也在</w:t>
-      </w:r>
-      <w:hyperlink r:id="rId54">
-        <w:r>
-          <w:rPr>
-            <w:lang w:val="zh_TW" w:bidi="zh_TW"/>
-          </w:rPr>
-          <w:rPr>
-            <w:color w:val="0000EE"/>
-            <w:u w:val="single"/>
-          </w:rPr>
-          <w:t>羅馬書八章34節</w:t>
-        </w:r>
-      </w:hyperlink>
-      <w:r>
-        <w:rPr>
-          <w:lang w:val="zh_TW" w:bidi="zh_TW"/>
-        </w:rPr>
-        <w:t>中提到，可能也在</w:t>
-      </w:r>
-      <w:hyperlink r:id="rId55">
-        <w:r>
-          <w:rPr>
-            <w:lang w:val="zh_TW" w:bidi="zh_TW"/>
-          </w:rPr>
-          <w:rPr>
-            <w:color w:val="0000EE"/>
-            <w:u w:val="single"/>
-          </w:rPr>
-          <w:t>約翰一書二章1節</w:t>
-        </w:r>
-      </w:hyperlink>
-      <w:r>
-        <w:rPr>
-          <w:lang w:val="zh_TW" w:bidi="zh_TW"/>
-        </w:rPr>
-        <w:t>中提到，古希臘評論家和其他權威資料如此理解這裡應用於耶穌的「保惠師（希臘文：paraclete）」。祂成為中保獻祭在馬太福音（</w:t>
-      </w:r>
-      <w:hyperlink r:id="rId56">
-        <w:r>
-          <w:rPr>
-            <w:lang w:val="zh_TW" w:bidi="zh_TW"/>
-          </w:rPr>
-          <w:rPr>
-            <w:color w:val="0000EE"/>
-            <w:u w:val="single"/>
-          </w:rPr>
-          <w:t>太26:28</w:t>
-        </w:r>
-      </w:hyperlink>
-      <w:r>
-        <w:rPr>
-          <w:lang w:val="zh_TW" w:bidi="zh_TW"/>
-        </w:rPr>
-        <w:t>）、約翰福音（</w:t>
-      </w:r>
-      <w:hyperlink r:id="rId57">
-        <w:r>
-          <w:rPr>
-            <w:lang w:val="zh_TW" w:bidi="zh_TW"/>
-          </w:rPr>
-          <w:rPr>
-            <w:color w:val="0000EE"/>
-            <w:u w:val="single"/>
-          </w:rPr>
-          <w:t>約1:29</w:t>
-        </w:r>
-      </w:hyperlink>
-      <w:r>
-        <w:rPr>
-          <w:lang w:val="zh_TW" w:bidi="zh_TW"/>
-        </w:rPr>
-        <w:t>）、羅馬書（</w:t>
-      </w:r>
-      <w:hyperlink r:id="rId58">
-        <w:r>
-          <w:rPr>
-            <w:lang w:val="zh_TW" w:bidi="zh_TW"/>
-          </w:rPr>
-          <w:rPr>
-            <w:color w:val="0000EE"/>
-            <w:u w:val="single"/>
-          </w:rPr>
-          <w:t>羅3:25</w:t>
-        </w:r>
-      </w:hyperlink>
-      <w:r>
-        <w:rPr>
-          <w:lang w:val="zh_TW" w:bidi="zh_TW"/>
-        </w:rPr>
-        <w:t>）和約翰一書（</w:t>
-      </w:r>
-      <w:hyperlink r:id="rId59">
-        <w:r>
-          <w:rPr>
-            <w:lang w:val="zh_TW" w:bidi="zh_TW"/>
-          </w:rPr>
-          <w:rPr>
-            <w:color w:val="0000EE"/>
-            <w:u w:val="single"/>
-          </w:rPr>
-          <w:t>約壹1:7</w:t>
-        </w:r>
-      </w:hyperlink>
-      <w:r>
-        <w:rPr>
-          <w:lang w:val="zh_TW" w:bidi="zh_TW"/>
-        </w:rPr>
-        <w:t>，</w:t>
-      </w:r>
-      <w:hyperlink r:id="rId60">
-        <w:r>
-          <w:rPr>
-            <w:lang w:val="zh_TW" w:bidi="zh_TW"/>
-          </w:rPr>
-          <w:rPr>
-            <w:color w:val="0000EE"/>
-            <w:u w:val="single"/>
-          </w:rPr>
-          <w:t>2:2</w:t>
-        </w:r>
-      </w:hyperlink>
-      <w:r>
-        <w:rPr>
-          <w:lang w:val="zh_TW" w:bidi="zh_TW"/>
-        </w:rPr>
-        <w:t>，</w:t>
-      </w:r>
-      <w:hyperlink r:id="rId61">
-        <w:r>
-          <w:rPr>
-            <w:lang w:val="zh_TW" w:bidi="zh_TW"/>
-          </w:rPr>
-          <w:rPr>
-            <w:color w:val="0000EE"/>
-            <w:u w:val="single"/>
-          </w:rPr>
-          <w:t>4:10</w:t>
-        </w:r>
-      </w:hyperlink>
-      <w:r>
-        <w:rPr>
-          <w:lang w:val="zh_TW" w:bidi="zh_TW"/>
-        </w:rPr>
-        <w:t>）中提到。</w:t>
-      </w:r>
-    </w:p>
-    <w:p>
-      <w:pPr/>
-      <w:r>
-        <w:rPr>
-          <w:lang w:val="zh_TW" w:bidi="zh_TW"/>
-        </w:rPr>
-      </w:r>
-      <w:r>
-        <w:rPr>
-          <w:lang w:val="zh_TW" w:bidi="zh_TW"/>
-        </w:rPr>
-        <w:t>更重要的是，新約中到處都強調，人對於神、救恩和盼望的認識僅通過基督而來。為了我們的緣故，祂成為卑賤，為我們死而復活；我們的平安、通往神的途徑、和好、罪的得贖、恩典、真理、禱告和「</w:t>
-      </w:r>
-      <w:r>
-        <w:rPr>
-          <w:lang w:val="zh_TW" w:bidi="zh_TW"/>
-        </w:rPr>
-        <w:t>天上各樣屬靈的福氣</w:t>
-      </w:r>
-      <w:r>
-        <w:rPr>
-          <w:lang w:val="zh_TW" w:bidi="zh_TW"/>
-        </w:rPr>
-        <w:t>」都是「通過他」、「在他裡面」、「通過他的血」，以及「在他的名字裡」。神的目的在祂身上；祂在創造和救贖中作中保（</w:t>
-      </w:r>
-      <w:hyperlink r:id="rId62">
-        <w:r>
-          <w:rPr>
-            <w:lang w:val="zh_TW" w:bidi="zh_TW"/>
-          </w:rPr>
-          <w:rPr>
-            <w:color w:val="0000EE"/>
-            <w:u w:val="single"/>
-          </w:rPr>
-          <w:t>西1:15、22</w:t>
-        </w:r>
-      </w:hyperlink>
-      <w:r>
-        <w:rPr>
-          <w:lang w:val="zh_TW" w:bidi="zh_TW"/>
-        </w:rPr>
-        <w:t>）；神的一切豐足都在祂裡面，基督的面容揭示了神的榮耀。除了子和那些子向他們啟示的人，沒有人認識父；沒有人能到父那裡去，除非通過祂；也沒有在其他任何人裡有救恩。</w:t>
-      </w:r>
-    </w:p>
-    <w:p>
-      <w:pPr/>
-      <w:r>
-        <w:rPr>
-          <w:lang w:val="zh_TW" w:bidi="zh_TW"/>
-        </w:rPr>
-      </w:r>
-      <w:r>
-        <w:rPr>
-          <w:lang w:val="zh_TW" w:bidi="zh_TW"/>
-        </w:rPr>
-        <w:t>基督為中保是所有在神與人之間的中保的成全與終結。希伯來書開始即宣告基督超越所有其他中保——天使、摩西、亞倫的祭司職份。祂的祭司職份是永恆的，如同麥基洗德一樣。祂的獻祭是無法重複的，「一次獻上」，藉此，我們已被分別為聖永遠歸於神。他在神與人之間所建立的盟約提供了更好的應許、獻祭、聖所和盼望（</w:t>
-      </w:r>
-      <w:hyperlink r:id="rId63">
-        <w:r>
-          <w:rPr>
-            <w:lang w:val="zh_TW" w:bidi="zh_TW"/>
-          </w:rPr>
-          <w:rPr>
-            <w:color w:val="0000EE"/>
-            <w:u w:val="single"/>
-          </w:rPr>
-          <w:t>來7:19</w:t>
-        </w:r>
-      </w:hyperlink>
-      <w:r>
-        <w:rPr>
-          <w:lang w:val="zh_TW" w:bidi="zh_TW"/>
-        </w:rPr>
-        <w:t>，</w:t>
-      </w:r>
-      <w:hyperlink r:id="rId50">
-        <w:r>
-          <w:rPr>
-            <w:lang w:val="zh_TW" w:bidi="zh_TW"/>
-          </w:rPr>
-          <w:rPr>
-            <w:color w:val="0000EE"/>
-            <w:u w:val="single"/>
-          </w:rPr>
-          <w:t>8:6</w:t>
-        </w:r>
-      </w:hyperlink>
-      <w:r>
-        <w:rPr>
-          <w:lang w:val="zh_TW" w:bidi="zh_TW"/>
-        </w:rPr>
-        <w:t>，</w:t>
-      </w:r>
-      <w:hyperlink r:id="rId64">
-        <w:r>
-          <w:rPr>
-            <w:lang w:val="zh_TW" w:bidi="zh_TW"/>
-          </w:rPr>
-          <w:rPr>
-            <w:color w:val="0000EE"/>
-            <w:u w:val="single"/>
-          </w:rPr>
-          <w:t>9:1、11–15</w:t>
-        </w:r>
-      </w:hyperlink>
-      <w:r>
-        <w:rPr>
-          <w:lang w:val="zh_TW" w:bidi="zh_TW"/>
-        </w:rPr>
-        <w:t>）。基督作為中保遠遠超過所有其他的中介，無可取代；祂是無與倫比且永遠的祭司（參：</w:t>
-      </w:r>
-      <w:hyperlink r:id="rId53">
-        <w:r>
-          <w:rPr>
-            <w:lang w:val="zh_TW" w:bidi="zh_TW"/>
-          </w:rPr>
-          <w:rPr>
-            <w:color w:val="0000EE"/>
-            <w:u w:val="single"/>
-          </w:rPr>
-          <w:t>提前2:5</w:t>
-        </w:r>
-      </w:hyperlink>
-      <w:r>
-        <w:rPr>
-          <w:lang w:val="zh_TW" w:bidi="zh_TW"/>
-        </w:rPr>
-        <w:t>）。</w:t>
-      </w:r>
-    </w:p>
-    <w:p>
-      <w:pPr/>
-      <w:r>
-        <w:rPr>
-          <w:lang w:val="zh_TW" w:bidi="zh_TW"/>
-        </w:rPr>
-      </w:r>
-      <w:r>
-        <w:rPr>
-          <w:lang w:val="zh_TW" w:bidi="zh_TW"/>
-        </w:rPr>
-        <w:t>雖然約翰沒有使用祭司的類比，但卻強調了同樣的真理。神聖與人類之間的鴻溝已被道成肉身決定性地跨越。基督不是站在神與人之間，而是通過成為人來將兩者結合在自己裡面。基督在創造之初就是神與人之間的中介，祂本身就是道，從神的角度來說，祂傳達神的心意，體現神的信息，並傳遞神的力量。從來沒有人見過神，但作為獨特的子和神聖的神，耶穌「表明」神出來（</w:t>
-      </w:r>
-      <w:hyperlink r:id="rId65">
-        <w:r>
-          <w:rPr>
-            <w:lang w:val="zh_TW" w:bidi="zh_TW"/>
-          </w:rPr>
-          <w:rPr>
-            <w:color w:val="0000EE"/>
-            <w:u w:val="single"/>
-          </w:rPr>
-          <w:t>約1:18</w:t>
-        </w:r>
-      </w:hyperlink>
-      <w:r>
-        <w:rPr>
-          <w:lang w:val="zh_TW" w:bidi="zh_TW"/>
-        </w:rPr>
-        <w:t>）。從人的角度來看，耶穌為門徒祈禱（</w:t>
-      </w:r>
-      <w:hyperlink r:id="rId66">
-        <w:r>
-          <w:rPr>
-            <w:lang w:val="zh_TW" w:bidi="zh_TW"/>
-          </w:rPr>
-          <w:rPr>
-            <w:color w:val="0000EE"/>
-            <w:u w:val="single"/>
-          </w:rPr>
-          <w:t>17</w:t>
-        </w:r>
-      </w:hyperlink>
-      <w:r>
-        <w:rPr>
-          <w:lang w:val="zh_TW" w:bidi="zh_TW"/>
-        </w:rPr>
-        <w:t>章），提供完全的順服，為祂的羊群捨命，作無瑕疵的獻祭，承擔世界的罪。</w:t>
-      </w:r>
-    </w:p>
-    <w:p>
-      <w:pPr/>
-      <w:r>
-        <w:rPr>
-          <w:lang w:val="zh_TW" w:bidi="zh_TW"/>
-        </w:rPr>
-      </w:r>
-      <w:r>
-        <w:rPr>
-          <w:i/>
-          <w:lang w:val="zh_TW" w:bidi="zh_TW"/>
-        </w:rPr>
-        <w:t>另見</w:t>
-      </w:r>
-      <w:r>
-        <w:rPr>
-          <w:lang w:val="zh_TW" w:bidi="zh_TW"/>
-        </w:rPr>
-        <w:t xml:space="preserve"> </w:t>
-      </w:r>
-      <w:r>
-        <w:rPr>
-          <w:lang w:val="zh_TW" w:bidi="zh_TW"/>
-        </w:rPr>
-        <w:t>和好</w:t>
+        <w:t>飲食的律法（摩西之後）</w:t>
       </w:r>
       <w:r>
         <w:rPr>
@@ -4025,30 +2422,6 @@
   </w:num>
   <w:num w:numId="13" w16cid:durableId="592781308">
     <w:abstractNumId w:val="11"/>
-  </w:num>
-  <w:num w:numId="14">
-    <w:abstractNumId w:val="3"/>
-    <w:lvlOverride w:ilvl="0">
-      <w:startOverride w:val="1"/>
-    </w:lvlOverride>
-  </w:num>
-  <w:num w:numId="15">
-    <w:abstractNumId w:val="3"/>
-    <w:lvlOverride w:ilvl="0">
-      <w:startOverride w:val="1"/>
-    </w:lvlOverride>
-  </w:num>
-  <w:num w:numId="16">
-    <w:abstractNumId w:val="3"/>
-    <w:lvlOverride w:ilvl="0">
-      <w:startOverride w:val="1"/>
-    </w:lvlOverride>
-  </w:num>
-  <w:num w:numId="17">
-    <w:abstractNumId w:val="3"/>
-    <w:lvlOverride w:ilvl="0">
-      <w:startOverride w:val="1"/>
-    </w:lvlOverride>
   </w:num>
   <w:numIdMacAtCleanup w:val="10"/>
 </w:numbering>

--- a/zht/docx/181.content.docx
+++ b/zht/docx/181.content.docx
@@ -149,7 +149,7 @@
         <w:rPr>
           <w:lang w:val="zh_TW" w:bidi="zh_TW"/>
         </w:rPr>
-        <w:t>zeng</w:t>
+        <w:t>xue</w:t>
       </w:r>
       <w:r>
         <w:rPr>
@@ -212,7 +212,7 @@
         <w:rPr>
           <w:lang w:val="zh_TW" w:bidi="zh_TW"/>
         </w:rPr>
-        <w:t>憎惡</w:t>
+        <w:t>血</w:t>
       </w:r>
       <w:r>
         <w:rPr>
@@ -231,7 +231,7 @@
         <w:rPr>
           <w:lang w:val="zh_TW" w:bidi="zh_TW"/>
         </w:rPr>
-        <w:t>令人反感或厭惡的行為、人物或事物。可憎的概念源於神的聖潔對祂子民的特定要求。舊約中常用於憎惡的形容詞有「可憎的（abhorrent）」、「嫌惡的（loathsome）」、「不潔淨的（unclean）」和「被棄絕的（rejected）」。</w:t>
+        <w:t>血是在人和動物身體裡流動的紅色液體。</w:t>
       </w:r>
     </w:p>
     <w:p>
@@ -245,7 +245,7 @@
         <w:rPr>
           <w:lang w:val="zh_TW" w:bidi="zh_TW"/>
         </w:rPr>
-        <w:t>有四個主要的希伯來文詞語被翻譯為「憎惡」。最常用的一個希伯來文詞語表示違反既定的習俗或儀式，這種違反會招致神的審判。例子包括從有瑕疵的祭物（</w:t>
+        <w:t>在聖經裡，「血」的意思不只是指實際的血液，還有多種含義。有時經文用「血」來形容紅色：「日頭要變為黑暗， 月亮要變為血」（</w:t>
       </w:r>
       <w:hyperlink r:id="rId13">
         <w:r>
@@ -256,14 +256,14 @@
             <w:color w:val="0000EE"/>
             <w:u w:val="single"/>
           </w:rPr>
-          <w:t>申17:1</w:t>
+          <w:t>徒2:20</w:t>
         </w:r>
       </w:hyperlink>
       <w:r>
         <w:rPr>
           <w:lang w:val="zh_TW" w:bidi="zh_TW"/>
         </w:rPr>
-        <w:t>）到行法術和占卜（</w:t>
+        <w:t>）。有時，就像在</w:t>
       </w:r>
       <w:hyperlink r:id="rId14">
         <w:r>
@@ -274,104 +274,14 @@
             <w:color w:val="0000EE"/>
             <w:u w:val="single"/>
           </w:rPr>
-          <w:t>申18:12</w:t>
+          <w:t>申命記三十二章14節</w:t>
         </w:r>
       </w:hyperlink>
       <w:r>
         <w:rPr>
           <w:lang w:val="zh_TW" w:bidi="zh_TW"/>
         </w:rPr>
-        <w:t>）或崇拜偶像的行為（</w:t>
-      </w:r>
-      <w:hyperlink r:id="rId15">
-        <w:r>
-          <w:rPr>
-            <w:lang w:val="zh_TW" w:bidi="zh_TW"/>
-          </w:rPr>
-          <w:rPr>
-            <w:color w:val="0000EE"/>
-            <w:u w:val="single"/>
-          </w:rPr>
-          <w:t>王下16:3</w:t>
-        </w:r>
-      </w:hyperlink>
-      <w:r>
-        <w:rPr>
-          <w:lang w:val="zh_TW" w:bidi="zh_TW"/>
-        </w:rPr>
-        <w:t>）。第二個希伯來文詞語指的是某些動物的肉，無論是觸摸還是食用，在儀式上都被認為是不潔的（</w:t>
-      </w:r>
-      <w:hyperlink r:id="rId16">
-        <w:r>
-          <w:rPr>
-            <w:lang w:val="zh_TW" w:bidi="zh_TW"/>
-          </w:rPr>
-          <w:rPr>
-            <w:color w:val="0000EE"/>
-            <w:u w:val="single"/>
-          </w:rPr>
-          <w:t>利11:10–13</w:t>
-        </w:r>
-      </w:hyperlink>
-      <w:r>
-        <w:rPr>
-          <w:lang w:val="zh_TW" w:bidi="zh_TW"/>
-        </w:rPr>
-        <w:t>）。第三個詞語指的是已放三天的祭肉（</w:t>
-      </w:r>
-      <w:hyperlink r:id="rId17">
-        <w:r>
-          <w:rPr>
-            <w:lang w:val="zh_TW" w:bidi="zh_TW"/>
-          </w:rPr>
-          <w:rPr>
-            <w:color w:val="0000EE"/>
-            <w:u w:val="single"/>
-          </w:rPr>
-          <w:t>利7:18</w:t>
-        </w:r>
-      </w:hyperlink>
-      <w:r>
-        <w:rPr>
-          <w:lang w:val="zh_TW" w:bidi="zh_TW"/>
-        </w:rPr>
-        <w:t>）。第四個詞語幾乎只是指源於異教的偶像崇拜物（</w:t>
-      </w:r>
-      <w:hyperlink r:id="rId18">
-        <w:r>
-          <w:rPr>
-            <w:lang w:val="zh_TW" w:bidi="zh_TW"/>
-          </w:rPr>
-          <w:rPr>
-            <w:color w:val="0000EE"/>
-            <w:u w:val="single"/>
-          </w:rPr>
-          <w:t>耶4:1</w:t>
-        </w:r>
-      </w:hyperlink>
-      <w:r>
-        <w:rPr>
-          <w:lang w:val="zh_TW" w:bidi="zh_TW"/>
-        </w:rPr>
-        <w:t>，</w:t>
-      </w:r>
-      <w:hyperlink r:id="rId19">
-        <w:r>
-          <w:rPr>
-            <w:lang w:val="zh_TW" w:bidi="zh_TW"/>
-          </w:rPr>
-          <w:rPr>
-            <w:color w:val="0000EE"/>
-            <w:u w:val="single"/>
-          </w:rPr>
-          <w:t>7:30</w:t>
-        </w:r>
-      </w:hyperlink>
-      <w:r>
-        <w:rPr>
-          <w:lang w:val="zh_TW" w:bidi="zh_TW"/>
-        </w:rPr>
-        <w:t>）。</w:t>
+        <w:t>中，經文會用「血」來指酒（這裡的「酒」，希伯來文原文直譯作「葡萄的血」）。</w:t>
       </w:r>
     </w:p>
     <w:p>
@@ -385,9 +295,9 @@
         <w:rPr>
           <w:lang w:val="zh_TW" w:bidi="zh_TW"/>
         </w:rPr>
-        <w:t>除了「那行毀壞可憎的」這個專門用法之外，希臘文「憎惡」一詞在新約聖經中並不常用（</w:t>
-      </w:r>
-      <w:hyperlink r:id="rId20">
+        <w:t>聖經使用「血肉」這個片語時，意思是指普通的人。例如，當耶穌告訴彼得「這不是屬血肉的指示你的，乃是我在天上的父指示的」時，祂的意思是沒有任何普通的人把這事告訴彼得（</w:t>
+      </w:r>
+      <w:hyperlink r:id="rId15">
         <w:r>
           <w:rPr>
             <w:lang w:val="zh_TW" w:bidi="zh_TW"/>
@@ -396,16 +306,16 @@
             <w:color w:val="0000EE"/>
             <w:u w:val="single"/>
           </w:rPr>
-          <w:t>路16:15</w:t>
+          <w:t>太16:17</w:t>
         </w:r>
       </w:hyperlink>
       <w:r>
         <w:rPr>
           <w:lang w:val="zh_TW" w:bidi="zh_TW"/>
         </w:rPr>
-        <w:t>；</w:t>
-      </w:r>
-      <w:hyperlink r:id="rId21">
+        <w:t>；另見</w:t>
+      </w:r>
+      <w:hyperlink r:id="rId16">
         <w:r>
           <w:rPr>
             <w:lang w:val="zh_TW" w:bidi="zh_TW"/>
@@ -414,7 +324,7 @@
             <w:color w:val="0000EE"/>
             <w:u w:val="single"/>
           </w:rPr>
-          <w:t>羅2:22</w:t>
+          <w:t>林前15:50</w:t>
         </w:r>
       </w:hyperlink>
       <w:r>
@@ -423,7 +333,7 @@
         </w:rPr>
         <w:t>；</w:t>
       </w:r>
-      <w:hyperlink r:id="rId22">
+      <w:hyperlink r:id="rId17">
         <w:r>
           <w:rPr>
             <w:lang w:val="zh_TW" w:bidi="zh_TW"/>
@@ -432,7 +342,7 @@
             <w:color w:val="0000EE"/>
             <w:u w:val="single"/>
           </w:rPr>
-          <w:t>多1:16</w:t>
+          <w:t>加1:16</w:t>
         </w:r>
       </w:hyperlink>
       <w:r>
@@ -441,7 +351,7 @@
         </w:rPr>
         <w:t>；</w:t>
       </w:r>
-      <w:hyperlink r:id="rId23">
+      <w:hyperlink r:id="rId18">
         <w:r>
           <w:rPr>
             <w:lang w:val="zh_TW" w:bidi="zh_TW"/>
@@ -450,16 +360,16 @@
             <w:color w:val="0000EE"/>
             <w:u w:val="single"/>
           </w:rPr>
-          <w:t>啟17:4–5</w:t>
+          <w:t>弗6:12</w:t>
         </w:r>
       </w:hyperlink>
       <w:r>
         <w:rPr>
           <w:lang w:val="zh_TW" w:bidi="zh_TW"/>
         </w:rPr>
-        <w:t>，</w:t>
-      </w:r>
-      <w:hyperlink r:id="rId24">
+        <w:t>），這啟示仍是來自神。猶大出賣耶穌之後，也承認自己「賣了無辜之人的血是有罪了」（</w:t>
+      </w:r>
+      <w:hyperlink r:id="rId19">
         <w:r>
           <w:rPr>
             <w:lang w:val="zh_TW" w:bidi="zh_TW"/>
@@ -468,14 +378,25 @@
             <w:color w:val="0000EE"/>
             <w:u w:val="single"/>
           </w:rPr>
-          <w:t>21:8、27</w:t>
+          <w:t>太27:4</w:t>
         </w:r>
       </w:hyperlink>
       <w:r>
         <w:rPr>
           <w:lang w:val="zh_TW" w:bidi="zh_TW"/>
         </w:rPr>
-        <w:t>），並且被翻譯為許多不同的英文詞語。其主要的含義是聖潔的神所厭惡的任何事物。</w:t>
+        <w:t>）。在這些經文裡，「血」指自然的生命，而不是屬靈的生命或天上的生命。</w:t>
+      </w:r>
+    </w:p>
+    <w:p>
+      <w:pPr>
+        <w:pStyle w:val="Heading3"/>
+      </w:pPr>
+      <w:r>
+        <w:rPr>
+          <w:lang w:val="zh_TW" w:bidi="zh_TW"/>
+        </w:rPr>
+        <w:t>血與生命的關聯</w:t>
       </w:r>
     </w:p>
     <w:p>
@@ -487,9 +408,1267 @@
       </w:r>
       <w:r>
         <w:rPr>
+          <w:lang w:val="zh_TW" w:bidi="zh_TW"/>
+        </w:rPr>
+        <w:t>聖經也用「血」來表達流血的行為，也就是殺人。</w:t>
+      </w:r>
+      <w:hyperlink r:id="rId20">
+        <w:r>
+          <w:rPr>
+            <w:lang w:val="zh_TW" w:bidi="zh_TW"/>
+          </w:rPr>
+          <w:rPr>
+            <w:color w:val="0000EE"/>
+            <w:u w:val="single"/>
+          </w:rPr>
+          <w:t>詩篇九篇12節</w:t>
+        </w:r>
+      </w:hyperlink>
+      <w:r>
+        <w:rPr>
+          <w:lang w:val="zh_TW" w:bidi="zh_TW"/>
+        </w:rPr>
+        <w:t>提到「追討流人血之罪的」。</w:t>
+      </w:r>
+      <w:hyperlink r:id="rId21">
+        <w:r>
+          <w:rPr>
+            <w:lang w:val="zh_TW" w:bidi="zh_TW"/>
+          </w:rPr>
+          <w:rPr>
+            <w:color w:val="0000EE"/>
+            <w:u w:val="single"/>
+          </w:rPr>
+          <w:t>創世記三十七章26節</w:t>
+        </w:r>
+      </w:hyperlink>
+      <w:r>
+        <w:rPr>
+          <w:lang w:val="zh_TW" w:bidi="zh_TW"/>
+        </w:rPr>
+        <w:t>說到約瑟的兄弟藏了他的血，意思就是要殺害他。經文說人「背負流人血之罪」，意思是犯了殺人的罪（</w:t>
+      </w:r>
+      <w:hyperlink r:id="rId22">
+        <w:r>
+          <w:rPr>
+            <w:lang w:val="zh_TW" w:bidi="zh_TW"/>
+          </w:rPr>
+          <w:rPr>
+            <w:color w:val="0000EE"/>
+            <w:u w:val="single"/>
+          </w:rPr>
+          <w:t>箴28:17</w:t>
+        </w:r>
+      </w:hyperlink>
+      <w:r>
+        <w:rPr>
+          <w:lang w:val="zh_TW" w:bidi="zh_TW"/>
+        </w:rPr>
+        <w:t>）。耶穌被釘十字架之前，彼拉多說：「流這義人的血，罪不在我」（</w:t>
+      </w:r>
+      <w:hyperlink r:id="rId23">
+        <w:r>
+          <w:rPr>
+            <w:lang w:val="zh_TW" w:bidi="zh_TW"/>
+          </w:rPr>
+          <w:rPr>
+            <w:color w:val="0000EE"/>
+            <w:u w:val="single"/>
+          </w:rPr>
+          <w:t>太27:24–25</w:t>
+        </w:r>
+      </w:hyperlink>
+      <w:r>
+        <w:rPr>
+          <w:lang w:val="zh_TW" w:bidi="zh_TW"/>
+        </w:rPr>
+        <w:t>）。因此，聖經經常把暴力的死亡與血聯繫起來。</w:t>
+      </w:r>
+    </w:p>
+    <w:p>
+      <w:pPr/>
+      <w:r>
+        <w:rPr>
+          <w:lang w:val="zh_TW" w:bidi="zh_TW"/>
+        </w:rPr>
+      </w:r>
+      <w:r>
+        <w:rPr>
+          <w:lang w:val="zh_TW" w:bidi="zh_TW"/>
+        </w:rPr>
+        <w:t>這樣的推理是有道理的，因為血與生命緊密相連。舊約聖經中有三處經文清楚表明血與生命之間的關係：</w:t>
+      </w:r>
+    </w:p>
+    <w:p>
+      <w:pPr>
+        <w:pStyle w:val="ListBullet"/>
+        <w:spacing w:line="240" w:lineRule="auto"/>
+        <w:ind w:left="720"/>
+      </w:pPr>
+      <w:r>
+        <w:rPr>
+          <w:lang w:val="zh_TW" w:bidi="zh_TW"/>
+        </w:rPr>
+      </w:r>
+      <w:r>
+        <w:rPr>
+          <w:lang w:val="zh_TW" w:bidi="zh_TW"/>
+        </w:rPr>
+        <w:t>「惟獨肉帶著血，那就是牠的生命，你們不可吃」（</w:t>
+      </w:r>
+      <w:hyperlink r:id="rId24">
+        <w:r>
+          <w:rPr>
+            <w:lang w:val="zh_TW" w:bidi="zh_TW"/>
+          </w:rPr>
+          <w:rPr>
+            <w:color w:val="0000EE"/>
+            <w:u w:val="single"/>
+          </w:rPr>
+          <w:t>創9:4</w:t>
+        </w:r>
+      </w:hyperlink>
+      <w:r>
+        <w:rPr>
+          <w:lang w:val="zh_TW" w:bidi="zh_TW"/>
+        </w:rPr>
+        <w:t>）</w:t>
+      </w:r>
+    </w:p>
+    <w:p>
+      <w:pPr>
+        <w:pStyle w:val="ListBullet"/>
+        <w:spacing w:line="240" w:lineRule="auto"/>
+        <w:ind w:left="720"/>
+      </w:pPr>
+      <w:r>
+        <w:rPr>
+          <w:lang w:val="zh_TW" w:bidi="zh_TW"/>
+        </w:rPr>
+      </w:r>
+      <w:r>
+        <w:rPr>
+          <w:lang w:val="zh_TW" w:bidi="zh_TW"/>
+        </w:rPr>
+        <w:t>「因為活物的生命是在血中」（</w:t>
+      </w:r>
+      <w:hyperlink r:id="rId25">
+        <w:r>
+          <w:rPr>
+            <w:lang w:val="zh_TW" w:bidi="zh_TW"/>
+          </w:rPr>
+          <w:rPr>
+            <w:color w:val="0000EE"/>
+            <w:u w:val="single"/>
+          </w:rPr>
+          <w:t>利17:11</w:t>
+        </w:r>
+      </w:hyperlink>
+      <w:r>
+        <w:rPr>
+          <w:lang w:val="zh_TW" w:bidi="zh_TW"/>
+        </w:rPr>
+        <w:t>）</w:t>
+      </w:r>
+    </w:p>
+    <w:p>
+      <w:pPr>
+        <w:pStyle w:val="ListBullet"/>
+        <w:spacing w:line="240" w:lineRule="auto"/>
+        <w:ind w:left="720"/>
+      </w:pPr>
+      <w:r>
+        <w:rPr>
+          <w:lang w:val="zh_TW" w:bidi="zh_TW"/>
+        </w:rPr>
+      </w:r>
+      <w:r>
+        <w:rPr>
+          <w:lang w:val="zh_TW" w:bidi="zh_TW"/>
+        </w:rPr>
+        <w:t>「只是你要心意堅定，不可吃血，因為血是生命」（</w:t>
+      </w:r>
+      <w:hyperlink r:id="rId26">
+        <w:r>
+          <w:rPr>
+            <w:lang w:val="zh_TW" w:bidi="zh_TW"/>
+          </w:rPr>
+          <w:rPr>
+            <w:color w:val="0000EE"/>
+            <w:u w:val="single"/>
+          </w:rPr>
+          <w:t>申12:23</w:t>
+        </w:r>
+      </w:hyperlink>
+      <w:r>
+        <w:rPr>
+          <w:lang w:val="zh_TW" w:bidi="zh_TW"/>
+        </w:rPr>
+        <w:t>）。</w:t>
+      </w:r>
+    </w:p>
+    <w:p>
+      <w:pPr/>
+      <w:r>
+        <w:rPr>
+          <w:lang w:val="zh_TW" w:bidi="zh_TW"/>
+        </w:rPr>
+      </w:r>
+      <w:r>
+        <w:rPr>
+          <w:lang w:val="zh_TW" w:bidi="zh_TW"/>
+        </w:rPr>
+        <w:t>神創造一切生命，因此流人血是極其嚴重的事。血是聖的，所以神禁止人吃血（見</w:t>
+      </w:r>
+      <w:hyperlink r:id="rId27">
+        <w:r>
+          <w:rPr>
+            <w:lang w:val="zh_TW" w:bidi="zh_TW"/>
+          </w:rPr>
+          <w:rPr>
+            <w:color w:val="0000EE"/>
+            <w:u w:val="single"/>
+          </w:rPr>
+          <w:t>徒15:20</w:t>
+        </w:r>
+      </w:hyperlink>
+      <w:r>
+        <w:rPr>
+          <w:lang w:val="zh_TW" w:bidi="zh_TW"/>
+        </w:rPr>
+        <w:t>）。血象徵神所賜給我們的生命。</w:t>
+      </w:r>
+    </w:p>
+    <w:p>
+      <w:pPr>
+        <w:pStyle w:val="Heading3"/>
+      </w:pPr>
+      <w:r>
+        <w:rPr>
+          <w:lang w:val="zh_TW" w:bidi="zh_TW"/>
+        </w:rPr>
+        <w:t>獻祭中的血</w:t>
+      </w:r>
+    </w:p>
+    <w:p>
+      <w:pPr/>
+      <w:r>
+        <w:rPr>
+          <w:lang w:val="zh_TW" w:bidi="zh_TW"/>
+        </w:rPr>
+      </w:r>
+      <w:r>
+        <w:rPr>
+          <w:lang w:val="zh_TW" w:bidi="zh_TW"/>
+        </w:rPr>
+        <w:t>血在宗教獻祭中極其重要，因為血代表生命。贖罪日那天，祭司把公牛和山羊的血灑在壇上（</w:t>
+      </w:r>
+      <w:hyperlink r:id="rId28">
+        <w:r>
+          <w:rPr>
+            <w:lang w:val="zh_TW" w:bidi="zh_TW"/>
+          </w:rPr>
+          <w:rPr>
+            <w:color w:val="0000EE"/>
+            <w:u w:val="single"/>
+          </w:rPr>
+          <w:t>利16章</w:t>
+        </w:r>
+      </w:hyperlink>
+      <w:r>
+        <w:rPr>
+          <w:lang w:val="zh_TW" w:bidi="zh_TW"/>
+        </w:rPr>
+        <w:t>）。死亡臨到時，血（生命）就傾倒出來。百姓把動物的生命交出，用來代替自己的生命。百姓的罪藉著獻祭轉移到動物身上，於是神就能施行完全的審判，也能完成贖罪。這種轉移的觀念，也在贖罪日藉著替罪羊顯明出來（</w:t>
+      </w:r>
+      <w:hyperlink r:id="rId29">
+        <w:r>
+          <w:rPr>
+            <w:lang w:val="zh_TW" w:bidi="zh_TW"/>
+          </w:rPr>
+          <w:rPr>
+            <w:color w:val="0000EE"/>
+            <w:u w:val="single"/>
+          </w:rPr>
+          <w:t>利16:20–22</w:t>
+        </w:r>
+      </w:hyperlink>
+      <w:r>
+        <w:rPr>
+          <w:lang w:val="zh_TW" w:bidi="zh_TW"/>
+        </w:rPr>
+        <w:t>）。第一次逾越節時，血也帶著同樣的意義（</w:t>
+      </w:r>
+      <w:hyperlink r:id="rId30">
+        <w:r>
+          <w:rPr>
+            <w:lang w:val="zh_TW" w:bidi="zh_TW"/>
+          </w:rPr>
+          <w:rPr>
+            <w:color w:val="0000EE"/>
+            <w:u w:val="single"/>
+          </w:rPr>
+          <w:t>出12:1–13</w:t>
+        </w:r>
+      </w:hyperlink>
+      <w:r>
+        <w:rPr>
+          <w:lang w:val="zh_TW" w:bidi="zh_TW"/>
+        </w:rPr>
+        <w:t>）。百姓把動物的血塗在門框上，表示已經有死亡發生，因此滅命的使者就會越過那些房屋。</w:t>
+      </w:r>
+    </w:p>
+    <w:p>
+      <w:pPr/>
+      <w:r>
+        <w:rPr>
+          <w:lang w:val="zh_TW" w:bidi="zh_TW"/>
+        </w:rPr>
+      </w:r>
+      <w:r>
+        <w:rPr>
+          <w:lang w:val="zh_TW" w:bidi="zh_TW"/>
+        </w:rPr>
+        <w:t>血也成為獻給神最重要的供物之一。</w:t>
+      </w:r>
+      <w:hyperlink r:id="rId31">
+        <w:r>
+          <w:rPr>
+            <w:lang w:val="zh_TW" w:bidi="zh_TW"/>
+          </w:rPr>
+          <w:rPr>
+            <w:color w:val="0000EE"/>
+            <w:u w:val="single"/>
+          </w:rPr>
+          <w:t>出埃及記二十四章</w:t>
+        </w:r>
+      </w:hyperlink>
+      <w:r>
+        <w:rPr>
+          <w:lang w:val="zh_TW" w:bidi="zh_TW"/>
+        </w:rPr>
+        <w:t>中記載，百姓同意立約之後，摩西把獻祭之血一半灑在壇上，另一半灑在百姓身上。他這樣行的時候說：「你看！這是立約的血，是耶和華按這一切話與你們立約的憑據」（</w:t>
+      </w:r>
+      <w:hyperlink r:id="rId32">
+        <w:r>
+          <w:rPr>
+            <w:lang w:val="zh_TW" w:bidi="zh_TW"/>
+          </w:rPr>
+          <w:rPr>
+            <w:color w:val="0000EE"/>
+            <w:u w:val="single"/>
+          </w:rPr>
+          <w:t>出24:8</w:t>
+        </w:r>
+      </w:hyperlink>
+      <w:r>
+        <w:rPr>
+          <w:lang w:val="zh_TW" w:bidi="zh_TW"/>
+        </w:rPr>
+        <w:t>）。血同時灑在壇上和百姓身上，顯明神與以色列的百姓一同立約（這稱為「立約的關係」）。</w:t>
+      </w:r>
+    </w:p>
+    <w:p>
+      <w:pPr/>
+      <w:r>
+        <w:rPr>
+          <w:lang w:val="zh_TW" w:bidi="zh_TW"/>
+        </w:rPr>
+      </w:r>
+      <w:r>
+        <w:rPr>
+          <w:lang w:val="zh_TW" w:bidi="zh_TW"/>
+        </w:rPr>
+        <w:t>在以色列的宗教禮儀中，血帶著多重意義。血可以代表：</w:t>
+      </w:r>
+    </w:p>
+    <w:p>
+      <w:pPr>
+        <w:pStyle w:val="ListBullet"/>
+        <w:spacing w:line="240" w:lineRule="auto"/>
+        <w:ind w:left="720"/>
+      </w:pPr>
+      <w:r>
+        <w:rPr>
+          <w:lang w:val="zh_TW" w:bidi="zh_TW"/>
+        </w:rPr>
+      </w:r>
+      <w:r>
+        <w:rPr>
+          <w:lang w:val="zh_TW" w:bidi="zh_TW"/>
+        </w:rPr>
+        <w:t>死亡（自然生命的結束）</w:t>
+      </w:r>
+    </w:p>
+    <w:p>
+      <w:pPr>
+        <w:pStyle w:val="ListBullet"/>
+        <w:spacing w:line="240" w:lineRule="auto"/>
+        <w:ind w:left="720"/>
+      </w:pPr>
+      <w:r>
+        <w:rPr>
+          <w:lang w:val="zh_TW" w:bidi="zh_TW"/>
+        </w:rPr>
+      </w:r>
+      <w:r>
+        <w:rPr>
+          <w:lang w:val="zh_TW" w:bidi="zh_TW"/>
+        </w:rPr>
+        <w:t>審判（指神判定人所行的是非對錯）</w:t>
+      </w:r>
+    </w:p>
+    <w:p>
+      <w:pPr>
+        <w:pStyle w:val="ListBullet"/>
+        <w:spacing w:line="240" w:lineRule="auto"/>
+        <w:ind w:left="720"/>
+      </w:pPr>
+      <w:r>
+        <w:rPr>
+          <w:lang w:val="zh_TW" w:bidi="zh_TW"/>
+        </w:rPr>
+      </w:r>
+      <w:r>
+        <w:rPr>
+          <w:lang w:val="zh_TW" w:bidi="zh_TW"/>
+        </w:rPr>
+        <w:t>獻祭（獻供物給神）</w:t>
+      </w:r>
+    </w:p>
+    <w:p>
+      <w:pPr>
+        <w:pStyle w:val="ListBullet"/>
+        <w:spacing w:line="240" w:lineRule="auto"/>
+        <w:ind w:left="720"/>
+      </w:pPr>
+      <w:r>
+        <w:rPr>
+          <w:lang w:val="zh_TW" w:bidi="zh_TW"/>
+        </w:rPr>
+      </w:r>
+      <w:r>
+        <w:rPr>
+          <w:lang w:val="zh_TW" w:bidi="zh_TW"/>
+        </w:rPr>
+        <w:t>代替（用一個生命來拯救另一個生命）</w:t>
+      </w:r>
+    </w:p>
+    <w:p>
+      <w:pPr>
+        <w:pStyle w:val="ListBullet"/>
+        <w:spacing w:line="240" w:lineRule="auto"/>
+        <w:ind w:left="720"/>
+      </w:pPr>
+      <w:r>
+        <w:rPr>
+          <w:lang w:val="zh_TW" w:bidi="zh_TW"/>
+        </w:rPr>
+      </w:r>
+      <w:r>
+        <w:rPr>
+          <w:lang w:val="zh_TW" w:bidi="zh_TW"/>
+        </w:rPr>
+        <w:t>救贖（從罪中得釋放）</w:t>
+      </w:r>
+    </w:p>
+    <w:p>
+      <w:pPr/>
+      <w:r>
+        <w:rPr>
+          <w:lang w:val="zh_TW" w:bidi="zh_TW"/>
+        </w:rPr>
+      </w:r>
+      <w:r>
+        <w:rPr>
+          <w:lang w:val="zh_TW" w:bidi="zh_TW"/>
+        </w:rPr>
+        <w:t>人能與神同得生命，正是藉著血而成。</w:t>
+      </w:r>
+    </w:p>
+    <w:p>
+      <w:pPr>
+        <w:pStyle w:val="Heading3"/>
+      </w:pPr>
+      <w:r>
+        <w:rPr>
+          <w:lang w:val="zh_TW" w:bidi="zh_TW"/>
+        </w:rPr>
+        <w:t>基督的血</w:t>
+      </w:r>
+    </w:p>
+    <w:p>
+      <w:pPr/>
+      <w:r>
+        <w:rPr>
+          <w:lang w:val="zh_TW" w:bidi="zh_TW"/>
+        </w:rPr>
+      </w:r>
+      <w:r>
+        <w:rPr>
+          <w:lang w:val="zh_TW" w:bidi="zh_TW"/>
+        </w:rPr>
+        <w:t>在新約聖經裡，經文除了提到醫治的情況（例如，</w:t>
+      </w:r>
+      <w:hyperlink r:id="rId33">
+        <w:r>
+          <w:rPr>
+            <w:lang w:val="zh_TW" w:bidi="zh_TW"/>
+          </w:rPr>
+          <w:rPr>
+            <w:color w:val="0000EE"/>
+            <w:u w:val="single"/>
+          </w:rPr>
+          <w:t>太9:20</w:t>
+        </w:r>
+      </w:hyperlink>
+      <w:r>
+        <w:rPr>
+          <w:lang w:val="zh_TW" w:bidi="zh_TW"/>
+        </w:rPr>
+        <w:t>）和殺人（例如，</w:t>
+      </w:r>
+      <w:hyperlink r:id="rId34">
+        <w:r>
+          <w:rPr>
+            <w:lang w:val="zh_TW" w:bidi="zh_TW"/>
+          </w:rPr>
+          <w:rPr>
+            <w:color w:val="0000EE"/>
+            <w:u w:val="single"/>
+          </w:rPr>
+          <w:t>徒22:20</w:t>
+        </w:r>
+      </w:hyperlink>
+      <w:r>
+        <w:rPr>
+          <w:lang w:val="zh_TW" w:bidi="zh_TW"/>
+        </w:rPr>
+        <w:t>）之外，也把重點放在基督的血上。這一點延續了舊約聖經的觀念。共觀福音書（馬太福音、馬可福音和路加福音）記載，耶穌在最後的晚餐中將自己的血視為新約的象徵（</w:t>
+      </w:r>
+      <w:hyperlink r:id="rId35">
+        <w:r>
+          <w:rPr>
+            <w:lang w:val="zh_TW" w:bidi="zh_TW"/>
+          </w:rPr>
+          <w:rPr>
+            <w:color w:val="0000EE"/>
+            <w:u w:val="single"/>
+          </w:rPr>
+          <w:t>太26:28</w:t>
+        </w:r>
+      </w:hyperlink>
+      <w:r>
+        <w:rPr>
+          <w:lang w:val="zh_TW" w:bidi="zh_TW"/>
+        </w:rPr>
+        <w:t>；</w:t>
+      </w:r>
+      <w:hyperlink r:id="rId36">
+        <w:r>
+          <w:rPr>
+            <w:lang w:val="zh_TW" w:bidi="zh_TW"/>
+          </w:rPr>
+          <w:rPr>
+            <w:color w:val="0000EE"/>
+            <w:u w:val="single"/>
+          </w:rPr>
+          <w:t>可14:24</w:t>
+        </w:r>
+      </w:hyperlink>
+      <w:r>
+        <w:rPr>
+          <w:lang w:val="zh_TW" w:bidi="zh_TW"/>
+        </w:rPr>
+        <w:t>；</w:t>
+      </w:r>
+      <w:hyperlink r:id="rId37">
+        <w:r>
+          <w:rPr>
+            <w:lang w:val="zh_TW" w:bidi="zh_TW"/>
+          </w:rPr>
+          <w:rPr>
+            <w:color w:val="0000EE"/>
+            <w:u w:val="single"/>
+          </w:rPr>
+          <w:t>路22:20</w:t>
+        </w:r>
+      </w:hyperlink>
+      <w:r>
+        <w:rPr>
+          <w:lang w:val="zh_TW" w:bidi="zh_TW"/>
+        </w:rPr>
+        <w:t>）。這樣的說法顯明祂的死是一種獻祭，也表明祂的死具有救贖的意義。約翰福音同樣表達了這個觀念，但是用不同的說法來描述：「你們若不吃人子的肉，不喝人子的血，就沒有生命在你們裡面」（</w:t>
+      </w:r>
+      <w:hyperlink r:id="rId38">
+        <w:r>
+          <w:rPr>
+            <w:lang w:val="zh_TW" w:bidi="zh_TW"/>
+          </w:rPr>
+          <w:rPr>
+            <w:color w:val="0000EE"/>
+            <w:u w:val="single"/>
+          </w:rPr>
+          <w:t>約6:53</w:t>
+        </w:r>
+      </w:hyperlink>
+      <w:r>
+        <w:rPr>
+          <w:lang w:val="zh_TW" w:bidi="zh_TW"/>
+        </w:rPr>
+        <w:t>）。信的人藉著信心，參與耶穌的死和復活（另見</w:t>
+      </w:r>
+      <w:hyperlink r:id="rId39">
+        <w:r>
+          <w:rPr>
+            <w:lang w:val="zh_TW" w:bidi="zh_TW"/>
+          </w:rPr>
+          <w:rPr>
+            <w:color w:val="0000EE"/>
+            <w:u w:val="single"/>
+          </w:rPr>
+          <w:t>林前10:16</w:t>
+        </w:r>
+      </w:hyperlink>
+      <w:r>
+        <w:rPr>
+          <w:lang w:val="zh_TW" w:bidi="zh_TW"/>
+        </w:rPr>
+        <w:t>）。</w:t>
+      </w:r>
+    </w:p>
+    <w:p>
+      <w:pPr/>
+      <w:r>
+        <w:rPr>
+          <w:lang w:val="zh_TW" w:bidi="zh_TW"/>
+        </w:rPr>
+      </w:r>
+      <w:r>
+        <w:rPr>
+          <w:lang w:val="zh_TW" w:bidi="zh_TW"/>
+        </w:rPr>
+        <w:t>保羅的書信也將血與基督的死聯繫起來。保羅的書信也把血與基督的死連在一起。當他使用「血」或「十字架」這些詞語時，他指的是耶穌的死，以及這死如何拯救人。例如，他寫到耶穌藉著「在十字架上所流的血」，使萬有與神和好，成就和平（</w:t>
+      </w:r>
+      <w:hyperlink r:id="rId40">
+        <w:r>
+          <w:rPr>
+            <w:lang w:val="zh_TW" w:bidi="zh_TW"/>
+          </w:rPr>
+          <w:rPr>
+            <w:color w:val="0000EE"/>
+            <w:u w:val="single"/>
+          </w:rPr>
+          <w:t>西1:20</w:t>
+        </w:r>
+      </w:hyperlink>
+      <w:r>
+        <w:rPr>
+          <w:lang w:val="zh_TW" w:bidi="zh_TW"/>
+        </w:rPr>
+        <w:t>）。他也寫到，那些從前遠離神的人，如今「靠著他的血，已經得親近了」（</w:t>
+      </w:r>
+      <w:hyperlink r:id="rId41">
+        <w:r>
+          <w:rPr>
+            <w:lang w:val="zh_TW" w:bidi="zh_TW"/>
+          </w:rPr>
+          <w:rPr>
+            <w:color w:val="0000EE"/>
+            <w:u w:val="single"/>
+          </w:rPr>
+          <w:t>弗2:13</w:t>
+        </w:r>
+      </w:hyperlink>
+      <w:r>
+        <w:rPr>
+          <w:lang w:val="zh_TW" w:bidi="zh_TW"/>
+        </w:rPr>
+        <w:t>）。這些話表明，無論是猶太人還是外邦人，都能因著耶穌的死，與神建立關係。</w:t>
+      </w:r>
+    </w:p>
+    <w:p>
+      <w:pPr/>
+      <w:r>
+        <w:rPr>
+          <w:lang w:val="zh_TW" w:bidi="zh_TW"/>
+        </w:rPr>
+      </w:r>
+      <w:r>
+        <w:rPr>
+          <w:lang w:val="zh_TW" w:bidi="zh_TW"/>
+        </w:rPr>
+        <w:t>保羅在論及贖罪日的獻祭時提到，神藉著基督的血設立耶穌作挽回祭（使人和神之間的關係得以恢復）（</w:t>
+      </w:r>
+      <w:hyperlink r:id="rId42">
+        <w:r>
+          <w:rPr>
+            <w:lang w:val="zh_TW" w:bidi="zh_TW"/>
+          </w:rPr>
+          <w:rPr>
+            <w:color w:val="0000EE"/>
+            <w:u w:val="single"/>
+          </w:rPr>
+          <w:t>羅3:25</w:t>
+        </w:r>
+      </w:hyperlink>
+      <w:r>
+        <w:rPr>
+          <w:lang w:val="zh_TW" w:bidi="zh_TW"/>
+        </w:rPr>
+        <w:t>）。他使用了</w:t>
+      </w:r>
+      <w:hyperlink r:id="rId28">
+        <w:r>
+          <w:rPr>
+            <w:lang w:val="zh_TW" w:bidi="zh_TW"/>
+          </w:rPr>
+          <w:rPr>
+            <w:color w:val="0000EE"/>
+            <w:u w:val="single"/>
+          </w:rPr>
+          <w:t>利未記十六章</w:t>
+        </w:r>
+      </w:hyperlink>
+      <w:r>
+        <w:rPr>
+          <w:lang w:val="zh_TW" w:bidi="zh_TW"/>
+        </w:rPr>
+        <w:t>的措辭，該章描述的是猶太人最重要的獻祭。</w:t>
+      </w:r>
+    </w:p>
+    <w:p>
+      <w:pPr/>
+      <w:r>
+        <w:rPr>
+          <w:lang w:val="zh_TW" w:bidi="zh_TW"/>
+        </w:rPr>
+      </w:r>
+      <w:r>
+        <w:rPr>
+          <w:lang w:val="zh_TW" w:bidi="zh_TW"/>
+        </w:rPr>
+        <w:t>彼得在寫到信徒被基督的血（</w:t>
+      </w:r>
+      <w:hyperlink r:id="rId43">
+        <w:r>
+          <w:rPr>
+            <w:lang w:val="zh_TW" w:bidi="zh_TW"/>
+          </w:rPr>
+          <w:rPr>
+            <w:color w:val="0000EE"/>
+            <w:u w:val="single"/>
+          </w:rPr>
+          <w:t>彼前1:2</w:t>
+        </w:r>
+      </w:hyperlink>
+      <w:r>
+        <w:rPr>
+          <w:lang w:val="zh_TW" w:bidi="zh_TW"/>
+        </w:rPr>
+        <w:t>）所灑時，也提到「立約的血」（此處引用</w:t>
+      </w:r>
+      <w:hyperlink r:id="rId31">
+        <w:r>
+          <w:rPr>
+            <w:lang w:val="zh_TW" w:bidi="zh_TW"/>
+          </w:rPr>
+          <w:rPr>
+            <w:color w:val="0000EE"/>
+            <w:u w:val="single"/>
+          </w:rPr>
+          <w:t>出24章</w:t>
+        </w:r>
+      </w:hyperlink>
+      <w:r>
+        <w:rPr>
+          <w:lang w:val="zh_TW" w:bidi="zh_TW"/>
+        </w:rPr>
+        <w:t>）。他同時宣告，信徒藉著耶穌的血得蒙救贖（</w:t>
+      </w:r>
+      <w:hyperlink r:id="rId44">
+        <w:r>
+          <w:rPr>
+            <w:lang w:val="zh_TW" w:bidi="zh_TW"/>
+          </w:rPr>
+          <w:rPr>
+            <w:color w:val="0000EE"/>
+            <w:u w:val="single"/>
+          </w:rPr>
+          <w:t>彼前1:9</w:t>
+        </w:r>
+      </w:hyperlink>
+      <w:r>
+        <w:rPr>
+          <w:lang w:val="zh_TW" w:bidi="zh_TW"/>
+        </w:rPr>
+        <w:t>）。他稱基督為「無瑕疵、無玷污的羔羊」，可能是聯想到</w:t>
+      </w:r>
+      <w:hyperlink r:id="rId45">
+        <w:r>
+          <w:rPr>
+            <w:lang w:val="zh_TW" w:bidi="zh_TW"/>
+          </w:rPr>
+          <w:rPr>
+            <w:color w:val="0000EE"/>
+            <w:u w:val="single"/>
+          </w:rPr>
+          <w:t>以賽亞書五十三章</w:t>
+        </w:r>
+      </w:hyperlink>
+      <w:r>
+        <w:rPr>
+          <w:lang w:val="zh_TW" w:bidi="zh_TW"/>
+        </w:rPr>
+        <w:t>中的僕人，或逾越節的羔羊。希伯來書的作者指出，基督完成了舊約聖經中的獻祭體系，因為祂的死成為最完全的獻祭（</w:t>
+      </w:r>
+      <w:hyperlink r:id="rId46">
+        <w:r>
+          <w:rPr>
+            <w:lang w:val="zh_TW" w:bidi="zh_TW"/>
+          </w:rPr>
+          <w:rPr>
+            <w:color w:val="0000EE"/>
+            <w:u w:val="single"/>
+          </w:rPr>
+          <w:t>來9:7–28</w:t>
+        </w:r>
+      </w:hyperlink>
+      <w:r>
+        <w:rPr>
+          <w:lang w:val="zh_TW" w:bidi="zh_TW"/>
+        </w:rPr>
+        <w:t>，</w:t>
+      </w:r>
+      <w:hyperlink r:id="rId47">
+        <w:r>
+          <w:rPr>
+            <w:lang w:val="zh_TW" w:bidi="zh_TW"/>
+          </w:rPr>
+          <w:rPr>
+            <w:color w:val="0000EE"/>
+            <w:u w:val="single"/>
+          </w:rPr>
+          <w:t>13:11–12</w:t>
+        </w:r>
+      </w:hyperlink>
+      <w:r>
+        <w:rPr>
+          <w:lang w:val="zh_TW" w:bidi="zh_TW"/>
+        </w:rPr>
+        <w:t>）。</w:t>
+      </w:r>
+    </w:p>
+    <w:p>
+      <w:pPr/>
+      <w:r>
+        <w:rPr>
+          <w:lang w:val="zh_TW" w:bidi="zh_TW"/>
+        </w:rPr>
+      </w:r>
+      <w:r>
+        <w:rPr>
+          <w:lang w:val="zh_TW" w:bidi="zh_TW"/>
+        </w:rPr>
+        <w:t>新約聖經多處提到基督的血，顯明神藉著祂兒子的死成就了完全的救贖（</w:t>
+      </w:r>
+      <w:hyperlink r:id="rId48">
+        <w:r>
+          <w:rPr>
+            <w:lang w:val="zh_TW" w:bidi="zh_TW"/>
+          </w:rPr>
+          <w:rPr>
+            <w:color w:val="0000EE"/>
+            <w:u w:val="single"/>
+          </w:rPr>
+          <w:t>來10:20</w:t>
+        </w:r>
+      </w:hyperlink>
+      <w:r>
+        <w:rPr>
+          <w:lang w:val="zh_TW" w:bidi="zh_TW"/>
+        </w:rPr>
+        <w:t>）。神同時彰顯公義，也使人得稱為義（與神和好）（</w:t>
+      </w:r>
+      <w:hyperlink r:id="rId49">
+        <w:r>
+          <w:rPr>
+            <w:lang w:val="zh_TW" w:bidi="zh_TW"/>
+          </w:rPr>
+          <w:rPr>
+            <w:color w:val="0000EE"/>
+            <w:u w:val="single"/>
+          </w:rPr>
+          <w:t>羅3:26</w:t>
+        </w:r>
+      </w:hyperlink>
+      <w:r>
+        <w:rPr>
+          <w:lang w:val="zh_TW" w:bidi="zh_TW"/>
+        </w:rPr>
+        <w:t>）。基督的血成為「一次而永遠」的救贖手段（</w:t>
+      </w:r>
+      <w:hyperlink r:id="rId50">
+        <w:r>
+          <w:rPr>
+            <w:lang w:val="zh_TW" w:bidi="zh_TW"/>
+          </w:rPr>
+          <w:rPr>
+            <w:color w:val="0000EE"/>
+            <w:u w:val="single"/>
+          </w:rPr>
+          <w:t>來9:26</w:t>
+        </w:r>
+      </w:hyperlink>
+      <w:r>
+        <w:rPr>
+          <w:lang w:val="zh_TW" w:bidi="zh_TW"/>
+        </w:rPr>
+        <w:t>）。</w:t>
+      </w:r>
+    </w:p>
+    <w:p>
+      <w:pPr/>
+      <w:r>
+        <w:rPr>
+          <w:lang w:val="zh_TW" w:bidi="zh_TW"/>
+        </w:rPr>
+      </w:r>
+      <w:r>
+        <w:rPr>
           <w:i/>
           <w:lang w:val="zh_TW" w:bidi="zh_TW"/>
         </w:rPr>
+        <w:t>見</w:t>
+      </w:r>
+      <w:r>
+        <w:rPr>
+          <w:lang w:val="zh_TW" w:bidi="zh_TW"/>
+        </w:rPr>
+        <w:t>贖罪；</w:t>
+      </w:r>
+      <w:r>
+        <w:rPr>
+          <w:lang w:val="zh_TW" w:bidi="zh_TW"/>
+        </w:rPr>
+        <w:t>供物和獻祭</w:t>
+      </w:r>
+      <w:r>
+        <w:rPr>
+          <w:lang w:val="zh_TW" w:bidi="zh_TW"/>
+        </w:rPr>
+        <w:t>。</w:t>
+      </w:r>
+      <w:r>
+        <w:rPr>
+          <w:lang w:val="zh_TW" w:bidi="zh_TW"/>
+        </w:rPr>
+      </w:r>
+      <w:r>
+        <w:rPr>
+          <w:lang w:val="zh_TW" w:bidi="zh_TW"/>
+        </w:rPr>
+      </w:r>
+    </w:p>
+    <w:p>
+      <w:pPr/>
+      <w:r>
+        <w:rPr>
+          <w:lang w:val="zh_TW" w:bidi="zh_TW"/>
+        </w:rPr>
+      </w:r>
+    </w:p>
+    <w:p>
+      <w:pPr>
+        <w:pStyle w:val="Heading2"/>
+      </w:pPr>
+      <w:r>
+        <w:rPr>
+          <w:lang w:val="zh_TW" w:bidi="zh_TW"/>
+        </w:rPr>
+        <w:t>血漏</w:t>
+      </w:r>
+      <w:r>
+        <w:rPr>
+          <w:lang w:val="zh_TW" w:bidi="zh_TW"/>
+        </w:rPr>
+      </w:r>
+    </w:p>
+    <w:p>
+      <w:pPr>
+        <w:pStyle w:val="ListNumber"/>
+        <w:numPr>
+          <w:ilvl w:val="0"/>
+          <w:numId w:val="14"/>
+        </w:numPr>
+        <w:spacing w:line="240" w:lineRule="auto"/>
+        <w:ind w:left="720"/>
+      </w:pPr>
+      <w:r>
+        <w:rPr>
+          <w:lang w:val="zh_TW" w:bidi="zh_TW"/>
+        </w:rPr>
+      </w:r>
+      <w:r>
+        <w:rPr>
+          <w:lang w:val="zh_TW" w:bidi="zh_TW"/>
+        </w:rPr>
+        <w:t>女性在月經期間陰道出血。</w:t>
+      </w:r>
+      <w:hyperlink r:id="rId51">
+        <w:r>
+          <w:rPr>
+            <w:lang w:val="zh_TW" w:bidi="zh_TW"/>
+          </w:rPr>
+          <w:rPr>
+            <w:color w:val="0000EE"/>
+            <w:u w:val="single"/>
+          </w:rPr>
+          <w:t>利未記十五章</w:t>
+        </w:r>
+      </w:hyperlink>
+      <w:r>
+        <w:rPr>
+          <w:lang w:val="zh_TW" w:bidi="zh_TW"/>
+        </w:rPr>
+        <w:t>記載神藉摩西頒布的有關生殖器分泌物的律法。一個陰道出血的婦人，在出血期間以及之後的七天內，被視為禮儀上的不潔。在此期間，她不得參加會幕或聖殿中的敬拜，也不得上街或進入市場。任何觸碰她或她物品的人也被視為不潔（</w:t>
+      </w:r>
+      <w:hyperlink r:id="rId52">
+        <w:r>
+          <w:rPr>
+            <w:lang w:val="zh_TW" w:bidi="zh_TW"/>
+          </w:rPr>
+          <w:rPr>
+            <w:color w:val="0000EE"/>
+            <w:u w:val="single"/>
+          </w:rPr>
+          <w:t>利15:19</w:t>
+        </w:r>
+      </w:hyperlink>
+      <w:r>
+        <w:rPr>
+          <w:lang w:val="zh_TW" w:bidi="zh_TW"/>
+        </w:rPr>
+        <w:t>–</w:t>
+      </w:r>
+      <w:hyperlink r:id="rId52">
+        <w:r>
+          <w:rPr>
+            <w:lang w:val="zh_TW" w:bidi="zh_TW"/>
+          </w:rPr>
+          <w:rPr>
+            <w:color w:val="0000EE"/>
+            <w:u w:val="single"/>
+          </w:rPr>
+          <w:t>28</w:t>
+        </w:r>
+      </w:hyperlink>
+      <w:r>
+        <w:rPr>
+          <w:lang w:val="zh_TW" w:bidi="zh_TW"/>
+        </w:rPr>
+        <w:t>）。在婦人不潔期間，禁止發生性行為。她出血停止後七天，可以獻上兩隻斑鳩或雛鴿作為祭物，由祭司為她贖罪，以潔淨她的不潔時期（</w:t>
+      </w:r>
+      <w:hyperlink r:id="rId53">
+        <w:r>
+          <w:rPr>
+            <w:lang w:val="zh_TW" w:bidi="zh_TW"/>
+          </w:rPr>
+          <w:rPr>
+            <w:color w:val="0000EE"/>
+            <w:u w:val="single"/>
+          </w:rPr>
+          <w:t>利15:29</w:t>
+        </w:r>
+      </w:hyperlink>
+      <w:r>
+        <w:rPr>
+          <w:lang w:val="zh_TW" w:bidi="zh_TW"/>
+        </w:rPr>
+        <w:t>–</w:t>
+      </w:r>
+      <w:hyperlink r:id="rId53">
+        <w:r>
+          <w:rPr>
+            <w:lang w:val="zh_TW" w:bidi="zh_TW"/>
+          </w:rPr>
+          <w:rPr>
+            <w:color w:val="0000EE"/>
+            <w:u w:val="single"/>
+          </w:rPr>
+          <w:t>30</w:t>
+        </w:r>
+      </w:hyperlink>
+      <w:r>
+        <w:rPr>
+          <w:lang w:val="zh_TW" w:bidi="zh_TW"/>
+        </w:rPr>
+        <w:t>）。</w:t>
+        <w:br/>
+      </w:r>
+      <w:r>
+        <w:rPr>
+          <w:lang w:val="zh_TW" w:bidi="zh_TW"/>
+        </w:rPr>
+        <w:t>耶穌醫治一個患血漏12年的女人的事蹟，記載在三卷福音書中（</w:t>
+      </w:r>
+      <w:hyperlink r:id="rId54">
+        <w:r>
+          <w:rPr>
+            <w:lang w:val="zh_TW" w:bidi="zh_TW"/>
+          </w:rPr>
+          <w:rPr>
+            <w:color w:val="0000EE"/>
+            <w:u w:val="single"/>
+          </w:rPr>
+          <w:t>太9:20–22</w:t>
+        </w:r>
+      </w:hyperlink>
+      <w:r>
+        <w:rPr>
+          <w:lang w:val="zh_TW" w:bidi="zh_TW"/>
+        </w:rPr>
+        <w:t>；</w:t>
+      </w:r>
+      <w:hyperlink r:id="rId55">
+        <w:r>
+          <w:rPr>
+            <w:lang w:val="zh_TW" w:bidi="zh_TW"/>
+          </w:rPr>
+          <w:rPr>
+            <w:color w:val="0000EE"/>
+            <w:u w:val="single"/>
+          </w:rPr>
+          <w:t>可5:25</w:t>
+        </w:r>
+      </w:hyperlink>
+      <w:r>
+        <w:rPr>
+          <w:lang w:val="zh_TW" w:bidi="zh_TW"/>
+        </w:rPr>
+        <w:t>–</w:t>
+      </w:r>
+      <w:hyperlink r:id="rId55">
+        <w:r>
+          <w:rPr>
+            <w:lang w:val="zh_TW" w:bidi="zh_TW"/>
+          </w:rPr>
+          <w:rPr>
+            <w:color w:val="0000EE"/>
+            <w:u w:val="single"/>
+          </w:rPr>
+          <w:t>34</w:t>
+        </w:r>
+      </w:hyperlink>
+      <w:r>
+        <w:rPr>
+          <w:lang w:val="zh_TW" w:bidi="zh_TW"/>
+        </w:rPr>
+        <w:t>；</w:t>
+      </w:r>
+      <w:hyperlink r:id="rId56">
+        <w:r>
+          <w:rPr>
+            <w:lang w:val="zh_TW" w:bidi="zh_TW"/>
+          </w:rPr>
+          <w:rPr>
+            <w:color w:val="0000EE"/>
+            <w:u w:val="single"/>
+          </w:rPr>
+          <w:t>路8:43</w:t>
+        </w:r>
+      </w:hyperlink>
+      <w:r>
+        <w:rPr>
+          <w:lang w:val="zh_TW" w:bidi="zh_TW"/>
+        </w:rPr>
+        <w:t>–</w:t>
+      </w:r>
+      <w:hyperlink r:id="rId56">
+        <w:r>
+          <w:rPr>
+            <w:lang w:val="zh_TW" w:bidi="zh_TW"/>
+          </w:rPr>
+          <w:rPr>
+            <w:color w:val="0000EE"/>
+            <w:u w:val="single"/>
+          </w:rPr>
+          <w:t>48</w:t>
+        </w:r>
+      </w:hyperlink>
+      <w:r>
+        <w:rPr>
+          <w:lang w:val="zh_TW" w:bidi="zh_TW"/>
+        </w:rPr>
+        <w:t>）。如果她是陰道出血，那麼她長期的不潔狀態（以及因此與他人隔離）必然非常艱難。她除了焦慮和不適，還可能因此無法懷孕。經文記載她「在好些醫生手裡受了許多的苦，又花盡了她所有的，一點也不見好，病勢反倒更重了」（</w:t>
+      </w:r>
+      <w:hyperlink r:id="rId57">
+        <w:r>
+          <w:rPr>
+            <w:lang w:val="zh_TW" w:bidi="zh_TW"/>
+          </w:rPr>
+          <w:rPr>
+            <w:color w:val="0000EE"/>
+            <w:u w:val="single"/>
+          </w:rPr>
+          <w:t>可5:26</w:t>
+        </w:r>
+      </w:hyperlink>
+      <w:r>
+        <w:rPr>
+          <w:lang w:val="zh_TW" w:bidi="zh_TW"/>
+        </w:rPr>
+        <w:t>）。最後，她無視有關不潔的規定，穿過人群觸摸耶穌。當她觸摸耶穌時，她的血漏立刻止住了。</w:t>
+      </w:r>
+    </w:p>
+    <w:p>
+      <w:pPr>
+        <w:pStyle w:val="ListNumber"/>
+        <w:spacing w:line="240" w:lineRule="auto"/>
+        <w:ind w:left="720"/>
+      </w:pPr>
+      <w:r>
+        <w:rPr>
+          <w:lang w:val="zh_TW" w:bidi="zh_TW"/>
+        </w:rPr>
+      </w:r>
+      <w:r>
+        <w:rPr>
+          <w:lang w:val="zh_TW" w:bidi="zh_TW"/>
+        </w:rPr>
+        <w:t>血便。部百流的父親患有某種形式的痢疾（</w:t>
+      </w:r>
+      <w:hyperlink r:id="rId58">
+        <w:r>
+          <w:rPr>
+            <w:lang w:val="zh_TW" w:bidi="zh_TW"/>
+          </w:rPr>
+          <w:rPr>
+            <w:color w:val="0000EE"/>
+            <w:u w:val="single"/>
+          </w:rPr>
+          <w:t>徒28:8</w:t>
+        </w:r>
+      </w:hyperlink>
+      <w:r>
+        <w:rPr>
+          <w:lang w:val="zh_TW" w:bidi="zh_TW"/>
+        </w:rPr>
+        <w:t>）。</w:t>
+      </w:r>
+    </w:p>
+    <w:p>
+      <w:pPr/>
+      <w:r>
+        <w:rPr>
+          <w:lang w:val="zh_TW" w:bidi="zh_TW"/>
+        </w:rPr>
+      </w:r>
+      <w:r>
+        <w:rPr>
+          <w:i/>
+          <w:lang w:val="zh_TW" w:bidi="zh_TW"/>
+        </w:rPr>
         <w:t>另見</w:t>
       </w:r>
       <w:r>
@@ -502,7 +1681,7 @@
         <w:rPr>
           <w:lang w:val="zh_TW" w:bidi="zh_TW"/>
         </w:rPr>
-        <w:t>潔淨與不潔淨的規定</w:t>
+        <w:t>藥物與醫療實踐</w:t>
       </w:r>
       <w:r>
         <w:rPr>
@@ -514,7 +1693,399 @@
         <w:rPr>
           <w:lang w:val="zh_TW" w:bidi="zh_TW"/>
         </w:rPr>
-        <w:t>飲食的律法（摩西之後）</w:t>
+        <w:t>出血</w:t>
+      </w:r>
+      <w:r>
+        <w:rPr>
+          <w:lang w:val="zh_TW" w:bidi="zh_TW"/>
+        </w:rPr>
+        <w:t>。</w:t>
+      </w:r>
+      <w:r>
+        <w:rPr>
+          <w:lang w:val="zh_TW" w:bidi="zh_TW"/>
+        </w:rPr>
+      </w:r>
+      <w:r>
+        <w:rPr>
+          <w:lang w:val="zh_TW" w:bidi="zh_TW"/>
+        </w:rPr>
+      </w:r>
+    </w:p>
+    <w:p>
+      <w:pPr/>
+      <w:r>
+        <w:rPr>
+          <w:lang w:val="zh_TW" w:bidi="zh_TW"/>
+        </w:rPr>
+      </w:r>
+    </w:p>
+    <w:p>
+      <w:pPr>
+        <w:pStyle w:val="Heading2"/>
+      </w:pPr>
+      <w:r>
+        <w:rPr>
+          <w:lang w:val="zh_TW" w:bidi="zh_TW"/>
+        </w:rPr>
+        <w:t>血漏</w:t>
+      </w:r>
+      <w:r>
+        <w:rPr>
+          <w:lang w:val="zh_TW" w:bidi="zh_TW"/>
+        </w:rPr>
+      </w:r>
+    </w:p>
+    <w:p>
+      <w:pPr/>
+      <w:r>
+        <w:rPr>
+          <w:lang w:val="zh_TW" w:bidi="zh_TW"/>
+        </w:rPr>
+      </w:r>
+      <w:r>
+        <w:rPr>
+          <w:lang w:val="zh_TW" w:bidi="zh_TW"/>
+        </w:rPr>
+        <w:t>也可解作從割傷或流鼻血中流出來的血（</w:t>
+      </w:r>
+      <w:hyperlink r:id="rId59">
+        <w:r>
+          <w:rPr>
+            <w:lang w:val="zh_TW" w:bidi="zh_TW"/>
+          </w:rPr>
+          <w:rPr>
+            <w:color w:val="0000EE"/>
+            <w:u w:val="single"/>
+          </w:rPr>
+          <w:t>箴言30:33</w:t>
+        </w:r>
+      </w:hyperlink>
+      <w:r>
+        <w:rPr>
+          <w:lang w:val="zh_TW" w:bidi="zh_TW"/>
+        </w:rPr>
+        <w:t>）。</w:t>
+      </w:r>
+    </w:p>
+    <w:p>
+      <w:pPr/>
+      <w:r>
+        <w:rPr>
+          <w:lang w:val="zh_TW" w:bidi="zh_TW"/>
+        </w:rPr>
+      </w:r>
+      <w:r>
+        <w:rPr>
+          <w:lang w:val="zh_TW" w:bidi="zh_TW"/>
+        </w:rPr>
+        <w:t>在聖經中，它大多指月經。在</w:t>
+      </w:r>
+      <w:hyperlink r:id="rId60">
+        <w:r>
+          <w:rPr>
+            <w:lang w:val="zh_TW" w:bidi="zh_TW"/>
+          </w:rPr>
+          <w:rPr>
+            <w:color w:val="0000EE"/>
+            <w:u w:val="single"/>
+          </w:rPr>
+          <w:t>利未記15:19</w:t>
+        </w:r>
+      </w:hyperlink>
+      <w:r>
+        <w:rPr>
+          <w:lang w:val="zh_TW" w:bidi="zh_TW"/>
+        </w:rPr>
+        <w:t>–</w:t>
+      </w:r>
+      <w:hyperlink r:id="rId60">
+        <w:r>
+          <w:rPr>
+            <w:lang w:val="zh_TW" w:bidi="zh_TW"/>
+          </w:rPr>
+          <w:rPr>
+            <w:color w:val="0000EE"/>
+            <w:u w:val="single"/>
+          </w:rPr>
+          <w:t>30，</w:t>
+        </w:r>
+      </w:hyperlink>
+      <w:r>
+        <w:rPr>
+          <w:lang w:val="zh_TW" w:bidi="zh_TW"/>
+        </w:rPr>
+        <w:t>記載了有關正常和異常月經的法律記載：一位正常月經的婦女不潔淨七天，以及她所接觸的任何東西；任何流血超過七天的婦女在流血期間不潔淨，還要再加七天。</w:t>
+      </w:r>
+    </w:p>
+    <w:p>
+      <w:pPr/>
+      <w:r>
+        <w:rPr>
+          <w:lang w:val="zh_TW" w:bidi="zh_TW"/>
+        </w:rPr>
+      </w:r>
+      <w:r>
+        <w:rPr>
+          <w:lang w:val="zh_TW" w:bidi="zh_TW"/>
+        </w:rPr>
+        <w:t>除了約翰福音以外，其它三本福音書都講述了耶穌奇蹟般地治癒了一位血漏12年的婦女的故事（</w:t>
+      </w:r>
+      <w:hyperlink r:id="rId54">
+        <w:r>
+          <w:rPr>
+            <w:lang w:val="zh_TW" w:bidi="zh_TW"/>
+          </w:rPr>
+          <w:rPr>
+            <w:color w:val="0000EE"/>
+            <w:u w:val="single"/>
+          </w:rPr>
+          <w:t>太9:20</w:t>
+        </w:r>
+      </w:hyperlink>
+      <w:r>
+        <w:rPr>
+          <w:lang w:val="zh_TW" w:bidi="zh_TW"/>
+        </w:rPr>
+        <w:t>–</w:t>
+      </w:r>
+      <w:hyperlink r:id="rId54">
+        <w:r>
+          <w:rPr>
+            <w:lang w:val="zh_TW" w:bidi="zh_TW"/>
+          </w:rPr>
+          <w:rPr>
+            <w:color w:val="0000EE"/>
+            <w:u w:val="single"/>
+          </w:rPr>
+          <w:t>22</w:t>
+        </w:r>
+      </w:hyperlink>
+      <w:r>
+        <w:rPr>
+          <w:lang w:val="zh_TW" w:bidi="zh_TW"/>
+        </w:rPr>
+        <w:t>，</w:t>
+      </w:r>
+      <w:hyperlink r:id="rId55">
+        <w:r>
+          <w:rPr>
+            <w:lang w:val="zh_TW" w:bidi="zh_TW"/>
+          </w:rPr>
+          <w:rPr>
+            <w:color w:val="0000EE"/>
+            <w:u w:val="single"/>
+          </w:rPr>
+          <w:t>可5:25</w:t>
+        </w:r>
+      </w:hyperlink>
+      <w:r>
+        <w:rPr>
+          <w:lang w:val="zh_TW" w:bidi="zh_TW"/>
+        </w:rPr>
+        <w:t>–</w:t>
+      </w:r>
+      <w:hyperlink r:id="rId55">
+        <w:r>
+          <w:rPr>
+            <w:lang w:val="zh_TW" w:bidi="zh_TW"/>
+          </w:rPr>
+          <w:rPr>
+            <w:color w:val="0000EE"/>
+            <w:u w:val="single"/>
+          </w:rPr>
+          <w:t>34</w:t>
+        </w:r>
+      </w:hyperlink>
+      <w:r>
+        <w:rPr>
+          <w:lang w:val="zh_TW" w:bidi="zh_TW"/>
+        </w:rPr>
+        <w:t>，</w:t>
+      </w:r>
+      <w:hyperlink r:id="rId56">
+        <w:r>
+          <w:rPr>
+            <w:lang w:val="zh_TW" w:bidi="zh_TW"/>
+          </w:rPr>
+          <w:rPr>
+            <w:color w:val="0000EE"/>
+            <w:u w:val="single"/>
+          </w:rPr>
+          <w:t>路8:43</w:t>
+        </w:r>
+      </w:hyperlink>
+      <w:r>
+        <w:rPr>
+          <w:lang w:val="zh_TW" w:bidi="zh_TW"/>
+        </w:rPr>
+        <w:t>–</w:t>
+      </w:r>
+      <w:hyperlink r:id="rId56">
+        <w:r>
+          <w:rPr>
+            <w:lang w:val="zh_TW" w:bidi="zh_TW"/>
+          </w:rPr>
+          <w:rPr>
+            <w:color w:val="0000EE"/>
+            <w:u w:val="single"/>
+          </w:rPr>
+          <w:t>48</w:t>
+        </w:r>
+      </w:hyperlink>
+      <w:r>
+        <w:rPr>
+          <w:lang w:val="zh_TW" w:bidi="zh_TW"/>
+        </w:rPr>
+        <w:t>）。通過觸摸耶穌的衣服，這位婦女違反了舊約聖經中關於月經的律法，因為她使耶穌的衣服不潔淨（</w:t>
+      </w:r>
+      <w:hyperlink r:id="rId51">
+        <w:r>
+          <w:rPr>
+            <w:lang w:val="zh_TW" w:bidi="zh_TW"/>
+          </w:rPr>
+          <w:rPr>
+            <w:color w:val="0000EE"/>
+            <w:u w:val="single"/>
+          </w:rPr>
+          <w:t>利未記15</w:t>
+        </w:r>
+      </w:hyperlink>
+      <w:r>
+        <w:rPr>
+          <w:lang w:val="zh_TW" w:bidi="zh_TW"/>
+        </w:rPr>
+        <w:t>），然而，她對耶穌的信心醫治了她。</w:t>
+      </w:r>
+    </w:p>
+    <w:p>
+      <w:pPr/>
+      <w:r>
+        <w:rPr>
+          <w:lang w:val="zh_TW" w:bidi="zh_TW"/>
+        </w:rPr>
+      </w:r>
+      <w:r>
+        <w:rPr>
+          <w:i/>
+          <w:lang w:val="zh_TW" w:bidi="zh_TW"/>
+        </w:rPr>
+        <w:t>另見</w:t>
+      </w:r>
+      <w:r>
+        <w:rPr>
+          <w:lang w:val="zh_TW" w:bidi="zh_TW"/>
+        </w:rPr>
+        <w:t xml:space="preserve"> </w:t>
+      </w:r>
+      <w:r>
+        <w:rPr>
+          <w:lang w:val="zh_TW" w:bidi="zh_TW"/>
+        </w:rPr>
+        <w:t>藥物與醫療實踐</w:t>
+      </w:r>
+      <w:r>
+        <w:rPr>
+          <w:lang w:val="zh_TW" w:bidi="zh_TW"/>
+        </w:rPr>
+        <w:t>。</w:t>
+      </w:r>
+      <w:r>
+        <w:rPr>
+          <w:lang w:val="zh_TW" w:bidi="zh_TW"/>
+        </w:rPr>
+      </w:r>
+      <w:r>
+        <w:rPr>
+          <w:lang w:val="zh_TW" w:bidi="zh_TW"/>
+        </w:rPr>
+      </w:r>
+    </w:p>
+    <w:p>
+      <w:pPr/>
+      <w:r>
+        <w:rPr>
+          <w:lang w:val="zh_TW" w:bidi="zh_TW"/>
+        </w:rPr>
+      </w:r>
+    </w:p>
+    <w:p>
+      <w:pPr>
+        <w:pStyle w:val="Heading2"/>
+      </w:pPr>
+      <w:r>
+        <w:rPr>
+          <w:lang w:val="zh_TW" w:bidi="zh_TW"/>
+        </w:rPr>
+        <w:t>血漏的問題</w:t>
+      </w:r>
+      <w:r>
+        <w:rPr>
+          <w:lang w:val="zh_TW" w:bidi="zh_TW"/>
+        </w:rPr>
+      </w:r>
+    </w:p>
+    <w:p>
+      <w:pPr/>
+      <w:r>
+        <w:rPr>
+          <w:lang w:val="zh_TW" w:bidi="zh_TW"/>
+        </w:rPr>
+      </w:r>
+      <w:r>
+        <w:rPr>
+          <w:lang w:val="zh_TW" w:bidi="zh_TW"/>
+        </w:rPr>
+        <w:t>「血漏」在</w:t>
+      </w:r>
+      <w:hyperlink r:id="rId33">
+        <w:r>
+          <w:rPr>
+            <w:lang w:val="zh_TW" w:bidi="zh_TW"/>
+          </w:rPr>
+          <w:rPr>
+            <w:color w:val="0000EE"/>
+            <w:u w:val="single"/>
+          </w:rPr>
+          <w:t>太9:20</w:t>
+        </w:r>
+      </w:hyperlink>
+      <w:r>
+        <w:rPr>
+          <w:lang w:val="zh_TW" w:bidi="zh_TW"/>
+        </w:rPr>
+        <w:t>和</w:t>
+      </w:r>
+      <w:hyperlink r:id="rId61">
+        <w:r>
+          <w:rPr>
+            <w:lang w:val="zh_TW" w:bidi="zh_TW"/>
+          </w:rPr>
+          <w:rPr>
+            <w:color w:val="0000EE"/>
+            <w:u w:val="single"/>
+          </w:rPr>
+          <w:t>可5:25</w:t>
+        </w:r>
+      </w:hyperlink>
+      <w:r>
+        <w:rPr>
+          <w:lang w:val="zh_TW" w:bidi="zh_TW"/>
+        </w:rPr>
+        <w:t>的翻譯。</w:t>
+      </w:r>
+      <w:r>
+        <w:rPr>
+          <w:i/>
+          <w:lang w:val="zh_TW" w:bidi="zh_TW"/>
+        </w:rPr>
+        <w:t>見</w:t>
+      </w:r>
+      <w:r>
+        <w:rPr>
+          <w:lang w:val="zh_TW" w:bidi="zh_TW"/>
+        </w:rPr>
+        <w:t>血漏</w:t>
       </w:r>
       <w:r>
         <w:rPr>
@@ -2422,6 +3993,12 @@
   </w:num>
   <w:num w:numId="13" w16cid:durableId="592781308">
     <w:abstractNumId w:val="11"/>
+  </w:num>
+  <w:num w:numId="14">
+    <w:abstractNumId w:val="3"/>
+    <w:lvlOverride w:ilvl="0">
+      <w:startOverride w:val="1"/>
+    </w:lvlOverride>
   </w:num>
   <w:numIdMacAtCleanup w:val="10"/>
 </w:numbering>

--- a/zht/docx/181.content.docx
+++ b/zht/docx/181.content.docx
@@ -19,7 +19,7 @@
         <w:rPr>
           <w:lang w:val="zh_TW" w:bidi="zh_TW"/>
         </w:rPr>
-        <w:t>Resource: Tyndale Open Bible Dictionary</w:t>
+        <w:t>Resource: Aquifer Open Bible Dictionary</w:t>
       </w:r>
       <w:r>
         <w:rPr>
@@ -112,7 +112,7 @@
         <w:rPr>
           <w:lang w:val="zh_TW" w:bidi="zh_TW"/>
         </w:rPr>
-        <w:t>Tyndale Open Bible Dictionary</w:t>
+        <w:t>Aquifer Open Bible Dictionary</w:t>
       </w:r>
     </w:p>
     <w:p>
@@ -149,7 +149,7 @@
         <w:rPr>
           <w:lang w:val="zh_TW" w:bidi="zh_TW"/>
         </w:rPr>
-        <w:t>xue</w:t>
+        <w:t>xuan</w:t>
       </w:r>
       <w:r>
         <w:rPr>
@@ -212,7 +212,7 @@
         <w:rPr>
           <w:lang w:val="zh_TW" w:bidi="zh_TW"/>
         </w:rPr>
-        <w:t>血</w:t>
+        <w:t>選舉</w:t>
       </w:r>
       <w:r>
         <w:rPr>
@@ -231,7 +231,7 @@
         <w:rPr>
           <w:lang w:val="zh_TW" w:bidi="zh_TW"/>
         </w:rPr>
-        <w:t>血是在人和動物身體裡流動的紅色液體。</w:t>
+        <w:t>在現代英文中，這些詞語指的是一群人選擇領袖或代表的過程，通常涉及從幾個候選人中做出選擇。</w:t>
       </w:r>
     </w:p>
     <w:p>
@@ -245,7 +245,7 @@
         <w:rPr>
           <w:lang w:val="zh_TW" w:bidi="zh_TW"/>
         </w:rPr>
-        <w:t>在聖經裡，「血」的意思不只是指實際的血液，還有多種含義。有時經文用「血」來形容紅色：「日頭要變為黑暗， 月亮要變為血」（</w:t>
+        <w:t>當「揀選（elect）」這個動詞在聖經中以神學意義使用時，通常是指神的行動，指神在做出選擇。在舊約中，它是用來指神揀選以色列成為祂的子民（參</w:t>
       </w:r>
       <w:hyperlink r:id="rId13">
         <w:r>
@@ -256,14 +256,14 @@
             <w:color w:val="0000EE"/>
             <w:u w:val="single"/>
           </w:rPr>
-          <w:t>徒2:20</w:t>
+          <w:t>徒13:17</w:t>
         </w:r>
       </w:hyperlink>
       <w:r>
         <w:rPr>
           <w:lang w:val="zh_TW" w:bidi="zh_TW"/>
         </w:rPr>
-        <w:t>）。有時，就像在</w:t>
+        <w:t>）。以色列成為神的子民，不是因為他們決定要屬於神，而是因為神揀選了他們。神這樣做是因為祂對亞伯拉罕的應許，而不是因為以色列有什麼特別之處（</w:t>
       </w:r>
       <w:hyperlink r:id="rId14">
         <w:r>
@@ -274,14 +274,50 @@
             <w:color w:val="0000EE"/>
             <w:u w:val="single"/>
           </w:rPr>
-          <w:t>申命記三十二章14節</w:t>
+          <w:t>申7:7–8</w:t>
         </w:r>
       </w:hyperlink>
       <w:r>
         <w:rPr>
           <w:lang w:val="zh_TW" w:bidi="zh_TW"/>
         </w:rPr>
-        <w:t>中，經文會用「血」來指酒（這裡的「酒」，希伯來文原文直譯作「葡萄的血」）。</w:t>
+        <w:t>）。神也揀選他們的領袖，如掃羅和大衛（</w:t>
+      </w:r>
+      <w:hyperlink r:id="rId15">
+        <w:r>
+          <w:rPr>
+            <w:lang w:val="zh_TW" w:bidi="zh_TW"/>
+          </w:rPr>
+          <w:rPr>
+            <w:color w:val="0000EE"/>
+            <w:u w:val="single"/>
+          </w:rPr>
+          <w:t>撒上10:24</w:t>
+        </w:r>
+      </w:hyperlink>
+      <w:r>
+        <w:rPr>
+          <w:lang w:val="zh_TW" w:bidi="zh_TW"/>
+        </w:rPr>
+        <w:t>；</w:t>
+      </w:r>
+      <w:hyperlink r:id="rId16">
+        <w:r>
+          <w:rPr>
+            <w:lang w:val="zh_TW" w:bidi="zh_TW"/>
+          </w:rPr>
+          <w:rPr>
+            <w:color w:val="0000EE"/>
+            <w:u w:val="single"/>
+          </w:rPr>
+          <w:t>撒下6:21</w:t>
+        </w:r>
+      </w:hyperlink>
+      <w:r>
+        <w:rPr>
+          <w:lang w:val="zh_TW" w:bidi="zh_TW"/>
+        </w:rPr>
+        <w:t>）。這些揀選是由神單獨決定的，而不是由人們投票決定的。因此，這個詞表示神的權柄，神有權決定將會發生的事情，這是獨立於人的選擇之外。</w:t>
       </w:r>
     </w:p>
     <w:p>
@@ -295,9 +331,9 @@
         <w:rPr>
           <w:lang w:val="zh_TW" w:bidi="zh_TW"/>
         </w:rPr>
-        <w:t>聖經使用「血肉」這個片語時，意思是指普通的人。例如，當耶穌告訴彼得「這不是屬血肉的指示你的，乃是我在天上的父指示的」時，祂的意思是沒有任何普通的人把這事告訴彼得（</w:t>
-      </w:r>
-      <w:hyperlink r:id="rId15">
+        <w:t>新約聖經也有類似的概念。神的子民被描述為祂的「選民（his elect）」或「神的選民（chosen ones）」。耶穌在談到未來人子（Son of Man，耶穌用來稱呼自己的稱號）要來並聚集神的子民時，使用了這個詞語（</w:t>
+      </w:r>
+      <w:hyperlink r:id="rId17">
         <w:r>
           <w:rPr>
             <w:lang w:val="zh_TW" w:bidi="zh_TW"/>
@@ -306,16 +342,16 @@
             <w:color w:val="0000EE"/>
             <w:u w:val="single"/>
           </w:rPr>
-          <w:t>太16:17</w:t>
+          <w:t>可13:20、27</w:t>
         </w:r>
       </w:hyperlink>
       <w:r>
         <w:rPr>
           <w:lang w:val="zh_TW" w:bidi="zh_TW"/>
         </w:rPr>
-        <w:t>；另見</w:t>
-      </w:r>
-      <w:hyperlink r:id="rId16">
+        <w:t>）。耶穌將顯明，神的子民受苦並耐心等待祂是正確的（</w:t>
+      </w:r>
+      <w:hyperlink r:id="rId18">
         <w:r>
           <w:rPr>
             <w:lang w:val="zh_TW" w:bidi="zh_TW"/>
@@ -324,16 +360,16 @@
             <w:color w:val="0000EE"/>
             <w:u w:val="single"/>
           </w:rPr>
-          <w:t>林前15:50</w:t>
+          <w:t>路18:7</w:t>
         </w:r>
       </w:hyperlink>
       <w:r>
         <w:rPr>
           <w:lang w:val="zh_TW" w:bidi="zh_TW"/>
         </w:rPr>
-        <w:t>；</w:t>
-      </w:r>
-      <w:hyperlink r:id="rId17">
+        <w:t>）。在</w:t>
+      </w:r>
+      <w:hyperlink r:id="rId19">
         <w:r>
           <w:rPr>
             <w:lang w:val="zh_TW" w:bidi="zh_TW"/>
@@ -342,16 +378,16 @@
             <w:color w:val="0000EE"/>
             <w:u w:val="single"/>
           </w:rPr>
-          <w:t>加1:16</w:t>
+          <w:t>彼得前書二章9節</w:t>
         </w:r>
       </w:hyperlink>
       <w:r>
         <w:rPr>
           <w:lang w:val="zh_TW" w:bidi="zh_TW"/>
         </w:rPr>
-        <w:t>；</w:t>
-      </w:r>
-      <w:hyperlink r:id="rId18">
+        <w:t>，神的子民被稱為「被揀選的族類（chosen [elect] people）」。這句話最初是用在以色列民身上的（</w:t>
+      </w:r>
+      <w:hyperlink r:id="rId20">
         <w:r>
           <w:rPr>
             <w:lang w:val="zh_TW" w:bidi="zh_TW"/>
@@ -360,43 +396,14 @@
             <w:color w:val="0000EE"/>
             <w:u w:val="single"/>
           </w:rPr>
-          <w:t>弗6:12</w:t>
+          <w:t>賽43:20</w:t>
         </w:r>
       </w:hyperlink>
       <w:r>
         <w:rPr>
           <w:lang w:val="zh_TW" w:bidi="zh_TW"/>
         </w:rPr>
-        <w:t>），這啟示仍是來自神。猶大出賣耶穌之後，也承認自己「賣了無辜之人的血是有罪了」（</w:t>
-      </w:r>
-      <w:hyperlink r:id="rId19">
-        <w:r>
-          <w:rPr>
-            <w:lang w:val="zh_TW" w:bidi="zh_TW"/>
-          </w:rPr>
-          <w:rPr>
-            <w:color w:val="0000EE"/>
-            <w:u w:val="single"/>
-          </w:rPr>
-          <w:t>太27:4</w:t>
-        </w:r>
-      </w:hyperlink>
-      <w:r>
-        <w:rPr>
-          <w:lang w:val="zh_TW" w:bidi="zh_TW"/>
-        </w:rPr>
-        <w:t>）。在這些經文裡，「血」指自然的生命，而不是屬靈的生命或天上的生命。</w:t>
-      </w:r>
-    </w:p>
-    <w:p>
-      <w:pPr>
-        <w:pStyle w:val="Heading3"/>
-      </w:pPr>
-      <w:r>
-        <w:rPr>
-          <w:lang w:val="zh_TW" w:bidi="zh_TW"/>
-        </w:rPr>
-        <w:t>血與生命的關聯</w:t>
+        <w:t>），這表明舊約中神的子民與新約中的基督教會是相聯繫的。神對以色列人的應許，現在在教會中得以實現。</w:t>
       </w:r>
     </w:p>
     <w:p>
@@ -410,9 +417,9 @@
         <w:rPr>
           <w:lang w:val="zh_TW" w:bidi="zh_TW"/>
         </w:rPr>
-        <w:t>聖經也用「血」來表達流血的行為，也就是殺人。</w:t>
-      </w:r>
-      <w:hyperlink r:id="rId20">
+        <w:t>在</w:t>
+      </w:r>
+      <w:hyperlink r:id="rId21">
         <w:r>
           <w:rPr>
             <w:lang w:val="zh_TW" w:bidi="zh_TW"/>
@@ -421,16 +428,16 @@
             <w:color w:val="0000EE"/>
             <w:u w:val="single"/>
           </w:rPr>
-          <w:t>詩篇九篇12節</w:t>
+          <w:t>羅馬書九至十一章</w:t>
         </w:r>
       </w:hyperlink>
       <w:r>
         <w:rPr>
           <w:lang w:val="zh_TW" w:bidi="zh_TW"/>
         </w:rPr>
-        <w:t>提到「追討流人血之罪的」。</w:t>
-      </w:r>
-      <w:hyperlink r:id="rId21">
+        <w:t>，保羅談到一個問題：為什麼大多數猶太人拒絕了關於耶穌的好消息，而許多外邦人卻接受了呢？他說，現在有一小群（或餘民）的猶太人相信。神揀選了這群人是因著神的恩典，這群人是「選民」。這小群人得到了神原本為整個以色列所預備的福分。保羅說，許多人沒有接受這個信息，因為他們對此漸漸不再敏感。他將此描述為「頑梗不化」，這與人類普遍背離神的傾向有關（</w:t>
+      </w:r>
+      <w:hyperlink r:id="rId22">
         <w:r>
           <w:rPr>
             <w:lang w:val="zh_TW" w:bidi="zh_TW"/>
@@ -439,50 +446,14 @@
             <w:color w:val="0000EE"/>
             <w:u w:val="single"/>
           </w:rPr>
-          <w:t>創世記三十七章26節</w:t>
+          <w:t>羅11:5–7</w:t>
         </w:r>
       </w:hyperlink>
       <w:r>
         <w:rPr>
           <w:lang w:val="zh_TW" w:bidi="zh_TW"/>
         </w:rPr>
-        <w:t>說到約瑟的兄弟藏了他的血，意思就是要殺害他。經文說人「背負流人血之罪」，意思是犯了殺人的罪（</w:t>
-      </w:r>
-      <w:hyperlink r:id="rId22">
-        <w:r>
-          <w:rPr>
-            <w:lang w:val="zh_TW" w:bidi="zh_TW"/>
-          </w:rPr>
-          <w:rPr>
-            <w:color w:val="0000EE"/>
-            <w:u w:val="single"/>
-          </w:rPr>
-          <w:t>箴28:17</w:t>
-        </w:r>
-      </w:hyperlink>
-      <w:r>
-        <w:rPr>
-          <w:lang w:val="zh_TW" w:bidi="zh_TW"/>
-        </w:rPr>
-        <w:t>）。耶穌被釘十字架之前，彼拉多說：「流這義人的血，罪不在我」（</w:t>
-      </w:r>
-      <w:hyperlink r:id="rId23">
-        <w:r>
-          <w:rPr>
-            <w:lang w:val="zh_TW" w:bidi="zh_TW"/>
-          </w:rPr>
-          <w:rPr>
-            <w:color w:val="0000EE"/>
-            <w:u w:val="single"/>
-          </w:rPr>
-          <w:t>太27:24–25</w:t>
-        </w:r>
-      </w:hyperlink>
-      <w:r>
-        <w:rPr>
-          <w:lang w:val="zh_TW" w:bidi="zh_TW"/>
-        </w:rPr>
-        <w:t>）。因此，聖經經常把暴力的死亡與血聯繫起來。</w:t>
+        <w:t>）。</w:t>
       </w:r>
     </w:p>
     <w:p>
@@ -496,7 +467,269 @@
         <w:rPr>
           <w:lang w:val="zh_TW" w:bidi="zh_TW"/>
         </w:rPr>
-        <w:t>這樣的推理是有道理的，因為血與生命緊密相連。舊約聖經中有三處經文清楚表明血與生命之間的關係：</w:t>
+        <w:t>然而，保羅說神並沒有取消祂揀選以色列作為祂的子民。保羅解釋說，雖然許多猶太人沒有接受關於耶穌的信息，但這使得外邦人也能接受神的祝福。保羅強調神仍然愛猶太人，並且不會收回對他們的應許（</w:t>
+      </w:r>
+      <w:hyperlink r:id="rId23">
+        <w:r>
+          <w:rPr>
+            <w:lang w:val="zh_TW" w:bidi="zh_TW"/>
+          </w:rPr>
+          <w:rPr>
+            <w:color w:val="0000EE"/>
+            <w:u w:val="single"/>
+          </w:rPr>
+          <w:t>羅11:28</w:t>
+        </w:r>
+      </w:hyperlink>
+      <w:r>
+        <w:rPr>
+          <w:lang w:val="zh_TW" w:bidi="zh_TW"/>
+        </w:rPr>
+        <w:t>）。正因如此，保羅相信將來會有許多猶太人歸向神。</w:t>
+      </w:r>
+    </w:p>
+    <w:p>
+      <w:pPr/>
+      <w:r>
+        <w:rPr>
+          <w:lang w:val="zh_TW" w:bidi="zh_TW"/>
+        </w:rPr>
+      </w:r>
+      <w:r>
+        <w:rPr>
+          <w:lang w:val="zh_TW" w:bidi="zh_TW"/>
+        </w:rPr>
+        <w:t>聖經中翻譯為「選民」的詞語通常以複數形式出現，指的是所有神的子民或特定地方教會的成員（</w:t>
+      </w:r>
+      <w:hyperlink r:id="rId24">
+        <w:r>
+          <w:rPr>
+            <w:lang w:val="zh_TW" w:bidi="zh_TW"/>
+          </w:rPr>
+          <w:rPr>
+            <w:color w:val="0000EE"/>
+            <w:u w:val="single"/>
+          </w:rPr>
+          <w:t>羅8:33</w:t>
+        </w:r>
+      </w:hyperlink>
+      <w:r>
+        <w:rPr>
+          <w:lang w:val="zh_TW" w:bidi="zh_TW"/>
+        </w:rPr>
+        <w:t>；</w:t>
+      </w:r>
+      <w:hyperlink r:id="rId25">
+        <w:r>
+          <w:rPr>
+            <w:lang w:val="zh_TW" w:bidi="zh_TW"/>
+          </w:rPr>
+          <w:rPr>
+            <w:color w:val="0000EE"/>
+            <w:u w:val="single"/>
+          </w:rPr>
+          <w:t>西3:12</w:t>
+        </w:r>
+      </w:hyperlink>
+      <w:r>
+        <w:rPr>
+          <w:lang w:val="zh_TW" w:bidi="zh_TW"/>
+        </w:rPr>
+        <w:t>；</w:t>
+      </w:r>
+      <w:hyperlink r:id="rId26">
+        <w:r>
+          <w:rPr>
+            <w:lang w:val="zh_TW" w:bidi="zh_TW"/>
+          </w:rPr>
+          <w:rPr>
+            <w:color w:val="0000EE"/>
+            <w:u w:val="single"/>
+          </w:rPr>
+          <w:t>帖前1:4</w:t>
+        </w:r>
+      </w:hyperlink>
+      <w:r>
+        <w:rPr>
+          <w:lang w:val="zh_TW" w:bidi="zh_TW"/>
+        </w:rPr>
+        <w:t>；</w:t>
+      </w:r>
+      <w:hyperlink r:id="rId27">
+        <w:r>
+          <w:rPr>
+            <w:lang w:val="zh_TW" w:bidi="zh_TW"/>
+          </w:rPr>
+          <w:rPr>
+            <w:color w:val="0000EE"/>
+            <w:u w:val="single"/>
+          </w:rPr>
+          <w:t>提後2:10</w:t>
+        </w:r>
+      </w:hyperlink>
+      <w:r>
+        <w:rPr>
+          <w:lang w:val="zh_TW" w:bidi="zh_TW"/>
+        </w:rPr>
+        <w:t>；</w:t>
+      </w:r>
+      <w:hyperlink r:id="rId28">
+        <w:r>
+          <w:rPr>
+            <w:lang w:val="zh_TW" w:bidi="zh_TW"/>
+          </w:rPr>
+          <w:rPr>
+            <w:color w:val="0000EE"/>
+            <w:u w:val="single"/>
+          </w:rPr>
+          <w:t>多1:1</w:t>
+        </w:r>
+      </w:hyperlink>
+      <w:r>
+        <w:rPr>
+          <w:lang w:val="zh_TW" w:bidi="zh_TW"/>
+        </w:rPr>
+        <w:t>；</w:t>
+      </w:r>
+      <w:hyperlink r:id="rId29">
+        <w:r>
+          <w:rPr>
+            <w:lang w:val="zh_TW" w:bidi="zh_TW"/>
+          </w:rPr>
+          <w:rPr>
+            <w:color w:val="0000EE"/>
+            <w:u w:val="single"/>
+          </w:rPr>
+          <w:t>彼前1:1–2</w:t>
+        </w:r>
+      </w:hyperlink>
+      <w:r>
+        <w:rPr>
+          <w:lang w:val="zh_TW" w:bidi="zh_TW"/>
+        </w:rPr>
+        <w:t>；</w:t>
+      </w:r>
+      <w:hyperlink r:id="rId30">
+        <w:r>
+          <w:rPr>
+            <w:lang w:val="zh_TW" w:bidi="zh_TW"/>
+          </w:rPr>
+          <w:rPr>
+            <w:color w:val="0000EE"/>
+            <w:u w:val="single"/>
+          </w:rPr>
+          <w:t>彼後1:10</w:t>
+        </w:r>
+      </w:hyperlink>
+      <w:r>
+        <w:rPr>
+          <w:lang w:val="zh_TW" w:bidi="zh_TW"/>
+        </w:rPr>
+        <w:t>；</w:t>
+      </w:r>
+      <w:hyperlink r:id="rId31">
+        <w:r>
+          <w:rPr>
+            <w:lang w:val="zh_TW" w:bidi="zh_TW"/>
+          </w:rPr>
+          <w:rPr>
+            <w:color w:val="0000EE"/>
+            <w:u w:val="single"/>
+          </w:rPr>
+          <w:t>啟17:14</w:t>
+        </w:r>
+      </w:hyperlink>
+      <w:r>
+        <w:rPr>
+          <w:lang w:val="zh_TW" w:bidi="zh_TW"/>
+        </w:rPr>
+        <w:t>；參</w:t>
+      </w:r>
+      <w:hyperlink r:id="rId32">
+        <w:r>
+          <w:rPr>
+            <w:lang w:val="zh_TW" w:bidi="zh_TW"/>
+          </w:rPr>
+          <w:rPr>
+            <w:color w:val="0000EE"/>
+            <w:u w:val="single"/>
+          </w:rPr>
+          <w:t>羅16:13</w:t>
+        </w:r>
+      </w:hyperlink>
+      <w:r>
+        <w:rPr>
+          <w:lang w:val="zh_TW" w:bidi="zh_TW"/>
+        </w:rPr>
+        <w:t>和</w:t>
+      </w:r>
+      <w:hyperlink r:id="rId33">
+        <w:r>
+          <w:rPr>
+            <w:lang w:val="zh_TW" w:bidi="zh_TW"/>
+          </w:rPr>
+          <w:rPr>
+            <w:color w:val="0000EE"/>
+            <w:u w:val="single"/>
+          </w:rPr>
+          <w:t>約二1:13</w:t>
+        </w:r>
+      </w:hyperlink>
+      <w:r>
+        <w:rPr>
+          <w:lang w:val="zh_TW" w:bidi="zh_TW"/>
+        </w:rPr>
+        <w:t>，這兩處經文中使用的是單數形式）。使用複數形式可能有兩個原因。一個原因是，大部分新約書信是寫給團體而非個人的。更有可能的原因是，這顯示神揀選的是一個群體，而不僅僅只是個別的人。</w:t>
+      </w:r>
+    </w:p>
+    <w:p>
+      <w:pPr/>
+      <w:r>
+        <w:rPr>
+          <w:lang w:val="zh_TW" w:bidi="zh_TW"/>
+        </w:rPr>
+      </w:r>
+      <w:r>
+        <w:rPr>
+          <w:lang w:val="zh_TW" w:bidi="zh_TW"/>
+        </w:rPr>
+        <w:t>「揀選」這個詞顯示了成為神的子民始於神的揀選。這個揀選發生在時間開始之前，在任何人能夠回應之前（</w:t>
+      </w:r>
+      <w:hyperlink r:id="rId34">
+        <w:r>
+          <w:rPr>
+            <w:lang w:val="zh_TW" w:bidi="zh_TW"/>
+          </w:rPr>
+          <w:rPr>
+            <w:color w:val="0000EE"/>
+            <w:u w:val="single"/>
+          </w:rPr>
+          <w:t>弗1:4</w:t>
+        </w:r>
+      </w:hyperlink>
+      <w:r>
+        <w:rPr>
+          <w:lang w:val="zh_TW" w:bidi="zh_TW"/>
+        </w:rPr>
+        <w:t>；參</w:t>
+      </w:r>
+      <w:hyperlink r:id="rId35">
+        <w:r>
+          <w:rPr>
+            <w:lang w:val="zh_TW" w:bidi="zh_TW"/>
+          </w:rPr>
+          <w:rPr>
+            <w:color w:val="0000EE"/>
+            <w:u w:val="single"/>
+          </w:rPr>
+          <w:t>約15:16、19</w:t>
+        </w:r>
+      </w:hyperlink>
+      <w:r>
+        <w:rPr>
+          <w:lang w:val="zh_TW" w:bidi="zh_TW"/>
+        </w:rPr>
+        <w:t>）。是神呼召了男人和女人成為祂的子民，凡回應的人就是選民。神揀選人並不是因為他們善良或值得揀選。事實上，祂常常會揀選：</w:t>
       </w:r>
     </w:p>
     <w:p>
@@ -514,25 +747,7 @@
         <w:rPr>
           <w:lang w:val="zh_TW" w:bidi="zh_TW"/>
         </w:rPr>
-        <w:t>「惟獨肉帶著血，那就是牠的生命，你們不可吃」（</w:t>
-      </w:r>
-      <w:hyperlink r:id="rId24">
-        <w:r>
-          <w:rPr>
-            <w:lang w:val="zh_TW" w:bidi="zh_TW"/>
-          </w:rPr>
-          <w:rPr>
-            <w:color w:val="0000EE"/>
-            <w:u w:val="single"/>
-          </w:rPr>
-          <w:t>創9:4</w:t>
-        </w:r>
-      </w:hyperlink>
-      <w:r>
-        <w:rPr>
-          <w:lang w:val="zh_TW" w:bidi="zh_TW"/>
-        </w:rPr>
-        <w:t>）</w:t>
+        <w:t>世上愚拙的，叫有智慧的羞愧</w:t>
       </w:r>
     </w:p>
     <w:p>
@@ -550,25 +765,7 @@
         <w:rPr>
           <w:lang w:val="zh_TW" w:bidi="zh_TW"/>
         </w:rPr>
-        <w:t>「因為活物的生命是在血中」（</w:t>
-      </w:r>
-      <w:hyperlink r:id="rId25">
-        <w:r>
-          <w:rPr>
-            <w:lang w:val="zh_TW" w:bidi="zh_TW"/>
-          </w:rPr>
-          <w:rPr>
-            <w:color w:val="0000EE"/>
-            <w:u w:val="single"/>
-          </w:rPr>
-          <w:t>利17:11</w:t>
-        </w:r>
-      </w:hyperlink>
-      <w:r>
-        <w:rPr>
-          <w:lang w:val="zh_TW" w:bidi="zh_TW"/>
-        </w:rPr>
-        <w:t>）</w:t>
+        <w:t>世上軟弱的，叫那強壯的羞愧</w:t>
       </w:r>
     </w:p>
     <w:p>
@@ -586,9 +783,9 @@
         <w:rPr>
           <w:lang w:val="zh_TW" w:bidi="zh_TW"/>
         </w:rPr>
-        <w:t>「只是你要心意堅定，不可吃血，因為血是生命」（</w:t>
-      </w:r>
-      <w:hyperlink r:id="rId26">
+        <w:t>世上卑賤的，被人厭惡的，以及那無有的，為要廢掉那有的（</w:t>
+      </w:r>
+      <w:hyperlink r:id="rId36">
         <w:r>
           <w:rPr>
             <w:lang w:val="zh_TW" w:bidi="zh_TW"/>
@@ -597,14 +794,14 @@
             <w:color w:val="0000EE"/>
             <w:u w:val="single"/>
           </w:rPr>
-          <w:t>申12:23</w:t>
+          <w:t>林前1:27–28</w:t>
         </w:r>
       </w:hyperlink>
       <w:r>
         <w:rPr>
           <w:lang w:val="zh_TW" w:bidi="zh_TW"/>
         </w:rPr>
-        <w:t>）。</w:t>
+        <w:t>）</w:t>
       </w:r>
     </w:p>
     <w:p>
@@ -618,36 +815,7 @@
         <w:rPr>
           <w:lang w:val="zh_TW" w:bidi="zh_TW"/>
         </w:rPr>
-        <w:t>神創造一切生命，因此流人血是極其嚴重的事。血是聖的，所以神禁止人吃血（見</w:t>
-      </w:r>
-      <w:hyperlink r:id="rId27">
-        <w:r>
-          <w:rPr>
-            <w:lang w:val="zh_TW" w:bidi="zh_TW"/>
-          </w:rPr>
-          <w:rPr>
-            <w:color w:val="0000EE"/>
-            <w:u w:val="single"/>
-          </w:rPr>
-          <w:t>徒15:20</w:t>
-        </w:r>
-      </w:hyperlink>
-      <w:r>
-        <w:rPr>
-          <w:lang w:val="zh_TW" w:bidi="zh_TW"/>
-        </w:rPr>
-        <w:t>）。血象徵神所賜給我們的生命。</w:t>
-      </w:r>
-    </w:p>
-    <w:p>
-      <w:pPr>
-        <w:pStyle w:val="Heading3"/>
-      </w:pPr>
-      <w:r>
-        <w:rPr>
-          <w:lang w:val="zh_TW" w:bidi="zh_TW"/>
-        </w:rPr>
-        <w:t>獻祭中的血</w:t>
+        <w:t>這意味著，選民不能因自己的成就或地位而誇耀。他們的一切都來自神，他們不能自誇或認為自己比別人強。</w:t>
       </w:r>
     </w:p>
     <w:p>
@@ -661,9 +829,27 @@
         <w:rPr>
           <w:lang w:val="zh_TW" w:bidi="zh_TW"/>
         </w:rPr>
-        <w:t>血在宗教獻祭中極其重要，因為血代表生命。贖罪日那天，祭司把公牛和山羊的血灑在壇上（</w:t>
-      </w:r>
-      <w:hyperlink r:id="rId28">
+        <w:t>神揀選的子民有特別的好處：</w:t>
+      </w:r>
+    </w:p>
+    <w:p>
+      <w:pPr>
+        <w:pStyle w:val="ListBullet"/>
+        <w:spacing w:line="240" w:lineRule="auto"/>
+        <w:ind w:left="720"/>
+      </w:pPr>
+      <w:r>
+        <w:rPr>
+          <w:lang w:val="zh_TW" w:bidi="zh_TW"/>
+        </w:rPr>
+      </w:r>
+      <w:r>
+        <w:rPr>
+          <w:lang w:val="zh_TW" w:bidi="zh_TW"/>
+        </w:rPr>
+        <w:t>神幫助他們，因此沒有人可以控告他們以至於讓神拒絕他們（</w:t>
+      </w:r>
+      <w:hyperlink r:id="rId24">
         <w:r>
           <w:rPr>
             <w:lang w:val="zh_TW" w:bidi="zh_TW"/>
@@ -672,16 +858,34 @@
             <w:color w:val="0000EE"/>
             <w:u w:val="single"/>
           </w:rPr>
-          <w:t>利16章</w:t>
+          <w:t>羅8:33</w:t>
         </w:r>
       </w:hyperlink>
       <w:r>
         <w:rPr>
           <w:lang w:val="zh_TW" w:bidi="zh_TW"/>
         </w:rPr>
-        <w:t>）。死亡臨到時，血（生命）就傾倒出來。百姓把動物的生命交出，用來代替自己的生命。百姓的罪藉著獻祭轉移到動物身上，於是神就能施行完全的審判，也能完成贖罪。這種轉移的觀念，也在贖罪日藉著替罪羊顯明出來（</w:t>
-      </w:r>
-      <w:hyperlink r:id="rId29">
+        <w:t xml:space="preserve">）。 </w:t>
+      </w:r>
+    </w:p>
+    <w:p>
+      <w:pPr>
+        <w:pStyle w:val="ListBullet"/>
+        <w:spacing w:line="240" w:lineRule="auto"/>
+        <w:ind w:left="720"/>
+      </w:pPr>
+      <w:r>
+        <w:rPr>
+          <w:lang w:val="zh_TW" w:bidi="zh_TW"/>
+        </w:rPr>
+      </w:r>
+      <w:r>
+        <w:rPr>
+          <w:lang w:val="zh_TW" w:bidi="zh_TW"/>
+        </w:rPr>
+        <w:t>他們如同君尊的祭司，這意味著他們可以直接來到神面前（</w:t>
+      </w:r>
+      <w:hyperlink r:id="rId19">
         <w:r>
           <w:rPr>
             <w:lang w:val="zh_TW" w:bidi="zh_TW"/>
@@ -690,16 +894,34 @@
             <w:color w:val="0000EE"/>
             <w:u w:val="single"/>
           </w:rPr>
-          <w:t>利16:20–22</w:t>
+          <w:t>彼前2:9</w:t>
         </w:r>
       </w:hyperlink>
       <w:r>
         <w:rPr>
           <w:lang w:val="zh_TW" w:bidi="zh_TW"/>
         </w:rPr>
-        <w:t>）。第一次逾越節時，血也帶著同樣的意義（</w:t>
-      </w:r>
-      <w:hyperlink r:id="rId30">
+        <w:t xml:space="preserve">）。 </w:t>
+      </w:r>
+    </w:p>
+    <w:p>
+      <w:pPr>
+        <w:pStyle w:val="ListBullet"/>
+        <w:spacing w:line="240" w:lineRule="auto"/>
+        <w:ind w:left="720"/>
+      </w:pPr>
+      <w:r>
+        <w:rPr>
+          <w:lang w:val="zh_TW" w:bidi="zh_TW"/>
+        </w:rPr>
+      </w:r>
+      <w:r>
+        <w:rPr>
+          <w:lang w:val="zh_TW" w:bidi="zh_TW"/>
+        </w:rPr>
+        <w:t>被稱為使徒的早期基督教領袖經歷了艱難時期。他們這樣做是為了讓神的子民可以得救，並與神永遠同在（</w:t>
+      </w:r>
+      <w:hyperlink r:id="rId27">
         <w:r>
           <w:rPr>
             <w:lang w:val="zh_TW" w:bidi="zh_TW"/>
@@ -708,14 +930,14 @@
             <w:color w:val="0000EE"/>
             <w:u w:val="single"/>
           </w:rPr>
-          <w:t>出12:1–13</w:t>
+          <w:t>提後2:10</w:t>
         </w:r>
       </w:hyperlink>
       <w:r>
         <w:rPr>
           <w:lang w:val="zh_TW" w:bidi="zh_TW"/>
         </w:rPr>
-        <w:t>）。百姓把動物的血塗在門框上，表示已經有死亡發生，因此滅命的使者就會越過那些房屋。</w:t>
+        <w:t>）。</w:t>
       </w:r>
     </w:p>
     <w:p>
@@ -729,7 +951,61 @@
         <w:rPr>
           <w:lang w:val="zh_TW" w:bidi="zh_TW"/>
         </w:rPr>
-        <w:t>血也成為獻給神最重要的供物之一。</w:t>
+        <w:t>選民是以他們對神的信心著稱（</w:t>
+      </w:r>
+      <w:hyperlink r:id="rId28">
+        <w:r>
+          <w:rPr>
+            <w:lang w:val="zh_TW" w:bidi="zh_TW"/>
+          </w:rPr>
+          <w:rPr>
+            <w:color w:val="0000EE"/>
+            <w:u w:val="single"/>
+          </w:rPr>
+          <w:t>多1:1</w:t>
+        </w:r>
+      </w:hyperlink>
+      <w:r>
+        <w:rPr>
+          <w:lang w:val="zh_TW" w:bidi="zh_TW"/>
+        </w:rPr>
+        <w:t>）。他們的行為應該顯示出他們是神的子民（</w:t>
+      </w:r>
+      <w:hyperlink r:id="rId25">
+        <w:r>
+          <w:rPr>
+            <w:lang w:val="zh_TW" w:bidi="zh_TW"/>
+          </w:rPr>
+          <w:rPr>
+            <w:color w:val="0000EE"/>
+            <w:u w:val="single"/>
+          </w:rPr>
+          <w:t>西3:12</w:t>
+        </w:r>
+      </w:hyperlink>
+      <w:r>
+        <w:rPr>
+          <w:lang w:val="zh_TW" w:bidi="zh_TW"/>
+        </w:rPr>
+        <w:t>）。他們必須堅定自己的呼召和揀選，也就是說，他們必須通過他們的生活方式來顯示他們屬於神（</w:t>
+      </w:r>
+      <w:hyperlink r:id="rId30">
+        <w:r>
+          <w:rPr>
+            <w:lang w:val="zh_TW" w:bidi="zh_TW"/>
+          </w:rPr>
+          <w:rPr>
+            <w:color w:val="0000EE"/>
+            <w:u w:val="single"/>
+          </w:rPr>
+          <w:t>彼後1:10</w:t>
+        </w:r>
+      </w:hyperlink>
+      <w:r>
+        <w:rPr>
+          <w:lang w:val="zh_TW" w:bidi="zh_TW"/>
+        </w:rPr>
+        <w:t>）。他們必須繼續忠於那位呼召他們的主（</w:t>
       </w:r>
       <w:hyperlink r:id="rId31">
         <w:r>
@@ -740,32 +1016,14 @@
             <w:color w:val="0000EE"/>
             <w:u w:val="single"/>
           </w:rPr>
-          <w:t>出埃及記二十四章</w:t>
+          <w:t>啟17:14</w:t>
         </w:r>
       </w:hyperlink>
       <w:r>
         <w:rPr>
           <w:lang w:val="zh_TW" w:bidi="zh_TW"/>
         </w:rPr>
-        <w:t>中記載，百姓同意立約之後，摩西把獻祭之血一半灑在壇上，另一半灑在百姓身上。他這樣行的時候說：「你看！這是立約的血，是耶和華按這一切話與你們立約的憑據」（</w:t>
-      </w:r>
-      <w:hyperlink r:id="rId32">
-        <w:r>
-          <w:rPr>
-            <w:lang w:val="zh_TW" w:bidi="zh_TW"/>
-          </w:rPr>
-          <w:rPr>
-            <w:color w:val="0000EE"/>
-            <w:u w:val="single"/>
-          </w:rPr>
-          <w:t>出24:8</w:t>
-        </w:r>
-      </w:hyperlink>
-      <w:r>
-        <w:rPr>
-          <w:lang w:val="zh_TW" w:bidi="zh_TW"/>
-        </w:rPr>
-        <w:t>）。血同時灑在壇上和百姓身上，顯明神與以色列的百姓一同立約（這稱為「立約的關係」）。</w:t>
+        <w:t>）。</w:t>
       </w:r>
     </w:p>
     <w:p>
@@ -775,101 +1033,23 @@
           <w:lang w:val="zh_TW" w:bidi="zh_TW"/>
         </w:rPr>
       </w:r>
-      <w:r>
-        <w:rPr>
-          <w:lang w:val="zh_TW" w:bidi="zh_TW"/>
-        </w:rPr>
-        <w:t>在以色列的宗教禮儀中，血帶著多重意義。血可以代表：</w:t>
-      </w:r>
-    </w:p>
-    <w:p>
-      <w:pPr>
-        <w:pStyle w:val="ListBullet"/>
-        <w:spacing w:line="240" w:lineRule="auto"/>
-        <w:ind w:left="720"/>
-      </w:pPr>
-      <w:r>
-        <w:rPr>
-          <w:lang w:val="zh_TW" w:bidi="zh_TW"/>
-        </w:rPr>
-      </w:r>
-      <w:r>
-        <w:rPr>
-          <w:lang w:val="zh_TW" w:bidi="zh_TW"/>
-        </w:rPr>
-        <w:t>死亡（自然生命的結束）</w:t>
-      </w:r>
-    </w:p>
-    <w:p>
-      <w:pPr>
-        <w:pStyle w:val="ListBullet"/>
-        <w:spacing w:line="240" w:lineRule="auto"/>
-        <w:ind w:left="720"/>
-      </w:pPr>
-      <w:r>
-        <w:rPr>
-          <w:lang w:val="zh_TW" w:bidi="zh_TW"/>
-        </w:rPr>
-      </w:r>
-      <w:r>
-        <w:rPr>
-          <w:lang w:val="zh_TW" w:bidi="zh_TW"/>
-        </w:rPr>
-        <w:t>審判（指神判定人所行的是非對錯）</w:t>
-      </w:r>
-    </w:p>
-    <w:p>
-      <w:pPr>
-        <w:pStyle w:val="ListBullet"/>
-        <w:spacing w:line="240" w:lineRule="auto"/>
-        <w:ind w:left="720"/>
-      </w:pPr>
-      <w:r>
-        <w:rPr>
-          <w:lang w:val="zh_TW" w:bidi="zh_TW"/>
-        </w:rPr>
-      </w:r>
-      <w:r>
-        <w:rPr>
-          <w:lang w:val="zh_TW" w:bidi="zh_TW"/>
-        </w:rPr>
-        <w:t>獻祭（獻供物給神）</w:t>
-      </w:r>
-    </w:p>
-    <w:p>
-      <w:pPr>
-        <w:pStyle w:val="ListBullet"/>
-        <w:spacing w:line="240" w:lineRule="auto"/>
-        <w:ind w:left="720"/>
-      </w:pPr>
-      <w:r>
-        <w:rPr>
-          <w:lang w:val="zh_TW" w:bidi="zh_TW"/>
-        </w:rPr>
-      </w:r>
-      <w:r>
-        <w:rPr>
-          <w:lang w:val="zh_TW" w:bidi="zh_TW"/>
-        </w:rPr>
-        <w:t>代替（用一個生命來拯救另一個生命）</w:t>
-      </w:r>
-    </w:p>
-    <w:p>
-      <w:pPr>
-        <w:pStyle w:val="ListBullet"/>
-        <w:spacing w:line="240" w:lineRule="auto"/>
-        <w:ind w:left="720"/>
-      </w:pPr>
-      <w:r>
-        <w:rPr>
-          <w:lang w:val="zh_TW" w:bidi="zh_TW"/>
-        </w:rPr>
-      </w:r>
-      <w:r>
-        <w:rPr>
-          <w:lang w:val="zh_TW" w:bidi="zh_TW"/>
-        </w:rPr>
-        <w:t>救贖（從罪中得釋放）</w:t>
+      <w:hyperlink r:id="rId37">
+        <w:r>
+          <w:rPr>
+            <w:lang w:val="zh_TW" w:bidi="zh_TW"/>
+          </w:rPr>
+          <w:rPr>
+            <w:color w:val="0000EE"/>
+            <w:u w:val="single"/>
+          </w:rPr>
+          <w:t>馬太福音二十二章14節</w:t>
+        </w:r>
+      </w:hyperlink>
+      <w:r>
+        <w:rPr>
+          <w:lang w:val="zh_TW" w:bidi="zh_TW"/>
+        </w:rPr>
+        <w:t>解釋了神的呼召與人的回應之間的關係：「因為被召的人多，選上的人少。」雖然神通過福音呼召了許多人，但只有一部分人回應這個呼召並成為祂的選民。</w:t>
       </w:r>
     </w:p>
     <w:p>
@@ -883,18 +1063,25 @@
         <w:rPr>
           <w:lang w:val="zh_TW" w:bidi="zh_TW"/>
         </w:rPr>
-        <w:t>人能與神同得生命，正是藉著血而成。</w:t>
-      </w:r>
-    </w:p>
-    <w:p>
-      <w:pPr>
-        <w:pStyle w:val="Heading3"/>
-      </w:pPr>
-      <w:r>
-        <w:rPr>
-          <w:lang w:val="zh_TW" w:bidi="zh_TW"/>
-        </w:rPr>
-        <w:t>基督的血</w:t>
+        <w:t>聖經並未完全解釋為什麼只有一些人成為神的子民。當然，當一個人確實回應神的呼召時，那是因為福音臨到了他或她「不獨在乎言語，也在乎權能和聖靈，並充足的信心」（</w:t>
+      </w:r>
+      <w:hyperlink r:id="rId38">
+        <w:r>
+          <w:rPr>
+            <w:lang w:val="zh_TW" w:bidi="zh_TW"/>
+          </w:rPr>
+          <w:rPr>
+            <w:color w:val="0000EE"/>
+            <w:u w:val="single"/>
+          </w:rPr>
+          <w:t>帖前1:4–5</w:t>
+        </w:r>
+      </w:hyperlink>
+      <w:r>
+        <w:rPr>
+          <w:lang w:val="zh_TW" w:bidi="zh_TW"/>
+        </w:rPr>
+        <w:t>）。人們拒絕福音，是因為他們因罪和過分相信自己的作為而變得心硬。聖經並未進一步解釋，所以基督徒不應該嘗試添加自己的解釋。</w:t>
       </w:r>
     </w:p>
     <w:p>
@@ -908,9 +1095,9 @@
         <w:rPr>
           <w:lang w:val="zh_TW" w:bidi="zh_TW"/>
         </w:rPr>
-        <w:t>在新約聖經裡，經文除了提到醫治的情況（例如，</w:t>
-      </w:r>
-      <w:hyperlink r:id="rId33">
+        <w:t>「揀選」也可以意味著神揀選人來完成特殊的任務。耶穌從一大群跟隨祂的人中選擇了十二個門徒（</w:t>
+      </w:r>
+      <w:hyperlink r:id="rId39">
         <w:r>
           <w:rPr>
             <w:lang w:val="zh_TW" w:bidi="zh_TW"/>
@@ -919,16 +1106,16 @@
             <w:color w:val="0000EE"/>
             <w:u w:val="single"/>
           </w:rPr>
-          <w:t>太9:20</w:t>
+          <w:t>路6:13</w:t>
         </w:r>
       </w:hyperlink>
       <w:r>
         <w:rPr>
           <w:lang w:val="zh_TW" w:bidi="zh_TW"/>
         </w:rPr>
-        <w:t>）和殺人（例如，</w:t>
-      </w:r>
-      <w:hyperlink r:id="rId34">
+        <w:t>；</w:t>
+      </w:r>
+      <w:hyperlink r:id="rId40">
         <w:r>
           <w:rPr>
             <w:lang w:val="zh_TW" w:bidi="zh_TW"/>
@@ -937,16 +1124,16 @@
             <w:color w:val="0000EE"/>
             <w:u w:val="single"/>
           </w:rPr>
-          <w:t>徒22:20</w:t>
+          <w:t>徒1:2</w:t>
         </w:r>
       </w:hyperlink>
       <w:r>
         <w:rPr>
           <w:lang w:val="zh_TW" w:bidi="zh_TW"/>
         </w:rPr>
-        <w:t>）之外，也把重點放在基督的血上。這一點延續了舊約聖經的觀念。共觀福音書（馬太福音、馬可福音和路加福音）記載，耶穌在最後的晚餐中將自己的血視為新約的象徵（</w:t>
-      </w:r>
-      <w:hyperlink r:id="rId35">
+        <w:t>）。同樣，在約翰福音中，耶穌說祂雖然揀選了十二個門徒，但祂稱出賣祂的猶大為「魔鬼」（</w:t>
+      </w:r>
+      <w:hyperlink r:id="rId41">
         <w:r>
           <w:rPr>
             <w:lang w:val="zh_TW" w:bidi="zh_TW"/>
@@ -955,16 +1142,16 @@
             <w:color w:val="0000EE"/>
             <w:u w:val="single"/>
           </w:rPr>
-          <w:t>太26:28</w:t>
+          <w:t>約6:70</w:t>
         </w:r>
       </w:hyperlink>
       <w:r>
         <w:rPr>
           <w:lang w:val="zh_TW" w:bidi="zh_TW"/>
         </w:rPr>
-        <w:t>；</w:t>
-      </w:r>
-      <w:hyperlink r:id="rId36">
+        <w:t>，</w:t>
+      </w:r>
+      <w:hyperlink r:id="rId42">
         <w:r>
           <w:rPr>
             <w:lang w:val="zh_TW" w:bidi="zh_TW"/>
@@ -973,16 +1160,16 @@
             <w:color w:val="0000EE"/>
             <w:u w:val="single"/>
           </w:rPr>
-          <w:t>可14:24</w:t>
+          <w:t>13:18</w:t>
         </w:r>
       </w:hyperlink>
       <w:r>
         <w:rPr>
           <w:lang w:val="zh_TW" w:bidi="zh_TW"/>
         </w:rPr>
-        <w:t>；</w:t>
-      </w:r>
-      <w:hyperlink r:id="rId37">
+        <w:t>）。當需要選出另一位門徒來取代猶大時，教會向耶穌祈禱，請耶穌指示他們應該從兩個人中挑選哪一個加入十二使徒（</w:t>
+      </w:r>
+      <w:hyperlink r:id="rId43">
         <w:r>
           <w:rPr>
             <w:lang w:val="zh_TW" w:bidi="zh_TW"/>
@@ -991,16 +1178,16 @@
             <w:color w:val="0000EE"/>
             <w:u w:val="single"/>
           </w:rPr>
-          <w:t>路22:20</w:t>
+          <w:t>徒1:24</w:t>
         </w:r>
       </w:hyperlink>
       <w:r>
         <w:rPr>
           <w:lang w:val="zh_TW" w:bidi="zh_TW"/>
         </w:rPr>
-        <w:t>）。這樣的說法顯明祂的死是一種獻祭，也表明祂的死具有救贖的意義。約翰福音同樣表達了這個觀念，但是用不同的說法來描述：「你們若不吃人子的肉，不喝人子的血，就沒有生命在你們裡面」（</w:t>
-      </w:r>
-      <w:hyperlink r:id="rId38">
+        <w:t>）。彼得說神揀選了他向外邦人傳福音（</w:t>
+      </w:r>
+      <w:hyperlink r:id="rId44">
         <w:r>
           <w:rPr>
             <w:lang w:val="zh_TW" w:bidi="zh_TW"/>
@@ -1009,16 +1196,16 @@
             <w:color w:val="0000EE"/>
             <w:u w:val="single"/>
           </w:rPr>
-          <w:t>約6:53</w:t>
+          <w:t>15:7</w:t>
         </w:r>
       </w:hyperlink>
       <w:r>
         <w:rPr>
           <w:lang w:val="zh_TW" w:bidi="zh_TW"/>
         </w:rPr>
-        <w:t>）。信的人藉著信心，參與耶穌的死和復活（另見</w:t>
-      </w:r>
-      <w:hyperlink r:id="rId39">
+        <w:t>）。 同樣，保羅說神揀選他將信息帶給外邦人（</w:t>
+      </w:r>
+      <w:hyperlink r:id="rId45">
         <w:r>
           <w:rPr>
             <w:lang w:val="zh_TW" w:bidi="zh_TW"/>
@@ -1027,14 +1214,14 @@
             <w:color w:val="0000EE"/>
             <w:u w:val="single"/>
           </w:rPr>
-          <w:t>林前10:16</w:t>
+          <w:t>9:15</w:t>
         </w:r>
       </w:hyperlink>
       <w:r>
         <w:rPr>
           <w:lang w:val="zh_TW" w:bidi="zh_TW"/>
         </w:rPr>
-        <w:t>）。</w:t>
+        <w:t>）。這些例子顯示神在基督徒宣教中採取的第一步，祂揀選人以不同的方式來事奉祂。</w:t>
       </w:r>
     </w:p>
     <w:p>
@@ -1046,1046 +1233,34 @@
       </w:r>
       <w:r>
         <w:rPr>
-          <w:lang w:val="zh_TW" w:bidi="zh_TW"/>
-        </w:rPr>
-        <w:t>保羅的書信也將血與基督的死聯繫起來。保羅的書信也把血與基督的死連在一起。當他使用「血」或「十字架」這些詞語時，他指的是耶穌的死，以及這死如何拯救人。例如，他寫到耶穌藉著「在十字架上所流的血」，使萬有與神和好，成就和平（</w:t>
-      </w:r>
-      <w:hyperlink r:id="rId40">
-        <w:r>
-          <w:rPr>
-            <w:lang w:val="zh_TW" w:bidi="zh_TW"/>
-          </w:rPr>
-          <w:rPr>
-            <w:color w:val="0000EE"/>
-            <w:u w:val="single"/>
-          </w:rPr>
-          <w:t>西1:20</w:t>
-        </w:r>
-      </w:hyperlink>
-      <w:r>
-        <w:rPr>
-          <w:lang w:val="zh_TW" w:bidi="zh_TW"/>
-        </w:rPr>
-        <w:t>）。他也寫到，那些從前遠離神的人，如今「靠著他的血，已經得親近了」（</w:t>
-      </w:r>
-      <w:hyperlink r:id="rId41">
-        <w:r>
-          <w:rPr>
-            <w:lang w:val="zh_TW" w:bidi="zh_TW"/>
-          </w:rPr>
-          <w:rPr>
-            <w:color w:val="0000EE"/>
-            <w:u w:val="single"/>
-          </w:rPr>
-          <w:t>弗2:13</w:t>
-        </w:r>
-      </w:hyperlink>
-      <w:r>
-        <w:rPr>
-          <w:lang w:val="zh_TW" w:bidi="zh_TW"/>
-        </w:rPr>
-        <w:t>）。這些話表明，無論是猶太人還是外邦人，都能因著耶穌的死，與神建立關係。</w:t>
-      </w:r>
-    </w:p>
-    <w:p>
-      <w:pPr/>
-      <w:r>
-        <w:rPr>
-          <w:lang w:val="zh_TW" w:bidi="zh_TW"/>
-        </w:rPr>
-      </w:r>
-      <w:r>
-        <w:rPr>
-          <w:lang w:val="zh_TW" w:bidi="zh_TW"/>
-        </w:rPr>
-        <w:t>保羅在論及贖罪日的獻祭時提到，神藉著基督的血設立耶穌作挽回祭（使人和神之間的關係得以恢復）（</w:t>
-      </w:r>
-      <w:hyperlink r:id="rId42">
-        <w:r>
-          <w:rPr>
-            <w:lang w:val="zh_TW" w:bidi="zh_TW"/>
-          </w:rPr>
-          <w:rPr>
-            <w:color w:val="0000EE"/>
-            <w:u w:val="single"/>
-          </w:rPr>
-          <w:t>羅3:25</w:t>
-        </w:r>
-      </w:hyperlink>
-      <w:r>
-        <w:rPr>
-          <w:lang w:val="zh_TW" w:bidi="zh_TW"/>
-        </w:rPr>
-        <w:t>）。他使用了</w:t>
-      </w:r>
-      <w:hyperlink r:id="rId28">
-        <w:r>
-          <w:rPr>
-            <w:lang w:val="zh_TW" w:bidi="zh_TW"/>
-          </w:rPr>
-          <w:rPr>
-            <w:color w:val="0000EE"/>
-            <w:u w:val="single"/>
-          </w:rPr>
-          <w:t>利未記十六章</w:t>
-        </w:r>
-      </w:hyperlink>
-      <w:r>
-        <w:rPr>
-          <w:lang w:val="zh_TW" w:bidi="zh_TW"/>
-        </w:rPr>
-        <w:t>的措辭，該章描述的是猶太人最重要的獻祭。</w:t>
-      </w:r>
-    </w:p>
-    <w:p>
-      <w:pPr/>
-      <w:r>
-        <w:rPr>
-          <w:lang w:val="zh_TW" w:bidi="zh_TW"/>
-        </w:rPr>
-      </w:r>
-      <w:r>
-        <w:rPr>
-          <w:lang w:val="zh_TW" w:bidi="zh_TW"/>
-        </w:rPr>
-        <w:t>彼得在寫到信徒被基督的血（</w:t>
-      </w:r>
-      <w:hyperlink r:id="rId43">
-        <w:r>
-          <w:rPr>
-            <w:lang w:val="zh_TW" w:bidi="zh_TW"/>
-          </w:rPr>
-          <w:rPr>
-            <w:color w:val="0000EE"/>
-            <w:u w:val="single"/>
-          </w:rPr>
-          <w:t>彼前1:2</w:t>
-        </w:r>
-      </w:hyperlink>
-      <w:r>
-        <w:rPr>
-          <w:lang w:val="zh_TW" w:bidi="zh_TW"/>
-        </w:rPr>
-        <w:t>）所灑時，也提到「立約的血」（此處引用</w:t>
-      </w:r>
-      <w:hyperlink r:id="rId31">
-        <w:r>
-          <w:rPr>
-            <w:lang w:val="zh_TW" w:bidi="zh_TW"/>
-          </w:rPr>
-          <w:rPr>
-            <w:color w:val="0000EE"/>
-            <w:u w:val="single"/>
-          </w:rPr>
-          <w:t>出24章</w:t>
-        </w:r>
-      </w:hyperlink>
-      <w:r>
-        <w:rPr>
-          <w:lang w:val="zh_TW" w:bidi="zh_TW"/>
-        </w:rPr>
-        <w:t>）。他同時宣告，信徒藉著耶穌的血得蒙救贖（</w:t>
-      </w:r>
-      <w:hyperlink r:id="rId44">
-        <w:r>
-          <w:rPr>
-            <w:lang w:val="zh_TW" w:bidi="zh_TW"/>
-          </w:rPr>
-          <w:rPr>
-            <w:color w:val="0000EE"/>
-            <w:u w:val="single"/>
-          </w:rPr>
-          <w:t>彼前1:9</w:t>
-        </w:r>
-      </w:hyperlink>
-      <w:r>
-        <w:rPr>
-          <w:lang w:val="zh_TW" w:bidi="zh_TW"/>
-        </w:rPr>
-        <w:t>）。他稱基督為「無瑕疵、無玷污的羔羊」，可能是聯想到</w:t>
-      </w:r>
-      <w:hyperlink r:id="rId45">
-        <w:r>
-          <w:rPr>
-            <w:lang w:val="zh_TW" w:bidi="zh_TW"/>
-          </w:rPr>
-          <w:rPr>
-            <w:color w:val="0000EE"/>
-            <w:u w:val="single"/>
-          </w:rPr>
-          <w:t>以賽亞書五十三章</w:t>
-        </w:r>
-      </w:hyperlink>
-      <w:r>
-        <w:rPr>
-          <w:lang w:val="zh_TW" w:bidi="zh_TW"/>
-        </w:rPr>
-        <w:t>中的僕人，或逾越節的羔羊。希伯來書的作者指出，基督完成了舊約聖經中的獻祭體系，因為祂的死成為最完全的獻祭（</w:t>
-      </w:r>
-      <w:hyperlink r:id="rId46">
-        <w:r>
-          <w:rPr>
-            <w:lang w:val="zh_TW" w:bidi="zh_TW"/>
-          </w:rPr>
-          <w:rPr>
-            <w:color w:val="0000EE"/>
-            <w:u w:val="single"/>
-          </w:rPr>
-          <w:t>來9:7–28</w:t>
-        </w:r>
-      </w:hyperlink>
-      <w:r>
-        <w:rPr>
-          <w:lang w:val="zh_TW" w:bidi="zh_TW"/>
-        </w:rPr>
-        <w:t>，</w:t>
-      </w:r>
-      <w:hyperlink r:id="rId47">
-        <w:r>
-          <w:rPr>
-            <w:lang w:val="zh_TW" w:bidi="zh_TW"/>
-          </w:rPr>
-          <w:rPr>
-            <w:color w:val="0000EE"/>
-            <w:u w:val="single"/>
-          </w:rPr>
-          <w:t>13:11–12</w:t>
-        </w:r>
-      </w:hyperlink>
-      <w:r>
-        <w:rPr>
-          <w:lang w:val="zh_TW" w:bidi="zh_TW"/>
-        </w:rPr>
-        <w:t>）。</w:t>
-      </w:r>
-    </w:p>
-    <w:p>
-      <w:pPr/>
-      <w:r>
-        <w:rPr>
-          <w:lang w:val="zh_TW" w:bidi="zh_TW"/>
-        </w:rPr>
-      </w:r>
-      <w:r>
-        <w:rPr>
-          <w:lang w:val="zh_TW" w:bidi="zh_TW"/>
-        </w:rPr>
-        <w:t>新約聖經多處提到基督的血，顯明神藉著祂兒子的死成就了完全的救贖（</w:t>
-      </w:r>
-      <w:hyperlink r:id="rId48">
-        <w:r>
-          <w:rPr>
-            <w:lang w:val="zh_TW" w:bidi="zh_TW"/>
-          </w:rPr>
-          <w:rPr>
-            <w:color w:val="0000EE"/>
-            <w:u w:val="single"/>
-          </w:rPr>
-          <w:t>來10:20</w:t>
-        </w:r>
-      </w:hyperlink>
-      <w:r>
-        <w:rPr>
-          <w:lang w:val="zh_TW" w:bidi="zh_TW"/>
-        </w:rPr>
-        <w:t>）。神同時彰顯公義，也使人得稱為義（與神和好）（</w:t>
-      </w:r>
-      <w:hyperlink r:id="rId49">
-        <w:r>
-          <w:rPr>
-            <w:lang w:val="zh_TW" w:bidi="zh_TW"/>
-          </w:rPr>
-          <w:rPr>
-            <w:color w:val="0000EE"/>
-            <w:u w:val="single"/>
-          </w:rPr>
-          <w:t>羅3:26</w:t>
-        </w:r>
-      </w:hyperlink>
-      <w:r>
-        <w:rPr>
-          <w:lang w:val="zh_TW" w:bidi="zh_TW"/>
-        </w:rPr>
-        <w:t>）。基督的血成為「一次而永遠」的救贖手段（</w:t>
-      </w:r>
-      <w:hyperlink r:id="rId50">
-        <w:r>
-          <w:rPr>
-            <w:lang w:val="zh_TW" w:bidi="zh_TW"/>
-          </w:rPr>
-          <w:rPr>
-            <w:color w:val="0000EE"/>
-            <w:u w:val="single"/>
-          </w:rPr>
-          <w:t>來9:26</w:t>
-        </w:r>
-      </w:hyperlink>
-      <w:r>
-        <w:rPr>
-          <w:lang w:val="zh_TW" w:bidi="zh_TW"/>
-        </w:rPr>
-        <w:t>）。</w:t>
-      </w:r>
-    </w:p>
-    <w:p>
-      <w:pPr/>
-      <w:r>
-        <w:rPr>
-          <w:lang w:val="zh_TW" w:bidi="zh_TW"/>
-        </w:rPr>
-      </w:r>
-      <w:r>
-        <w:rPr>
           <w:i/>
           <w:lang w:val="zh_TW" w:bidi="zh_TW"/>
         </w:rPr>
-        <w:t>見</w:t>
-      </w:r>
-      <w:r>
-        <w:rPr>
-          <w:lang w:val="zh_TW" w:bidi="zh_TW"/>
-        </w:rPr>
-        <w:t>贖罪；</w:t>
-      </w:r>
-      <w:r>
-        <w:rPr>
-          <w:lang w:val="zh_TW" w:bidi="zh_TW"/>
-        </w:rPr>
-        <w:t>供物和獻祭</w:t>
-      </w:r>
-      <w:r>
-        <w:rPr>
-          <w:lang w:val="zh_TW" w:bidi="zh_TW"/>
-        </w:rPr>
-        <w:t>。</w:t>
-      </w:r>
-      <w:r>
-        <w:rPr>
-          <w:lang w:val="zh_TW" w:bidi="zh_TW"/>
-        </w:rPr>
-      </w:r>
-      <w:r>
-        <w:rPr>
-          <w:lang w:val="zh_TW" w:bidi="zh_TW"/>
-        </w:rPr>
-      </w:r>
-    </w:p>
-    <w:p>
-      <w:pPr/>
-      <w:r>
-        <w:rPr>
-          <w:lang w:val="zh_TW" w:bidi="zh_TW"/>
-        </w:rPr>
-      </w:r>
-    </w:p>
-    <w:p>
-      <w:pPr>
-        <w:pStyle w:val="Heading2"/>
-      </w:pPr>
-      <w:r>
-        <w:rPr>
-          <w:lang w:val="zh_TW" w:bidi="zh_TW"/>
-        </w:rPr>
-        <w:t>血漏</w:t>
-      </w:r>
-      <w:r>
-        <w:rPr>
-          <w:lang w:val="zh_TW" w:bidi="zh_TW"/>
-        </w:rPr>
-      </w:r>
-    </w:p>
-    <w:p>
-      <w:pPr>
-        <w:pStyle w:val="ListNumber"/>
-        <w:numPr>
-          <w:ilvl w:val="0"/>
-          <w:numId w:val="14"/>
-        </w:numPr>
-        <w:spacing w:line="240" w:lineRule="auto"/>
-        <w:ind w:left="720"/>
-      </w:pPr>
-      <w:r>
-        <w:rPr>
-          <w:lang w:val="zh_TW" w:bidi="zh_TW"/>
-        </w:rPr>
-      </w:r>
-      <w:r>
-        <w:rPr>
-          <w:lang w:val="zh_TW" w:bidi="zh_TW"/>
-        </w:rPr>
-        <w:t>女性在月經期間陰道出血。</w:t>
-      </w:r>
-      <w:hyperlink r:id="rId51">
-        <w:r>
-          <w:rPr>
-            <w:lang w:val="zh_TW" w:bidi="zh_TW"/>
-          </w:rPr>
-          <w:rPr>
-            <w:color w:val="0000EE"/>
-            <w:u w:val="single"/>
-          </w:rPr>
-          <w:t>利未記十五章</w:t>
-        </w:r>
-      </w:hyperlink>
-      <w:r>
-        <w:rPr>
-          <w:lang w:val="zh_TW" w:bidi="zh_TW"/>
-        </w:rPr>
-        <w:t>記載神藉摩西頒布的有關生殖器分泌物的律法。一個陰道出血的婦人，在出血期間以及之後的七天內，被視為禮儀上的不潔。在此期間，她不得參加會幕或聖殿中的敬拜，也不得上街或進入市場。任何觸碰她或她物品的人也被視為不潔（</w:t>
-      </w:r>
-      <w:hyperlink r:id="rId52">
-        <w:r>
-          <w:rPr>
-            <w:lang w:val="zh_TW" w:bidi="zh_TW"/>
-          </w:rPr>
-          <w:rPr>
-            <w:color w:val="0000EE"/>
-            <w:u w:val="single"/>
-          </w:rPr>
-          <w:t>利15:19</w:t>
-        </w:r>
-      </w:hyperlink>
-      <w:r>
-        <w:rPr>
-          <w:lang w:val="zh_TW" w:bidi="zh_TW"/>
-        </w:rPr>
-        <w:t>–</w:t>
-      </w:r>
-      <w:hyperlink r:id="rId52">
-        <w:r>
-          <w:rPr>
-            <w:lang w:val="zh_TW" w:bidi="zh_TW"/>
-          </w:rPr>
-          <w:rPr>
-            <w:color w:val="0000EE"/>
-            <w:u w:val="single"/>
-          </w:rPr>
-          <w:t>28</w:t>
-        </w:r>
-      </w:hyperlink>
-      <w:r>
-        <w:rPr>
-          <w:lang w:val="zh_TW" w:bidi="zh_TW"/>
-        </w:rPr>
-        <w:t>）。在婦人不潔期間，禁止發生性行為。她出血停止後七天，可以獻上兩隻斑鳩或雛鴿作為祭物，由祭司為她贖罪，以潔淨她的不潔時期（</w:t>
-      </w:r>
-      <w:hyperlink r:id="rId53">
-        <w:r>
-          <w:rPr>
-            <w:lang w:val="zh_TW" w:bidi="zh_TW"/>
-          </w:rPr>
-          <w:rPr>
-            <w:color w:val="0000EE"/>
-            <w:u w:val="single"/>
-          </w:rPr>
-          <w:t>利15:29</w:t>
-        </w:r>
-      </w:hyperlink>
-      <w:r>
-        <w:rPr>
-          <w:lang w:val="zh_TW" w:bidi="zh_TW"/>
-        </w:rPr>
-        <w:t>–</w:t>
-      </w:r>
-      <w:hyperlink r:id="rId53">
-        <w:r>
-          <w:rPr>
-            <w:lang w:val="zh_TW" w:bidi="zh_TW"/>
-          </w:rPr>
-          <w:rPr>
-            <w:color w:val="0000EE"/>
-            <w:u w:val="single"/>
-          </w:rPr>
-          <w:t>30</w:t>
-        </w:r>
-      </w:hyperlink>
-      <w:r>
-        <w:rPr>
-          <w:lang w:val="zh_TW" w:bidi="zh_TW"/>
-        </w:rPr>
-        <w:t>）。</w:t>
-        <w:br/>
-      </w:r>
-      <w:r>
-        <w:rPr>
-          <w:lang w:val="zh_TW" w:bidi="zh_TW"/>
-        </w:rPr>
-        <w:t>耶穌醫治一個患血漏12年的女人的事蹟，記載在三卷福音書中（</w:t>
-      </w:r>
-      <w:hyperlink r:id="rId54">
-        <w:r>
-          <w:rPr>
-            <w:lang w:val="zh_TW" w:bidi="zh_TW"/>
-          </w:rPr>
-          <w:rPr>
-            <w:color w:val="0000EE"/>
-            <w:u w:val="single"/>
-          </w:rPr>
-          <w:t>太9:20–22</w:t>
-        </w:r>
-      </w:hyperlink>
+        <w:t>另見</w:t>
+      </w:r>
+      <w:r>
+        <w:rPr>
+          <w:lang w:val="zh_TW" w:bidi="zh_TW"/>
+        </w:rPr>
+        <w:t xml:space="preserve"> </w:t>
+      </w:r>
+      <w:r>
+        <w:rPr>
+          <w:lang w:val="zh_TW" w:bidi="zh_TW"/>
+        </w:rPr>
+        <w:t>預知</w:t>
+      </w:r>
       <w:r>
         <w:rPr>
           <w:lang w:val="zh_TW" w:bidi="zh_TW"/>
         </w:rPr>
         <w:t>；</w:t>
       </w:r>
-      <w:hyperlink r:id="rId55">
-        <w:r>
-          <w:rPr>
-            <w:lang w:val="zh_TW" w:bidi="zh_TW"/>
-          </w:rPr>
-          <w:rPr>
-            <w:color w:val="0000EE"/>
-            <w:u w:val="single"/>
-          </w:rPr>
-          <w:t>可5:25</w:t>
-        </w:r>
-      </w:hyperlink>
-      <w:r>
-        <w:rPr>
-          <w:lang w:val="zh_TW" w:bidi="zh_TW"/>
-        </w:rPr>
-        <w:t>–</w:t>
-      </w:r>
-      <w:hyperlink r:id="rId55">
-        <w:r>
-          <w:rPr>
-            <w:lang w:val="zh_TW" w:bidi="zh_TW"/>
-          </w:rPr>
-          <w:rPr>
-            <w:color w:val="0000EE"/>
-            <w:u w:val="single"/>
-          </w:rPr>
-          <w:t>34</w:t>
-        </w:r>
-      </w:hyperlink>
-      <w:r>
-        <w:rPr>
-          <w:lang w:val="zh_TW" w:bidi="zh_TW"/>
-        </w:rPr>
-        <w:t>；</w:t>
-      </w:r>
-      <w:hyperlink r:id="rId56">
-        <w:r>
-          <w:rPr>
-            <w:lang w:val="zh_TW" w:bidi="zh_TW"/>
-          </w:rPr>
-          <w:rPr>
-            <w:color w:val="0000EE"/>
-            <w:u w:val="single"/>
-          </w:rPr>
-          <w:t>路8:43</w:t>
-        </w:r>
-      </w:hyperlink>
-      <w:r>
-        <w:rPr>
-          <w:lang w:val="zh_TW" w:bidi="zh_TW"/>
-        </w:rPr>
-        <w:t>–</w:t>
-      </w:r>
-      <w:hyperlink r:id="rId56">
-        <w:r>
-          <w:rPr>
-            <w:lang w:val="zh_TW" w:bidi="zh_TW"/>
-          </w:rPr>
-          <w:rPr>
-            <w:color w:val="0000EE"/>
-            <w:u w:val="single"/>
-          </w:rPr>
-          <w:t>48</w:t>
-        </w:r>
-      </w:hyperlink>
-      <w:r>
-        <w:rPr>
-          <w:lang w:val="zh_TW" w:bidi="zh_TW"/>
-        </w:rPr>
-        <w:t>）。如果她是陰道出血，那麼她長期的不潔狀態（以及因此與他人隔離）必然非常艱難。她除了焦慮和不適，還可能因此無法懷孕。經文記載她「在好些醫生手裡受了許多的苦，又花盡了她所有的，一點也不見好，病勢反倒更重了」（</w:t>
-      </w:r>
-      <w:hyperlink r:id="rId57">
-        <w:r>
-          <w:rPr>
-            <w:lang w:val="zh_TW" w:bidi="zh_TW"/>
-          </w:rPr>
-          <w:rPr>
-            <w:color w:val="0000EE"/>
-            <w:u w:val="single"/>
-          </w:rPr>
-          <w:t>可5:26</w:t>
-        </w:r>
-      </w:hyperlink>
-      <w:r>
-        <w:rPr>
-          <w:lang w:val="zh_TW" w:bidi="zh_TW"/>
-        </w:rPr>
-        <w:t>）。最後，她無視有關不潔的規定，穿過人群觸摸耶穌。當她觸摸耶穌時，她的血漏立刻止住了。</w:t>
-      </w:r>
-    </w:p>
-    <w:p>
-      <w:pPr>
-        <w:pStyle w:val="ListNumber"/>
-        <w:spacing w:line="240" w:lineRule="auto"/>
-        <w:ind w:left="720"/>
-      </w:pPr>
-      <w:r>
-        <w:rPr>
-          <w:lang w:val="zh_TW" w:bidi="zh_TW"/>
-        </w:rPr>
-      </w:r>
-      <w:r>
-        <w:rPr>
-          <w:lang w:val="zh_TW" w:bidi="zh_TW"/>
-        </w:rPr>
-        <w:t>血便。部百流的父親患有某種形式的痢疾（</w:t>
-      </w:r>
-      <w:hyperlink r:id="rId58">
-        <w:r>
-          <w:rPr>
-            <w:lang w:val="zh_TW" w:bidi="zh_TW"/>
-          </w:rPr>
-          <w:rPr>
-            <w:color w:val="0000EE"/>
-            <w:u w:val="single"/>
-          </w:rPr>
-          <w:t>徒28:8</w:t>
-        </w:r>
-      </w:hyperlink>
-      <w:r>
-        <w:rPr>
-          <w:lang w:val="zh_TW" w:bidi="zh_TW"/>
-        </w:rPr>
-        <w:t>）。</w:t>
-      </w:r>
-    </w:p>
-    <w:p>
-      <w:pPr/>
-      <w:r>
-        <w:rPr>
-          <w:lang w:val="zh_TW" w:bidi="zh_TW"/>
-        </w:rPr>
-      </w:r>
-      <w:r>
-        <w:rPr>
-          <w:i/>
-          <w:lang w:val="zh_TW" w:bidi="zh_TW"/>
-        </w:rPr>
-        <w:t>另見</w:t>
-      </w:r>
-      <w:r>
-        <w:rPr>
-          <w:lang w:val="zh_TW" w:bidi="zh_TW"/>
-        </w:rPr>
-        <w:t xml:space="preserve"> </w:t>
-      </w:r>
-      <w:r>
-        <w:rPr>
-          <w:lang w:val="zh_TW" w:bidi="zh_TW"/>
-        </w:rPr>
-        <w:t>藥物與醫療實踐</w:t>
-      </w:r>
-      <w:r>
-        <w:rPr>
-          <w:lang w:val="zh_TW" w:bidi="zh_TW"/>
-        </w:rPr>
-        <w:t>；</w:t>
-      </w:r>
-      <w:r>
-        <w:rPr>
-          <w:lang w:val="zh_TW" w:bidi="zh_TW"/>
-        </w:rPr>
-        <w:t>出血</w:t>
-      </w:r>
-      <w:r>
-        <w:rPr>
-          <w:lang w:val="zh_TW" w:bidi="zh_TW"/>
-        </w:rPr>
-        <w:t>。</w:t>
-      </w:r>
-      <w:r>
-        <w:rPr>
-          <w:lang w:val="zh_TW" w:bidi="zh_TW"/>
-        </w:rPr>
-      </w:r>
-      <w:r>
-        <w:rPr>
-          <w:lang w:val="zh_TW" w:bidi="zh_TW"/>
-        </w:rPr>
-      </w:r>
-    </w:p>
-    <w:p>
-      <w:pPr/>
-      <w:r>
-        <w:rPr>
-          <w:lang w:val="zh_TW" w:bidi="zh_TW"/>
-        </w:rPr>
-      </w:r>
-    </w:p>
-    <w:p>
-      <w:pPr>
-        <w:pStyle w:val="Heading2"/>
-      </w:pPr>
-      <w:r>
-        <w:rPr>
-          <w:lang w:val="zh_TW" w:bidi="zh_TW"/>
-        </w:rPr>
-        <w:t>血漏</w:t>
-      </w:r>
-      <w:r>
-        <w:rPr>
-          <w:lang w:val="zh_TW" w:bidi="zh_TW"/>
-        </w:rPr>
-      </w:r>
-    </w:p>
-    <w:p>
-      <w:pPr/>
-      <w:r>
-        <w:rPr>
-          <w:lang w:val="zh_TW" w:bidi="zh_TW"/>
-        </w:rPr>
-      </w:r>
-      <w:r>
-        <w:rPr>
-          <w:lang w:val="zh_TW" w:bidi="zh_TW"/>
-        </w:rPr>
-        <w:t>也可解作從割傷或流鼻血中流出來的血（</w:t>
-      </w:r>
-      <w:hyperlink r:id="rId59">
-        <w:r>
-          <w:rPr>
-            <w:lang w:val="zh_TW" w:bidi="zh_TW"/>
-          </w:rPr>
-          <w:rPr>
-            <w:color w:val="0000EE"/>
-            <w:u w:val="single"/>
-          </w:rPr>
-          <w:t>箴言30:33</w:t>
-        </w:r>
-      </w:hyperlink>
-      <w:r>
-        <w:rPr>
-          <w:lang w:val="zh_TW" w:bidi="zh_TW"/>
-        </w:rPr>
-        <w:t>）。</w:t>
-      </w:r>
-    </w:p>
-    <w:p>
-      <w:pPr/>
-      <w:r>
-        <w:rPr>
-          <w:lang w:val="zh_TW" w:bidi="zh_TW"/>
-        </w:rPr>
-      </w:r>
-      <w:r>
-        <w:rPr>
-          <w:lang w:val="zh_TW" w:bidi="zh_TW"/>
-        </w:rPr>
-        <w:t>在聖經中，它大多指月經。在</w:t>
-      </w:r>
-      <w:hyperlink r:id="rId60">
-        <w:r>
-          <w:rPr>
-            <w:lang w:val="zh_TW" w:bidi="zh_TW"/>
-          </w:rPr>
-          <w:rPr>
-            <w:color w:val="0000EE"/>
-            <w:u w:val="single"/>
-          </w:rPr>
-          <w:t>利未記15:19</w:t>
-        </w:r>
-      </w:hyperlink>
-      <w:r>
-        <w:rPr>
-          <w:lang w:val="zh_TW" w:bidi="zh_TW"/>
-        </w:rPr>
-        <w:t>–</w:t>
-      </w:r>
-      <w:hyperlink r:id="rId60">
-        <w:r>
-          <w:rPr>
-            <w:lang w:val="zh_TW" w:bidi="zh_TW"/>
-          </w:rPr>
-          <w:rPr>
-            <w:color w:val="0000EE"/>
-            <w:u w:val="single"/>
-          </w:rPr>
-          <w:t>30，</w:t>
-        </w:r>
-      </w:hyperlink>
-      <w:r>
-        <w:rPr>
-          <w:lang w:val="zh_TW" w:bidi="zh_TW"/>
-        </w:rPr>
-        <w:t>記載了有關正常和異常月經的法律記載：一位正常月經的婦女不潔淨七天，以及她所接觸的任何東西；任何流血超過七天的婦女在流血期間不潔淨，還要再加七天。</w:t>
-      </w:r>
-    </w:p>
-    <w:p>
-      <w:pPr/>
-      <w:r>
-        <w:rPr>
-          <w:lang w:val="zh_TW" w:bidi="zh_TW"/>
-        </w:rPr>
-      </w:r>
-      <w:r>
-        <w:rPr>
-          <w:lang w:val="zh_TW" w:bidi="zh_TW"/>
-        </w:rPr>
-        <w:t>除了約翰福音以外，其它三本福音書都講述了耶穌奇蹟般地治癒了一位血漏12年的婦女的故事（</w:t>
-      </w:r>
-      <w:hyperlink r:id="rId54">
-        <w:r>
-          <w:rPr>
-            <w:lang w:val="zh_TW" w:bidi="zh_TW"/>
-          </w:rPr>
-          <w:rPr>
-            <w:color w:val="0000EE"/>
-            <w:u w:val="single"/>
-          </w:rPr>
-          <w:t>太9:20</w:t>
-        </w:r>
-      </w:hyperlink>
-      <w:r>
-        <w:rPr>
-          <w:lang w:val="zh_TW" w:bidi="zh_TW"/>
-        </w:rPr>
-        <w:t>–</w:t>
-      </w:r>
-      <w:hyperlink r:id="rId54">
-        <w:r>
-          <w:rPr>
-            <w:lang w:val="zh_TW" w:bidi="zh_TW"/>
-          </w:rPr>
-          <w:rPr>
-            <w:color w:val="0000EE"/>
-            <w:u w:val="single"/>
-          </w:rPr>
-          <w:t>22</w:t>
-        </w:r>
-      </w:hyperlink>
-      <w:r>
-        <w:rPr>
-          <w:lang w:val="zh_TW" w:bidi="zh_TW"/>
-        </w:rPr>
-        <w:t>，</w:t>
-      </w:r>
-      <w:hyperlink r:id="rId55">
-        <w:r>
-          <w:rPr>
-            <w:lang w:val="zh_TW" w:bidi="zh_TW"/>
-          </w:rPr>
-          <w:rPr>
-            <w:color w:val="0000EE"/>
-            <w:u w:val="single"/>
-          </w:rPr>
-          <w:t>可5:25</w:t>
-        </w:r>
-      </w:hyperlink>
-      <w:r>
-        <w:rPr>
-          <w:lang w:val="zh_TW" w:bidi="zh_TW"/>
-        </w:rPr>
-        <w:t>–</w:t>
-      </w:r>
-      <w:hyperlink r:id="rId55">
-        <w:r>
-          <w:rPr>
-            <w:lang w:val="zh_TW" w:bidi="zh_TW"/>
-          </w:rPr>
-          <w:rPr>
-            <w:color w:val="0000EE"/>
-            <w:u w:val="single"/>
-          </w:rPr>
-          <w:t>34</w:t>
-        </w:r>
-      </w:hyperlink>
-      <w:r>
-        <w:rPr>
-          <w:lang w:val="zh_TW" w:bidi="zh_TW"/>
-        </w:rPr>
-        <w:t>，</w:t>
-      </w:r>
-      <w:hyperlink r:id="rId56">
-        <w:r>
-          <w:rPr>
-            <w:lang w:val="zh_TW" w:bidi="zh_TW"/>
-          </w:rPr>
-          <w:rPr>
-            <w:color w:val="0000EE"/>
-            <w:u w:val="single"/>
-          </w:rPr>
-          <w:t>路8:43</w:t>
-        </w:r>
-      </w:hyperlink>
-      <w:r>
-        <w:rPr>
-          <w:lang w:val="zh_TW" w:bidi="zh_TW"/>
-        </w:rPr>
-        <w:t>–</w:t>
-      </w:r>
-      <w:hyperlink r:id="rId56">
-        <w:r>
-          <w:rPr>
-            <w:lang w:val="zh_TW" w:bidi="zh_TW"/>
-          </w:rPr>
-          <w:rPr>
-            <w:color w:val="0000EE"/>
-            <w:u w:val="single"/>
-          </w:rPr>
-          <w:t>48</w:t>
-        </w:r>
-      </w:hyperlink>
-      <w:r>
-        <w:rPr>
-          <w:lang w:val="zh_TW" w:bidi="zh_TW"/>
-        </w:rPr>
-        <w:t>）。通過觸摸耶穌的衣服，這位婦女違反了舊約聖經中關於月經的律法，因為她使耶穌的衣服不潔淨（</w:t>
-      </w:r>
-      <w:hyperlink r:id="rId51">
-        <w:r>
-          <w:rPr>
-            <w:lang w:val="zh_TW" w:bidi="zh_TW"/>
-          </w:rPr>
-          <w:rPr>
-            <w:color w:val="0000EE"/>
-            <w:u w:val="single"/>
-          </w:rPr>
-          <w:t>利未記15</w:t>
-        </w:r>
-      </w:hyperlink>
-      <w:r>
-        <w:rPr>
-          <w:lang w:val="zh_TW" w:bidi="zh_TW"/>
-        </w:rPr>
-        <w:t>），然而，她對耶穌的信心醫治了她。</w:t>
-      </w:r>
-    </w:p>
-    <w:p>
-      <w:pPr/>
-      <w:r>
-        <w:rPr>
-          <w:lang w:val="zh_TW" w:bidi="zh_TW"/>
-        </w:rPr>
-      </w:r>
-      <w:r>
-        <w:rPr>
-          <w:i/>
-          <w:lang w:val="zh_TW" w:bidi="zh_TW"/>
-        </w:rPr>
-        <w:t>另見</w:t>
-      </w:r>
-      <w:r>
-        <w:rPr>
-          <w:lang w:val="zh_TW" w:bidi="zh_TW"/>
-        </w:rPr>
-        <w:t xml:space="preserve"> </w:t>
-      </w:r>
-      <w:r>
-        <w:rPr>
-          <w:lang w:val="zh_TW" w:bidi="zh_TW"/>
-        </w:rPr>
-        <w:t>藥物與醫療實踐</w:t>
-      </w:r>
-      <w:r>
-        <w:rPr>
-          <w:lang w:val="zh_TW" w:bidi="zh_TW"/>
-        </w:rPr>
-        <w:t>。</w:t>
-      </w:r>
-      <w:r>
-        <w:rPr>
-          <w:lang w:val="zh_TW" w:bidi="zh_TW"/>
-        </w:rPr>
-      </w:r>
-      <w:r>
-        <w:rPr>
-          <w:lang w:val="zh_TW" w:bidi="zh_TW"/>
-        </w:rPr>
-      </w:r>
-    </w:p>
-    <w:p>
-      <w:pPr/>
-      <w:r>
-        <w:rPr>
-          <w:lang w:val="zh_TW" w:bidi="zh_TW"/>
-        </w:rPr>
-      </w:r>
-    </w:p>
-    <w:p>
-      <w:pPr>
-        <w:pStyle w:val="Heading2"/>
-      </w:pPr>
-      <w:r>
-        <w:rPr>
-          <w:lang w:val="zh_TW" w:bidi="zh_TW"/>
-        </w:rPr>
-        <w:t>血漏的問題</w:t>
-      </w:r>
-      <w:r>
-        <w:rPr>
-          <w:lang w:val="zh_TW" w:bidi="zh_TW"/>
-        </w:rPr>
-      </w:r>
-    </w:p>
-    <w:p>
-      <w:pPr/>
-      <w:r>
-        <w:rPr>
-          <w:lang w:val="zh_TW" w:bidi="zh_TW"/>
-        </w:rPr>
-      </w:r>
-      <w:r>
-        <w:rPr>
-          <w:lang w:val="zh_TW" w:bidi="zh_TW"/>
-        </w:rPr>
-        <w:t>「血漏」在</w:t>
-      </w:r>
-      <w:hyperlink r:id="rId33">
-        <w:r>
-          <w:rPr>
-            <w:lang w:val="zh_TW" w:bidi="zh_TW"/>
-          </w:rPr>
-          <w:rPr>
-            <w:color w:val="0000EE"/>
-            <w:u w:val="single"/>
-          </w:rPr>
-          <w:t>太9:20</w:t>
-        </w:r>
-      </w:hyperlink>
-      <w:r>
-        <w:rPr>
-          <w:lang w:val="zh_TW" w:bidi="zh_TW"/>
-        </w:rPr>
-        <w:t>和</w:t>
-      </w:r>
-      <w:hyperlink r:id="rId61">
-        <w:r>
-          <w:rPr>
-            <w:lang w:val="zh_TW" w:bidi="zh_TW"/>
-          </w:rPr>
-          <w:rPr>
-            <w:color w:val="0000EE"/>
-            <w:u w:val="single"/>
-          </w:rPr>
-          <w:t>可5:25</w:t>
-        </w:r>
-      </w:hyperlink>
-      <w:r>
-        <w:rPr>
-          <w:lang w:val="zh_TW" w:bidi="zh_TW"/>
-        </w:rPr>
-        <w:t>的翻譯。</w:t>
-      </w:r>
-      <w:r>
-        <w:rPr>
-          <w:i/>
-          <w:lang w:val="zh_TW" w:bidi="zh_TW"/>
-        </w:rPr>
-        <w:t>見</w:t>
-      </w:r>
-      <w:r>
-        <w:rPr>
-          <w:lang w:val="zh_TW" w:bidi="zh_TW"/>
-        </w:rPr>
-        <w:t>血漏</w:t>
+      <w:r>
+        <w:rPr>
+          <w:lang w:val="zh_TW" w:bidi="zh_TW"/>
+        </w:rPr>
+        <w:t>預定</w:t>
       </w:r>
       <w:r>
         <w:rPr>
@@ -3993,12 +3168,6 @@
   </w:num>
   <w:num w:numId="13" w16cid:durableId="592781308">
     <w:abstractNumId w:val="11"/>
-  </w:num>
-  <w:num w:numId="14">
-    <w:abstractNumId w:val="3"/>
-    <w:lvlOverride w:ilvl="0">
-      <w:startOverride w:val="1"/>
-    </w:lvlOverride>
   </w:num>
   <w:numIdMacAtCleanup w:val="10"/>
 </w:numbering>

--- a/zht/docx/181.content.docx
+++ b/zht/docx/181.content.docx
@@ -149,7 +149,7 @@
         <w:rPr>
           <w:lang w:val="zh_TW" w:bidi="zh_TW"/>
         </w:rPr>
-        <w:t>xuan</w:t>
+        <w:t>xian</w:t>
       </w:r>
       <w:r>
         <w:rPr>
@@ -212,7 +212,7 @@
         <w:rPr>
           <w:lang w:val="zh_TW" w:bidi="zh_TW"/>
         </w:rPr>
-        <w:t>選舉</w:t>
+        <w:t>先知，女先知</w:t>
       </w:r>
       <w:r>
         <w:rPr>
@@ -231,7 +231,7 @@
         <w:rPr>
           <w:lang w:val="zh_TW" w:bidi="zh_TW"/>
         </w:rPr>
-        <w:t>在現代英文中，這些詞語指的是一群人選擇領袖或代表的過程，通常涉及從幾個候選人中做出選擇。</w:t>
+        <w:t>蒙神揀選的男性或女性，代表祂說話，並預言神所計劃之事。</w:t>
       </w:r>
     </w:p>
     <w:p>
@@ -245,79 +245,7 @@
         <w:rPr>
           <w:lang w:val="zh_TW" w:bidi="zh_TW"/>
         </w:rPr>
-        <w:t>當「揀選（elect）」這個動詞在聖經中以神學意義使用時，通常是指神的行動，指神在做出選擇。在舊約中，它是用來指神揀選以色列成為祂的子民（參</w:t>
-      </w:r>
-      <w:hyperlink r:id="rId13">
-        <w:r>
-          <w:rPr>
-            <w:lang w:val="zh_TW" w:bidi="zh_TW"/>
-          </w:rPr>
-          <w:rPr>
-            <w:color w:val="0000EE"/>
-            <w:u w:val="single"/>
-          </w:rPr>
-          <w:t>徒13:17</w:t>
-        </w:r>
-      </w:hyperlink>
-      <w:r>
-        <w:rPr>
-          <w:lang w:val="zh_TW" w:bidi="zh_TW"/>
-        </w:rPr>
-        <w:t>）。以色列成為神的子民，不是因為他們決定要屬於神，而是因為神揀選了他們。神這樣做是因為祂對亞伯拉罕的應許，而不是因為以色列有什麼特別之處（</w:t>
-      </w:r>
-      <w:hyperlink r:id="rId14">
-        <w:r>
-          <w:rPr>
-            <w:lang w:val="zh_TW" w:bidi="zh_TW"/>
-          </w:rPr>
-          <w:rPr>
-            <w:color w:val="0000EE"/>
-            <w:u w:val="single"/>
-          </w:rPr>
-          <w:t>申7:7–8</w:t>
-        </w:r>
-      </w:hyperlink>
-      <w:r>
-        <w:rPr>
-          <w:lang w:val="zh_TW" w:bidi="zh_TW"/>
-        </w:rPr>
-        <w:t>）。神也揀選他們的領袖，如掃羅和大衛（</w:t>
-      </w:r>
-      <w:hyperlink r:id="rId15">
-        <w:r>
-          <w:rPr>
-            <w:lang w:val="zh_TW" w:bidi="zh_TW"/>
-          </w:rPr>
-          <w:rPr>
-            <w:color w:val="0000EE"/>
-            <w:u w:val="single"/>
-          </w:rPr>
-          <w:t>撒上10:24</w:t>
-        </w:r>
-      </w:hyperlink>
-      <w:r>
-        <w:rPr>
-          <w:lang w:val="zh_TW" w:bidi="zh_TW"/>
-        </w:rPr>
-        <w:t>；</w:t>
-      </w:r>
-      <w:hyperlink r:id="rId16">
-        <w:r>
-          <w:rPr>
-            <w:lang w:val="zh_TW" w:bidi="zh_TW"/>
-          </w:rPr>
-          <w:rPr>
-            <w:color w:val="0000EE"/>
-            <w:u w:val="single"/>
-          </w:rPr>
-          <w:t>撒下6:21</w:t>
-        </w:r>
-      </w:hyperlink>
-      <w:r>
-        <w:rPr>
-          <w:lang w:val="zh_TW" w:bidi="zh_TW"/>
-        </w:rPr>
-        <w:t>）。這些揀選是由神單獨決定的，而不是由人們投票決定的。因此，這個詞表示神的權柄，神有權決定將會發生的事情，這是獨立於人的選擇之外。</w:t>
+        <w:t>概述</w:t>
       </w:r>
     </w:p>
     <w:p>
@@ -331,79 +259,7 @@
         <w:rPr>
           <w:lang w:val="zh_TW" w:bidi="zh_TW"/>
         </w:rPr>
-        <w:t>新約聖經也有類似的概念。神的子民被描述為祂的「選民（his elect）」或「神的選民（chosen ones）」。耶穌在談到未來人子（Son of Man，耶穌用來稱呼自己的稱號）要來並聚集神的子民時，使用了這個詞語（</w:t>
-      </w:r>
-      <w:hyperlink r:id="rId17">
-        <w:r>
-          <w:rPr>
-            <w:lang w:val="zh_TW" w:bidi="zh_TW"/>
-          </w:rPr>
-          <w:rPr>
-            <w:color w:val="0000EE"/>
-            <w:u w:val="single"/>
-          </w:rPr>
-          <w:t>可13:20、27</w:t>
-        </w:r>
-      </w:hyperlink>
-      <w:r>
-        <w:rPr>
-          <w:lang w:val="zh_TW" w:bidi="zh_TW"/>
-        </w:rPr>
-        <w:t>）。耶穌將顯明，神的子民受苦並耐心等待祂是正確的（</w:t>
-      </w:r>
-      <w:hyperlink r:id="rId18">
-        <w:r>
-          <w:rPr>
-            <w:lang w:val="zh_TW" w:bidi="zh_TW"/>
-          </w:rPr>
-          <w:rPr>
-            <w:color w:val="0000EE"/>
-            <w:u w:val="single"/>
-          </w:rPr>
-          <w:t>路18:7</w:t>
-        </w:r>
-      </w:hyperlink>
-      <w:r>
-        <w:rPr>
-          <w:lang w:val="zh_TW" w:bidi="zh_TW"/>
-        </w:rPr>
-        <w:t>）。在</w:t>
-      </w:r>
-      <w:hyperlink r:id="rId19">
-        <w:r>
-          <w:rPr>
-            <w:lang w:val="zh_TW" w:bidi="zh_TW"/>
-          </w:rPr>
-          <w:rPr>
-            <w:color w:val="0000EE"/>
-            <w:u w:val="single"/>
-          </w:rPr>
-          <w:t>彼得前書二章9節</w:t>
-        </w:r>
-      </w:hyperlink>
-      <w:r>
-        <w:rPr>
-          <w:lang w:val="zh_TW" w:bidi="zh_TW"/>
-        </w:rPr>
-        <w:t>，神的子民被稱為「被揀選的族類（chosen [elect] people）」。這句話最初是用在以色列民身上的（</w:t>
-      </w:r>
-      <w:hyperlink r:id="rId20">
-        <w:r>
-          <w:rPr>
-            <w:lang w:val="zh_TW" w:bidi="zh_TW"/>
-          </w:rPr>
-          <w:rPr>
-            <w:color w:val="0000EE"/>
-            <w:u w:val="single"/>
-          </w:rPr>
-          <w:t>賽43:20</w:t>
-        </w:r>
-      </w:hyperlink>
-      <w:r>
-        <w:rPr>
-          <w:lang w:val="zh_TW" w:bidi="zh_TW"/>
-        </w:rPr>
-        <w:t>），這表明舊約中神的子民與新約中的基督教會是相聯繫的。神對以色列人的應許，現在在教會中得以實現。</w:t>
+        <w:t>• 引言</w:t>
       </w:r>
     </w:p>
     <w:p>
@@ -417,43 +273,7 @@
         <w:rPr>
           <w:lang w:val="zh_TW" w:bidi="zh_TW"/>
         </w:rPr>
-        <w:t>在</w:t>
-      </w:r>
-      <w:hyperlink r:id="rId21">
-        <w:r>
-          <w:rPr>
-            <w:lang w:val="zh_TW" w:bidi="zh_TW"/>
-          </w:rPr>
-          <w:rPr>
-            <w:color w:val="0000EE"/>
-            <w:u w:val="single"/>
-          </w:rPr>
-          <w:t>羅馬書九至十一章</w:t>
-        </w:r>
-      </w:hyperlink>
-      <w:r>
-        <w:rPr>
-          <w:lang w:val="zh_TW" w:bidi="zh_TW"/>
-        </w:rPr>
-        <w:t>，保羅談到一個問題：為什麼大多數猶太人拒絕了關於耶穌的好消息，而許多外邦人卻接受了呢？他說，現在有一小群（或餘民）的猶太人相信。神揀選了這群人是因著神的恩典，這群人是「選民」。這小群人得到了神原本為整個以色列所預備的福分。保羅說，許多人沒有接受這個信息，因為他們對此漸漸不再敏感。他將此描述為「頑梗不化」，這與人類普遍背離神的傾向有關（</w:t>
-      </w:r>
-      <w:hyperlink r:id="rId22">
-        <w:r>
-          <w:rPr>
-            <w:lang w:val="zh_TW" w:bidi="zh_TW"/>
-          </w:rPr>
-          <w:rPr>
-            <w:color w:val="0000EE"/>
-            <w:u w:val="single"/>
-          </w:rPr>
-          <w:t>羅11:5–7</w:t>
-        </w:r>
-      </w:hyperlink>
-      <w:r>
-        <w:rPr>
-          <w:lang w:val="zh_TW" w:bidi="zh_TW"/>
-        </w:rPr>
-        <w:t>）。</w:t>
+        <w:t>• 先知的稱謂和歷史</w:t>
       </w:r>
     </w:p>
     <w:p>
@@ -467,25 +287,7 @@
         <w:rPr>
           <w:lang w:val="zh_TW" w:bidi="zh_TW"/>
         </w:rPr>
-        <w:t>然而，保羅說神並沒有取消祂揀選以色列作為祂的子民。保羅解釋說，雖然許多猶太人沒有接受關於耶穌的信息，但這使得外邦人也能接受神的祝福。保羅強調神仍然愛猶太人，並且不會收回對他們的應許（</w:t>
-      </w:r>
-      <w:hyperlink r:id="rId23">
-        <w:r>
-          <w:rPr>
-            <w:lang w:val="zh_TW" w:bidi="zh_TW"/>
-          </w:rPr>
-          <w:rPr>
-            <w:color w:val="0000EE"/>
-            <w:u w:val="single"/>
-          </w:rPr>
-          <w:t>羅11:28</w:t>
-        </w:r>
-      </w:hyperlink>
-      <w:r>
-        <w:rPr>
-          <w:lang w:val="zh_TW" w:bidi="zh_TW"/>
-        </w:rPr>
-        <w:t>）。正因如此，保羅相信將來會有許多猶太人歸向神。</w:t>
+        <w:t>• 感動</w:t>
       </w:r>
     </w:p>
     <w:p>
@@ -499,187 +301,7 @@
         <w:rPr>
           <w:lang w:val="zh_TW" w:bidi="zh_TW"/>
         </w:rPr>
-        <w:t>聖經中翻譯為「選民」的詞語通常以複數形式出現，指的是所有神的子民或特定地方教會的成員（</w:t>
-      </w:r>
-      <w:hyperlink r:id="rId24">
-        <w:r>
-          <w:rPr>
-            <w:lang w:val="zh_TW" w:bidi="zh_TW"/>
-          </w:rPr>
-          <w:rPr>
-            <w:color w:val="0000EE"/>
-            <w:u w:val="single"/>
-          </w:rPr>
-          <w:t>羅8:33</w:t>
-        </w:r>
-      </w:hyperlink>
-      <w:r>
-        <w:rPr>
-          <w:lang w:val="zh_TW" w:bidi="zh_TW"/>
-        </w:rPr>
-        <w:t>；</w:t>
-      </w:r>
-      <w:hyperlink r:id="rId25">
-        <w:r>
-          <w:rPr>
-            <w:lang w:val="zh_TW" w:bidi="zh_TW"/>
-          </w:rPr>
-          <w:rPr>
-            <w:color w:val="0000EE"/>
-            <w:u w:val="single"/>
-          </w:rPr>
-          <w:t>西3:12</w:t>
-        </w:r>
-      </w:hyperlink>
-      <w:r>
-        <w:rPr>
-          <w:lang w:val="zh_TW" w:bidi="zh_TW"/>
-        </w:rPr>
-        <w:t>；</w:t>
-      </w:r>
-      <w:hyperlink r:id="rId26">
-        <w:r>
-          <w:rPr>
-            <w:lang w:val="zh_TW" w:bidi="zh_TW"/>
-          </w:rPr>
-          <w:rPr>
-            <w:color w:val="0000EE"/>
-            <w:u w:val="single"/>
-          </w:rPr>
-          <w:t>帖前1:4</w:t>
-        </w:r>
-      </w:hyperlink>
-      <w:r>
-        <w:rPr>
-          <w:lang w:val="zh_TW" w:bidi="zh_TW"/>
-        </w:rPr>
-        <w:t>；</w:t>
-      </w:r>
-      <w:hyperlink r:id="rId27">
-        <w:r>
-          <w:rPr>
-            <w:lang w:val="zh_TW" w:bidi="zh_TW"/>
-          </w:rPr>
-          <w:rPr>
-            <w:color w:val="0000EE"/>
-            <w:u w:val="single"/>
-          </w:rPr>
-          <w:t>提後2:10</w:t>
-        </w:r>
-      </w:hyperlink>
-      <w:r>
-        <w:rPr>
-          <w:lang w:val="zh_TW" w:bidi="zh_TW"/>
-        </w:rPr>
-        <w:t>；</w:t>
-      </w:r>
-      <w:hyperlink r:id="rId28">
-        <w:r>
-          <w:rPr>
-            <w:lang w:val="zh_TW" w:bidi="zh_TW"/>
-          </w:rPr>
-          <w:rPr>
-            <w:color w:val="0000EE"/>
-            <w:u w:val="single"/>
-          </w:rPr>
-          <w:t>多1:1</w:t>
-        </w:r>
-      </w:hyperlink>
-      <w:r>
-        <w:rPr>
-          <w:lang w:val="zh_TW" w:bidi="zh_TW"/>
-        </w:rPr>
-        <w:t>；</w:t>
-      </w:r>
-      <w:hyperlink r:id="rId29">
-        <w:r>
-          <w:rPr>
-            <w:lang w:val="zh_TW" w:bidi="zh_TW"/>
-          </w:rPr>
-          <w:rPr>
-            <w:color w:val="0000EE"/>
-            <w:u w:val="single"/>
-          </w:rPr>
-          <w:t>彼前1:1–2</w:t>
-        </w:r>
-      </w:hyperlink>
-      <w:r>
-        <w:rPr>
-          <w:lang w:val="zh_TW" w:bidi="zh_TW"/>
-        </w:rPr>
-        <w:t>；</w:t>
-      </w:r>
-      <w:hyperlink r:id="rId30">
-        <w:r>
-          <w:rPr>
-            <w:lang w:val="zh_TW" w:bidi="zh_TW"/>
-          </w:rPr>
-          <w:rPr>
-            <w:color w:val="0000EE"/>
-            <w:u w:val="single"/>
-          </w:rPr>
-          <w:t>彼後1:10</w:t>
-        </w:r>
-      </w:hyperlink>
-      <w:r>
-        <w:rPr>
-          <w:lang w:val="zh_TW" w:bidi="zh_TW"/>
-        </w:rPr>
-        <w:t>；</w:t>
-      </w:r>
-      <w:hyperlink r:id="rId31">
-        <w:r>
-          <w:rPr>
-            <w:lang w:val="zh_TW" w:bidi="zh_TW"/>
-          </w:rPr>
-          <w:rPr>
-            <w:color w:val="0000EE"/>
-            <w:u w:val="single"/>
-          </w:rPr>
-          <w:t>啟17:14</w:t>
-        </w:r>
-      </w:hyperlink>
-      <w:r>
-        <w:rPr>
-          <w:lang w:val="zh_TW" w:bidi="zh_TW"/>
-        </w:rPr>
-        <w:t>；參</w:t>
-      </w:r>
-      <w:hyperlink r:id="rId32">
-        <w:r>
-          <w:rPr>
-            <w:lang w:val="zh_TW" w:bidi="zh_TW"/>
-          </w:rPr>
-          <w:rPr>
-            <w:color w:val="0000EE"/>
-            <w:u w:val="single"/>
-          </w:rPr>
-          <w:t>羅16:13</w:t>
-        </w:r>
-      </w:hyperlink>
-      <w:r>
-        <w:rPr>
-          <w:lang w:val="zh_TW" w:bidi="zh_TW"/>
-        </w:rPr>
-        <w:t>和</w:t>
-      </w:r>
-      <w:hyperlink r:id="rId33">
-        <w:r>
-          <w:rPr>
-            <w:lang w:val="zh_TW" w:bidi="zh_TW"/>
-          </w:rPr>
-          <w:rPr>
-            <w:color w:val="0000EE"/>
-            <w:u w:val="single"/>
-          </w:rPr>
-          <w:t>約二1:13</w:t>
-        </w:r>
-      </w:hyperlink>
-      <w:r>
-        <w:rPr>
-          <w:lang w:val="zh_TW" w:bidi="zh_TW"/>
-        </w:rPr>
-        <w:t>，這兩處經文中使用的是單數形式）。使用複數形式可能有兩個原因。一個原因是，大部分新約書信是寫給團體而非個人的。更有可能的原因是，這顯示神揀選的是一個群體，而不僅僅只是個別的人。</w:t>
+        <w:t>• 真假先知</w:t>
       </w:r>
     </w:p>
     <w:p>
@@ -693,115 +315,7 @@
         <w:rPr>
           <w:lang w:val="zh_TW" w:bidi="zh_TW"/>
         </w:rPr>
-        <w:t>「揀選」這個詞顯示了成為神的子民始於神的揀選。這個揀選發生在時間開始之前，在任何人能夠回應之前（</w:t>
-      </w:r>
-      <w:hyperlink r:id="rId34">
-        <w:r>
-          <w:rPr>
-            <w:lang w:val="zh_TW" w:bidi="zh_TW"/>
-          </w:rPr>
-          <w:rPr>
-            <w:color w:val="0000EE"/>
-            <w:u w:val="single"/>
-          </w:rPr>
-          <w:t>弗1:4</w:t>
-        </w:r>
-      </w:hyperlink>
-      <w:r>
-        <w:rPr>
-          <w:lang w:val="zh_TW" w:bidi="zh_TW"/>
-        </w:rPr>
-        <w:t>；參</w:t>
-      </w:r>
-      <w:hyperlink r:id="rId35">
-        <w:r>
-          <w:rPr>
-            <w:lang w:val="zh_TW" w:bidi="zh_TW"/>
-          </w:rPr>
-          <w:rPr>
-            <w:color w:val="0000EE"/>
-            <w:u w:val="single"/>
-          </w:rPr>
-          <w:t>約15:16、19</w:t>
-        </w:r>
-      </w:hyperlink>
-      <w:r>
-        <w:rPr>
-          <w:lang w:val="zh_TW" w:bidi="zh_TW"/>
-        </w:rPr>
-        <w:t>）。是神呼召了男人和女人成為祂的子民，凡回應的人就是選民。神揀選人並不是因為他們善良或值得揀選。事實上，祂常常會揀選：</w:t>
-      </w:r>
-    </w:p>
-    <w:p>
-      <w:pPr>
-        <w:pStyle w:val="ListBullet"/>
-        <w:spacing w:line="240" w:lineRule="auto"/>
-        <w:ind w:left="720"/>
-      </w:pPr>
-      <w:r>
-        <w:rPr>
-          <w:lang w:val="zh_TW" w:bidi="zh_TW"/>
-        </w:rPr>
-      </w:r>
-      <w:r>
-        <w:rPr>
-          <w:lang w:val="zh_TW" w:bidi="zh_TW"/>
-        </w:rPr>
-        <w:t>世上愚拙的，叫有智慧的羞愧</w:t>
-      </w:r>
-    </w:p>
-    <w:p>
-      <w:pPr>
-        <w:pStyle w:val="ListBullet"/>
-        <w:spacing w:line="240" w:lineRule="auto"/>
-        <w:ind w:left="720"/>
-      </w:pPr>
-      <w:r>
-        <w:rPr>
-          <w:lang w:val="zh_TW" w:bidi="zh_TW"/>
-        </w:rPr>
-      </w:r>
-      <w:r>
-        <w:rPr>
-          <w:lang w:val="zh_TW" w:bidi="zh_TW"/>
-        </w:rPr>
-        <w:t>世上軟弱的，叫那強壯的羞愧</w:t>
-      </w:r>
-    </w:p>
-    <w:p>
-      <w:pPr>
-        <w:pStyle w:val="ListBullet"/>
-        <w:spacing w:line="240" w:lineRule="auto"/>
-        <w:ind w:left="720"/>
-      </w:pPr>
-      <w:r>
-        <w:rPr>
-          <w:lang w:val="zh_TW" w:bidi="zh_TW"/>
-        </w:rPr>
-      </w:r>
-      <w:r>
-        <w:rPr>
-          <w:lang w:val="zh_TW" w:bidi="zh_TW"/>
-        </w:rPr>
-        <w:t>世上卑賤的，被人厭惡的，以及那無有的，為要廢掉那有的（</w:t>
-      </w:r>
-      <w:hyperlink r:id="rId36">
-        <w:r>
-          <w:rPr>
-            <w:lang w:val="zh_TW" w:bidi="zh_TW"/>
-          </w:rPr>
-          <w:rPr>
-            <w:color w:val="0000EE"/>
-            <w:u w:val="single"/>
-          </w:rPr>
-          <w:t>林前1:27–28</w:t>
-        </w:r>
-      </w:hyperlink>
-      <w:r>
-        <w:rPr>
-          <w:lang w:val="zh_TW" w:bidi="zh_TW"/>
-        </w:rPr>
-        <w:t>）</w:t>
+        <w:t>• 先知的作用</w:t>
       </w:r>
     </w:p>
     <w:p>
@@ -815,7 +329,18 @@
         <w:rPr>
           <w:lang w:val="zh_TW" w:bidi="zh_TW"/>
         </w:rPr>
-        <w:t>這意味著，選民不能因自己的成就或地位而誇耀。他們的一切都來自神，他們不能自誇或認為自己比別人強。</w:t>
+        <w:t>• 傳講的方式</w:t>
+      </w:r>
+    </w:p>
+    <w:p>
+      <w:pPr>
+        <w:pStyle w:val="Heading3"/>
+      </w:pPr>
+      <w:r>
+        <w:rPr>
+          <w:lang w:val="zh_TW" w:bidi="zh_TW"/>
+        </w:rPr>
+        <w:t>介紹</w:t>
       </w:r>
     </w:p>
     <w:p>
@@ -829,115 +354,102 @@
         <w:rPr>
           <w:lang w:val="zh_TW" w:bidi="zh_TW"/>
         </w:rPr>
-        <w:t>神揀選的子民有特別的好處：</w:t>
+        <w:t>當耶穌使寡婦的兒子從死裡復活時，旁觀者說：「</w:t>
+      </w:r>
+      <w:r>
+        <w:rPr>
+          <w:lang w:val="zh_TW" w:bidi="zh_TW"/>
+        </w:rPr>
+        <w:t>有大先知在我們中間興起來了</w:t>
+      </w:r>
+      <w:r>
+        <w:rPr>
+          <w:lang w:val="zh_TW" w:bidi="zh_TW"/>
+        </w:rPr>
+        <w:t>！」（</w:t>
+      </w:r>
+      <w:hyperlink r:id="rId13">
+        <w:r>
+          <w:rPr>
+            <w:lang w:val="zh_TW" w:bidi="zh_TW"/>
+          </w:rPr>
+          <w:rPr>
+            <w:color w:val="0000EE"/>
+            <w:u w:val="single"/>
+          </w:rPr>
+          <w:t>路7:16</w:t>
+        </w:r>
+      </w:hyperlink>
+      <w:r>
+        <w:rPr>
+          <w:lang w:val="zh_TW" w:bidi="zh_TW"/>
+        </w:rPr>
+        <w:t>；參</w:t>
+      </w:r>
+      <w:hyperlink r:id="rId14">
+        <w:r>
+          <w:rPr>
+            <w:lang w:val="zh_TW" w:bidi="zh_TW"/>
+          </w:rPr>
+          <w:rPr>
+            <w:color w:val="0000EE"/>
+            <w:u w:val="single"/>
+          </w:rPr>
+          <w:t>可6:15</w:t>
+        </w:r>
+      </w:hyperlink>
+      <w:r>
+        <w:rPr>
+          <w:lang w:val="zh_TW" w:bidi="zh_TW"/>
+        </w:rPr>
+        <w:t>，</w:t>
+      </w:r>
+      <w:hyperlink r:id="rId15">
+        <w:r>
+          <w:rPr>
+            <w:lang w:val="zh_TW" w:bidi="zh_TW"/>
+          </w:rPr>
+          <w:rPr>
+            <w:color w:val="0000EE"/>
+            <w:u w:val="single"/>
+          </w:rPr>
+          <w:t>8:28</w:t>
+        </w:r>
+      </w:hyperlink>
+      <w:r>
+        <w:rPr>
+          <w:lang w:val="zh_TW" w:bidi="zh_TW"/>
+        </w:rPr>
+        <w:t>）在猶太的宗教思想中，最為生動且具規範意義的宗教事件，都集中在先知蒙召和事工，就是神透過先知向祂的子民傳達話語。人們對於耶穌的評價，其實是比他們所知的更為正確，因為神確實在耶穌裡面臨到他們；而耶穌的地位雖然遠高過先知，實際上卻正是摩西所預言，先知秩序的冠冕和高峰（</w:t>
+      </w:r>
+      <w:hyperlink r:id="rId16">
+        <w:r>
+          <w:rPr>
+            <w:lang w:val="zh_TW" w:bidi="zh_TW"/>
+          </w:rPr>
+          <w:rPr>
+            <w:color w:val="0000EE"/>
+            <w:u w:val="single"/>
+          </w:rPr>
+          <w:t>申18:15–19</w:t>
+        </w:r>
+      </w:hyperlink>
+      <w:r>
+        <w:rPr>
+          <w:lang w:val="zh_TW" w:bidi="zh_TW"/>
+        </w:rPr>
+        <w:t>）。</w:t>
       </w:r>
     </w:p>
     <w:p>
       <w:pPr>
-        <w:pStyle w:val="ListBullet"/>
-        <w:spacing w:line="240" w:lineRule="auto"/>
-        <w:ind w:left="720"/>
-      </w:pPr>
-      <w:r>
-        <w:rPr>
-          <w:lang w:val="zh_TW" w:bidi="zh_TW"/>
-        </w:rPr>
-      </w:r>
-      <w:r>
-        <w:rPr>
-          <w:lang w:val="zh_TW" w:bidi="zh_TW"/>
-        </w:rPr>
-        <w:t>神幫助他們，因此沒有人可以控告他們以至於讓神拒絕他們（</w:t>
-      </w:r>
-      <w:hyperlink r:id="rId24">
-        <w:r>
-          <w:rPr>
-            <w:lang w:val="zh_TW" w:bidi="zh_TW"/>
-          </w:rPr>
-          <w:rPr>
-            <w:color w:val="0000EE"/>
-            <w:u w:val="single"/>
-          </w:rPr>
-          <w:t>羅8:33</w:t>
-        </w:r>
-      </w:hyperlink>
-      <w:r>
-        <w:rPr>
-          <w:lang w:val="zh_TW" w:bidi="zh_TW"/>
-        </w:rPr>
-        <w:t xml:space="preserve">）。 </w:t>
-      </w:r>
-    </w:p>
-    <w:p>
-      <w:pPr>
-        <w:pStyle w:val="ListBullet"/>
-        <w:spacing w:line="240" w:lineRule="auto"/>
-        <w:ind w:left="720"/>
-      </w:pPr>
-      <w:r>
-        <w:rPr>
-          <w:lang w:val="zh_TW" w:bidi="zh_TW"/>
-        </w:rPr>
-      </w:r>
-      <w:r>
-        <w:rPr>
-          <w:lang w:val="zh_TW" w:bidi="zh_TW"/>
-        </w:rPr>
-        <w:t>他們如同君尊的祭司，這意味著他們可以直接來到神面前（</w:t>
-      </w:r>
-      <w:hyperlink r:id="rId19">
-        <w:r>
-          <w:rPr>
-            <w:lang w:val="zh_TW" w:bidi="zh_TW"/>
-          </w:rPr>
-          <w:rPr>
-            <w:color w:val="0000EE"/>
-            <w:u w:val="single"/>
-          </w:rPr>
-          <w:t>彼前2:9</w:t>
-        </w:r>
-      </w:hyperlink>
-      <w:r>
-        <w:rPr>
-          <w:lang w:val="zh_TW" w:bidi="zh_TW"/>
-        </w:rPr>
-        <w:t xml:space="preserve">）。 </w:t>
-      </w:r>
-    </w:p>
-    <w:p>
-      <w:pPr>
-        <w:pStyle w:val="ListBullet"/>
-        <w:spacing w:line="240" w:lineRule="auto"/>
-        <w:ind w:left="720"/>
-      </w:pPr>
-      <w:r>
-        <w:rPr>
-          <w:lang w:val="zh_TW" w:bidi="zh_TW"/>
-        </w:rPr>
-      </w:r>
-      <w:r>
-        <w:rPr>
-          <w:lang w:val="zh_TW" w:bidi="zh_TW"/>
-        </w:rPr>
-        <w:t>被稱為使徒的早期基督教領袖經歷了艱難時期。他們這樣做是為了讓神的子民可以得救，並與神永遠同在（</w:t>
-      </w:r>
-      <w:hyperlink r:id="rId27">
-        <w:r>
-          <w:rPr>
-            <w:lang w:val="zh_TW" w:bidi="zh_TW"/>
-          </w:rPr>
-          <w:rPr>
-            <w:color w:val="0000EE"/>
-            <w:u w:val="single"/>
-          </w:rPr>
-          <w:t>提後2:10</w:t>
-        </w:r>
-      </w:hyperlink>
-      <w:r>
-        <w:rPr>
-          <w:lang w:val="zh_TW" w:bidi="zh_TW"/>
-        </w:rPr>
-        <w:t>）。</w:t>
+        <w:pStyle w:val="Heading3"/>
+      </w:pPr>
+      <w:r>
+        <w:rPr>
+          <w:lang w:val="zh_TW" w:bidi="zh_TW"/>
+        </w:rPr>
+        <w:t>先知的稱謂和歷史</w:t>
       </w:r>
     </w:p>
     <w:p>
@@ -951,72 +463,72 @@
         <w:rPr>
           <w:lang w:val="zh_TW" w:bidi="zh_TW"/>
         </w:rPr>
-        <w:t>選民是以他們對神的信心著稱（</w:t>
-      </w:r>
-      <w:hyperlink r:id="rId28">
-        <w:r>
-          <w:rPr>
-            <w:lang w:val="zh_TW" w:bidi="zh_TW"/>
-          </w:rPr>
-          <w:rPr>
-            <w:color w:val="0000EE"/>
-            <w:u w:val="single"/>
-          </w:rPr>
-          <w:t>多1:1</w:t>
-        </w:r>
-      </w:hyperlink>
-      <w:r>
-        <w:rPr>
-          <w:lang w:val="zh_TW" w:bidi="zh_TW"/>
-        </w:rPr>
-        <w:t>）。他們的行為應該顯示出他們是神的子民（</w:t>
-      </w:r>
-      <w:hyperlink r:id="rId25">
-        <w:r>
-          <w:rPr>
-            <w:lang w:val="zh_TW" w:bidi="zh_TW"/>
-          </w:rPr>
-          <w:rPr>
-            <w:color w:val="0000EE"/>
-            <w:u w:val="single"/>
-          </w:rPr>
-          <w:t>西3:12</w:t>
-        </w:r>
-      </w:hyperlink>
-      <w:r>
-        <w:rPr>
-          <w:lang w:val="zh_TW" w:bidi="zh_TW"/>
-        </w:rPr>
-        <w:t>）。他們必須堅定自己的呼召和揀選，也就是說，他們必須通過他們的生活方式來顯示他們屬於神（</w:t>
-      </w:r>
-      <w:hyperlink r:id="rId30">
-        <w:r>
-          <w:rPr>
-            <w:lang w:val="zh_TW" w:bidi="zh_TW"/>
-          </w:rPr>
-          <w:rPr>
-            <w:color w:val="0000EE"/>
-            <w:u w:val="single"/>
-          </w:rPr>
-          <w:t>彼後1:10</w:t>
-        </w:r>
-      </w:hyperlink>
-      <w:r>
-        <w:rPr>
-          <w:lang w:val="zh_TW" w:bidi="zh_TW"/>
-        </w:rPr>
-        <w:t>）。他們必須繼續忠於那位呼召他們的主（</w:t>
-      </w:r>
-      <w:hyperlink r:id="rId31">
-        <w:r>
-          <w:rPr>
-            <w:lang w:val="zh_TW" w:bidi="zh_TW"/>
-          </w:rPr>
-          <w:rPr>
-            <w:color w:val="0000EE"/>
-            <w:u w:val="single"/>
-          </w:rPr>
-          <w:t>啟17:14</w:t>
+        <w:t>舊約用於描述這些人的主要詞語，是「先知」（見</w:t>
+      </w:r>
+      <w:hyperlink r:id="rId17">
+        <w:r>
+          <w:rPr>
+            <w:lang w:val="zh_TW" w:bidi="zh_TW"/>
+          </w:rPr>
+          <w:rPr>
+            <w:color w:val="0000EE"/>
+            <w:u w:val="single"/>
+          </w:rPr>
+          <w:t>士6:8</w:t>
+        </w:r>
+      </w:hyperlink>
+      <w:r>
+        <w:rPr>
+          <w:lang w:val="zh_TW" w:bidi="zh_TW"/>
+        </w:rPr>
+        <w:t>）、「神人」（見</w:t>
+      </w:r>
+      <w:hyperlink r:id="rId18">
+        <w:r>
+          <w:rPr>
+            <w:lang w:val="zh_TW" w:bidi="zh_TW"/>
+          </w:rPr>
+          <w:rPr>
+            <w:color w:val="0000EE"/>
+            <w:u w:val="single"/>
+          </w:rPr>
+          <w:t>王下4:9</w:t>
+        </w:r>
+      </w:hyperlink>
+      <w:r>
+        <w:rPr>
+          <w:lang w:val="zh_TW" w:bidi="zh_TW"/>
+        </w:rPr>
+        <w:t>）和「先見」（見</w:t>
+      </w:r>
+      <w:hyperlink r:id="rId19">
+        <w:r>
+          <w:rPr>
+            <w:lang w:val="zh_TW" w:bidi="zh_TW"/>
+          </w:rPr>
+          <w:rPr>
+            <w:color w:val="0000EE"/>
+            <w:u w:val="single"/>
+          </w:rPr>
+          <w:t>撒上9:9</w:t>
+        </w:r>
+      </w:hyperlink>
+      <w:r>
+        <w:rPr>
+          <w:lang w:val="zh_TW" w:bidi="zh_TW"/>
+        </w:rPr>
+        <w:t>；</w:t>
+      </w:r>
+      <w:hyperlink r:id="rId20">
+        <w:r>
+          <w:rPr>
+            <w:lang w:val="zh_TW" w:bidi="zh_TW"/>
+          </w:rPr>
+          <w:rPr>
+            <w:color w:val="0000EE"/>
+            <w:u w:val="single"/>
+          </w:rPr>
+          <w:t>撒下24:11</w:t>
         </w:r>
       </w:hyperlink>
       <w:r>
@@ -1033,23 +545,83 @@
           <w:lang w:val="zh_TW" w:bidi="zh_TW"/>
         </w:rPr>
       </w:r>
-      <w:hyperlink r:id="rId37">
-        <w:r>
-          <w:rPr>
-            <w:lang w:val="zh_TW" w:bidi="zh_TW"/>
-          </w:rPr>
-          <w:rPr>
-            <w:color w:val="0000EE"/>
-            <w:u w:val="single"/>
-          </w:rPr>
-          <w:t>馬太福音二十二章14節</w:t>
-        </w:r>
-      </w:hyperlink>
-      <w:r>
-        <w:rPr>
-          <w:lang w:val="zh_TW" w:bidi="zh_TW"/>
-        </w:rPr>
-        <w:t>解釋了神的呼召與人的回應之間的關係：「因為被召的人多，選上的人少。」雖然神通過福音呼召了許多人，但只有一部分人回應這個呼召並成為祂的選民。</w:t>
+      <w:r>
+        <w:rPr>
+          <w:lang w:val="zh_TW" w:bidi="zh_TW"/>
+        </w:rPr>
+        <w:t>翻譯為「先知」的詞彙，似乎首重「被召」的概念：神主動揀選、呼召並差遣先知（比如</w:t>
+      </w:r>
+      <w:hyperlink r:id="rId21">
+        <w:r>
+          <w:rPr>
+            <w:lang w:val="zh_TW" w:bidi="zh_TW"/>
+          </w:rPr>
+          <w:rPr>
+            <w:color w:val="0000EE"/>
+            <w:u w:val="single"/>
+          </w:rPr>
+          <w:t>耶1:4–5</w:t>
+        </w:r>
+      </w:hyperlink>
+      <w:r>
+        <w:rPr>
+          <w:lang w:val="zh_TW" w:bidi="zh_TW"/>
+        </w:rPr>
+        <w:t>，</w:t>
+      </w:r>
+      <w:hyperlink r:id="rId22">
+        <w:r>
+          <w:rPr>
+            <w:lang w:val="zh_TW" w:bidi="zh_TW"/>
+          </w:rPr>
+          <w:rPr>
+            <w:color w:val="0000EE"/>
+            <w:u w:val="single"/>
+          </w:rPr>
+          <w:t>7:25</w:t>
+        </w:r>
+      </w:hyperlink>
+      <w:r>
+        <w:rPr>
+          <w:lang w:val="zh_TW" w:bidi="zh_TW"/>
+        </w:rPr>
+        <w:t>；</w:t>
+      </w:r>
+      <w:hyperlink r:id="rId23">
+        <w:r>
+          <w:rPr>
+            <w:lang w:val="zh_TW" w:bidi="zh_TW"/>
+          </w:rPr>
+          <w:rPr>
+            <w:color w:val="0000EE"/>
+            <w:u w:val="single"/>
+          </w:rPr>
+          <w:t>摩7:14</w:t>
+        </w:r>
+      </w:hyperlink>
+      <w:r>
+        <w:rPr>
+          <w:lang w:val="zh_TW" w:bidi="zh_TW"/>
+        </w:rPr>
+        <w:t>）。「神人」講述先知因其蒙召而進入的關係：他現在是「神的人」，被認為屬於神（</w:t>
+      </w:r>
+      <w:hyperlink r:id="rId18">
+        <w:r>
+          <w:rPr>
+            <w:lang w:val="zh_TW" w:bidi="zh_TW"/>
+          </w:rPr>
+          <w:rPr>
+            <w:color w:val="0000EE"/>
+            <w:u w:val="single"/>
+          </w:rPr>
+          <w:t>王下4:9</w:t>
+        </w:r>
+      </w:hyperlink>
+      <w:r>
+        <w:rPr>
+          <w:lang w:val="zh_TW" w:bidi="zh_TW"/>
+        </w:rPr>
+        <w:t>）。「先見」表達神賦予先知新奇非凡的洞察力。希伯來語與英語一樣，常用的動詞「看見」也表示理解（I see what you mean，即我明白你的意思）以及洞察事物本質和意義的能力（He sees things very clearly，即他看事物非常清楚）。對於先知而言，他們的「洞察力」遠超常人，因為耶和華啟發他們，成為祂信息的器皿。</w:t>
       </w:r>
     </w:p>
     <w:p>
@@ -1063,25 +635,205 @@
         <w:rPr>
           <w:lang w:val="zh_TW" w:bidi="zh_TW"/>
         </w:rPr>
-        <w:t>聖經並未完全解釋為什麼只有一些人成為神的子民。當然，當一個人確實回應神的呼召時，那是因為福音臨到了他或她「不獨在乎言語，也在乎權能和聖靈，並充足的信心」（</w:t>
-      </w:r>
-      <w:hyperlink r:id="rId38">
-        <w:r>
-          <w:rPr>
-            <w:lang w:val="zh_TW" w:bidi="zh_TW"/>
-          </w:rPr>
-          <w:rPr>
-            <w:color w:val="0000EE"/>
-            <w:u w:val="single"/>
-          </w:rPr>
-          <w:t>帖前1:4–5</w:t>
-        </w:r>
-      </w:hyperlink>
-      <w:r>
-        <w:rPr>
-          <w:lang w:val="zh_TW" w:bidi="zh_TW"/>
-        </w:rPr>
-        <w:t>）。人們拒絕福音，是因為他們因罪和過分相信自己的作為而變得心硬。聖經並未進一步解釋，所以基督徒不應該嘗試添加自己的解釋。</w:t>
+        <w:t>偉大先知肩負重任，推動舊約故事前進，其起點從摩西開始，再沒有先知像他（</w:t>
+      </w:r>
+      <w:hyperlink r:id="rId24">
+        <w:r>
+          <w:rPr>
+            <w:lang w:val="zh_TW" w:bidi="zh_TW"/>
+          </w:rPr>
+          <w:rPr>
+            <w:color w:val="0000EE"/>
+            <w:u w:val="single"/>
+          </w:rPr>
+          <w:t>申34:10</w:t>
+        </w:r>
+      </w:hyperlink>
+      <w:r>
+        <w:rPr>
+          <w:lang w:val="zh_TW" w:bidi="zh_TW"/>
+        </w:rPr>
+        <w:t>）。這個看法正確無誤，因為摩西具備所有先知的獨特標誌：蒙召（</w:t>
+      </w:r>
+      <w:hyperlink r:id="rId25">
+        <w:r>
+          <w:rPr>
+            <w:lang w:val="zh_TW" w:bidi="zh_TW"/>
+          </w:rPr>
+          <w:rPr>
+            <w:color w:val="0000EE"/>
+            <w:u w:val="single"/>
+          </w:rPr>
+          <w:t>出3:1–4:17</w:t>
+        </w:r>
+      </w:hyperlink>
+      <w:r>
+        <w:rPr>
+          <w:lang w:val="zh_TW" w:bidi="zh_TW"/>
+        </w:rPr>
+        <w:t>；參</w:t>
+      </w:r>
+      <w:hyperlink r:id="rId26">
+        <w:r>
+          <w:rPr>
+            <w:lang w:val="zh_TW" w:bidi="zh_TW"/>
+          </w:rPr>
+          <w:rPr>
+            <w:color w:val="0000EE"/>
+            <w:u w:val="single"/>
+          </w:rPr>
+          <w:t>賽6章</w:t>
+        </w:r>
+      </w:hyperlink>
+      <w:r>
+        <w:rPr>
+          <w:lang w:val="zh_TW" w:bidi="zh_TW"/>
+        </w:rPr>
+        <w:t>；</w:t>
+      </w:r>
+      <w:hyperlink r:id="rId27">
+        <w:r>
+          <w:rPr>
+            <w:lang w:val="zh_TW" w:bidi="zh_TW"/>
+          </w:rPr>
+          <w:rPr>
+            <w:color w:val="0000EE"/>
+            <w:u w:val="single"/>
+          </w:rPr>
+          <w:t>耶1:4–19</w:t>
+        </w:r>
+      </w:hyperlink>
+      <w:r>
+        <w:rPr>
+          <w:lang w:val="zh_TW" w:bidi="zh_TW"/>
+        </w:rPr>
+        <w:t>；</w:t>
+      </w:r>
+      <w:hyperlink r:id="rId28">
+        <w:r>
+          <w:rPr>
+            <w:lang w:val="zh_TW" w:bidi="zh_TW"/>
+          </w:rPr>
+          <w:rPr>
+            <w:color w:val="0000EE"/>
+            <w:u w:val="single"/>
+          </w:rPr>
+          <w:t>結1–3</w:t>
+        </w:r>
+      </w:hyperlink>
+      <w:r>
+        <w:rPr>
+          <w:lang w:val="zh_TW" w:bidi="zh_TW"/>
+        </w:rPr>
+        <w:t>；</w:t>
+      </w:r>
+      <w:hyperlink r:id="rId29">
+        <w:r>
+          <w:rPr>
+            <w:lang w:val="zh_TW" w:bidi="zh_TW"/>
+          </w:rPr>
+          <w:rPr>
+            <w:color w:val="0000EE"/>
+            <w:u w:val="single"/>
+          </w:rPr>
+          <w:t>何1:2</w:t>
+        </w:r>
+      </w:hyperlink>
+      <w:r>
+        <w:rPr>
+          <w:lang w:val="zh_TW" w:bidi="zh_TW"/>
+        </w:rPr>
+        <w:t>；</w:t>
+      </w:r>
+      <w:hyperlink r:id="rId30">
+        <w:r>
+          <w:rPr>
+            <w:lang w:val="zh_TW" w:bidi="zh_TW"/>
+          </w:rPr>
+          <w:rPr>
+            <w:color w:val="0000EE"/>
+            <w:u w:val="single"/>
+          </w:rPr>
+          <w:t>摩7:14–15</w:t>
+        </w:r>
+      </w:hyperlink>
+      <w:r>
+        <w:rPr>
+          <w:lang w:val="zh_TW" w:bidi="zh_TW"/>
+        </w:rPr>
+        <w:t>），認識到歷史事件是神的行動，照祂的話語成就（</w:t>
+      </w:r>
+      <w:hyperlink r:id="rId31">
+        <w:r>
+          <w:rPr>
+            <w:lang w:val="zh_TW" w:bidi="zh_TW"/>
+          </w:rPr>
+          <w:rPr>
+            <w:color w:val="0000EE"/>
+            <w:u w:val="single"/>
+          </w:rPr>
+          <w:t>出3:12</w:t>
+        </w:r>
+      </w:hyperlink>
+      <w:r>
+        <w:rPr>
+          <w:lang w:val="zh_TW" w:bidi="zh_TW"/>
+        </w:rPr>
+        <w:t>，</w:t>
+      </w:r>
+      <w:hyperlink r:id="rId32">
+        <w:r>
+          <w:rPr>
+            <w:lang w:val="zh_TW" w:bidi="zh_TW"/>
+          </w:rPr>
+          <w:rPr>
+            <w:color w:val="0000EE"/>
+            <w:u w:val="single"/>
+          </w:rPr>
+          <w:t>4:21–23</w:t>
+        </w:r>
+      </w:hyperlink>
+      <w:r>
+        <w:rPr>
+          <w:lang w:val="zh_TW" w:bidi="zh_TW"/>
+        </w:rPr>
+        <w:t>），倫理和社會關懷的心（</w:t>
+      </w:r>
+      <w:hyperlink r:id="rId33">
+        <w:r>
+          <w:rPr>
+            <w:lang w:val="zh_TW" w:bidi="zh_TW"/>
+          </w:rPr>
+          <w:rPr>
+            <w:color w:val="0000EE"/>
+            <w:u w:val="single"/>
+          </w:rPr>
+          <w:t>2:11–13</w:t>
+        </w:r>
+      </w:hyperlink>
+      <w:r>
+        <w:rPr>
+          <w:lang w:val="zh_TW" w:bidi="zh_TW"/>
+        </w:rPr>
+        <w:t>），看重無助的人（見</w:t>
+      </w:r>
+      <w:hyperlink r:id="rId34">
+        <w:r>
+          <w:rPr>
+            <w:lang w:val="zh_TW" w:bidi="zh_TW"/>
+          </w:rPr>
+          <w:rPr>
+            <w:color w:val="0000EE"/>
+            <w:u w:val="single"/>
+          </w:rPr>
+          <w:t>17節</w:t>
+        </w:r>
+      </w:hyperlink>
+      <w:r>
+        <w:rPr>
+          <w:lang w:val="zh_TW" w:bidi="zh_TW"/>
+        </w:rPr>
+        <w:t>）。</w:t>
       </w:r>
     </w:p>
     <w:p>
@@ -1095,133 +847,61 @@
         <w:rPr>
           <w:lang w:val="zh_TW" w:bidi="zh_TW"/>
         </w:rPr>
-        <w:t>「揀選」也可以意味著神揀選人來完成特殊的任務。耶穌從一大群跟隨祂的人中選擇了十二個門徒（</w:t>
-      </w:r>
-      <w:hyperlink r:id="rId39">
-        <w:r>
-          <w:rPr>
-            <w:lang w:val="zh_TW" w:bidi="zh_TW"/>
-          </w:rPr>
-          <w:rPr>
-            <w:color w:val="0000EE"/>
-            <w:u w:val="single"/>
-          </w:rPr>
-          <w:t>路6:13</w:t>
-        </w:r>
-      </w:hyperlink>
-      <w:r>
-        <w:rPr>
-          <w:lang w:val="zh_TW" w:bidi="zh_TW"/>
-        </w:rPr>
-        <w:t>；</w:t>
-      </w:r>
-      <w:hyperlink r:id="rId40">
-        <w:r>
-          <w:rPr>
-            <w:lang w:val="zh_TW" w:bidi="zh_TW"/>
-          </w:rPr>
-          <w:rPr>
-            <w:color w:val="0000EE"/>
-            <w:u w:val="single"/>
-          </w:rPr>
-          <w:t>徒1:2</w:t>
-        </w:r>
-      </w:hyperlink>
-      <w:r>
-        <w:rPr>
-          <w:lang w:val="zh_TW" w:bidi="zh_TW"/>
-        </w:rPr>
-        <w:t>）。同樣，在約翰福音中，耶穌說祂雖然揀選了十二個門徒，但祂稱出賣祂的猶大為「魔鬼」（</w:t>
-      </w:r>
-      <w:hyperlink r:id="rId41">
-        <w:r>
-          <w:rPr>
-            <w:lang w:val="zh_TW" w:bidi="zh_TW"/>
-          </w:rPr>
-          <w:rPr>
-            <w:color w:val="0000EE"/>
-            <w:u w:val="single"/>
-          </w:rPr>
-          <w:t>約6:70</w:t>
-        </w:r>
-      </w:hyperlink>
-      <w:r>
-        <w:rPr>
-          <w:lang w:val="zh_TW" w:bidi="zh_TW"/>
-        </w:rPr>
-        <w:t>，</w:t>
-      </w:r>
-      <w:hyperlink r:id="rId42">
-        <w:r>
-          <w:rPr>
-            <w:lang w:val="zh_TW" w:bidi="zh_TW"/>
-          </w:rPr>
-          <w:rPr>
-            <w:color w:val="0000EE"/>
-            <w:u w:val="single"/>
-          </w:rPr>
-          <w:t>13:18</w:t>
-        </w:r>
-      </w:hyperlink>
-      <w:r>
-        <w:rPr>
-          <w:lang w:val="zh_TW" w:bidi="zh_TW"/>
-        </w:rPr>
-        <w:t>）。當需要選出另一位門徒來取代猶大時，教會向耶穌祈禱，請耶穌指示他們應該從兩個人中挑選哪一個加入十二使徒（</w:t>
-      </w:r>
-      <w:hyperlink r:id="rId43">
-        <w:r>
-          <w:rPr>
-            <w:lang w:val="zh_TW" w:bidi="zh_TW"/>
-          </w:rPr>
-          <w:rPr>
-            <w:color w:val="0000EE"/>
-            <w:u w:val="single"/>
-          </w:rPr>
-          <w:t>徒1:24</w:t>
-        </w:r>
-      </w:hyperlink>
-      <w:r>
-        <w:rPr>
-          <w:lang w:val="zh_TW" w:bidi="zh_TW"/>
-        </w:rPr>
-        <w:t>）。彼得說神揀選了他向外邦人傳福音（</w:t>
-      </w:r>
-      <w:hyperlink r:id="rId44">
-        <w:r>
-          <w:rPr>
-            <w:lang w:val="zh_TW" w:bidi="zh_TW"/>
-          </w:rPr>
-          <w:rPr>
-            <w:color w:val="0000EE"/>
-            <w:u w:val="single"/>
-          </w:rPr>
-          <w:t>15:7</w:t>
-        </w:r>
-      </w:hyperlink>
-      <w:r>
-        <w:rPr>
-          <w:lang w:val="zh_TW" w:bidi="zh_TW"/>
-        </w:rPr>
-        <w:t>）。 同樣，保羅說神揀選他將信息帶給外邦人（</w:t>
-      </w:r>
-      <w:hyperlink r:id="rId45">
-        <w:r>
-          <w:rPr>
-            <w:lang w:val="zh_TW" w:bidi="zh_TW"/>
-          </w:rPr>
-          <w:rPr>
-            <w:color w:val="0000EE"/>
-            <w:u w:val="single"/>
-          </w:rPr>
-          <w:t>9:15</w:t>
-        </w:r>
-      </w:hyperlink>
-      <w:r>
-        <w:rPr>
-          <w:lang w:val="zh_TW" w:bidi="zh_TW"/>
-        </w:rPr>
-        <w:t>）。這些例子顯示神在基督徒宣教中採取的第一步，祂揀選人以不同的方式來事奉祂。</w:t>
+        <w:t>不過</w:t>
+      </w:r>
+      <w:hyperlink r:id="rId24">
+        <w:r>
+          <w:rPr>
+            <w:lang w:val="zh_TW" w:bidi="zh_TW"/>
+          </w:rPr>
+          <w:rPr>
+            <w:color w:val="0000EE"/>
+            <w:u w:val="single"/>
+          </w:rPr>
+          <w:t>申命記三十四章10節</w:t>
+        </w:r>
+      </w:hyperlink>
+      <w:r>
+        <w:rPr>
+          <w:lang w:val="zh_TW" w:bidi="zh_TW"/>
+        </w:rPr>
+        <w:t>的評語，不僅回顧摩西的偉大之處，也展望一位像摩西一樣的先知到來。這與摩西自己的預言相符（</w:t>
+      </w:r>
+      <w:hyperlink r:id="rId16">
+        <w:r>
+          <w:rPr>
+            <w:lang w:val="zh_TW" w:bidi="zh_TW"/>
+          </w:rPr>
+          <w:rPr>
+            <w:color w:val="0000EE"/>
+            <w:u w:val="single"/>
+          </w:rPr>
+          <w:t>申18:15–19</w:t>
+        </w:r>
+      </w:hyperlink>
+      <w:r>
+        <w:rPr>
+          <w:lang w:val="zh_TW" w:bidi="zh_TW"/>
+        </w:rPr>
+        <w:t>），毫無疑問預示將有一位偉大的先知來臨。摩西比較自己與這位先知，甚為驚人——即將到來的先知，將扮演摩西在西奈山上的角色（</w:t>
+      </w:r>
+      <w:hyperlink r:id="rId35">
+        <w:r>
+          <w:rPr>
+            <w:lang w:val="zh_TW" w:bidi="zh_TW"/>
+          </w:rPr>
+          <w:rPr>
+            <w:color w:val="0000EE"/>
+            <w:u w:val="single"/>
+          </w:rPr>
+          <w:t>申18:16</w:t>
+        </w:r>
+      </w:hyperlink>
+      <w:r>
+        <w:rPr>
+          <w:lang w:val="zh_TW" w:bidi="zh_TW"/>
+        </w:rPr>
+        <w:t>）。那處，摩西以獨特方式作先知一樣的中保，傳達神的聲音，因為神在西奈山上，成就了舊約的盟約。摩西期待一位類似的先知，盼望另一位約的中保，就是耶穌基督。</w:t>
       </w:r>
     </w:p>
     <w:p>
@@ -1233,6 +913,1312 @@
       </w:r>
       <w:r>
         <w:rPr>
+          <w:lang w:val="zh_TW" w:bidi="zh_TW"/>
+        </w:rPr>
+        <w:t>神不斷向祂的子民差遣先知，人們亦一直盼待這位偉大的先知。每次有這樣的先知出現，都因他像摩西，而被認為是真的；真誠的信徒都會興奮觀察，想知道他是否那位最終到來的偉大先知。因此我們可以理解，那些看到耶穌使死人復活的人何以如此興奮（</w:t>
+      </w:r>
+      <w:hyperlink r:id="rId13">
+        <w:r>
+          <w:rPr>
+            <w:lang w:val="zh_TW" w:bidi="zh_TW"/>
+          </w:rPr>
+          <w:rPr>
+            <w:color w:val="0000EE"/>
+            <w:u w:val="single"/>
+          </w:rPr>
+          <w:t>路7:16</w:t>
+        </w:r>
+      </w:hyperlink>
+      <w:r>
+        <w:rPr>
+          <w:lang w:val="zh_TW" w:bidi="zh_TW"/>
+        </w:rPr>
+        <w:t>）。</w:t>
+      </w:r>
+    </w:p>
+    <w:p>
+      <w:pPr/>
+      <w:r>
+        <w:rPr>
+          <w:lang w:val="zh_TW" w:bidi="zh_TW"/>
+        </w:rPr>
+      </w:r>
+      <w:r>
+        <w:rPr>
+          <w:lang w:val="zh_TW" w:bidi="zh_TW"/>
+        </w:rPr>
+        <w:t>舊約提到先知團體的存在，有時稱為「學校」。以利沙顯然在教導一個團體（</w:t>
+      </w:r>
+      <w:hyperlink r:id="rId36">
+        <w:r>
+          <w:rPr>
+            <w:lang w:val="zh_TW" w:bidi="zh_TW"/>
+          </w:rPr>
+          <w:rPr>
+            <w:color w:val="0000EE"/>
+            <w:u w:val="single"/>
+          </w:rPr>
+          <w:t>王下6:1</w:t>
+        </w:r>
+      </w:hyperlink>
+      <w:r>
+        <w:rPr>
+          <w:lang w:val="zh_TW" w:bidi="zh_TW"/>
+        </w:rPr>
+        <w:t>），「先知門徒」（比如</w:t>
+      </w:r>
+      <w:hyperlink r:id="rId37">
+        <w:r>
+          <w:rPr>
+            <w:lang w:val="zh_TW" w:bidi="zh_TW"/>
+          </w:rPr>
+          <w:rPr>
+            <w:color w:val="0000EE"/>
+            <w:u w:val="single"/>
+          </w:rPr>
+          <w:t>王下2:3、5</w:t>
+        </w:r>
+      </w:hyperlink>
+      <w:r>
+        <w:rPr>
+          <w:lang w:val="zh_TW" w:bidi="zh_TW"/>
+        </w:rPr>
+        <w:t>；</w:t>
+      </w:r>
+      <w:hyperlink r:id="rId23">
+        <w:r>
+          <w:rPr>
+            <w:lang w:val="zh_TW" w:bidi="zh_TW"/>
+          </w:rPr>
+          <w:rPr>
+            <w:color w:val="0000EE"/>
+            <w:u w:val="single"/>
+          </w:rPr>
+          <w:t>摩7:14</w:t>
+        </w:r>
+      </w:hyperlink>
+      <w:r>
+        <w:rPr>
+          <w:lang w:val="zh_TW" w:bidi="zh_TW"/>
+        </w:rPr>
+        <w:t>）所指的，可能是在先知老師照管下，「正在受訓的先知」。至於</w:t>
+      </w:r>
+      <w:hyperlink r:id="rId38">
+        <w:r>
+          <w:rPr>
+            <w:lang w:val="zh_TW" w:bidi="zh_TW"/>
+          </w:rPr>
+          <w:rPr>
+            <w:color w:val="0000EE"/>
+            <w:u w:val="single"/>
+          </w:rPr>
+          <w:t>撒母耳記上十章5至11節</w:t>
+        </w:r>
+      </w:hyperlink>
+      <w:r>
+        <w:rPr>
+          <w:lang w:val="zh_TW" w:bidi="zh_TW"/>
+        </w:rPr>
+        <w:t>中的團體，用「工會」來描述會更合適。這些團體對耶和華熱心、盡性敬拜，並可見聖靈明顯的活動；但他們服事的核心是「預言」，即宣告關於神本身的真理。在這個早期階段之後，先知團體的重要性似乎有所減弱（類似</w:t>
+      </w:r>
+      <w:hyperlink r:id="rId19">
+        <w:r>
+          <w:rPr>
+            <w:lang w:val="zh_TW" w:bidi="zh_TW"/>
+          </w:rPr>
+          <w:rPr>
+            <w:color w:val="0000EE"/>
+            <w:u w:val="single"/>
+          </w:rPr>
+          <w:t>撒上9:9</w:t>
+        </w:r>
+      </w:hyperlink>
+      <w:r>
+        <w:rPr>
+          <w:lang w:val="zh_TW" w:bidi="zh_TW"/>
+        </w:rPr>
+        <w:t>明確提及的情形消失，由此推論），而盡性的敬逐漸變為更直接的話語服事，可能正是</w:t>
+      </w:r>
+      <w:hyperlink r:id="rId19">
+        <w:r>
+          <w:rPr>
+            <w:lang w:val="zh_TW" w:bidi="zh_TW"/>
+          </w:rPr>
+          <w:rPr>
+            <w:color w:val="0000EE"/>
+            <w:u w:val="single"/>
+          </w:rPr>
+          <w:t>撒母耳記上九章9節</w:t>
+        </w:r>
+      </w:hyperlink>
+      <w:r>
+        <w:rPr>
+          <w:lang w:val="zh_TW" w:bidi="zh_TW"/>
+        </w:rPr>
+        <w:t>評語的背景。</w:t>
+      </w:r>
+    </w:p>
+    <w:p>
+      <w:pPr>
+        <w:pStyle w:val="Heading3"/>
+      </w:pPr>
+      <w:r>
+        <w:rPr>
+          <w:lang w:val="zh_TW" w:bidi="zh_TW"/>
+        </w:rPr>
+        <w:t>感動</w:t>
+      </w:r>
+    </w:p>
+    <w:p>
+      <w:pPr/>
+      <w:r>
+        <w:rPr>
+          <w:lang w:val="zh_TW" w:bidi="zh_TW"/>
+        </w:rPr>
+      </w:r>
+      <w:r>
+        <w:rPr>
+          <w:lang w:val="zh_TW" w:bidi="zh_TW"/>
+        </w:rPr>
+        <w:t>在這些先知群體的活動背後，是神的靈感動他們（</w:t>
+      </w:r>
+      <w:hyperlink r:id="rId39">
+        <w:r>
+          <w:rPr>
+            <w:lang w:val="zh_TW" w:bidi="zh_TW"/>
+          </w:rPr>
+          <w:rPr>
+            <w:color w:val="0000EE"/>
+            <w:u w:val="single"/>
+          </w:rPr>
+          <w:t>撒上10:6、10</w:t>
+        </w:r>
+      </w:hyperlink>
+      <w:r>
+        <w:rPr>
+          <w:lang w:val="zh_TW" w:bidi="zh_TW"/>
+        </w:rPr>
+        <w:t>，</w:t>
+      </w:r>
+      <w:hyperlink r:id="rId40">
+        <w:r>
+          <w:rPr>
+            <w:lang w:val="zh_TW" w:bidi="zh_TW"/>
+          </w:rPr>
+          <w:rPr>
+            <w:color w:val="0000EE"/>
+            <w:u w:val="single"/>
+          </w:rPr>
+          <w:t>19:20、23</w:t>
+        </w:r>
+      </w:hyperlink>
+      <w:r>
+        <w:rPr>
+          <w:lang w:val="zh_TW" w:bidi="zh_TW"/>
+        </w:rPr>
+        <w:t>），神的靈運行在所有先知中，並且他們宣告受神感動的描述，不時會直接記錄下來（比如</w:t>
+      </w:r>
+      <w:hyperlink r:id="rId41">
+        <w:r>
+          <w:rPr>
+            <w:lang w:val="zh_TW" w:bidi="zh_TW"/>
+          </w:rPr>
+          <w:rPr>
+            <w:color w:val="0000EE"/>
+            <w:u w:val="single"/>
+          </w:rPr>
+          <w:t>王上22:24</w:t>
+        </w:r>
+      </w:hyperlink>
+      <w:r>
+        <w:rPr>
+          <w:lang w:val="zh_TW" w:bidi="zh_TW"/>
+        </w:rPr>
+        <w:t>；</w:t>
+      </w:r>
+      <w:hyperlink r:id="rId42">
+        <w:r>
+          <w:rPr>
+            <w:lang w:val="zh_TW" w:bidi="zh_TW"/>
+          </w:rPr>
+          <w:rPr>
+            <w:color w:val="0000EE"/>
+            <w:u w:val="single"/>
+          </w:rPr>
+          <w:t>尼9:30</w:t>
+        </w:r>
+      </w:hyperlink>
+      <w:r>
+        <w:rPr>
+          <w:lang w:val="zh_TW" w:bidi="zh_TW"/>
+        </w:rPr>
+        <w:t>；</w:t>
+      </w:r>
+      <w:hyperlink r:id="rId43">
+        <w:r>
+          <w:rPr>
+            <w:lang w:val="zh_TW" w:bidi="zh_TW"/>
+          </w:rPr>
+          <w:rPr>
+            <w:color w:val="0000EE"/>
+            <w:u w:val="single"/>
+          </w:rPr>
+          <w:t>何9:7</w:t>
+        </w:r>
+      </w:hyperlink>
+      <w:r>
+        <w:rPr>
+          <w:lang w:val="zh_TW" w:bidi="zh_TW"/>
+        </w:rPr>
+        <w:t>；</w:t>
+      </w:r>
+      <w:hyperlink r:id="rId44">
+        <w:r>
+          <w:rPr>
+            <w:lang w:val="zh_TW" w:bidi="zh_TW"/>
+          </w:rPr>
+          <w:rPr>
+            <w:color w:val="0000EE"/>
+            <w:u w:val="single"/>
+          </w:rPr>
+          <w:t>珥2:28–29</w:t>
+        </w:r>
+      </w:hyperlink>
+      <w:r>
+        <w:rPr>
+          <w:lang w:val="zh_TW" w:bidi="zh_TW"/>
+        </w:rPr>
+        <w:t>；</w:t>
+      </w:r>
+      <w:hyperlink r:id="rId45">
+        <w:r>
+          <w:rPr>
+            <w:lang w:val="zh_TW" w:bidi="zh_TW"/>
+          </w:rPr>
+          <w:rPr>
+            <w:color w:val="0000EE"/>
+            <w:u w:val="single"/>
+          </w:rPr>
+          <w:t>彌3:8</w:t>
+        </w:r>
+      </w:hyperlink>
+      <w:r>
+        <w:rPr>
+          <w:lang w:val="zh_TW" w:bidi="zh_TW"/>
+        </w:rPr>
+        <w:t>；參</w:t>
+      </w:r>
+      <w:hyperlink r:id="rId46">
+        <w:r>
+          <w:rPr>
+            <w:lang w:val="zh_TW" w:bidi="zh_TW"/>
+          </w:rPr>
+          <w:rPr>
+            <w:color w:val="0000EE"/>
+            <w:u w:val="single"/>
+          </w:rPr>
+          <w:t>代上12:18</w:t>
+        </w:r>
+      </w:hyperlink>
+      <w:r>
+        <w:rPr>
+          <w:lang w:val="zh_TW" w:bidi="zh_TW"/>
+        </w:rPr>
+        <w:t>；</w:t>
+      </w:r>
+      <w:hyperlink r:id="rId47">
+        <w:r>
+          <w:rPr>
+            <w:lang w:val="zh_TW" w:bidi="zh_TW"/>
+          </w:rPr>
+          <w:rPr>
+            <w:color w:val="0000EE"/>
+            <w:u w:val="single"/>
+          </w:rPr>
+          <w:t>代下15:1</w:t>
+        </w:r>
+      </w:hyperlink>
+      <w:r>
+        <w:rPr>
+          <w:lang w:val="zh_TW" w:bidi="zh_TW"/>
+        </w:rPr>
+        <w:t>，</w:t>
+      </w:r>
+      <w:hyperlink r:id="rId48">
+        <w:r>
+          <w:rPr>
+            <w:lang w:val="zh_TW" w:bidi="zh_TW"/>
+          </w:rPr>
+          <w:rPr>
+            <w:color w:val="0000EE"/>
+            <w:u w:val="single"/>
+          </w:rPr>
+          <w:t>20:14</w:t>
+        </w:r>
+      </w:hyperlink>
+      <w:r>
+        <w:rPr>
+          <w:lang w:val="zh_TW" w:bidi="zh_TW"/>
+        </w:rPr>
+        <w:t>，</w:t>
+      </w:r>
+      <w:hyperlink r:id="rId49">
+        <w:r>
+          <w:rPr>
+            <w:lang w:val="zh_TW" w:bidi="zh_TW"/>
+          </w:rPr>
+          <w:rPr>
+            <w:color w:val="0000EE"/>
+            <w:u w:val="single"/>
+          </w:rPr>
+          <w:t>24:20</w:t>
+        </w:r>
+      </w:hyperlink>
+      <w:r>
+        <w:rPr>
+          <w:lang w:val="zh_TW" w:bidi="zh_TW"/>
+        </w:rPr>
+        <w:t>）。神的靈感動人，無分男女，傳講神的話語（參</w:t>
+      </w:r>
+      <w:hyperlink r:id="rId50">
+        <w:r>
+          <w:rPr>
+            <w:lang w:val="zh_TW" w:bidi="zh_TW"/>
+          </w:rPr>
+          <w:rPr>
+            <w:color w:val="0000EE"/>
+            <w:u w:val="single"/>
+          </w:rPr>
+          <w:t>彼後1:21</w:t>
+        </w:r>
+      </w:hyperlink>
+      <w:r>
+        <w:rPr>
+          <w:lang w:val="zh_TW" w:bidi="zh_TW"/>
+        </w:rPr>
+        <w:t>）。</w:t>
+      </w:r>
+    </w:p>
+    <w:p>
+      <w:pPr/>
+      <w:r>
+        <w:rPr>
+          <w:lang w:val="zh_TW" w:bidi="zh_TW"/>
+        </w:rPr>
+      </w:r>
+      <w:r>
+        <w:rPr>
+          <w:lang w:val="zh_TW" w:bidi="zh_TW"/>
+        </w:rPr>
+        <w:t>耶利米說，神的手</w:t>
+      </w:r>
+      <w:r>
+        <w:rPr>
+          <w:lang w:val="zh_TW" w:bidi="zh_TW"/>
+        </w:rPr>
+        <w:t>按他的口</w:t>
+      </w:r>
+      <w:r>
+        <w:rPr>
+          <w:lang w:val="zh_TW" w:bidi="zh_TW"/>
+        </w:rPr>
+        <w:t>，將神的話放在他的口中（</w:t>
+      </w:r>
+      <w:hyperlink r:id="rId51">
+        <w:r>
+          <w:rPr>
+            <w:lang w:val="zh_TW" w:bidi="zh_TW"/>
+          </w:rPr>
+          <w:rPr>
+            <w:color w:val="0000EE"/>
+            <w:u w:val="single"/>
+          </w:rPr>
+          <w:t>耶1:9</w:t>
+        </w:r>
+      </w:hyperlink>
+      <w:r>
+        <w:rPr>
+          <w:lang w:val="zh_TW" w:bidi="zh_TW"/>
+        </w:rPr>
+        <w:t>）；以西結記錄他如何吃下書卷，藉此領受耶和華所寫的話語，能夠說出耶和華稱為「我的話」的內容（</w:t>
+      </w:r>
+      <w:hyperlink r:id="rId52">
+        <w:r>
+          <w:rPr>
+            <w:lang w:val="zh_TW" w:bidi="zh_TW"/>
+          </w:rPr>
+          <w:rPr>
+            <w:color w:val="0000EE"/>
+            <w:u w:val="single"/>
+          </w:rPr>
+          <w:t>結2:7–4:4</w:t>
+        </w:r>
+      </w:hyperlink>
+      <w:r>
+        <w:rPr>
+          <w:lang w:val="zh_TW" w:bidi="zh_TW"/>
+        </w:rPr>
+        <w:t>）。這個神跡亦簡述在阿摩司書的開頭（</w:t>
+      </w:r>
+      <w:hyperlink r:id="rId53">
+        <w:r>
+          <w:rPr>
+            <w:lang w:val="zh_TW" w:bidi="zh_TW"/>
+          </w:rPr>
+          <w:rPr>
+            <w:color w:val="0000EE"/>
+            <w:u w:val="single"/>
+          </w:rPr>
+          <w:t>1:1、3</w:t>
+        </w:r>
+      </w:hyperlink>
+      <w:r>
+        <w:rPr>
+          <w:lang w:val="zh_TW" w:bidi="zh_TW"/>
+        </w:rPr>
+        <w:t>）：「</w:t>
+      </w:r>
+      <w:r>
+        <w:rPr>
+          <w:lang w:val="zh_TW" w:bidi="zh_TW"/>
+        </w:rPr>
+        <w:t>阿摩司得默示</w:t>
+      </w:r>
+      <w:r>
+        <w:rPr>
+          <w:lang w:val="zh_TW" w:bidi="zh_TW"/>
+        </w:rPr>
+        <w:t>……</w:t>
+      </w:r>
+      <w:r>
+        <w:rPr>
+          <w:lang w:val="zh_TW" w:bidi="zh_TW"/>
+        </w:rPr>
+        <w:t>耶和華如此說……</w:t>
+      </w:r>
+      <w:r>
+        <w:rPr>
+          <w:lang w:val="zh_TW" w:bidi="zh_TW"/>
+        </w:rPr>
+        <w:t>」雖然這些話確實是阿摩司的話，但也是耶和華的話。</w:t>
+      </w:r>
+    </w:p>
+    <w:p>
+      <w:pPr>
+        <w:pStyle w:val="Heading3"/>
+      </w:pPr>
+      <w:r>
+        <w:rPr>
+          <w:lang w:val="zh_TW" w:bidi="zh_TW"/>
+        </w:rPr>
+        <w:t>真假先知</w:t>
+      </w:r>
+    </w:p>
+    <w:p>
+      <w:pPr/>
+      <w:r>
+        <w:rPr>
+          <w:lang w:val="zh_TW" w:bidi="zh_TW"/>
+        </w:rPr>
+      </w:r>
+      <w:r>
+        <w:rPr>
+          <w:lang w:val="zh_TW" w:bidi="zh_TW"/>
+        </w:rPr>
+        <w:t>假先知可以透過三個檢驗，與真先知區分開來。第一個是教義上的檢驗。在</w:t>
+      </w:r>
+      <w:hyperlink r:id="rId54">
+        <w:r>
+          <w:rPr>
+            <w:lang w:val="zh_TW" w:bidi="zh_TW"/>
+          </w:rPr>
+          <w:rPr>
+            <w:color w:val="0000EE"/>
+            <w:u w:val="single"/>
+          </w:rPr>
+          <w:t>申命記十三章</w:t>
+        </w:r>
+      </w:hyperlink>
+      <w:r>
+        <w:rPr>
+          <w:lang w:val="zh_TW" w:bidi="zh_TW"/>
+        </w:rPr>
+        <w:t>中，假先知的動機是要使人們遠離曾在出埃及事件中啟示自己的神（</w:t>
+      </w:r>
+      <w:hyperlink r:id="rId55">
+        <w:r>
+          <w:rPr>
+            <w:lang w:val="zh_TW" w:bidi="zh_TW"/>
+          </w:rPr>
+          <w:rPr>
+            <w:color w:val="0000EE"/>
+            <w:u w:val="single"/>
+          </w:rPr>
+          <w:t>申13:2、5–7、10</w:t>
+        </w:r>
+      </w:hyperlink>
+      <w:r>
+        <w:rPr>
+          <w:lang w:val="zh_TW" w:bidi="zh_TW"/>
+        </w:rPr>
+        <w:t>）。儘管假先知的話可能有明顯的神蹟奇事支持（</w:t>
+      </w:r>
+      <w:hyperlink r:id="rId56">
+        <w:r>
+          <w:rPr>
+            <w:lang w:val="zh_TW" w:bidi="zh_TW"/>
+          </w:rPr>
+          <w:rPr>
+            <w:color w:val="0000EE"/>
+            <w:u w:val="single"/>
+          </w:rPr>
+          <w:t>1–2節</w:t>
+        </w:r>
+      </w:hyperlink>
+      <w:r>
+        <w:rPr>
+          <w:lang w:val="zh_TW" w:bidi="zh_TW"/>
+        </w:rPr>
+        <w:t>），但人們仍應拒絕他們——不僅因為他們引入新奇事物（</w:t>
+      </w:r>
+      <w:hyperlink r:id="rId57">
+        <w:r>
+          <w:rPr>
+            <w:lang w:val="zh_TW" w:bidi="zh_TW"/>
+          </w:rPr>
+          <w:rPr>
+            <w:color w:val="0000EE"/>
+            <w:u w:val="single"/>
+          </w:rPr>
+          <w:t>2、6節</w:t>
+        </w:r>
+      </w:hyperlink>
+      <w:r>
+        <w:rPr>
+          <w:lang w:val="zh_TW" w:bidi="zh_TW"/>
+        </w:rPr>
+        <w:t>），也因為這種新奇事物與耶和華在出埃及時的啟示矛盾（</w:t>
+      </w:r>
+      <w:hyperlink r:id="rId58">
+        <w:r>
+          <w:rPr>
+            <w:lang w:val="zh_TW" w:bidi="zh_TW"/>
+          </w:rPr>
+          <w:rPr>
+            <w:color w:val="0000EE"/>
+            <w:u w:val="single"/>
+          </w:rPr>
+          <w:t>5、10節</w:t>
+        </w:r>
+      </w:hyperlink>
+      <w:r>
+        <w:rPr>
+          <w:lang w:val="zh_TW" w:bidi="zh_TW"/>
+        </w:rPr>
+        <w:t>）。因此，第一個檢驗是教義上的，要求神的子民具備真理的知識，從而能夠通過比較，識別錯誤。</w:t>
+      </w:r>
+    </w:p>
+    <w:p>
+      <w:pPr/>
+      <w:r>
+        <w:rPr>
+          <w:lang w:val="zh_TW" w:bidi="zh_TW"/>
+        </w:rPr>
+      </w:r>
+      <w:r>
+        <w:rPr>
+          <w:lang w:val="zh_TW" w:bidi="zh_TW"/>
+        </w:rPr>
+        <w:t>第二個檢驗是實際的，需要耐心。正如</w:t>
+      </w:r>
+      <w:hyperlink r:id="rId59">
+        <w:r>
+          <w:rPr>
+            <w:lang w:val="zh_TW" w:bidi="zh_TW"/>
+          </w:rPr>
+          <w:rPr>
+            <w:color w:val="0000EE"/>
+            <w:u w:val="single"/>
+          </w:rPr>
+          <w:t>申命記十八章21至22節</w:t>
+        </w:r>
+      </w:hyperlink>
+      <w:r>
+        <w:rPr>
+          <w:lang w:val="zh_TW" w:bidi="zh_TW"/>
+        </w:rPr>
+        <w:t>所述：耶和華的話總是會應驗的。這需要耐心，因為如</w:t>
+      </w:r>
+      <w:hyperlink r:id="rId56">
+        <w:r>
+          <w:rPr>
+            <w:lang w:val="zh_TW" w:bidi="zh_TW"/>
+          </w:rPr>
+          <w:rPr>
+            <w:color w:val="0000EE"/>
+            <w:u w:val="single"/>
+          </w:rPr>
+          <w:t>申命記十三章1至2節</w:t>
+        </w:r>
+      </w:hyperlink>
+      <w:r>
+        <w:rPr>
+          <w:lang w:val="zh_TW" w:bidi="zh_TW"/>
+        </w:rPr>
+        <w:t>所示，虛假的話語可能會有表面的屬靈證據支持。</w:t>
+      </w:r>
+      <w:hyperlink r:id="rId59">
+        <w:r>
+          <w:rPr>
+            <w:lang w:val="zh_TW" w:bidi="zh_TW"/>
+          </w:rPr>
+          <w:rPr>
+            <w:color w:val="0000EE"/>
+            <w:u w:val="single"/>
+          </w:rPr>
+          <w:t>申命記十八章21至22節</w:t>
+        </w:r>
+      </w:hyperlink>
+      <w:r>
+        <w:rPr>
+          <w:lang w:val="zh_TW" w:bidi="zh_TW"/>
+        </w:rPr>
+        <w:t>的呼籲是呼籲人們保持耐心。如對預言的真假有所懷疑，就應等待應驗的事件發生。</w:t>
+      </w:r>
+    </w:p>
+    <w:p>
+      <w:pPr/>
+      <w:r>
+        <w:rPr>
+          <w:lang w:val="zh_TW" w:bidi="zh_TW"/>
+        </w:rPr>
+      </w:r>
+      <w:r>
+        <w:rPr>
+          <w:lang w:val="zh_TW" w:bidi="zh_TW"/>
+        </w:rPr>
+        <w:t>第三個檢驗是道德上的，要求先知有警惕和明辨能力。在所有先知中，以耶利米的心最受假先知的影響，他也一直不斷思考這個問題（</w:t>
+      </w:r>
+      <w:hyperlink r:id="rId60">
+        <w:r>
+          <w:rPr>
+            <w:lang w:val="zh_TW" w:bidi="zh_TW"/>
+          </w:rPr>
+          <w:rPr>
+            <w:color w:val="0000EE"/>
+            <w:u w:val="single"/>
+          </w:rPr>
+          <w:t>耶23:9–40</w:t>
+        </w:r>
+      </w:hyperlink>
+      <w:r>
+        <w:rPr>
+          <w:lang w:val="zh_TW" w:bidi="zh_TW"/>
+        </w:rPr>
+        <w:t>）。他的回答既引人注目又具挑戰性：人們會看到假先知生活不潔（</w:t>
+      </w:r>
+      <w:hyperlink r:id="rId61">
+        <w:r>
+          <w:rPr>
+            <w:lang w:val="zh_TW" w:bidi="zh_TW"/>
+          </w:rPr>
+          <w:rPr>
+            <w:color w:val="0000EE"/>
+            <w:u w:val="single"/>
+          </w:rPr>
+          <w:t>11–14節</w:t>
+        </w:r>
+      </w:hyperlink>
+      <w:r>
+        <w:rPr>
+          <w:lang w:val="zh_TW" w:bidi="zh_TW"/>
+        </w:rPr>
+        <w:t>），他們的信息沒有任何道德譴責，反而鼓勵人們行在他們的罪中（</w:t>
+      </w:r>
+      <w:hyperlink r:id="rId62">
+        <w:r>
+          <w:rPr>
+            <w:lang w:val="zh_TW" w:bidi="zh_TW"/>
+          </w:rPr>
+          <w:rPr>
+            <w:color w:val="0000EE"/>
+            <w:u w:val="single"/>
+          </w:rPr>
+          <w:t>16–22節</w:t>
+        </w:r>
+      </w:hyperlink>
+      <w:r>
+        <w:rPr>
+          <w:lang w:val="zh_TW" w:bidi="zh_TW"/>
+        </w:rPr>
+        <w:t>）。</w:t>
+      </w:r>
+    </w:p>
+    <w:p>
+      <w:pPr>
+        <w:pStyle w:val="Heading3"/>
+      </w:pPr>
+      <w:r>
+        <w:rPr>
+          <w:lang w:val="zh_TW" w:bidi="zh_TW"/>
+        </w:rPr>
+        <w:t>先知的作用</w:t>
+      </w:r>
+    </w:p>
+    <w:p>
+      <w:pPr/>
+      <w:r>
+        <w:rPr>
+          <w:lang w:val="zh_TW" w:bidi="zh_TW"/>
+        </w:rPr>
+      </w:r>
+      <w:r>
+        <w:rPr>
+          <w:lang w:val="zh_TW" w:bidi="zh_TW"/>
+        </w:rPr>
+        <w:t>人們有時說先知不是「預言者」，而是「宣講者」。然而，就舊約而言，先知透過預言（預告神將要做的事）來宣講（宣告關於神的真理）。預言在舊約中既不是偶然的，也不是邊緣的活動；它是先知進行工作的方式。</w:t>
+      </w:r>
+      <w:hyperlink r:id="rId63">
+        <w:r>
+          <w:rPr>
+            <w:lang w:val="zh_TW" w:bidi="zh_TW"/>
+          </w:rPr>
+          <w:rPr>
+            <w:color w:val="0000EE"/>
+            <w:u w:val="single"/>
+          </w:rPr>
+          <w:t>申命記十八章9至15節</w:t>
+        </w:r>
+      </w:hyperlink>
+      <w:r>
+        <w:rPr>
+          <w:lang w:val="zh_TW" w:bidi="zh_TW"/>
+        </w:rPr>
+        <w:t>解釋先知在以色列的角色，經文表示，周圍的國家透過各種占卜方式來窺測未來（</w:t>
+      </w:r>
+      <w:hyperlink r:id="rId64">
+        <w:r>
+          <w:rPr>
+            <w:lang w:val="zh_TW" w:bidi="zh_TW"/>
+          </w:rPr>
+          <w:rPr>
+            <w:color w:val="0000EE"/>
+            <w:u w:val="single"/>
+          </w:rPr>
+          <w:t>10–11節</w:t>
+        </w:r>
+      </w:hyperlink>
+      <w:r>
+        <w:rPr>
+          <w:lang w:val="zh_TW" w:bidi="zh_TW"/>
+        </w:rPr>
+        <w:t>）；這些事情在耶和華眼中看為可憎，因此在以色列中明令禁止（</w:t>
+      </w:r>
+      <w:hyperlink r:id="rId65">
+        <w:r>
+          <w:rPr>
+            <w:lang w:val="zh_TW" w:bidi="zh_TW"/>
+          </w:rPr>
+          <w:rPr>
+            <w:color w:val="0000EE"/>
+            <w:u w:val="single"/>
+          </w:rPr>
+          <w:t>12節</w:t>
+        </w:r>
+      </w:hyperlink>
+      <w:r>
+        <w:rPr>
+          <w:lang w:val="zh_TW" w:bidi="zh_TW"/>
+        </w:rPr>
+        <w:t>）。以色列的獨特性在於，其他民族通過占卜者預測未來，而耶和華則賜給以色列一位先知（</w:t>
+      </w:r>
+      <w:hyperlink r:id="rId66">
+        <w:r>
+          <w:rPr>
+            <w:lang w:val="zh_TW" w:bidi="zh_TW"/>
+          </w:rPr>
+          <w:rPr>
+            <w:color w:val="0000EE"/>
+            <w:u w:val="single"/>
+          </w:rPr>
+          <w:t>13–15節</w:t>
+        </w:r>
+      </w:hyperlink>
+      <w:r>
+        <w:rPr>
+          <w:lang w:val="zh_TW" w:bidi="zh_TW"/>
+        </w:rPr>
+        <w:t>）。以利沙（</w:t>
+      </w:r>
+      <w:hyperlink r:id="rId67">
+        <w:r>
+          <w:rPr>
+            <w:lang w:val="zh_TW" w:bidi="zh_TW"/>
+          </w:rPr>
+          <w:rPr>
+            <w:color w:val="0000EE"/>
+            <w:u w:val="single"/>
+          </w:rPr>
+          <w:t>王下4:27</w:t>
+        </w:r>
+      </w:hyperlink>
+      <w:r>
+        <w:rPr>
+          <w:lang w:val="zh_TW" w:bidi="zh_TW"/>
+        </w:rPr>
+        <w:t>）因為神沒有告知，而感到驚訝；阿摩司教導說，「預先得知」是先知與神的團契的特權（</w:t>
+      </w:r>
+      <w:hyperlink r:id="rId68">
+        <w:r>
+          <w:rPr>
+            <w:lang w:val="zh_TW" w:bidi="zh_TW"/>
+          </w:rPr>
+          <w:rPr>
+            <w:color w:val="0000EE"/>
+            <w:u w:val="single"/>
+          </w:rPr>
+          <w:t>摩3:7</w:t>
+        </w:r>
+      </w:hyperlink>
+      <w:r>
+        <w:rPr>
+          <w:lang w:val="zh_TW" w:bidi="zh_TW"/>
+        </w:rPr>
+        <w:t>）。不過以色列的預言，與其他國家的預測完全不同，因為預言絕不只是對未來的好奇。</w:t>
+      </w:r>
+    </w:p>
+    <w:p>
+      <w:pPr/>
+      <w:r>
+        <w:rPr>
+          <w:lang w:val="zh_TW" w:bidi="zh_TW"/>
+        </w:rPr>
+      </w:r>
+      <w:r>
+        <w:rPr>
+          <w:lang w:val="zh_TW" w:bidi="zh_TW"/>
+        </w:rPr>
+        <w:t>首先，聖經的預言是從當下的需求而來。在</w:t>
+      </w:r>
+      <w:hyperlink r:id="rId69">
+        <w:r>
+          <w:rPr>
+            <w:lang w:val="zh_TW" w:bidi="zh_TW"/>
+          </w:rPr>
+          <w:rPr>
+            <w:color w:val="0000EE"/>
+            <w:u w:val="single"/>
+          </w:rPr>
+          <w:t>以賽亞書三十九章</w:t>
+        </w:r>
+      </w:hyperlink>
+      <w:r>
+        <w:rPr>
+          <w:lang w:val="zh_TW" w:bidi="zh_TW"/>
+        </w:rPr>
+        <w:t>中，希西家不忠於神，依賴與巴比倫的軍事協議來獲得安全，促使以賽亞書宣告未來巴比倫的擄掠。以賽亞並不是憑空捏造出「巴比倫」這個名字；而是他被召服事時，在情境中獲賜的。</w:t>
+      </w:r>
+    </w:p>
+    <w:p>
+      <w:pPr/>
+      <w:r>
+        <w:rPr>
+          <w:lang w:val="zh_TW" w:bidi="zh_TW"/>
+        </w:rPr>
+      </w:r>
+      <w:r>
+        <w:rPr>
+          <w:lang w:val="zh_TW" w:bidi="zh_TW"/>
+        </w:rPr>
+        <w:t>其次，預言旨在提供未來的知識，目的是帶來當下的道德改變。先知關於的道德勸誡，可以從耶和華即將做的事情找到解釋（比如</w:t>
+      </w:r>
+      <w:hyperlink r:id="rId70">
+        <w:r>
+          <w:rPr>
+            <w:lang w:val="zh_TW" w:bidi="zh_TW"/>
+          </w:rPr>
+          <w:rPr>
+            <w:color w:val="0000EE"/>
+            <w:u w:val="single"/>
+          </w:rPr>
+          <w:t>賽31:6–7</w:t>
+        </w:r>
+      </w:hyperlink>
+      <w:r>
+        <w:rPr>
+          <w:lang w:val="zh_TW" w:bidi="zh_TW"/>
+        </w:rPr>
+        <w:t>；</w:t>
+      </w:r>
+      <w:hyperlink r:id="rId71">
+        <w:r>
+          <w:rPr>
+            <w:lang w:val="zh_TW" w:bidi="zh_TW"/>
+          </w:rPr>
+          <w:rPr>
+            <w:color w:val="0000EE"/>
+            <w:u w:val="single"/>
+          </w:rPr>
+          <w:t>摩5:6</w:t>
+        </w:r>
+      </w:hyperlink>
+      <w:r>
+        <w:rPr>
+          <w:lang w:val="zh_TW" w:bidi="zh_TW"/>
+        </w:rPr>
+        <w:t>）。</w:t>
+      </w:r>
+    </w:p>
+    <w:p>
+      <w:pPr/>
+      <w:r>
+        <w:rPr>
+          <w:lang w:val="zh_TW" w:bidi="zh_TW"/>
+        </w:rPr>
+      </w:r>
+      <w:r>
+        <w:rPr>
+          <w:lang w:val="zh_TW" w:bidi="zh_TW"/>
+        </w:rPr>
+        <w:t>第三，預言的事件進程，旨在穩定真信徒在黑暗時期的信心。比如，以賽亞書中的幾處經文（</w:t>
+      </w:r>
+      <w:hyperlink r:id="rId72">
+        <w:r>
+          <w:rPr>
+            <w:lang w:val="zh_TW" w:bidi="zh_TW"/>
+          </w:rPr>
+          <w:rPr>
+            <w:color w:val="0000EE"/>
+            <w:u w:val="single"/>
+          </w:rPr>
+          <w:t>賽9:1–7</w:t>
+        </w:r>
+      </w:hyperlink>
+      <w:r>
+        <w:rPr>
+          <w:lang w:val="zh_TW" w:bidi="zh_TW"/>
+        </w:rPr>
+        <w:t>，</w:t>
+      </w:r>
+      <w:hyperlink r:id="rId73">
+        <w:r>
+          <w:rPr>
+            <w:lang w:val="zh_TW" w:bidi="zh_TW"/>
+          </w:rPr>
+          <w:rPr>
+            <w:color w:val="0000EE"/>
+            <w:u w:val="single"/>
+          </w:rPr>
+          <w:t>11:1–16</w:t>
+        </w:r>
+      </w:hyperlink>
+      <w:r>
+        <w:rPr>
+          <w:lang w:val="zh_TW" w:bidi="zh_TW"/>
+        </w:rPr>
+        <w:t>，</w:t>
+      </w:r>
+      <w:hyperlink r:id="rId74">
+        <w:r>
+          <w:rPr>
+            <w:lang w:val="zh_TW" w:bidi="zh_TW"/>
+          </w:rPr>
+          <w:rPr>
+            <w:color w:val="0000EE"/>
+            <w:u w:val="single"/>
+          </w:rPr>
+          <w:t>40:1–3</w:t>
+        </w:r>
+      </w:hyperlink>
+      <w:r>
+        <w:rPr>
+          <w:lang w:val="zh_TW" w:bidi="zh_TW"/>
+        </w:rPr>
+        <w:t>），能將目光從緊接的悲慘悲劇，提升到即將來臨的榮耀。</w:t>
+      </w:r>
+    </w:p>
+    <w:p>
+      <w:pPr>
+        <w:pStyle w:val="Heading3"/>
+      </w:pPr>
+      <w:r>
+        <w:rPr>
+          <w:lang w:val="zh_TW" w:bidi="zh_TW"/>
+        </w:rPr>
+        <w:t>傳講的方式</w:t>
+      </w:r>
+    </w:p>
+    <w:p>
+      <w:pPr/>
+      <w:r>
+        <w:rPr>
+          <w:lang w:val="zh_TW" w:bidi="zh_TW"/>
+        </w:rPr>
+      </w:r>
+      <w:r>
+        <w:rPr>
+          <w:lang w:val="zh_TW" w:bidi="zh_TW"/>
+        </w:rPr>
+        <w:t>在預言中，先知是在宣告——他們在傳揚神的奇妙作為（參</w:t>
+      </w:r>
+      <w:hyperlink r:id="rId75">
+        <w:r>
+          <w:rPr>
+            <w:lang w:val="zh_TW" w:bidi="zh_TW"/>
+          </w:rPr>
+          <w:rPr>
+            <w:color w:val="0000EE"/>
+            <w:u w:val="single"/>
+          </w:rPr>
+          <w:t>徒2:11、17</w:t>
+        </w:r>
+      </w:hyperlink>
+      <w:r>
+        <w:rPr>
+          <w:lang w:val="zh_TW" w:bidi="zh_TW"/>
+        </w:rPr>
+        <w:t>中預言的定義）。大多數情況下，這種宣告是通過言語直接傳達。先知是傳講話語的人。他們的話語就像神差遣的使者（</w:t>
+      </w:r>
+      <w:hyperlink r:id="rId76">
+        <w:r>
+          <w:rPr>
+            <w:lang w:val="zh_TW" w:bidi="zh_TW"/>
+          </w:rPr>
+          <w:rPr>
+            <w:color w:val="0000EE"/>
+            <w:u w:val="single"/>
+          </w:rPr>
+          <w:t>賽55:11</w:t>
+        </w:r>
+      </w:hyperlink>
+      <w:r>
+        <w:rPr>
+          <w:lang w:val="zh_TW" w:bidi="zh_TW"/>
+        </w:rPr>
+        <w:t>），具有</w:t>
+      </w:r>
+      <w:hyperlink r:id="rId77">
+        <w:r>
+          <w:rPr>
+            <w:lang w:val="zh_TW" w:bidi="zh_TW"/>
+          </w:rPr>
+          <w:rPr>
+            <w:color w:val="0000EE"/>
+            <w:u w:val="single"/>
+          </w:rPr>
+          <w:t>創世記一章3節</w:t>
+        </w:r>
+      </w:hyperlink>
+      <w:r>
+        <w:rPr>
+          <w:lang w:val="zh_TW" w:bidi="zh_TW"/>
+        </w:rPr>
+        <w:t>創造言語的所有屬神力量（參</w:t>
+      </w:r>
+      <w:hyperlink r:id="rId78">
+        <w:r>
+          <w:rPr>
+            <w:lang w:val="zh_TW" w:bidi="zh_TW"/>
+          </w:rPr>
+          <w:rPr>
+            <w:color w:val="0000EE"/>
+            <w:u w:val="single"/>
+          </w:rPr>
+          <w:t>詩33:6</w:t>
+        </w:r>
+      </w:hyperlink>
+      <w:r>
+        <w:rPr>
+          <w:lang w:val="zh_TW" w:bidi="zh_TW"/>
+        </w:rPr>
+        <w:t>）。有時，言語的效果會因為伴隨標誌或象徵動作而增強（比如</w:t>
+      </w:r>
+      <w:hyperlink r:id="rId79">
+        <w:r>
+          <w:rPr>
+            <w:lang w:val="zh_TW" w:bidi="zh_TW"/>
+          </w:rPr>
+          <w:rPr>
+            <w:color w:val="0000EE"/>
+            <w:u w:val="single"/>
+          </w:rPr>
+          <w:t>耶13:1–11</w:t>
+        </w:r>
+      </w:hyperlink>
+      <w:r>
+        <w:rPr>
+          <w:lang w:val="zh_TW" w:bidi="zh_TW"/>
+        </w:rPr>
+        <w:t>，</w:t>
+      </w:r>
+      <w:hyperlink r:id="rId80">
+        <w:r>
+          <w:rPr>
+            <w:lang w:val="zh_TW" w:bidi="zh_TW"/>
+          </w:rPr>
+          <w:rPr>
+            <w:color w:val="0000EE"/>
+            <w:u w:val="single"/>
+          </w:rPr>
+          <w:t>19章</w:t>
+        </w:r>
+      </w:hyperlink>
+      <w:r>
+        <w:rPr>
+          <w:lang w:val="zh_TW" w:bidi="zh_TW"/>
+        </w:rPr>
+        <w:t>；</w:t>
+      </w:r>
+      <w:hyperlink r:id="rId81">
+        <w:r>
+          <w:rPr>
+            <w:lang w:val="zh_TW" w:bidi="zh_TW"/>
+          </w:rPr>
+          <w:rPr>
+            <w:color w:val="0000EE"/>
+            <w:u w:val="single"/>
+          </w:rPr>
+          <w:t>結4:1–17</w:t>
+        </w:r>
+      </w:hyperlink>
+      <w:r>
+        <w:rPr>
+          <w:lang w:val="zh_TW" w:bidi="zh_TW"/>
+        </w:rPr>
+        <w:t>，</w:t>
+      </w:r>
+      <w:hyperlink r:id="rId82">
+        <w:r>
+          <w:rPr>
+            <w:lang w:val="zh_TW" w:bidi="zh_TW"/>
+          </w:rPr>
+          <w:rPr>
+            <w:color w:val="0000EE"/>
+            <w:u w:val="single"/>
+          </w:rPr>
+          <w:t>24:15–24</w:t>
+        </w:r>
+      </w:hyperlink>
+      <w:r>
+        <w:rPr>
+          <w:lang w:val="zh_TW" w:bidi="zh_TW"/>
+        </w:rPr>
+        <w:t>），或與某人緊密相連（</w:t>
+      </w:r>
+      <w:hyperlink r:id="rId83">
+        <w:r>
+          <w:rPr>
+            <w:lang w:val="zh_TW" w:bidi="zh_TW"/>
+          </w:rPr>
+          <w:rPr>
+            <w:color w:val="0000EE"/>
+            <w:u w:val="single"/>
+          </w:rPr>
+          <w:t>賽7:3</w:t>
+        </w:r>
+      </w:hyperlink>
+      <w:r>
+        <w:rPr>
+          <w:lang w:val="zh_TW" w:bidi="zh_TW"/>
+        </w:rPr>
+        <w:t>；參</w:t>
+      </w:r>
+      <w:hyperlink r:id="rId84">
+        <w:r>
+          <w:rPr>
+            <w:lang w:val="zh_TW" w:bidi="zh_TW"/>
+          </w:rPr>
+          <w:rPr>
+            <w:color w:val="0000EE"/>
+            <w:u w:val="single"/>
+          </w:rPr>
+          <w:t>8:1–4</w:t>
+        </w:r>
+      </w:hyperlink>
+      <w:r>
+        <w:rPr>
+          <w:lang w:val="zh_TW" w:bidi="zh_TW"/>
+        </w:rPr>
+        <w:t>）。這些事物就像視覺輔助，使在場的人更清楚理解言語。象徵動作（有時稱為「行出來的神諭」）的目的，似乎不僅為了幫助理解，而是為了賦予言語更多力量和效果，因為它像使者一樣被送入那種情境中。這是從</w:t>
+      </w:r>
+      <w:hyperlink r:id="rId85">
+        <w:r>
+          <w:rPr>
+            <w:lang w:val="zh_TW" w:bidi="zh_TW"/>
+          </w:rPr>
+          <w:rPr>
+            <w:color w:val="0000EE"/>
+            <w:u w:val="single"/>
+          </w:rPr>
+          <w:t>列王紀下十三章14至19節</w:t>
+        </w:r>
+      </w:hyperlink>
+      <w:r>
+        <w:rPr>
+          <w:lang w:val="zh_TW" w:bidi="zh_TW"/>
+        </w:rPr>
+        <w:t>中得出的結論，王在行動中「展現」言語的程度，決定了言語能否有效促成事件發生。</w:t>
+      </w:r>
+    </w:p>
+    <w:p>
+      <w:pPr/>
+      <w:r>
+        <w:rPr>
+          <w:lang w:val="zh_TW" w:bidi="zh_TW"/>
+        </w:rPr>
+      </w:r>
+      <w:r>
+        <w:rPr>
+          <w:lang w:val="zh_TW" w:bidi="zh_TW"/>
+        </w:rPr>
+        <w:t>先知的話語，最終體現在保存下來的書卷中。</w:t>
+      </w:r>
+      <w:hyperlink r:id="rId86">
+        <w:r>
+          <w:rPr>
+            <w:lang w:val="zh_TW" w:bidi="zh_TW"/>
+          </w:rPr>
+          <w:rPr>
+            <w:color w:val="0000EE"/>
+            <w:u w:val="single"/>
+          </w:rPr>
+          <w:t>耶利米書三十六章</w:t>
+        </w:r>
+      </w:hyperlink>
+      <w:r>
+        <w:rPr>
+          <w:lang w:val="zh_TW" w:bidi="zh_TW"/>
+        </w:rPr>
+        <w:t>可以作為實例，說明先知花費時間和精力，將他們的口傳信息記錄在寫作中，是逐字逐句的謹慎記錄（</w:t>
+      </w:r>
+      <w:hyperlink r:id="rId87">
+        <w:r>
+          <w:rPr>
+            <w:lang w:val="zh_TW" w:bidi="zh_TW"/>
+          </w:rPr>
+          <w:rPr>
+            <w:color w:val="0000EE"/>
+            <w:u w:val="single"/>
+          </w:rPr>
+          <w:t>耶36:6、17–18</w:t>
+        </w:r>
+      </w:hyperlink>
+      <w:r>
+        <w:rPr>
+          <w:lang w:val="zh_TW" w:bidi="zh_TW"/>
+        </w:rPr>
+        <w:t>）。不過，信息本身的實際文學形式，也講述同樣的故事。我們在先知書中看到的內容，不可能是他們宣講話語的形式，而是他們保存（並整理）所講信息時，經過深思熟慮的措辭。可以理解的是，那些意識到自己在傳達神的話語的人，會確保這些話語不會流失。我們自然可以認為，每位先知都保存了其事工的書面記錄。我們不知道，也無從得知，以每位先知名字命名的書卷，其最終成果是否直接由該先知完成。比如，按照以賽亞書或阿摩司書精心安排的方式，我們最適宜假設書卷的作者同時也是書卷的編輯。</w:t>
+      </w:r>
+    </w:p>
+    <w:p>
+      <w:pPr/>
+      <w:r>
+        <w:rPr>
+          <w:lang w:val="zh_TW" w:bidi="zh_TW"/>
+        </w:rPr>
+      </w:r>
+      <w:r>
+        <w:rPr>
           <w:i/>
           <w:lang w:val="zh_TW" w:bidi="zh_TW"/>
         </w:rPr>
@@ -1248,7 +2234,7 @@
         <w:rPr>
           <w:lang w:val="zh_TW" w:bidi="zh_TW"/>
         </w:rPr>
-        <w:t>預知</w:t>
+        <w:t>預言</w:t>
       </w:r>
       <w:r>
         <w:rPr>
@@ -1260,7 +2246,7 @@
         <w:rPr>
           <w:lang w:val="zh_TW" w:bidi="zh_TW"/>
         </w:rPr>
-        <w:t>預定</w:t>
+        <w:t>假先知</w:t>
       </w:r>
       <w:r>
         <w:rPr>

--- a/zht/docx/181.content.docx
+++ b/zht/docx/181.content.docx
@@ -149,7 +149,7 @@
         <w:rPr>
           <w:lang w:val="zh_TW" w:bidi="zh_TW"/>
         </w:rPr>
-        <w:t>xian</w:t>
+        <w:t>wen</w:t>
       </w:r>
       <w:r>
         <w:rPr>
@@ -212,7 +212,7 @@
         <w:rPr>
           <w:lang w:val="zh_TW" w:bidi="zh_TW"/>
         </w:rPr>
-        <w:t>先知，女先知</w:t>
+        <w:t>溫柔</w:t>
       </w:r>
       <w:r>
         <w:rPr>
@@ -231,7 +231,133 @@
         <w:rPr>
           <w:lang w:val="zh_TW" w:bidi="zh_TW"/>
         </w:rPr>
-        <w:t>蒙神揀選的男性或女性，代表祂說話，並預言神所計劃之事。</w:t>
+        <w:t>舊約聖經將溫柔描述為謙卑或屈身的態度（</w:t>
+      </w:r>
+      <w:hyperlink r:id="rId13">
+        <w:r>
+          <w:rPr>
+            <w:lang w:val="zh_TW" w:bidi="zh_TW"/>
+          </w:rPr>
+          <w:rPr>
+            <w:color w:val="0000EE"/>
+            <w:u w:val="single"/>
+          </w:rPr>
+          <w:t>撒下22:36</w:t>
+        </w:r>
+      </w:hyperlink>
+      <w:r>
+        <w:rPr>
+          <w:lang w:val="zh_TW" w:bidi="zh_TW"/>
+        </w:rPr>
+        <w:t>；參</w:t>
+      </w:r>
+      <w:hyperlink r:id="rId14">
+        <w:r>
+          <w:rPr>
+            <w:lang w:val="zh_TW" w:bidi="zh_TW"/>
+          </w:rPr>
+          <w:rPr>
+            <w:color w:val="0000EE"/>
+            <w:u w:val="single"/>
+          </w:rPr>
+          <w:t>詩18:35</w:t>
+        </w:r>
+      </w:hyperlink>
+      <w:r>
+        <w:rPr>
+          <w:lang w:val="zh_TW" w:bidi="zh_TW"/>
+        </w:rPr>
+        <w:t>）。「溫柔」或「溫柔地」可以指禮貌和不做作（</w:t>
+      </w:r>
+      <w:hyperlink r:id="rId15">
+        <w:r>
+          <w:rPr>
+            <w:lang w:val="zh_TW" w:bidi="zh_TW"/>
+          </w:rPr>
+          <w:rPr>
+            <w:color w:val="0000EE"/>
+            <w:u w:val="single"/>
+          </w:rPr>
+          <w:t>箴15:4</w:t>
+        </w:r>
+      </w:hyperlink>
+      <w:r>
+        <w:rPr>
+          <w:lang w:val="zh_TW" w:bidi="zh_TW"/>
+        </w:rPr>
+        <w:t>），安靜而柔和（</w:t>
+      </w:r>
+      <w:hyperlink r:id="rId16">
+        <w:r>
+          <w:rPr>
+            <w:lang w:val="zh_TW" w:bidi="zh_TW"/>
+          </w:rPr>
+          <w:rPr>
+            <w:color w:val="0000EE"/>
+            <w:u w:val="single"/>
+          </w:rPr>
+          <w:t>申32:2</w:t>
+        </w:r>
+      </w:hyperlink>
+      <w:r>
+        <w:rPr>
+          <w:lang w:val="zh_TW" w:bidi="zh_TW"/>
+        </w:rPr>
+        <w:t>；</w:t>
+      </w:r>
+      <w:hyperlink r:id="rId17">
+        <w:r>
+          <w:rPr>
+            <w:lang w:val="zh_TW" w:bidi="zh_TW"/>
+          </w:rPr>
+          <w:rPr>
+            <w:color w:val="0000EE"/>
+            <w:u w:val="single"/>
+          </w:rPr>
+          <w:t>賽8:6</w:t>
+        </w:r>
+      </w:hyperlink>
+      <w:r>
+        <w:rPr>
+          <w:lang w:val="zh_TW" w:bidi="zh_TW"/>
+        </w:rPr>
+        <w:t>），或柔軟且寬容（</w:t>
+      </w:r>
+      <w:hyperlink r:id="rId18">
+        <w:r>
+          <w:rPr>
+            <w:lang w:val="zh_TW" w:bidi="zh_TW"/>
+          </w:rPr>
+          <w:rPr>
+            <w:color w:val="0000EE"/>
+            <w:u w:val="single"/>
+          </w:rPr>
+          <w:t>撒下18:5</w:t>
+        </w:r>
+      </w:hyperlink>
+      <w:r>
+        <w:rPr>
+          <w:lang w:val="zh_TW" w:bidi="zh_TW"/>
+        </w:rPr>
+        <w:t>；</w:t>
+      </w:r>
+      <w:hyperlink r:id="rId19">
+        <w:r>
+          <w:rPr>
+            <w:lang w:val="zh_TW" w:bidi="zh_TW"/>
+          </w:rPr>
+          <w:rPr>
+            <w:color w:val="0000EE"/>
+            <w:u w:val="single"/>
+          </w:rPr>
+          <w:t>伯15:11</w:t>
+        </w:r>
+      </w:hyperlink>
+      <w:r>
+        <w:rPr>
+          <w:lang w:val="zh_TW" w:bidi="zh_TW"/>
+        </w:rPr>
+        <w:t>）。</w:t>
       </w:r>
     </w:p>
     <w:p>
@@ -245,7 +371,281 @@
         <w:rPr>
           <w:lang w:val="zh_TW" w:bidi="zh_TW"/>
         </w:rPr>
-        <w:t>概述</w:t>
+        <w:t>在新約聖經中，有幾個詞被翻譯為「溫柔」、「溫和」或「溫柔地」。其不同的意思包括：</w:t>
+      </w:r>
+    </w:p>
+    <w:p>
+      <w:pPr>
+        <w:pStyle w:val="ListNumber"/>
+        <w:numPr>
+          <w:ilvl w:val="0"/>
+          <w:numId w:val="14"/>
+        </w:numPr>
+        <w:spacing w:line="240" w:lineRule="auto"/>
+        <w:ind w:left="720"/>
+      </w:pPr>
+      <w:r>
+        <w:rPr>
+          <w:lang w:val="zh_TW" w:bidi="zh_TW"/>
+        </w:rPr>
+      </w:r>
+      <w:r>
+        <w:rPr>
+          <w:lang w:val="zh_TW" w:bidi="zh_TW"/>
+        </w:rPr>
+        <w:t>柔和、柔順、忍耐（</w:t>
+      </w:r>
+      <w:hyperlink r:id="rId20">
+        <w:r>
+          <w:rPr>
+            <w:lang w:val="zh_TW" w:bidi="zh_TW"/>
+          </w:rPr>
+          <w:rPr>
+            <w:color w:val="0000EE"/>
+            <w:u w:val="single"/>
+          </w:rPr>
+          <w:t>太11:29</w:t>
+        </w:r>
+      </w:hyperlink>
+      <w:r>
+        <w:rPr>
+          <w:lang w:val="zh_TW" w:bidi="zh_TW"/>
+        </w:rPr>
+        <w:t>；</w:t>
+      </w:r>
+      <w:hyperlink r:id="rId21">
+        <w:r>
+          <w:rPr>
+            <w:lang w:val="zh_TW" w:bidi="zh_TW"/>
+          </w:rPr>
+          <w:rPr>
+            <w:color w:val="0000EE"/>
+            <w:u w:val="single"/>
+          </w:rPr>
+          <w:t>林前4:21</w:t>
+        </w:r>
+      </w:hyperlink>
+      <w:r>
+        <w:rPr>
+          <w:lang w:val="zh_TW" w:bidi="zh_TW"/>
+        </w:rPr>
+        <w:t>；</w:t>
+      </w:r>
+      <w:hyperlink r:id="rId22">
+        <w:r>
+          <w:rPr>
+            <w:lang w:val="zh_TW" w:bidi="zh_TW"/>
+          </w:rPr>
+          <w:rPr>
+            <w:color w:val="0000EE"/>
+            <w:u w:val="single"/>
+          </w:rPr>
+          <w:t>林後10:1</w:t>
+        </w:r>
+      </w:hyperlink>
+      <w:r>
+        <w:rPr>
+          <w:lang w:val="zh_TW" w:bidi="zh_TW"/>
+        </w:rPr>
+        <w:t>；</w:t>
+      </w:r>
+      <w:hyperlink r:id="rId23">
+        <w:r>
+          <w:rPr>
+            <w:lang w:val="zh_TW" w:bidi="zh_TW"/>
+          </w:rPr>
+          <w:rPr>
+            <w:color w:val="0000EE"/>
+            <w:u w:val="single"/>
+          </w:rPr>
+          <w:t>加5:23</w:t>
+        </w:r>
+      </w:hyperlink>
+      <w:r>
+        <w:rPr>
+          <w:lang w:val="zh_TW" w:bidi="zh_TW"/>
+        </w:rPr>
+        <w:t>；</w:t>
+      </w:r>
+      <w:hyperlink r:id="rId24">
+        <w:r>
+          <w:rPr>
+            <w:lang w:val="zh_TW" w:bidi="zh_TW"/>
+          </w:rPr>
+          <w:rPr>
+            <w:color w:val="0000EE"/>
+            <w:u w:val="single"/>
+          </w:rPr>
+          <w:t>提前6:11</w:t>
+        </w:r>
+      </w:hyperlink>
+      <w:r>
+        <w:rPr>
+          <w:lang w:val="zh_TW" w:bidi="zh_TW"/>
+        </w:rPr>
+        <w:t>；</w:t>
+      </w:r>
+      <w:hyperlink r:id="rId25">
+        <w:r>
+          <w:rPr>
+            <w:lang w:val="zh_TW" w:bidi="zh_TW"/>
+          </w:rPr>
+          <w:rPr>
+            <w:color w:val="0000EE"/>
+            <w:u w:val="single"/>
+          </w:rPr>
+          <w:t>彼前3:4、15</w:t>
+        </w:r>
+      </w:hyperlink>
+      <w:r>
+        <w:rPr>
+          <w:lang w:val="zh_TW" w:bidi="zh_TW"/>
+        </w:rPr>
+        <w:t>），或禮貌和謙遜的態度（</w:t>
+      </w:r>
+      <w:hyperlink r:id="rId26">
+        <w:r>
+          <w:rPr>
+            <w:lang w:val="zh_TW" w:bidi="zh_TW"/>
+          </w:rPr>
+          <w:rPr>
+            <w:color w:val="0000EE"/>
+            <w:u w:val="single"/>
+          </w:rPr>
+          <w:t>提後2:25</w:t>
+        </w:r>
+      </w:hyperlink>
+      <w:r>
+        <w:rPr>
+          <w:lang w:val="zh_TW" w:bidi="zh_TW"/>
+        </w:rPr>
+        <w:t>）；</w:t>
+      </w:r>
+    </w:p>
+    <w:p>
+      <w:pPr>
+        <w:pStyle w:val="ListNumber"/>
+        <w:spacing w:line="240" w:lineRule="auto"/>
+        <w:ind w:left="720"/>
+      </w:pPr>
+      <w:r>
+        <w:rPr>
+          <w:lang w:val="zh_TW" w:bidi="zh_TW"/>
+        </w:rPr>
+      </w:r>
+      <w:r>
+        <w:rPr>
+          <w:lang w:val="zh_TW" w:bidi="zh_TW"/>
+        </w:rPr>
+        <w:t>對他人表達的善意（</w:t>
+      </w:r>
+      <w:hyperlink r:id="rId27">
+        <w:r>
+          <w:rPr>
+            <w:lang w:val="zh_TW" w:bidi="zh_TW"/>
+          </w:rPr>
+          <w:rPr>
+            <w:color w:val="0000EE"/>
+            <w:u w:val="single"/>
+          </w:rPr>
+          <w:t>帖前2:7</w:t>
+        </w:r>
+      </w:hyperlink>
+      <w:r>
+        <w:rPr>
+          <w:lang w:val="zh_TW" w:bidi="zh_TW"/>
+        </w:rPr>
+        <w:t>；</w:t>
+      </w:r>
+      <w:hyperlink r:id="rId28">
+        <w:r>
+          <w:rPr>
+            <w:lang w:val="zh_TW" w:bidi="zh_TW"/>
+          </w:rPr>
+          <w:rPr>
+            <w:color w:val="0000EE"/>
+            <w:u w:val="single"/>
+          </w:rPr>
+          <w:t>提後2:24</w:t>
+        </w:r>
+      </w:hyperlink>
+      <w:r>
+        <w:rPr>
+          <w:lang w:val="zh_TW" w:bidi="zh_TW"/>
+        </w:rPr>
+        <w:t>）；</w:t>
+      </w:r>
+    </w:p>
+    <w:p>
+      <w:pPr>
+        <w:pStyle w:val="ListNumber"/>
+        <w:spacing w:line="240" w:lineRule="auto"/>
+        <w:ind w:left="720"/>
+      </w:pPr>
+      <w:r>
+        <w:rPr>
+          <w:lang w:val="zh_TW" w:bidi="zh_TW"/>
+        </w:rPr>
+      </w:r>
+      <w:r>
+        <w:rPr>
+          <w:lang w:val="zh_TW" w:bidi="zh_TW"/>
+        </w:rPr>
+        <w:t>在各種情況下適當、公平或合適的行為（</w:t>
+      </w:r>
+      <w:hyperlink r:id="rId29">
+        <w:r>
+          <w:rPr>
+            <w:lang w:val="zh_TW" w:bidi="zh_TW"/>
+          </w:rPr>
+          <w:rPr>
+            <w:color w:val="0000EE"/>
+            <w:u w:val="single"/>
+          </w:rPr>
+          <w:t>提前3:3</w:t>
+        </w:r>
+      </w:hyperlink>
+      <w:r>
+        <w:rPr>
+          <w:lang w:val="zh_TW" w:bidi="zh_TW"/>
+        </w:rPr>
+        <w:t>；</w:t>
+      </w:r>
+      <w:hyperlink r:id="rId30">
+        <w:r>
+          <w:rPr>
+            <w:lang w:val="zh_TW" w:bidi="zh_TW"/>
+          </w:rPr>
+          <w:rPr>
+            <w:color w:val="0000EE"/>
+            <w:u w:val="single"/>
+          </w:rPr>
+          <w:t>多3:2</w:t>
+        </w:r>
+      </w:hyperlink>
+      <w:r>
+        <w:rPr>
+          <w:lang w:val="zh_TW" w:bidi="zh_TW"/>
+        </w:rPr>
+        <w:t>；</w:t>
+      </w:r>
+      <w:hyperlink r:id="rId31">
+        <w:r>
+          <w:rPr>
+            <w:lang w:val="zh_TW" w:bidi="zh_TW"/>
+          </w:rPr>
+          <w:rPr>
+            <w:color w:val="0000EE"/>
+            <w:u w:val="single"/>
+          </w:rPr>
+          <w:t>彼前2:18</w:t>
+        </w:r>
+      </w:hyperlink>
+      <w:r>
+        <w:rPr>
+          <w:lang w:val="zh_TW" w:bidi="zh_TW"/>
+        </w:rPr>
+        <w:t>）。</w:t>
       </w:r>
     </w:p>
     <w:p>
@@ -259,7 +659,71 @@
         <w:rPr>
           <w:lang w:val="zh_TW" w:bidi="zh_TW"/>
         </w:rPr>
-        <w:t>• 引言</w:t>
+        <w:t>教會領袖和其他信徒被教導要溫柔地對待犯錯的人（</w:t>
+      </w:r>
+      <w:hyperlink r:id="rId32">
+        <w:r>
+          <w:rPr>
+            <w:lang w:val="zh_TW" w:bidi="zh_TW"/>
+          </w:rPr>
+          <w:rPr>
+            <w:color w:val="0000EE"/>
+            <w:u w:val="single"/>
+          </w:rPr>
+          <w:t>加6:1</w:t>
+        </w:r>
+      </w:hyperlink>
+      <w:r>
+        <w:rPr>
+          <w:lang w:val="zh_TW" w:bidi="zh_TW"/>
+        </w:rPr>
+        <w:t>），反對信仰的人（</w:t>
+      </w:r>
+      <w:hyperlink r:id="rId26">
+        <w:r>
+          <w:rPr>
+            <w:lang w:val="zh_TW" w:bidi="zh_TW"/>
+          </w:rPr>
+          <w:rPr>
+            <w:color w:val="0000EE"/>
+            <w:u w:val="single"/>
+          </w:rPr>
+          <w:t>提後2:25</w:t>
+        </w:r>
+      </w:hyperlink>
+      <w:r>
+        <w:rPr>
+          <w:lang w:val="zh_TW" w:bidi="zh_TW"/>
+        </w:rPr>
+        <w:t>），或無知和被誤導的人（</w:t>
+      </w:r>
+      <w:hyperlink r:id="rId33">
+        <w:r>
+          <w:rPr>
+            <w:lang w:val="zh_TW" w:bidi="zh_TW"/>
+          </w:rPr>
+          <w:rPr>
+            <w:color w:val="0000EE"/>
+            <w:u w:val="single"/>
+          </w:rPr>
+          <w:t>來5:2</w:t>
+        </w:r>
+      </w:hyperlink>
+      <w:r>
+        <w:rPr>
+          <w:lang w:val="zh_TW" w:bidi="zh_TW"/>
+        </w:rPr>
+        <w:t>）。</w:t>
+      </w:r>
+      <w:r>
+        <w:rPr>
+          <w:lang w:val="zh_TW" w:bidi="zh_TW"/>
+        </w:rPr>
+      </w:r>
+      <w:r>
+        <w:rPr>
+          <w:lang w:val="zh_TW" w:bidi="zh_TW"/>
+        </w:rPr>
       </w:r>
     </w:p>
     <w:p>
@@ -269,11 +733,21 @@
           <w:lang w:val="zh_TW" w:bidi="zh_TW"/>
         </w:rPr>
       </w:r>
-      <w:r>
-        <w:rPr>
-          <w:lang w:val="zh_TW" w:bidi="zh_TW"/>
-        </w:rPr>
-        <w:t>• 先知的稱謂和歷史</w:t>
+    </w:p>
+    <w:p>
+      <w:pPr>
+        <w:pStyle w:val="Heading2"/>
+      </w:pPr>
+      <w:r>
+        <w:rPr>
+          <w:lang w:val="zh_TW" w:bidi="zh_TW"/>
+        </w:rPr>
+        <w:t>文士</w:t>
+      </w:r>
+      <w:r>
+        <w:rPr>
+          <w:lang w:val="zh_TW" w:bidi="zh_TW"/>
+        </w:rPr>
       </w:r>
     </w:p>
     <w:p>
@@ -287,7 +761,18 @@
         <w:rPr>
           <w:lang w:val="zh_TW" w:bidi="zh_TW"/>
         </w:rPr>
-        <w:t>• 感動</w:t>
+        <w:t>指舊約時代早期，那些負責書寫和記錄資訊的人。在巴比倫被擄歸回之後，文士成為一個學者階層，為百姓做教導、抄寫和解釋猶太律法的工作。他們在福音書中主要作為耶穌的對手出現。</w:t>
+      </w:r>
+    </w:p>
+    <w:p>
+      <w:pPr>
+        <w:pStyle w:val="Heading3"/>
+      </w:pPr>
+      <w:r>
+        <w:rPr>
+          <w:lang w:val="zh_TW" w:bidi="zh_TW"/>
+        </w:rPr>
+        <w:t>巴比倫被擄前的文士</w:t>
       </w:r>
     </w:p>
     <w:p>
@@ -301,7 +786,169 @@
         <w:rPr>
           <w:lang w:val="zh_TW" w:bidi="zh_TW"/>
         </w:rPr>
-        <w:t>• 真假先知</w:t>
+        <w:t>在古代以色列，閱讀和書寫的能力並不普及，公共生活的各個方面都需要專業人士。這似乎是聖經對「文士」一詞最早的理解，並無特別的宗教意涵。文士負責保存記錄或抄寫</w:t>
+      </w:r>
+    </w:p>
+    <w:p>
+      <w:pPr>
+        <w:pStyle w:val="ListBullet"/>
+        <w:spacing w:line="240" w:lineRule="auto"/>
+        <w:ind w:left="720"/>
+      </w:pPr>
+      <w:r>
+        <w:rPr>
+          <w:lang w:val="zh_TW" w:bidi="zh_TW"/>
+        </w:rPr>
+      </w:r>
+      <w:r>
+        <w:rPr>
+          <w:lang w:val="zh_TW" w:bidi="zh_TW"/>
+        </w:rPr>
+        <w:t>法律文件（</w:t>
+      </w:r>
+      <w:hyperlink r:id="rId34">
+        <w:r>
+          <w:rPr>
+            <w:lang w:val="zh_TW" w:bidi="zh_TW"/>
+          </w:rPr>
+          <w:rPr>
+            <w:color w:val="0000EE"/>
+            <w:u w:val="single"/>
+          </w:rPr>
+          <w:t>耶32:12</w:t>
+        </w:r>
+      </w:hyperlink>
+      <w:r>
+        <w:rPr>
+          <w:lang w:val="zh_TW" w:bidi="zh_TW"/>
+        </w:rPr>
+        <w:t>），</w:t>
+      </w:r>
+    </w:p>
+    <w:p>
+      <w:pPr>
+        <w:pStyle w:val="ListBullet"/>
+        <w:spacing w:line="240" w:lineRule="auto"/>
+        <w:ind w:left="720"/>
+      </w:pPr>
+      <w:r>
+        <w:rPr>
+          <w:lang w:val="zh_TW" w:bidi="zh_TW"/>
+        </w:rPr>
+      </w:r>
+      <w:r>
+        <w:rPr>
+          <w:lang w:val="zh_TW" w:bidi="zh_TW"/>
+        </w:rPr>
+        <w:t>軍事檔案（</w:t>
+      </w:r>
+      <w:hyperlink r:id="rId35">
+        <w:r>
+          <w:rPr>
+            <w:lang w:val="zh_TW" w:bidi="zh_TW"/>
+          </w:rPr>
+          <w:rPr>
+            <w:color w:val="0000EE"/>
+            <w:u w:val="single"/>
+          </w:rPr>
+          <w:t>代下26:11</w:t>
+        </w:r>
+      </w:hyperlink>
+      <w:r>
+        <w:rPr>
+          <w:lang w:val="zh_TW" w:bidi="zh_TW"/>
+        </w:rPr>
+        <w:t>），</w:t>
+      </w:r>
+    </w:p>
+    <w:p>
+      <w:pPr>
+        <w:pStyle w:val="ListBullet"/>
+        <w:spacing w:line="240" w:lineRule="auto"/>
+        <w:ind w:left="720"/>
+      </w:pPr>
+      <w:r>
+        <w:rPr>
+          <w:lang w:val="zh_TW" w:bidi="zh_TW"/>
+        </w:rPr>
+      </w:r>
+      <w:r>
+        <w:rPr>
+          <w:lang w:val="zh_TW" w:bidi="zh_TW"/>
+        </w:rPr>
+        <w:t>其它公文（</w:t>
+      </w:r>
+      <w:hyperlink r:id="rId36">
+        <w:r>
+          <w:rPr>
+            <w:lang w:val="zh_TW" w:bidi="zh_TW"/>
+          </w:rPr>
+          <w:rPr>
+            <w:color w:val="0000EE"/>
+            <w:u w:val="single"/>
+          </w:rPr>
+          <w:t>士8:14</w:t>
+        </w:r>
+      </w:hyperlink>
+      <w:r>
+        <w:rPr>
+          <w:lang w:val="zh_TW" w:bidi="zh_TW"/>
+        </w:rPr>
+        <w:t>；</w:t>
+      </w:r>
+      <w:hyperlink r:id="rId37">
+        <w:r>
+          <w:rPr>
+            <w:lang w:val="zh_TW" w:bidi="zh_TW"/>
+          </w:rPr>
+          <w:rPr>
+            <w:color w:val="0000EE"/>
+            <w:u w:val="single"/>
+          </w:rPr>
+          <w:t>賽50:1</w:t>
+        </w:r>
+      </w:hyperlink>
+      <w:r>
+        <w:rPr>
+          <w:lang w:val="zh_TW" w:bidi="zh_TW"/>
+        </w:rPr>
+        <w:t>），或</w:t>
+      </w:r>
+    </w:p>
+    <w:p>
+      <w:pPr>
+        <w:pStyle w:val="ListBullet"/>
+        <w:spacing w:line="240" w:lineRule="auto"/>
+        <w:ind w:left="720"/>
+      </w:pPr>
+      <w:r>
+        <w:rPr>
+          <w:lang w:val="zh_TW" w:bidi="zh_TW"/>
+        </w:rPr>
+      </w:r>
+      <w:r>
+        <w:rPr>
+          <w:lang w:val="zh_TW" w:bidi="zh_TW"/>
+        </w:rPr>
+        <w:t>私人書信（</w:t>
+      </w:r>
+      <w:hyperlink r:id="rId38">
+        <w:r>
+          <w:rPr>
+            <w:lang w:val="zh_TW" w:bidi="zh_TW"/>
+          </w:rPr>
+          <w:rPr>
+            <w:color w:val="0000EE"/>
+            <w:u w:val="single"/>
+          </w:rPr>
+          <w:t>耶36:18</w:t>
+        </w:r>
+      </w:hyperlink>
+      <w:r>
+        <w:rPr>
+          <w:lang w:val="zh_TW" w:bidi="zh_TW"/>
+        </w:rPr>
+        <w:t>）。</w:t>
       </w:r>
     </w:p>
     <w:p>
@@ -315,7 +962,205 @@
         <w:rPr>
           <w:lang w:val="zh_TW" w:bidi="zh_TW"/>
         </w:rPr>
-        <w:t>• 先知的作用</w:t>
+        <w:t>文士對於王室行政至關重要。文士長通常擔任</w:t>
+      </w:r>
+    </w:p>
+    <w:p>
+      <w:pPr>
+        <w:pStyle w:val="ListBullet"/>
+        <w:spacing w:line="240" w:lineRule="auto"/>
+        <w:ind w:left="720"/>
+      </w:pPr>
+      <w:r>
+        <w:rPr>
+          <w:lang w:val="zh_TW" w:bidi="zh_TW"/>
+        </w:rPr>
+      </w:r>
+      <w:r>
+        <w:rPr>
+          <w:lang w:val="zh_TW" w:bidi="zh_TW"/>
+        </w:rPr>
+        <w:t>王室書記（</w:t>
+      </w:r>
+      <w:hyperlink r:id="rId39">
+        <w:r>
+          <w:rPr>
+            <w:lang w:val="zh_TW" w:bidi="zh_TW"/>
+          </w:rPr>
+          <w:rPr>
+            <w:color w:val="0000EE"/>
+            <w:u w:val="single"/>
+          </w:rPr>
+          <w:t>王上4:3</w:t>
+        </w:r>
+      </w:hyperlink>
+      <w:r>
+        <w:rPr>
+          <w:lang w:val="zh_TW" w:bidi="zh_TW"/>
+        </w:rPr>
+        <w:t>；</w:t>
+      </w:r>
+      <w:hyperlink r:id="rId40">
+        <w:r>
+          <w:rPr>
+            <w:lang w:val="zh_TW" w:bidi="zh_TW"/>
+          </w:rPr>
+          <w:rPr>
+            <w:color w:val="0000EE"/>
+            <w:u w:val="single"/>
+          </w:rPr>
+          <w:t>代下24:11</w:t>
+        </w:r>
+      </w:hyperlink>
+      <w:r>
+        <w:rPr>
+          <w:lang w:val="zh_TW" w:bidi="zh_TW"/>
+        </w:rPr>
+        <w:t>），</w:t>
+      </w:r>
+    </w:p>
+    <w:p>
+      <w:pPr>
+        <w:pStyle w:val="ListBullet"/>
+        <w:spacing w:line="240" w:lineRule="auto"/>
+        <w:ind w:left="720"/>
+      </w:pPr>
+      <w:r>
+        <w:rPr>
+          <w:lang w:val="zh_TW" w:bidi="zh_TW"/>
+        </w:rPr>
+      </w:r>
+      <w:r>
+        <w:rPr>
+          <w:lang w:val="zh_TW" w:bidi="zh_TW"/>
+        </w:rPr>
+        <w:t>謀士（</w:t>
+      </w:r>
+      <w:hyperlink r:id="rId41">
+        <w:r>
+          <w:rPr>
+            <w:lang w:val="zh_TW" w:bidi="zh_TW"/>
+          </w:rPr>
+          <w:rPr>
+            <w:color w:val="0000EE"/>
+            <w:u w:val="single"/>
+          </w:rPr>
+          <w:t>撒下8:16–17</w:t>
+        </w:r>
+      </w:hyperlink>
+      <w:r>
+        <w:rPr>
+          <w:lang w:val="zh_TW" w:bidi="zh_TW"/>
+        </w:rPr>
+        <w:t>；</w:t>
+      </w:r>
+      <w:hyperlink r:id="rId42">
+        <w:r>
+          <w:rPr>
+            <w:lang w:val="zh_TW" w:bidi="zh_TW"/>
+          </w:rPr>
+          <w:rPr>
+            <w:color w:val="0000EE"/>
+            <w:u w:val="single"/>
+          </w:rPr>
+          <w:t>王下18:18</w:t>
+        </w:r>
+      </w:hyperlink>
+      <w:r>
+        <w:rPr>
+          <w:lang w:val="zh_TW" w:bidi="zh_TW"/>
+        </w:rPr>
+        <w:t>，</w:t>
+      </w:r>
+      <w:hyperlink r:id="rId43">
+        <w:r>
+          <w:rPr>
+            <w:lang w:val="zh_TW" w:bidi="zh_TW"/>
+          </w:rPr>
+          <w:rPr>
+            <w:color w:val="0000EE"/>
+            <w:u w:val="single"/>
+          </w:rPr>
+          <w:t>22:12</w:t>
+        </w:r>
+      </w:hyperlink>
+      <w:r>
+        <w:rPr>
+          <w:lang w:val="zh_TW" w:bidi="zh_TW"/>
+        </w:rPr>
+        <w:t>；</w:t>
+      </w:r>
+      <w:hyperlink r:id="rId44">
+        <w:r>
+          <w:rPr>
+            <w:lang w:val="zh_TW" w:bidi="zh_TW"/>
+          </w:rPr>
+          <w:rPr>
+            <w:color w:val="0000EE"/>
+            <w:u w:val="single"/>
+          </w:rPr>
+          <w:t>代上27:32</w:t>
+        </w:r>
+      </w:hyperlink>
+      <w:r>
+        <w:rPr>
+          <w:lang w:val="zh_TW" w:bidi="zh_TW"/>
+        </w:rPr>
+        <w:t>；</w:t>
+      </w:r>
+      <w:hyperlink r:id="rId45">
+        <w:r>
+          <w:rPr>
+            <w:lang w:val="zh_TW" w:bidi="zh_TW"/>
+          </w:rPr>
+          <w:rPr>
+            <w:color w:val="0000EE"/>
+            <w:u w:val="single"/>
+          </w:rPr>
+          <w:t>賽36:3</w:t>
+        </w:r>
+      </w:hyperlink>
+      <w:r>
+        <w:rPr>
+          <w:lang w:val="zh_TW" w:bidi="zh_TW"/>
+        </w:rPr>
+        <w:t>），和</w:t>
+      </w:r>
+    </w:p>
+    <w:p>
+      <w:pPr>
+        <w:pStyle w:val="ListBullet"/>
+        <w:spacing w:line="240" w:lineRule="auto"/>
+        <w:ind w:left="720"/>
+      </w:pPr>
+      <w:r>
+        <w:rPr>
+          <w:lang w:val="zh_TW" w:bidi="zh_TW"/>
+        </w:rPr>
+      </w:r>
+      <w:r>
+        <w:rPr>
+          <w:lang w:val="zh_TW" w:bidi="zh_TW"/>
+        </w:rPr>
+        <w:t>財務監督（</w:t>
+      </w:r>
+      <w:hyperlink r:id="rId46">
+        <w:r>
+          <w:rPr>
+            <w:lang w:val="zh_TW" w:bidi="zh_TW"/>
+          </w:rPr>
+          <w:rPr>
+            <w:color w:val="0000EE"/>
+            <w:u w:val="single"/>
+          </w:rPr>
+          <w:t>王下22:3–4</w:t>
+        </w:r>
+      </w:hyperlink>
+      <w:r>
+        <w:rPr>
+          <w:lang w:val="zh_TW" w:bidi="zh_TW"/>
+        </w:rPr>
+        <w:t>）。</w:t>
       </w:r>
     </w:p>
     <w:p>
@@ -329,7 +1174,43 @@
         <w:rPr>
           <w:lang w:val="zh_TW" w:bidi="zh_TW"/>
         </w:rPr>
-        <w:t>• 傳講的方式</w:t>
+        <w:t>書記也與祭司職分有關，負責聖殿的紀錄工作（</w:t>
+      </w:r>
+      <w:hyperlink r:id="rId47">
+        <w:r>
+          <w:rPr>
+            <w:lang w:val="zh_TW" w:bidi="zh_TW"/>
+          </w:rPr>
+          <w:rPr>
+            <w:color w:val="0000EE"/>
+            <w:u w:val="single"/>
+          </w:rPr>
+          <w:t>代上24:6</w:t>
+        </w:r>
+      </w:hyperlink>
+      <w:r>
+        <w:rPr>
+          <w:lang w:val="zh_TW" w:bidi="zh_TW"/>
+        </w:rPr>
+        <w:t>；</w:t>
+      </w:r>
+      <w:hyperlink r:id="rId48">
+        <w:r>
+          <w:rPr>
+            <w:lang w:val="zh_TW" w:bidi="zh_TW"/>
+          </w:rPr>
+          <w:rPr>
+            <w:color w:val="0000EE"/>
+            <w:u w:val="single"/>
+          </w:rPr>
+          <w:t>代下34:13–15</w:t>
+        </w:r>
+      </w:hyperlink>
+      <w:r>
+        <w:rPr>
+          <w:lang w:val="zh_TW" w:bidi="zh_TW"/>
+        </w:rPr>
+        <w:t>）。</w:t>
       </w:r>
     </w:p>
     <w:p>
@@ -340,7 +1221,7 @@
         <w:rPr>
           <w:lang w:val="zh_TW" w:bidi="zh_TW"/>
         </w:rPr>
-        <w:t>介紹</w:t>
+        <w:t>巴比倫被擄歸回後的文士</w:t>
       </w:r>
     </w:p>
     <w:p>
@@ -354,84 +1235,18 @@
         <w:rPr>
           <w:lang w:val="zh_TW" w:bidi="zh_TW"/>
         </w:rPr>
-        <w:t>當耶穌使寡婦的兒子從死裡復活時，旁觀者說：「</w:t>
-      </w:r>
-      <w:r>
-        <w:rPr>
-          <w:lang w:val="zh_TW" w:bidi="zh_TW"/>
-        </w:rPr>
-        <w:t>有大先知在我們中間興起來了</w:t>
-      </w:r>
-      <w:r>
-        <w:rPr>
-          <w:lang w:val="zh_TW" w:bidi="zh_TW"/>
-        </w:rPr>
-        <w:t>！」（</w:t>
-      </w:r>
-      <w:hyperlink r:id="rId13">
-        <w:r>
-          <w:rPr>
-            <w:lang w:val="zh_TW" w:bidi="zh_TW"/>
-          </w:rPr>
-          <w:rPr>
-            <w:color w:val="0000EE"/>
-            <w:u w:val="single"/>
-          </w:rPr>
-          <w:t>路7:16</w:t>
-        </w:r>
-      </w:hyperlink>
-      <w:r>
-        <w:rPr>
-          <w:lang w:val="zh_TW" w:bidi="zh_TW"/>
-        </w:rPr>
-        <w:t>；參</w:t>
-      </w:r>
-      <w:hyperlink r:id="rId14">
-        <w:r>
-          <w:rPr>
-            <w:lang w:val="zh_TW" w:bidi="zh_TW"/>
-          </w:rPr>
-          <w:rPr>
-            <w:color w:val="0000EE"/>
-            <w:u w:val="single"/>
-          </w:rPr>
-          <w:t>可6:15</w:t>
-        </w:r>
-      </w:hyperlink>
-      <w:r>
-        <w:rPr>
-          <w:lang w:val="zh_TW" w:bidi="zh_TW"/>
-        </w:rPr>
-        <w:t>，</w:t>
-      </w:r>
-      <w:hyperlink r:id="rId15">
-        <w:r>
-          <w:rPr>
-            <w:lang w:val="zh_TW" w:bidi="zh_TW"/>
-          </w:rPr>
-          <w:rPr>
-            <w:color w:val="0000EE"/>
-            <w:u w:val="single"/>
-          </w:rPr>
-          <w:t>8:28</w:t>
-        </w:r>
-      </w:hyperlink>
-      <w:r>
-        <w:rPr>
-          <w:lang w:val="zh_TW" w:bidi="zh_TW"/>
-        </w:rPr>
-        <w:t>）在猶太的宗教思想中，最為生動且具規範意義的宗教事件，都集中在先知蒙召和事工，就是神透過先知向祂的子民傳達話語。人們對於耶穌的評價，其實是比他們所知的更為正確，因為神確實在耶穌裡面臨到他們；而耶穌的地位雖然遠高過先知，實際上卻正是摩西所預言，先知秩序的冠冕和高峰（</w:t>
-      </w:r>
-      <w:hyperlink r:id="rId16">
-        <w:r>
-          <w:rPr>
-            <w:lang w:val="zh_TW" w:bidi="zh_TW"/>
-          </w:rPr>
-          <w:rPr>
-            <w:color w:val="0000EE"/>
-            <w:u w:val="single"/>
-          </w:rPr>
-          <w:t>申18:15–19</w:t>
+        <w:t>猶太人被擄歸回後，在以斯拉和尼希米的領導下，猶太信仰傳統得以重建。此時「文士」一詞更具體地指那些聚集在一起，研究並解釋妥拉（猶太律法）的人。文士成為教師的專業，能給猶太百姓準確保存並解釋摩西律法。在這時期的開始，以斯拉被視為理想的文士，他是「通達耶和華誡命和賜以色列之律例的文士」（</w:t>
+      </w:r>
+      <w:hyperlink r:id="rId49">
+        <w:r>
+          <w:rPr>
+            <w:lang w:val="zh_TW" w:bidi="zh_TW"/>
+          </w:rPr>
+          <w:rPr>
+            <w:color w:val="0000EE"/>
+            <w:u w:val="single"/>
+          </w:rPr>
+          <w:t>拉7:11</w:t>
         </w:r>
       </w:hyperlink>
       <w:r>
@@ -439,17 +1254,6 @@
           <w:lang w:val="zh_TW" w:bidi="zh_TW"/>
         </w:rPr>
         <w:t>）。</w:t>
-      </w:r>
-    </w:p>
-    <w:p>
-      <w:pPr>
-        <w:pStyle w:val="Heading3"/>
-      </w:pPr>
-      <w:r>
-        <w:rPr>
-          <w:lang w:val="zh_TW" w:bidi="zh_TW"/>
-        </w:rPr>
-        <w:t>先知的稱謂和歷史</w:t>
       </w:r>
     </w:p>
     <w:p>
@@ -463,54 +1267,174 @@
         <w:rPr>
           <w:lang w:val="zh_TW" w:bidi="zh_TW"/>
         </w:rPr>
-        <w:t>舊約用於描述這些人的主要詞語，是「先知」（見</w:t>
-      </w:r>
-      <w:hyperlink r:id="rId17">
-        <w:r>
-          <w:rPr>
-            <w:lang w:val="zh_TW" w:bidi="zh_TW"/>
-          </w:rPr>
-          <w:rPr>
-            <w:color w:val="0000EE"/>
-            <w:u w:val="single"/>
-          </w:rPr>
-          <w:t>士6:8</w:t>
-        </w:r>
-      </w:hyperlink>
-      <w:r>
-        <w:rPr>
-          <w:lang w:val="zh_TW" w:bidi="zh_TW"/>
-        </w:rPr>
-        <w:t>）、「神人」（見</w:t>
-      </w:r>
-      <w:hyperlink r:id="rId18">
-        <w:r>
-          <w:rPr>
-            <w:lang w:val="zh_TW" w:bidi="zh_TW"/>
-          </w:rPr>
-          <w:rPr>
-            <w:color w:val="0000EE"/>
-            <w:u w:val="single"/>
-          </w:rPr>
-          <w:t>王下4:9</w:t>
-        </w:r>
-      </w:hyperlink>
-      <w:r>
-        <w:rPr>
-          <w:lang w:val="zh_TW" w:bidi="zh_TW"/>
-        </w:rPr>
-        <w:t>）和「先見」（見</w:t>
-      </w:r>
-      <w:hyperlink r:id="rId19">
-        <w:r>
-          <w:rPr>
-            <w:lang w:val="zh_TW" w:bidi="zh_TW"/>
-          </w:rPr>
-          <w:rPr>
-            <w:color w:val="0000EE"/>
-            <w:u w:val="single"/>
-          </w:rPr>
-          <w:t>撒上9:9</w:t>
+        <w:t>便西拉智訓（</w:t>
+      </w:r>
+      <w:r>
+        <w:rPr>
+          <w:lang w:val="zh_TW" w:bidi="zh_TW"/>
+        </w:rPr>
+        <w:t>The book of Sirach</w:t>
+      </w:r>
+      <w:r>
+        <w:rPr>
+          <w:lang w:val="zh_TW" w:bidi="zh_TW"/>
+        </w:rPr>
+        <w:t>）</w:t>
+      </w:r>
+      <w:r>
+        <w:rPr>
+          <w:lang w:val="zh_TW" w:bidi="zh_TW"/>
+        </w:rPr>
+        <w:t>描述文士是能夠深刻理解經文的隱含意義的人（</w:t>
+      </w:r>
+      <w:hyperlink r:id="rId50">
+        <w:r>
+          <w:rPr>
+            <w:lang w:val="zh_TW" w:bidi="zh_TW"/>
+          </w:rPr>
+          <w:rPr>
+            <w:color w:val="0000EE"/>
+            <w:u w:val="single"/>
+          </w:rPr>
+          <w:t>便西拉智訓39:2–3</w:t>
+        </w:r>
+      </w:hyperlink>
+      <w:r>
+        <w:rPr>
+          <w:lang w:val="zh_TW" w:bidi="zh_TW"/>
+        </w:rPr>
+        <w:t>），這種理解源於他勤奮研究律法、先知書和聖卷的結果（</w:t>
+      </w:r>
+      <w:hyperlink r:id="rId51">
+        <w:r>
+          <w:rPr>
+            <w:lang w:val="zh_TW" w:bidi="zh_TW"/>
+          </w:rPr>
+          <w:rPr>
+            <w:color w:val="0000EE"/>
+            <w:u w:val="single"/>
+          </w:rPr>
+          <w:t>38:24</w:t>
+        </w:r>
+      </w:hyperlink>
+      <w:r>
+        <w:rPr>
+          <w:lang w:val="zh_TW" w:bidi="zh_TW"/>
+        </w:rPr>
+        <w:t>及以下，</w:t>
+      </w:r>
+      <w:hyperlink r:id="rId52">
+        <w:r>
+          <w:rPr>
+            <w:lang w:val="zh_TW" w:bidi="zh_TW"/>
+          </w:rPr>
+          <w:rPr>
+            <w:color w:val="0000EE"/>
+            <w:u w:val="single"/>
+          </w:rPr>
+          <w:t>39:1</w:t>
+        </w:r>
+      </w:hyperlink>
+      <w:r>
+        <w:rPr>
+          <w:lang w:val="zh_TW" w:bidi="zh_TW"/>
+        </w:rPr>
+        <w:t>）。因此，文士能夠為百姓和國擔任審判官和謀士（</w:t>
+      </w:r>
+      <w:hyperlink r:id="rId53">
+        <w:r>
+          <w:rPr>
+            <w:lang w:val="zh_TW" w:bidi="zh_TW"/>
+          </w:rPr>
+          <w:rPr>
+            <w:color w:val="0000EE"/>
+            <w:u w:val="single"/>
+          </w:rPr>
+          <w:t>38:33</w:t>
+        </w:r>
+      </w:hyperlink>
+      <w:r>
+        <w:rPr>
+          <w:lang w:val="zh_TW" w:bidi="zh_TW"/>
+        </w:rPr>
+        <w:t>，</w:t>
+      </w:r>
+      <w:hyperlink r:id="rId54">
+        <w:r>
+          <w:rPr>
+            <w:lang w:val="zh_TW" w:bidi="zh_TW"/>
+          </w:rPr>
+          <w:rPr>
+            <w:color w:val="0000EE"/>
+            <w:u w:val="single"/>
+          </w:rPr>
+          <w:t>39:4–8</w:t>
+        </w:r>
+      </w:hyperlink>
+      <w:r>
+        <w:rPr>
+          <w:lang w:val="zh_TW" w:bidi="zh_TW"/>
+        </w:rPr>
+        <w:t>）。由於文士在一個由律法統治的社會中有不可或缺的地位，他應當受到世世代代的讚譽和尊敬（</w:t>
+      </w:r>
+      <w:hyperlink r:id="rId55">
+        <w:r>
+          <w:rPr>
+            <w:lang w:val="zh_TW" w:bidi="zh_TW"/>
+          </w:rPr>
+          <w:rPr>
+            <w:color w:val="0000EE"/>
+            <w:u w:val="single"/>
+          </w:rPr>
+          <w:t>39:9</w:t>
+        </w:r>
+      </w:hyperlink>
+      <w:r>
+        <w:rPr>
+          <w:lang w:val="zh_TW" w:bidi="zh_TW"/>
+        </w:rPr>
+        <w:t>）。到公元前二世紀，文士成為猶太社會中一個相當獨特的階級。從這時期開始，文士與法利賽人的興起有密切聯繫，多數文士都隸屬於他們（見新約中的密切關係：</w:t>
+      </w:r>
+      <w:hyperlink r:id="rId56">
+        <w:r>
+          <w:rPr>
+            <w:lang w:val="zh_TW" w:bidi="zh_TW"/>
+          </w:rPr>
+          <w:rPr>
+            <w:color w:val="0000EE"/>
+            <w:u w:val="single"/>
+          </w:rPr>
+          <w:t>太5:20</w:t>
+        </w:r>
+      </w:hyperlink>
+      <w:r>
+        <w:rPr>
+          <w:lang w:val="zh_TW" w:bidi="zh_TW"/>
+        </w:rPr>
+        <w:t>，</w:t>
+      </w:r>
+      <w:hyperlink r:id="rId57">
+        <w:r>
+          <w:rPr>
+            <w:lang w:val="zh_TW" w:bidi="zh_TW"/>
+          </w:rPr>
+          <w:rPr>
+            <w:color w:val="0000EE"/>
+            <w:u w:val="single"/>
+          </w:rPr>
+          <w:t>12:38，</w:t>
+        </w:r>
+      </w:hyperlink>
+      <w:hyperlink r:id="rId58">
+        <w:r>
+          <w:rPr>
+            <w:lang w:val="zh_TW" w:bidi="zh_TW"/>
+          </w:rPr>
+          <w:rPr>
+            <w:color w:val="0000EE"/>
+            <w:u w:val="single"/>
+          </w:rPr>
+          <w:t>15:1</w:t>
         </w:r>
       </w:hyperlink>
       <w:r>
@@ -519,16 +1443,34 @@
         </w:rPr>
         <w:t>；</w:t>
       </w:r>
-      <w:hyperlink r:id="rId20">
-        <w:r>
-          <w:rPr>
-            <w:lang w:val="zh_TW" w:bidi="zh_TW"/>
-          </w:rPr>
-          <w:rPr>
-            <w:color w:val="0000EE"/>
-            <w:u w:val="single"/>
-          </w:rPr>
-          <w:t>撒下24:11</w:t>
+      <w:hyperlink r:id="rId59">
+        <w:r>
+          <w:rPr>
+            <w:lang w:val="zh_TW" w:bidi="zh_TW"/>
+          </w:rPr>
+          <w:rPr>
+            <w:color w:val="0000EE"/>
+            <w:u w:val="single"/>
+          </w:rPr>
+          <w:t>可7:5</w:t>
+        </w:r>
+      </w:hyperlink>
+      <w:r>
+        <w:rPr>
+          <w:lang w:val="zh_TW" w:bidi="zh_TW"/>
+        </w:rPr>
+        <w:t>；</w:t>
+      </w:r>
+      <w:hyperlink r:id="rId60">
+        <w:r>
+          <w:rPr>
+            <w:lang w:val="zh_TW" w:bidi="zh_TW"/>
+          </w:rPr>
+          <w:rPr>
+            <w:color w:val="0000EE"/>
+            <w:u w:val="single"/>
+          </w:rPr>
+          <w:t>路6:7</w:t>
         </w:r>
       </w:hyperlink>
       <w:r>
@@ -536,6 +1478,17 @@
           <w:lang w:val="zh_TW" w:bidi="zh_TW"/>
         </w:rPr>
         <w:t>）。</w:t>
+      </w:r>
+    </w:p>
+    <w:p>
+      <w:pPr>
+        <w:pStyle w:val="Heading3"/>
+      </w:pPr>
+      <w:r>
+        <w:rPr>
+          <w:lang w:val="zh_TW" w:bidi="zh_TW"/>
+        </w:rPr>
+        <w:t>訓練和地位</w:t>
       </w:r>
     </w:p>
     <w:p>
@@ -549,79 +1502,25 @@
         <w:rPr>
           <w:lang w:val="zh_TW" w:bidi="zh_TW"/>
         </w:rPr>
-        <w:t>翻譯為「先知」的詞彙，似乎首重「被召」的概念：神主動揀選、呼召並差遣先知（比如</w:t>
-      </w:r>
-      <w:hyperlink r:id="rId21">
-        <w:r>
-          <w:rPr>
-            <w:lang w:val="zh_TW" w:bidi="zh_TW"/>
-          </w:rPr>
-          <w:rPr>
-            <w:color w:val="0000EE"/>
-            <w:u w:val="single"/>
-          </w:rPr>
-          <w:t>耶1:4–5</w:t>
-        </w:r>
-      </w:hyperlink>
-      <w:r>
-        <w:rPr>
-          <w:lang w:val="zh_TW" w:bidi="zh_TW"/>
-        </w:rPr>
-        <w:t>，</w:t>
-      </w:r>
-      <w:hyperlink r:id="rId22">
-        <w:r>
-          <w:rPr>
-            <w:lang w:val="zh_TW" w:bidi="zh_TW"/>
-          </w:rPr>
-          <w:rPr>
-            <w:color w:val="0000EE"/>
-            <w:u w:val="single"/>
-          </w:rPr>
-          <w:t>7:25</w:t>
-        </w:r>
-      </w:hyperlink>
-      <w:r>
-        <w:rPr>
-          <w:lang w:val="zh_TW" w:bidi="zh_TW"/>
-        </w:rPr>
-        <w:t>；</w:t>
-      </w:r>
-      <w:hyperlink r:id="rId23">
-        <w:r>
-          <w:rPr>
-            <w:lang w:val="zh_TW" w:bidi="zh_TW"/>
-          </w:rPr>
-          <w:rPr>
-            <w:color w:val="0000EE"/>
-            <w:u w:val="single"/>
-          </w:rPr>
-          <w:t>摩7:14</w:t>
-        </w:r>
-      </w:hyperlink>
-      <w:r>
-        <w:rPr>
-          <w:lang w:val="zh_TW" w:bidi="zh_TW"/>
-        </w:rPr>
-        <w:t>）。「神人」講述先知因其蒙召而進入的關係：他現在是「神的人」，被認為屬於神（</w:t>
-      </w:r>
-      <w:hyperlink r:id="rId18">
-        <w:r>
-          <w:rPr>
-            <w:lang w:val="zh_TW" w:bidi="zh_TW"/>
-          </w:rPr>
-          <w:rPr>
-            <w:color w:val="0000EE"/>
-            <w:u w:val="single"/>
-          </w:rPr>
-          <w:t>王下4:9</w:t>
-        </w:r>
-      </w:hyperlink>
-      <w:r>
-        <w:rPr>
-          <w:lang w:val="zh_TW" w:bidi="zh_TW"/>
-        </w:rPr>
-        <w:t>）。「先見」表達神賦予先知新奇非凡的洞察力。希伯來語與英語一樣，常用的動詞「看見」也表示理解（I see what you mean，即我明白你的意思）以及洞察事物本質和意義的能力（He sees things very clearly，即他看事物非常清楚）。對於先知而言，他們的「洞察力」遠超常人，因為耶和華啟發他們，成為祂信息的器皿。</w:t>
+        <w:t>最初，文士都是在祭司家族中接受訓練，這些家族成員從事同樣的職業，且代代相傳。身為這些家族的一員，他們的工作就有了保障（</w:t>
+      </w:r>
+      <w:hyperlink r:id="rId61">
+        <w:r>
+          <w:rPr>
+            <w:lang w:val="zh_TW" w:bidi="zh_TW"/>
+          </w:rPr>
+          <w:rPr>
+            <w:color w:val="0000EE"/>
+            <w:u w:val="single"/>
+          </w:rPr>
+          <w:t>代上2:55</w:t>
+        </w:r>
+      </w:hyperlink>
+      <w:r>
+        <w:rPr>
+          <w:lang w:val="zh_TW" w:bidi="zh_TW"/>
+        </w:rPr>
+        <w:t>）。後來，所有社會階層的人都可接受相關訓練。到耶穌時代，許多有影響力的文士來自非祭司家庭。訓練從年幼時開始，在教師或拉比的個別指導下進行。拉比教導有關猶太律法的所有內容及其解釋。</w:t>
       </w:r>
     </w:p>
     <w:p>
@@ -635,54 +1534,36 @@
         <w:rPr>
           <w:lang w:val="zh_TW" w:bidi="zh_TW"/>
         </w:rPr>
-        <w:t>偉大先知肩負重任，推動舊約故事前進，其起點從摩西開始，再沒有先知像他（</w:t>
-      </w:r>
-      <w:hyperlink r:id="rId24">
-        <w:r>
-          <w:rPr>
-            <w:lang w:val="zh_TW" w:bidi="zh_TW"/>
-          </w:rPr>
-          <w:rPr>
-            <w:color w:val="0000EE"/>
-            <w:u w:val="single"/>
-          </w:rPr>
-          <w:t>申34:10</w:t>
-        </w:r>
-      </w:hyperlink>
-      <w:r>
-        <w:rPr>
-          <w:lang w:val="zh_TW" w:bidi="zh_TW"/>
-        </w:rPr>
-        <w:t>）。這個看法正確無誤，因為摩西具備所有先知的獨特標誌：蒙召（</w:t>
-      </w:r>
-      <w:hyperlink r:id="rId25">
-        <w:r>
-          <w:rPr>
-            <w:lang w:val="zh_TW" w:bidi="zh_TW"/>
-          </w:rPr>
-          <w:rPr>
-            <w:color w:val="0000EE"/>
-            <w:u w:val="single"/>
-          </w:rPr>
-          <w:t>出3:1–4:17</w:t>
-        </w:r>
-      </w:hyperlink>
-      <w:r>
-        <w:rPr>
-          <w:lang w:val="zh_TW" w:bidi="zh_TW"/>
-        </w:rPr>
-        <w:t>；參</w:t>
-      </w:r>
-      <w:hyperlink r:id="rId26">
-        <w:r>
-          <w:rPr>
-            <w:lang w:val="zh_TW" w:bidi="zh_TW"/>
-          </w:rPr>
-          <w:rPr>
-            <w:color w:val="0000EE"/>
-            <w:u w:val="single"/>
-          </w:rPr>
-          <w:t>賽6章</w:t>
+        <w:t>由於摩西書寫的律法無法直接應對被擄歸回後的各種情況，文士的技能成為了一個極其重要的貢獻。他們建立的「口傳律法（oral law）」被視為與書面猶太律法同等重要。因此，對於那些渴望取悅神的人來說，這些律法同樣具有約束力（見</w:t>
+      </w:r>
+      <w:hyperlink r:id="rId62">
+        <w:r>
+          <w:rPr>
+            <w:lang w:val="zh_TW" w:bidi="zh_TW"/>
+          </w:rPr>
+          <w:rPr>
+            <w:color w:val="0000EE"/>
+            <w:u w:val="single"/>
+          </w:rPr>
+          <w:t>可7:6–13</w:t>
+        </w:r>
+      </w:hyperlink>
+      <w:r>
+        <w:rPr>
+          <w:lang w:val="zh_TW" w:bidi="zh_TW"/>
+        </w:rPr>
+        <w:t>）。由於文士有專業知識，他們參與猶太公會，即充當以色列最高法院的長老議會。文士是該公會中唯一來自非大祭司和長老等最高社會階層的成員（</w:t>
+      </w:r>
+      <w:hyperlink r:id="rId63">
+        <w:r>
+          <w:rPr>
+            <w:lang w:val="zh_TW" w:bidi="zh_TW"/>
+          </w:rPr>
+          <w:rPr>
+            <w:color w:val="0000EE"/>
+            <w:u w:val="single"/>
+          </w:rPr>
+          <w:t>太26:57</w:t>
         </w:r>
       </w:hyperlink>
       <w:r>
@@ -691,16 +1572,16 @@
         </w:rPr>
         <w:t>；</w:t>
       </w:r>
-      <w:hyperlink r:id="rId27">
-        <w:r>
-          <w:rPr>
-            <w:lang w:val="zh_TW" w:bidi="zh_TW"/>
-          </w:rPr>
-          <w:rPr>
-            <w:color w:val="0000EE"/>
-            <w:u w:val="single"/>
-          </w:rPr>
-          <w:t>耶1:4–19</w:t>
+      <w:hyperlink r:id="rId64">
+        <w:r>
+          <w:rPr>
+            <w:lang w:val="zh_TW" w:bidi="zh_TW"/>
+          </w:rPr>
+          <w:rPr>
+            <w:color w:val="0000EE"/>
+            <w:u w:val="single"/>
+          </w:rPr>
+          <w:t>可14:43、53</w:t>
         </w:r>
       </w:hyperlink>
       <w:r>
@@ -709,16 +1590,16 @@
         </w:rPr>
         <w:t>；</w:t>
       </w:r>
-      <w:hyperlink r:id="rId28">
-        <w:r>
-          <w:rPr>
-            <w:lang w:val="zh_TW" w:bidi="zh_TW"/>
-          </w:rPr>
-          <w:rPr>
-            <w:color w:val="0000EE"/>
-            <w:u w:val="single"/>
-          </w:rPr>
-          <w:t>結1–3</w:t>
+      <w:hyperlink r:id="rId65">
+        <w:r>
+          <w:rPr>
+            <w:lang w:val="zh_TW" w:bidi="zh_TW"/>
+          </w:rPr>
+          <w:rPr>
+            <w:color w:val="0000EE"/>
+            <w:u w:val="single"/>
+          </w:rPr>
+          <w:t>路22:66</w:t>
         </w:r>
       </w:hyperlink>
       <w:r>
@@ -727,106 +1608,16 @@
         </w:rPr>
         <w:t>；</w:t>
       </w:r>
-      <w:hyperlink r:id="rId29">
-        <w:r>
-          <w:rPr>
-            <w:lang w:val="zh_TW" w:bidi="zh_TW"/>
-          </w:rPr>
-          <w:rPr>
-            <w:color w:val="0000EE"/>
-            <w:u w:val="single"/>
-          </w:rPr>
-          <w:t>何1:2</w:t>
-        </w:r>
-      </w:hyperlink>
-      <w:r>
-        <w:rPr>
-          <w:lang w:val="zh_TW" w:bidi="zh_TW"/>
-        </w:rPr>
-        <w:t>；</w:t>
-      </w:r>
-      <w:hyperlink r:id="rId30">
-        <w:r>
-          <w:rPr>
-            <w:lang w:val="zh_TW" w:bidi="zh_TW"/>
-          </w:rPr>
-          <w:rPr>
-            <w:color w:val="0000EE"/>
-            <w:u w:val="single"/>
-          </w:rPr>
-          <w:t>摩7:14–15</w:t>
-        </w:r>
-      </w:hyperlink>
-      <w:r>
-        <w:rPr>
-          <w:lang w:val="zh_TW" w:bidi="zh_TW"/>
-        </w:rPr>
-        <w:t>），認識到歷史事件是神的行動，照祂的話語成就（</w:t>
-      </w:r>
-      <w:hyperlink r:id="rId31">
-        <w:r>
-          <w:rPr>
-            <w:lang w:val="zh_TW" w:bidi="zh_TW"/>
-          </w:rPr>
-          <w:rPr>
-            <w:color w:val="0000EE"/>
-            <w:u w:val="single"/>
-          </w:rPr>
-          <w:t>出3:12</w:t>
-        </w:r>
-      </w:hyperlink>
-      <w:r>
-        <w:rPr>
-          <w:lang w:val="zh_TW" w:bidi="zh_TW"/>
-        </w:rPr>
-        <w:t>，</w:t>
-      </w:r>
-      <w:hyperlink r:id="rId32">
-        <w:r>
-          <w:rPr>
-            <w:lang w:val="zh_TW" w:bidi="zh_TW"/>
-          </w:rPr>
-          <w:rPr>
-            <w:color w:val="0000EE"/>
-            <w:u w:val="single"/>
-          </w:rPr>
-          <w:t>4:21–23</w:t>
-        </w:r>
-      </w:hyperlink>
-      <w:r>
-        <w:rPr>
-          <w:lang w:val="zh_TW" w:bidi="zh_TW"/>
-        </w:rPr>
-        <w:t>），倫理和社會關懷的心（</w:t>
-      </w:r>
-      <w:hyperlink r:id="rId33">
-        <w:r>
-          <w:rPr>
-            <w:lang w:val="zh_TW" w:bidi="zh_TW"/>
-          </w:rPr>
-          <w:rPr>
-            <w:color w:val="0000EE"/>
-            <w:u w:val="single"/>
-          </w:rPr>
-          <w:t>2:11–13</w:t>
-        </w:r>
-      </w:hyperlink>
-      <w:r>
-        <w:rPr>
-          <w:lang w:val="zh_TW" w:bidi="zh_TW"/>
-        </w:rPr>
-        <w:t>），看重無助的人（見</w:t>
-      </w:r>
-      <w:hyperlink r:id="rId34">
-        <w:r>
-          <w:rPr>
-            <w:lang w:val="zh_TW" w:bidi="zh_TW"/>
-          </w:rPr>
-          <w:rPr>
-            <w:color w:val="0000EE"/>
-            <w:u w:val="single"/>
-          </w:rPr>
-          <w:t>17節</w:t>
+      <w:hyperlink r:id="rId66">
+        <w:r>
+          <w:rPr>
+            <w:lang w:val="zh_TW" w:bidi="zh_TW"/>
+          </w:rPr>
+          <w:rPr>
+            <w:color w:val="0000EE"/>
+            <w:u w:val="single"/>
+          </w:rPr>
+          <w:t>徒23:9</w:t>
         </w:r>
       </w:hyperlink>
       <w:r>
@@ -847,61 +1638,192 @@
         <w:rPr>
           <w:lang w:val="zh_TW" w:bidi="zh_TW"/>
         </w:rPr>
-        <w:t>不過</w:t>
-      </w:r>
-      <w:hyperlink r:id="rId24">
-        <w:r>
-          <w:rPr>
-            <w:lang w:val="zh_TW" w:bidi="zh_TW"/>
-          </w:rPr>
-          <w:rPr>
-            <w:color w:val="0000EE"/>
-            <w:u w:val="single"/>
-          </w:rPr>
-          <w:t>申命記三十四章10節</w:t>
-        </w:r>
-      </w:hyperlink>
-      <w:r>
-        <w:rPr>
-          <w:lang w:val="zh_TW" w:bidi="zh_TW"/>
-        </w:rPr>
-        <w:t>的評語，不僅回顧摩西的偉大之處，也展望一位像摩西一樣的先知到來。這與摩西自己的預言相符（</w:t>
-      </w:r>
-      <w:hyperlink r:id="rId16">
-        <w:r>
-          <w:rPr>
-            <w:lang w:val="zh_TW" w:bidi="zh_TW"/>
-          </w:rPr>
-          <w:rPr>
-            <w:color w:val="0000EE"/>
-            <w:u w:val="single"/>
-          </w:rPr>
-          <w:t>申18:15–19</w:t>
-        </w:r>
-      </w:hyperlink>
-      <w:r>
-        <w:rPr>
-          <w:lang w:val="zh_TW" w:bidi="zh_TW"/>
-        </w:rPr>
-        <w:t>），毫無疑問預示將有一位偉大的先知來臨。摩西比較自己與這位先知，甚為驚人——即將到來的先知，將扮演摩西在西奈山上的角色（</w:t>
-      </w:r>
-      <w:hyperlink r:id="rId35">
-        <w:r>
-          <w:rPr>
-            <w:lang w:val="zh_TW" w:bidi="zh_TW"/>
-          </w:rPr>
-          <w:rPr>
-            <w:color w:val="0000EE"/>
-            <w:u w:val="single"/>
-          </w:rPr>
-          <w:t>申18:16</w:t>
-        </w:r>
-      </w:hyperlink>
-      <w:r>
-        <w:rPr>
-          <w:lang w:val="zh_TW" w:bidi="zh_TW"/>
-        </w:rPr>
-        <w:t>）。那處，摩西以獨特方式作先知一樣的中保，傳達神的聲音，因為神在西奈山上，成就了舊約的盟約。摩西期待一位類似的先知，盼望另一位約的中保，就是耶穌基督。</w:t>
+        <w:t>文士在猶太社區中備受尊敬。他們是猶太律法的權威教師，不僅在聖殿內（</w:t>
+      </w:r>
+      <w:hyperlink r:id="rId67">
+        <w:r>
+          <w:rPr>
+            <w:lang w:val="zh_TW" w:bidi="zh_TW"/>
+          </w:rPr>
+          <w:rPr>
+            <w:color w:val="0000EE"/>
+            <w:u w:val="single"/>
+          </w:rPr>
+          <w:t>路2:46</w:t>
+        </w:r>
+      </w:hyperlink>
+      <w:r>
+        <w:rPr>
+          <w:lang w:val="zh_TW" w:bidi="zh_TW"/>
+        </w:rPr>
+        <w:t>），也在猶太和加利利的各會堂中（</w:t>
+      </w:r>
+      <w:hyperlink r:id="rId68">
+        <w:r>
+          <w:rPr>
+            <w:lang w:val="zh_TW" w:bidi="zh_TW"/>
+          </w:rPr>
+          <w:rPr>
+            <w:color w:val="0000EE"/>
+            <w:u w:val="single"/>
+          </w:rPr>
+          <w:t>5:17</w:t>
+        </w:r>
+      </w:hyperlink>
+      <w:r>
+        <w:rPr>
+          <w:lang w:val="zh_TW" w:bidi="zh_TW"/>
+        </w:rPr>
+        <w:t>）教導。他們同時也是公會的重要成員，穿著特製的長衣（</w:t>
+      </w:r>
+      <w:hyperlink r:id="rId69">
+        <w:r>
+          <w:rPr>
+            <w:lang w:val="zh_TW" w:bidi="zh_TW"/>
+          </w:rPr>
+          <w:rPr>
+            <w:color w:val="0000EE"/>
+            <w:u w:val="single"/>
+          </w:rPr>
+          <w:t>可12:38</w:t>
+        </w:r>
+      </w:hyperlink>
+      <w:r>
+        <w:rPr>
+          <w:lang w:val="zh_TW" w:bidi="zh_TW"/>
+        </w:rPr>
+        <w:t>），下擺有作為紀念的穗子，並在手臂上佩戴裝有經文的「佩經盒（</w:t>
+      </w:r>
+      <w:r>
+        <w:rPr>
+          <w:lang w:val="zh_TW" w:bidi="zh_TW"/>
+        </w:rPr>
+        <w:t>prayer boxes</w:t>
+      </w:r>
+      <w:r>
+        <w:rPr>
+          <w:lang w:val="zh_TW" w:bidi="zh_TW"/>
+        </w:rPr>
+        <w:t>）」（</w:t>
+      </w:r>
+      <w:hyperlink r:id="rId70">
+        <w:r>
+          <w:rPr>
+            <w:lang w:val="zh_TW" w:bidi="zh_TW"/>
+          </w:rPr>
+          <w:rPr>
+            <w:color w:val="0000EE"/>
+            <w:u w:val="single"/>
+          </w:rPr>
+          <w:t>太23:5</w:t>
+        </w:r>
+      </w:hyperlink>
+      <w:r>
+        <w:rPr>
+          <w:lang w:val="zh_TW" w:bidi="zh_TW"/>
+        </w:rPr>
+        <w:t>）。這樣的服裝使他們備受注目，吸引人在街上向他們問安（</w:t>
+      </w:r>
+      <w:hyperlink r:id="rId69">
+        <w:r>
+          <w:rPr>
+            <w:lang w:val="zh_TW" w:bidi="zh_TW"/>
+          </w:rPr>
+          <w:rPr>
+            <w:color w:val="0000EE"/>
+            <w:u w:val="single"/>
+          </w:rPr>
+          <w:t>可12:38</w:t>
+        </w:r>
+      </w:hyperlink>
+      <w:r>
+        <w:rPr>
+          <w:lang w:val="zh_TW" w:bidi="zh_TW"/>
+        </w:rPr>
+        <w:t>）。他們被尊稱為「拉比」或「師傅」（</w:t>
+      </w:r>
+      <w:hyperlink r:id="rId71">
+        <w:r>
+          <w:rPr>
+            <w:lang w:val="zh_TW" w:bidi="zh_TW"/>
+          </w:rPr>
+          <w:rPr>
+            <w:color w:val="0000EE"/>
+            <w:u w:val="single"/>
+          </w:rPr>
+          <w:t>太23:7</w:t>
+        </w:r>
+      </w:hyperlink>
+      <w:r>
+        <w:rPr>
+          <w:lang w:val="zh_TW" w:bidi="zh_TW"/>
+        </w:rPr>
+        <w:t>），在敬拜和社交場合中享有首座（</w:t>
+      </w:r>
+      <w:hyperlink r:id="rId72">
+        <w:r>
+          <w:rPr>
+            <w:lang w:val="zh_TW" w:bidi="zh_TW"/>
+          </w:rPr>
+          <w:rPr>
+            <w:color w:val="0000EE"/>
+            <w:u w:val="single"/>
+          </w:rPr>
+          <w:t>太23:2</w:t>
+        </w:r>
+      </w:hyperlink>
+      <w:r>
+        <w:rPr>
+          <w:lang w:val="zh_TW" w:bidi="zh_TW"/>
+        </w:rPr>
+        <w:t>；</w:t>
+      </w:r>
+      <w:hyperlink r:id="rId73">
+        <w:r>
+          <w:rPr>
+            <w:lang w:val="zh_TW" w:bidi="zh_TW"/>
+          </w:rPr>
+          <w:rPr>
+            <w:color w:val="0000EE"/>
+            <w:u w:val="single"/>
+          </w:rPr>
+          <w:t>可12:39</w:t>
+        </w:r>
+      </w:hyperlink>
+      <w:r>
+        <w:rPr>
+          <w:lang w:val="zh_TW" w:bidi="zh_TW"/>
+        </w:rPr>
+        <w:t>；</w:t>
+      </w:r>
+      <w:hyperlink r:id="rId74">
+        <w:r>
+          <w:rPr>
+            <w:lang w:val="zh_TW" w:bidi="zh_TW"/>
+          </w:rPr>
+          <w:rPr>
+            <w:color w:val="0000EE"/>
+            <w:u w:val="single"/>
+          </w:rPr>
+          <w:t>路20:46</w:t>
+        </w:r>
+      </w:hyperlink>
+      <w:r>
+        <w:rPr>
+          <w:lang w:val="zh_TW" w:bidi="zh_TW"/>
+        </w:rPr>
+        <w:t>）。</w:t>
+      </w:r>
+    </w:p>
+    <w:p>
+      <w:pPr>
+        <w:pStyle w:val="Heading3"/>
+      </w:pPr>
+      <w:r>
+        <w:rPr>
+          <w:lang w:val="zh_TW" w:bidi="zh_TW"/>
+        </w:rPr>
+        <w:t>耶穌時代的文士</w:t>
       </w:r>
     </w:p>
     <w:p>
@@ -915,25 +1837,169 @@
         <w:rPr>
           <w:lang w:val="zh_TW" w:bidi="zh_TW"/>
         </w:rPr>
-        <w:t>神不斷向祂的子民差遣先知，人們亦一直盼待這位偉大的先知。每次有這樣的先知出現，都因他像摩西，而被認為是真的；真誠的信徒都會興奮觀察，想知道他是否那位最終到來的偉大先知。因此我們可以理解，那些看到耶穌使死人復活的人何以如此興奮（</w:t>
-      </w:r>
-      <w:hyperlink r:id="rId13">
-        <w:r>
-          <w:rPr>
-            <w:lang w:val="zh_TW" w:bidi="zh_TW"/>
-          </w:rPr>
-          <w:rPr>
-            <w:color w:val="0000EE"/>
-            <w:u w:val="single"/>
-          </w:rPr>
-          <w:t>路7:16</w:t>
-        </w:r>
-      </w:hyperlink>
-      <w:r>
-        <w:rPr>
-          <w:lang w:val="zh_TW" w:bidi="zh_TW"/>
-        </w:rPr>
-        <w:t>）。</w:t>
+        <w:t>在耶穌的事工期間，文士主要是那些對猶太律法的要求極為關注的人。路加稱文士為「律法師」，藉此向他的外邦（非猶太）聽眾和讀者說明文士的主要職責是解釋猶太律法。文士經常批評耶穌，他們多次指責耶穌違反猶太律法，例如：</w:t>
+      </w:r>
+    </w:p>
+    <w:p>
+      <w:pPr>
+        <w:pStyle w:val="ListBullet"/>
+        <w:spacing w:line="240" w:lineRule="auto"/>
+        <w:ind w:left="720"/>
+      </w:pPr>
+      <w:r>
+        <w:rPr>
+          <w:lang w:val="zh_TW" w:bidi="zh_TW"/>
+        </w:rPr>
+      </w:r>
+      <w:r>
+        <w:rPr>
+          <w:lang w:val="zh_TW" w:bidi="zh_TW"/>
+        </w:rPr>
+        <w:t>當耶穌赦免罪人時（</w:t>
+      </w:r>
+      <w:hyperlink r:id="rId75">
+        <w:r>
+          <w:rPr>
+            <w:lang w:val="zh_TW" w:bidi="zh_TW"/>
+          </w:rPr>
+          <w:rPr>
+            <w:color w:val="0000EE"/>
+            <w:u w:val="single"/>
+          </w:rPr>
+          <w:t>太9:1–3</w:t>
+        </w:r>
+      </w:hyperlink>
+      <w:r>
+        <w:rPr>
+          <w:lang w:val="zh_TW" w:bidi="zh_TW"/>
+        </w:rPr>
+        <w:t>；</w:t>
+      </w:r>
+      <w:hyperlink r:id="rId76">
+        <w:r>
+          <w:rPr>
+            <w:lang w:val="zh_TW" w:bidi="zh_TW"/>
+          </w:rPr>
+          <w:rPr>
+            <w:color w:val="0000EE"/>
+            <w:u w:val="single"/>
+          </w:rPr>
+          <w:t>路5:17–26</w:t>
+        </w:r>
+      </w:hyperlink>
+      <w:r>
+        <w:rPr>
+          <w:lang w:val="zh_TW" w:bidi="zh_TW"/>
+        </w:rPr>
+        <w:t>）</w:t>
+      </w:r>
+    </w:p>
+    <w:p>
+      <w:pPr>
+        <w:pStyle w:val="ListBullet"/>
+        <w:spacing w:line="240" w:lineRule="auto"/>
+        <w:ind w:left="720"/>
+      </w:pPr>
+      <w:r>
+        <w:rPr>
+          <w:lang w:val="zh_TW" w:bidi="zh_TW"/>
+        </w:rPr>
+      </w:r>
+      <w:r>
+        <w:rPr>
+          <w:lang w:val="zh_TW" w:bidi="zh_TW"/>
+        </w:rPr>
+        <w:t>當他們認為耶穌在安息日工作（</w:t>
+      </w:r>
+      <w:hyperlink r:id="rId77">
+        <w:r>
+          <w:rPr>
+            <w:lang w:val="zh_TW" w:bidi="zh_TW"/>
+          </w:rPr>
+          <w:rPr>
+            <w:color w:val="0000EE"/>
+            <w:u w:val="single"/>
+          </w:rPr>
+          <w:t>路6:1–2</w:t>
+        </w:r>
+      </w:hyperlink>
+      <w:r>
+        <w:rPr>
+          <w:lang w:val="zh_TW" w:bidi="zh_TW"/>
+        </w:rPr>
+        <w:t>）或醫治人時（</w:t>
+      </w:r>
+      <w:hyperlink r:id="rId78">
+        <w:r>
+          <w:rPr>
+            <w:lang w:val="zh_TW" w:bidi="zh_TW"/>
+          </w:rPr>
+          <w:rPr>
+            <w:color w:val="0000EE"/>
+            <w:u w:val="single"/>
+          </w:rPr>
+          <w:t>6–11</w:t>
+        </w:r>
+      </w:hyperlink>
+      <w:r>
+        <w:rPr>
+          <w:lang w:val="zh_TW" w:bidi="zh_TW"/>
+        </w:rPr>
+        <w:t>節），沒有適當遵守安息日</w:t>
+      </w:r>
+    </w:p>
+    <w:p>
+      <w:pPr>
+        <w:pStyle w:val="ListBullet"/>
+        <w:spacing w:line="240" w:lineRule="auto"/>
+        <w:ind w:left="720"/>
+      </w:pPr>
+      <w:r>
+        <w:rPr>
+          <w:lang w:val="zh_TW" w:bidi="zh_TW"/>
+        </w:rPr>
+      </w:r>
+      <w:r>
+        <w:rPr>
+          <w:lang w:val="zh_TW" w:bidi="zh_TW"/>
+        </w:rPr>
+        <w:t>當他們發現耶穌不遵守他們的儀式性洗手禮（</w:t>
+      </w:r>
+      <w:hyperlink r:id="rId79">
+        <w:r>
+          <w:rPr>
+            <w:lang w:val="zh_TW" w:bidi="zh_TW"/>
+          </w:rPr>
+          <w:rPr>
+            <w:color w:val="0000EE"/>
+            <w:u w:val="single"/>
+          </w:rPr>
+          <w:t>可7:2–5</w:t>
+        </w:r>
+      </w:hyperlink>
+      <w:r>
+        <w:rPr>
+          <w:lang w:val="zh_TW" w:bidi="zh_TW"/>
+        </w:rPr>
+        <w:t>）且忽視禁食的做法時（</w:t>
+      </w:r>
+      <w:hyperlink r:id="rId80">
+        <w:r>
+          <w:rPr>
+            <w:lang w:val="zh_TW" w:bidi="zh_TW"/>
+          </w:rPr>
+          <w:rPr>
+            <w:color w:val="0000EE"/>
+            <w:u w:val="single"/>
+          </w:rPr>
+          <w:t>路5:33–39</w:t>
+        </w:r>
+      </w:hyperlink>
+      <w:r>
+        <w:rPr>
+          <w:lang w:val="zh_TW" w:bidi="zh_TW"/>
+        </w:rPr>
+        <w:t>）</w:t>
       </w:r>
     </w:p>
     <w:p>
@@ -947,36 +2013,18 @@
         <w:rPr>
           <w:lang w:val="zh_TW" w:bidi="zh_TW"/>
         </w:rPr>
-        <w:t>舊約提到先知團體的存在，有時稱為「學校」。以利沙顯然在教導一個團體（</w:t>
-      </w:r>
-      <w:hyperlink r:id="rId36">
-        <w:r>
-          <w:rPr>
-            <w:lang w:val="zh_TW" w:bidi="zh_TW"/>
-          </w:rPr>
-          <w:rPr>
-            <w:color w:val="0000EE"/>
-            <w:u w:val="single"/>
-          </w:rPr>
-          <w:t>王下6:1</w:t>
-        </w:r>
-      </w:hyperlink>
-      <w:r>
-        <w:rPr>
-          <w:lang w:val="zh_TW" w:bidi="zh_TW"/>
-        </w:rPr>
-        <w:t>），「先知門徒」（比如</w:t>
-      </w:r>
-      <w:hyperlink r:id="rId37">
-        <w:r>
-          <w:rPr>
-            <w:lang w:val="zh_TW" w:bidi="zh_TW"/>
-          </w:rPr>
-          <w:rPr>
-            <w:color w:val="0000EE"/>
-            <w:u w:val="single"/>
-          </w:rPr>
-          <w:t>王下2:3、5</w:t>
+        <w:t>不出意料，他們特別反對耶穌與猶太社會中的不潔淨者（禮儀上不潔）和被排斥者交往（</w:t>
+      </w:r>
+      <w:hyperlink r:id="rId81">
+        <w:r>
+          <w:rPr>
+            <w:lang w:val="zh_TW" w:bidi="zh_TW"/>
+          </w:rPr>
+          <w:rPr>
+            <w:color w:val="0000EE"/>
+            <w:u w:val="single"/>
+          </w:rPr>
+          <w:t>可2:16–17</w:t>
         </w:r>
       </w:hyperlink>
       <w:r>
@@ -985,88 +2033,275 @@
         </w:rPr>
         <w:t>；</w:t>
       </w:r>
-      <w:hyperlink r:id="rId23">
-        <w:r>
-          <w:rPr>
-            <w:lang w:val="zh_TW" w:bidi="zh_TW"/>
-          </w:rPr>
-          <w:rPr>
-            <w:color w:val="0000EE"/>
-            <w:u w:val="single"/>
-          </w:rPr>
-          <w:t>摩7:14</w:t>
-        </w:r>
-      </w:hyperlink>
-      <w:r>
-        <w:rPr>
-          <w:lang w:val="zh_TW" w:bidi="zh_TW"/>
-        </w:rPr>
-        <w:t>）所指的，可能是在先知老師照管下，「正在受訓的先知」。至於</w:t>
-      </w:r>
-      <w:hyperlink r:id="rId38">
-        <w:r>
-          <w:rPr>
-            <w:lang w:val="zh_TW" w:bidi="zh_TW"/>
-          </w:rPr>
-          <w:rPr>
-            <w:color w:val="0000EE"/>
-            <w:u w:val="single"/>
-          </w:rPr>
-          <w:t>撒母耳記上十章5至11節</w:t>
-        </w:r>
-      </w:hyperlink>
-      <w:r>
-        <w:rPr>
-          <w:lang w:val="zh_TW" w:bidi="zh_TW"/>
-        </w:rPr>
-        <w:t>中的團體，用「工會」來描述會更合適。這些團體對耶和華熱心、盡性敬拜，並可見聖靈明顯的活動；但他們服事的核心是「預言」，即宣告關於神本身的真理。在這個早期階段之後，先知團體的重要性似乎有所減弱（類似</w:t>
-      </w:r>
-      <w:hyperlink r:id="rId19">
-        <w:r>
-          <w:rPr>
-            <w:lang w:val="zh_TW" w:bidi="zh_TW"/>
-          </w:rPr>
-          <w:rPr>
-            <w:color w:val="0000EE"/>
-            <w:u w:val="single"/>
-          </w:rPr>
-          <w:t>撒上9:9</w:t>
-        </w:r>
-      </w:hyperlink>
-      <w:r>
-        <w:rPr>
-          <w:lang w:val="zh_TW" w:bidi="zh_TW"/>
-        </w:rPr>
-        <w:t>明確提及的情形消失，由此推論），而盡性的敬逐漸變為更直接的話語服事，可能正是</w:t>
-      </w:r>
-      <w:hyperlink r:id="rId19">
-        <w:r>
-          <w:rPr>
-            <w:lang w:val="zh_TW" w:bidi="zh_TW"/>
-          </w:rPr>
-          <w:rPr>
-            <w:color w:val="0000EE"/>
-            <w:u w:val="single"/>
-          </w:rPr>
-          <w:t>撒母耳記上九章9節</w:t>
-        </w:r>
-      </w:hyperlink>
-      <w:r>
-        <w:rPr>
-          <w:lang w:val="zh_TW" w:bidi="zh_TW"/>
-        </w:rPr>
-        <w:t>評語的背景。</w:t>
-      </w:r>
-    </w:p>
-    <w:p>
-      <w:pPr>
-        <w:pStyle w:val="Heading3"/>
-      </w:pPr>
-      <w:r>
-        <w:rPr>
-          <w:lang w:val="zh_TW" w:bidi="zh_TW"/>
-        </w:rPr>
-        <w:t>感動</w:t>
+      <w:hyperlink r:id="rId82">
+        <w:r>
+          <w:rPr>
+            <w:lang w:val="zh_TW" w:bidi="zh_TW"/>
+          </w:rPr>
+          <w:rPr>
+            <w:color w:val="0000EE"/>
+            <w:u w:val="single"/>
+          </w:rPr>
+          <w:t>路15:1–2</w:t>
+        </w:r>
+      </w:hyperlink>
+      <w:r>
+        <w:rPr>
+          <w:lang w:val="zh_TW" w:bidi="zh_TW"/>
+        </w:rPr>
+        <w:t>）。他們經常試圖用有關猶太律法的問題來陷害耶穌（</w:t>
+      </w:r>
+      <w:hyperlink r:id="rId59">
+        <w:r>
+          <w:rPr>
+            <w:lang w:val="zh_TW" w:bidi="zh_TW"/>
+          </w:rPr>
+          <w:rPr>
+            <w:color w:val="0000EE"/>
+            <w:u w:val="single"/>
+          </w:rPr>
+          <w:t>可7:5</w:t>
+        </w:r>
+      </w:hyperlink>
+      <w:r>
+        <w:rPr>
+          <w:lang w:val="zh_TW" w:bidi="zh_TW"/>
+        </w:rPr>
+        <w:t>，</w:t>
+      </w:r>
+      <w:hyperlink r:id="rId83">
+        <w:r>
+          <w:rPr>
+            <w:lang w:val="zh_TW" w:bidi="zh_TW"/>
+          </w:rPr>
+          <w:rPr>
+            <w:color w:val="0000EE"/>
+            <w:u w:val="single"/>
+          </w:rPr>
+          <w:t>12:28、35</w:t>
+        </w:r>
+      </w:hyperlink>
+      <w:r>
+        <w:rPr>
+          <w:lang w:val="zh_TW" w:bidi="zh_TW"/>
+        </w:rPr>
+        <w:t>；</w:t>
+      </w:r>
+      <w:hyperlink r:id="rId84">
+        <w:r>
+          <w:rPr>
+            <w:lang w:val="zh_TW" w:bidi="zh_TW"/>
+          </w:rPr>
+          <w:rPr>
+            <w:color w:val="0000EE"/>
+            <w:u w:val="single"/>
+          </w:rPr>
+          <w:t>路11:53</w:t>
+        </w:r>
+      </w:hyperlink>
+      <w:r>
+        <w:rPr>
+          <w:lang w:val="zh_TW" w:bidi="zh_TW"/>
+        </w:rPr>
+        <w:t>；</w:t>
+      </w:r>
+      <w:hyperlink r:id="rId85">
+        <w:r>
+          <w:rPr>
+            <w:lang w:val="zh_TW" w:bidi="zh_TW"/>
+          </w:rPr>
+          <w:rPr>
+            <w:color w:val="0000EE"/>
+            <w:u w:val="single"/>
+          </w:rPr>
+          <w:t>約8:3–4</w:t>
+        </w:r>
+      </w:hyperlink>
+      <w:r>
+        <w:rPr>
+          <w:lang w:val="zh_TW" w:bidi="zh_TW"/>
+        </w:rPr>
+        <w:t>）。他們要求耶穌明確表明自己的身份（</w:t>
+      </w:r>
+      <w:hyperlink r:id="rId57">
+        <w:r>
+          <w:rPr>
+            <w:lang w:val="zh_TW" w:bidi="zh_TW"/>
+          </w:rPr>
+          <w:rPr>
+            <w:color w:val="0000EE"/>
+            <w:u w:val="single"/>
+          </w:rPr>
+          <w:t>太12:38</w:t>
+        </w:r>
+      </w:hyperlink>
+      <w:r>
+        <w:rPr>
+          <w:lang w:val="zh_TW" w:bidi="zh_TW"/>
+        </w:rPr>
+        <w:t>），並揭示祂行神蹟的權柄來源（</w:t>
+      </w:r>
+      <w:hyperlink r:id="rId86">
+        <w:r>
+          <w:rPr>
+            <w:lang w:val="zh_TW" w:bidi="zh_TW"/>
+          </w:rPr>
+          <w:rPr>
+            <w:color w:val="0000EE"/>
+            <w:u w:val="single"/>
+          </w:rPr>
+          <w:t>可3:22</w:t>
+        </w:r>
+      </w:hyperlink>
+      <w:r>
+        <w:rPr>
+          <w:lang w:val="zh_TW" w:bidi="zh_TW"/>
+        </w:rPr>
+        <w:t>；</w:t>
+      </w:r>
+      <w:hyperlink r:id="rId87">
+        <w:r>
+          <w:rPr>
+            <w:lang w:val="zh_TW" w:bidi="zh_TW"/>
+          </w:rPr>
+          <w:rPr>
+            <w:color w:val="0000EE"/>
+            <w:u w:val="single"/>
+          </w:rPr>
+          <w:t>路20:1–4</w:t>
+        </w:r>
+      </w:hyperlink>
+      <w:r>
+        <w:rPr>
+          <w:lang w:val="zh_TW" w:bidi="zh_TW"/>
+        </w:rPr>
+        <w:t>）。儘管有少數文士接受耶穌（</w:t>
+      </w:r>
+      <w:hyperlink r:id="rId88">
+        <w:r>
+          <w:rPr>
+            <w:lang w:val="zh_TW" w:bidi="zh_TW"/>
+          </w:rPr>
+          <w:rPr>
+            <w:color w:val="0000EE"/>
+            <w:u w:val="single"/>
+          </w:rPr>
+          <w:t>太8:19</w:t>
+        </w:r>
+      </w:hyperlink>
+      <w:r>
+        <w:rPr>
+          <w:lang w:val="zh_TW" w:bidi="zh_TW"/>
+        </w:rPr>
+        <w:t>，</w:t>
+      </w:r>
+      <w:hyperlink r:id="rId89">
+        <w:r>
+          <w:rPr>
+            <w:lang w:val="zh_TW" w:bidi="zh_TW"/>
+          </w:rPr>
+          <w:rPr>
+            <w:color w:val="0000EE"/>
+            <w:u w:val="single"/>
+          </w:rPr>
+          <w:t>13:52</w:t>
+        </w:r>
+      </w:hyperlink>
+      <w:r>
+        <w:rPr>
+          <w:lang w:val="zh_TW" w:bidi="zh_TW"/>
+        </w:rPr>
+        <w:t>；</w:t>
+      </w:r>
+      <w:hyperlink r:id="rId90">
+        <w:r>
+          <w:rPr>
+            <w:lang w:val="zh_TW" w:bidi="zh_TW"/>
+          </w:rPr>
+          <w:rPr>
+            <w:color w:val="0000EE"/>
+            <w:u w:val="single"/>
+          </w:rPr>
+          <w:t>可12:32</w:t>
+        </w:r>
+      </w:hyperlink>
+      <w:r>
+        <w:rPr>
+          <w:lang w:val="zh_TW" w:bidi="zh_TW"/>
+        </w:rPr>
+        <w:t>；</w:t>
+      </w:r>
+      <w:hyperlink r:id="rId91">
+        <w:r>
+          <w:rPr>
+            <w:lang w:val="zh_TW" w:bidi="zh_TW"/>
+          </w:rPr>
+          <w:rPr>
+            <w:color w:val="0000EE"/>
+            <w:u w:val="single"/>
+          </w:rPr>
+          <w:t>約3:1–2</w:t>
+        </w:r>
+      </w:hyperlink>
+      <w:r>
+        <w:rPr>
+          <w:lang w:val="zh_TW" w:bidi="zh_TW"/>
+        </w:rPr>
+        <w:t>），但大多數文士對耶穌充滿敵意，這也是由於耶穌的聲望日漸高漲，威脅到他們的權威（</w:t>
+      </w:r>
+      <w:hyperlink r:id="rId92">
+        <w:r>
+          <w:rPr>
+            <w:lang w:val="zh_TW" w:bidi="zh_TW"/>
+          </w:rPr>
+          <w:rPr>
+            <w:color w:val="0000EE"/>
+            <w:u w:val="single"/>
+          </w:rPr>
+          <w:t>太7:29</w:t>
+        </w:r>
+      </w:hyperlink>
+      <w:r>
+        <w:rPr>
+          <w:lang w:val="zh_TW" w:bidi="zh_TW"/>
+        </w:rPr>
+        <w:t>），並危及城鎮的安全（</w:t>
+      </w:r>
+      <w:hyperlink r:id="rId93">
+        <w:r>
+          <w:rPr>
+            <w:lang w:val="zh_TW" w:bidi="zh_TW"/>
+          </w:rPr>
+          <w:rPr>
+            <w:color w:val="0000EE"/>
+            <w:u w:val="single"/>
+          </w:rPr>
+          <w:t>太21:15</w:t>
+        </w:r>
+      </w:hyperlink>
+      <w:r>
+        <w:rPr>
+          <w:lang w:val="zh_TW" w:bidi="zh_TW"/>
+        </w:rPr>
+        <w:t>；</w:t>
+      </w:r>
+      <w:hyperlink r:id="rId94">
+        <w:r>
+          <w:rPr>
+            <w:lang w:val="zh_TW" w:bidi="zh_TW"/>
+          </w:rPr>
+          <w:rPr>
+            <w:color w:val="0000EE"/>
+            <w:u w:val="single"/>
+          </w:rPr>
+          <w:t>可11:18</w:t>
+        </w:r>
+      </w:hyperlink>
+      <w:r>
+        <w:rPr>
+          <w:lang w:val="zh_TW" w:bidi="zh_TW"/>
+        </w:rPr>
+        <w:t>）。</w:t>
       </w:r>
     </w:p>
     <w:p>
@@ -1080,54 +2315,18 @@
         <w:rPr>
           <w:lang w:val="zh_TW" w:bidi="zh_TW"/>
         </w:rPr>
-        <w:t>在這些先知群體的活動背後，是神的靈感動他們（</w:t>
-      </w:r>
-      <w:hyperlink r:id="rId39">
-        <w:r>
-          <w:rPr>
-            <w:lang w:val="zh_TW" w:bidi="zh_TW"/>
-          </w:rPr>
-          <w:rPr>
-            <w:color w:val="0000EE"/>
-            <w:u w:val="single"/>
-          </w:rPr>
-          <w:t>撒上10:6、10</w:t>
-        </w:r>
-      </w:hyperlink>
-      <w:r>
-        <w:rPr>
-          <w:lang w:val="zh_TW" w:bidi="zh_TW"/>
-        </w:rPr>
-        <w:t>，</w:t>
-      </w:r>
-      <w:hyperlink r:id="rId40">
-        <w:r>
-          <w:rPr>
-            <w:lang w:val="zh_TW" w:bidi="zh_TW"/>
-          </w:rPr>
-          <w:rPr>
-            <w:color w:val="0000EE"/>
-            <w:u w:val="single"/>
-          </w:rPr>
-          <w:t>19:20、23</w:t>
-        </w:r>
-      </w:hyperlink>
-      <w:r>
-        <w:rPr>
-          <w:lang w:val="zh_TW" w:bidi="zh_TW"/>
-        </w:rPr>
-        <w:t>），神的靈運行在所有先知中，並且他們宣告受神感動的描述，不時會直接記錄下來（比如</w:t>
-      </w:r>
-      <w:hyperlink r:id="rId41">
-        <w:r>
-          <w:rPr>
-            <w:lang w:val="zh_TW" w:bidi="zh_TW"/>
-          </w:rPr>
-          <w:rPr>
-            <w:color w:val="0000EE"/>
-            <w:u w:val="single"/>
-          </w:rPr>
-          <w:t>王上22:24</w:t>
+        <w:t>他們反對耶穌的另一個重要原因是耶穌揭露了他們的假冒為善與腐敗。耶穌公開指責他們追求公眾的認可（</w:t>
+      </w:r>
+      <w:hyperlink r:id="rId95">
+        <w:r>
+          <w:rPr>
+            <w:lang w:val="zh_TW" w:bidi="zh_TW"/>
+          </w:rPr>
+          <w:rPr>
+            <w:color w:val="0000EE"/>
+            <w:u w:val="single"/>
+          </w:rPr>
+          <w:t>太23:5–7</w:t>
         </w:r>
       </w:hyperlink>
       <w:r>
@@ -1136,16 +2335,16 @@
         </w:rPr>
         <w:t>；</w:t>
       </w:r>
-      <w:hyperlink r:id="rId42">
-        <w:r>
-          <w:rPr>
-            <w:lang w:val="zh_TW" w:bidi="zh_TW"/>
-          </w:rPr>
-          <w:rPr>
-            <w:color w:val="0000EE"/>
-            <w:u w:val="single"/>
-          </w:rPr>
-          <w:t>尼9:30</w:t>
+      <w:hyperlink r:id="rId96">
+        <w:r>
+          <w:rPr>
+            <w:lang w:val="zh_TW" w:bidi="zh_TW"/>
+          </w:rPr>
+          <w:rPr>
+            <w:color w:val="0000EE"/>
+            <w:u w:val="single"/>
+          </w:rPr>
+          <w:t>可12:38–39</w:t>
         </w:r>
       </w:hyperlink>
       <w:r>
@@ -1154,16 +2353,34 @@
         </w:rPr>
         <w:t>；</w:t>
       </w:r>
-      <w:hyperlink r:id="rId43">
-        <w:r>
-          <w:rPr>
-            <w:lang w:val="zh_TW" w:bidi="zh_TW"/>
-          </w:rPr>
-          <w:rPr>
-            <w:color w:val="0000EE"/>
-            <w:u w:val="single"/>
-          </w:rPr>
-          <w:t>何9:7</w:t>
+      <w:hyperlink r:id="rId97">
+        <w:r>
+          <w:rPr>
+            <w:lang w:val="zh_TW" w:bidi="zh_TW"/>
+          </w:rPr>
+          <w:rPr>
+            <w:color w:val="0000EE"/>
+            <w:u w:val="single"/>
+          </w:rPr>
+          <w:t>路11:43</w:t>
+        </w:r>
+      </w:hyperlink>
+      <w:r>
+        <w:rPr>
+          <w:lang w:val="zh_TW" w:bidi="zh_TW"/>
+        </w:rPr>
+        <w:t>）。他們外表看似正確和聖潔，內心卻充滿腐敗（</w:t>
+      </w:r>
+      <w:hyperlink r:id="rId98">
+        <w:r>
+          <w:rPr>
+            <w:lang w:val="zh_TW" w:bidi="zh_TW"/>
+          </w:rPr>
+          <w:rPr>
+            <w:color w:val="0000EE"/>
+            <w:u w:val="single"/>
+          </w:rPr>
+          <w:t>太23:25–28</w:t>
         </w:r>
       </w:hyperlink>
       <w:r>
@@ -1172,131 +2389,23 @@
         </w:rPr>
         <w:t>；</w:t>
       </w:r>
-      <w:hyperlink r:id="rId44">
-        <w:r>
-          <w:rPr>
-            <w:lang w:val="zh_TW" w:bidi="zh_TW"/>
-          </w:rPr>
-          <w:rPr>
-            <w:color w:val="0000EE"/>
-            <w:u w:val="single"/>
-          </w:rPr>
-          <w:t>珥2:28–29</w:t>
-        </w:r>
-      </w:hyperlink>
-      <w:r>
-        <w:rPr>
-          <w:lang w:val="zh_TW" w:bidi="zh_TW"/>
-        </w:rPr>
-        <w:t>；</w:t>
-      </w:r>
-      <w:hyperlink r:id="rId45">
-        <w:r>
-          <w:rPr>
-            <w:lang w:val="zh_TW" w:bidi="zh_TW"/>
-          </w:rPr>
-          <w:rPr>
-            <w:color w:val="0000EE"/>
-            <w:u w:val="single"/>
-          </w:rPr>
-          <w:t>彌3:8</w:t>
-        </w:r>
-      </w:hyperlink>
-      <w:r>
-        <w:rPr>
-          <w:lang w:val="zh_TW" w:bidi="zh_TW"/>
-        </w:rPr>
-        <w:t>；參</w:t>
-      </w:r>
-      <w:hyperlink r:id="rId46">
-        <w:r>
-          <w:rPr>
-            <w:lang w:val="zh_TW" w:bidi="zh_TW"/>
-          </w:rPr>
-          <w:rPr>
-            <w:color w:val="0000EE"/>
-            <w:u w:val="single"/>
-          </w:rPr>
-          <w:t>代上12:18</w:t>
-        </w:r>
-      </w:hyperlink>
-      <w:r>
-        <w:rPr>
-          <w:lang w:val="zh_TW" w:bidi="zh_TW"/>
-        </w:rPr>
-        <w:t>；</w:t>
-      </w:r>
-      <w:hyperlink r:id="rId47">
-        <w:r>
-          <w:rPr>
-            <w:lang w:val="zh_TW" w:bidi="zh_TW"/>
-          </w:rPr>
-          <w:rPr>
-            <w:color w:val="0000EE"/>
-            <w:u w:val="single"/>
-          </w:rPr>
-          <w:t>代下15:1</w:t>
-        </w:r>
-      </w:hyperlink>
-      <w:r>
-        <w:rPr>
-          <w:lang w:val="zh_TW" w:bidi="zh_TW"/>
-        </w:rPr>
-        <w:t>，</w:t>
-      </w:r>
-      <w:hyperlink r:id="rId48">
-        <w:r>
-          <w:rPr>
-            <w:lang w:val="zh_TW" w:bidi="zh_TW"/>
-          </w:rPr>
-          <w:rPr>
-            <w:color w:val="0000EE"/>
-            <w:u w:val="single"/>
-          </w:rPr>
-          <w:t>20:14</w:t>
-        </w:r>
-      </w:hyperlink>
-      <w:r>
-        <w:rPr>
-          <w:lang w:val="zh_TW" w:bidi="zh_TW"/>
-        </w:rPr>
-        <w:t>，</w:t>
-      </w:r>
-      <w:hyperlink r:id="rId49">
-        <w:r>
-          <w:rPr>
-            <w:lang w:val="zh_TW" w:bidi="zh_TW"/>
-          </w:rPr>
-          <w:rPr>
-            <w:color w:val="0000EE"/>
-            <w:u w:val="single"/>
-          </w:rPr>
-          <w:t>24:20</w:t>
-        </w:r>
-      </w:hyperlink>
-      <w:r>
-        <w:rPr>
-          <w:lang w:val="zh_TW" w:bidi="zh_TW"/>
-        </w:rPr>
-        <w:t>）。神的靈感動人，無分男女，傳講神的話語（參</w:t>
-      </w:r>
-      <w:hyperlink r:id="rId50">
-        <w:r>
-          <w:rPr>
-            <w:lang w:val="zh_TW" w:bidi="zh_TW"/>
-          </w:rPr>
-          <w:rPr>
-            <w:color w:val="0000EE"/>
-            <w:u w:val="single"/>
-          </w:rPr>
-          <w:t>彼後1:21</w:t>
-        </w:r>
-      </w:hyperlink>
-      <w:r>
-        <w:rPr>
-          <w:lang w:val="zh_TW" w:bidi="zh_TW"/>
-        </w:rPr>
-        <w:t>）。</w:t>
+      <w:hyperlink r:id="rId99">
+        <w:r>
+          <w:rPr>
+            <w:lang w:val="zh_TW" w:bidi="zh_TW"/>
+          </w:rPr>
+          <w:rPr>
+            <w:color w:val="0000EE"/>
+            <w:u w:val="single"/>
+          </w:rPr>
+          <w:t>路11:39–41</w:t>
+        </w:r>
+      </w:hyperlink>
+      <w:r>
+        <w:rPr>
+          <w:lang w:val="zh_TW" w:bidi="zh_TW"/>
+        </w:rPr>
+        <w:t>）。換句話說，他們看似遵守所有的規則，但卻缺乏真誠。</w:t>
       </w:r>
     </w:p>
     <w:p>
@@ -1310,108 +2419,133 @@
         <w:rPr>
           <w:lang w:val="zh_TW" w:bidi="zh_TW"/>
         </w:rPr>
-        <w:t>耶利米說，神的手</w:t>
-      </w:r>
-      <w:r>
-        <w:rPr>
-          <w:lang w:val="zh_TW" w:bidi="zh_TW"/>
-        </w:rPr>
-        <w:t>按他的口</w:t>
-      </w:r>
-      <w:r>
-        <w:rPr>
-          <w:lang w:val="zh_TW" w:bidi="zh_TW"/>
-        </w:rPr>
-        <w:t>，將神的話放在他的口中（</w:t>
-      </w:r>
-      <w:hyperlink r:id="rId51">
-        <w:r>
-          <w:rPr>
-            <w:lang w:val="zh_TW" w:bidi="zh_TW"/>
-          </w:rPr>
-          <w:rPr>
-            <w:color w:val="0000EE"/>
-            <w:u w:val="single"/>
-          </w:rPr>
-          <w:t>耶1:9</w:t>
-        </w:r>
-      </w:hyperlink>
-      <w:r>
-        <w:rPr>
-          <w:lang w:val="zh_TW" w:bidi="zh_TW"/>
-        </w:rPr>
-        <w:t>）；以西結記錄他如何吃下書卷，藉此領受耶和華所寫的話語，能夠說出耶和華稱為「我的話」的內容（</w:t>
-      </w:r>
-      <w:hyperlink r:id="rId52">
-        <w:r>
-          <w:rPr>
-            <w:lang w:val="zh_TW" w:bidi="zh_TW"/>
-          </w:rPr>
-          <w:rPr>
-            <w:color w:val="0000EE"/>
-            <w:u w:val="single"/>
-          </w:rPr>
-          <w:t>結2:7–4:4</w:t>
-        </w:r>
-      </w:hyperlink>
-      <w:r>
-        <w:rPr>
-          <w:lang w:val="zh_TW" w:bidi="zh_TW"/>
-        </w:rPr>
-        <w:t>）。這個神跡亦簡述在阿摩司書的開頭（</w:t>
-      </w:r>
-      <w:hyperlink r:id="rId53">
-        <w:r>
-          <w:rPr>
-            <w:lang w:val="zh_TW" w:bidi="zh_TW"/>
-          </w:rPr>
-          <w:rPr>
-            <w:color w:val="0000EE"/>
-            <w:u w:val="single"/>
-          </w:rPr>
-          <w:t>1:1、3</w:t>
-        </w:r>
-      </w:hyperlink>
-      <w:r>
-        <w:rPr>
-          <w:lang w:val="zh_TW" w:bidi="zh_TW"/>
-        </w:rPr>
-        <w:t>）：「</w:t>
-      </w:r>
-      <w:r>
-        <w:rPr>
-          <w:lang w:val="zh_TW" w:bidi="zh_TW"/>
-        </w:rPr>
-        <w:t>阿摩司得默示</w:t>
-      </w:r>
-      <w:r>
-        <w:rPr>
-          <w:lang w:val="zh_TW" w:bidi="zh_TW"/>
-        </w:rPr>
-        <w:t>……</w:t>
-      </w:r>
-      <w:r>
-        <w:rPr>
-          <w:lang w:val="zh_TW" w:bidi="zh_TW"/>
-        </w:rPr>
-        <w:t>耶和華如此說……</w:t>
-      </w:r>
-      <w:r>
-        <w:rPr>
-          <w:lang w:val="zh_TW" w:bidi="zh_TW"/>
-        </w:rPr>
-        <w:t>」雖然這些話確實是阿摩司的話，但也是耶和華的話。</w:t>
-      </w:r>
-    </w:p>
-    <w:p>
-      <w:pPr>
-        <w:pStyle w:val="Heading3"/>
-      </w:pPr>
-      <w:r>
-        <w:rPr>
-          <w:lang w:val="zh_TW" w:bidi="zh_TW"/>
-        </w:rPr>
-        <w:t>真假先知</w:t>
+        <w:t>耶穌也攻擊文士所教導的口傳猶太律法的原則，稱這律法是「重擔」，連文士自己都不遵守（</w:t>
+      </w:r>
+      <w:hyperlink r:id="rId100">
+        <w:r>
+          <w:rPr>
+            <w:lang w:val="zh_TW" w:bidi="zh_TW"/>
+          </w:rPr>
+          <w:rPr>
+            <w:color w:val="0000EE"/>
+            <w:u w:val="single"/>
+          </w:rPr>
+          <w:t>太23:2–4、13–22</w:t>
+        </w:r>
+      </w:hyperlink>
+      <w:r>
+        <w:rPr>
+          <w:lang w:val="zh_TW" w:bidi="zh_TW"/>
+        </w:rPr>
+        <w:t>；</w:t>
+      </w:r>
+      <w:hyperlink r:id="rId101">
+        <w:r>
+          <w:rPr>
+            <w:lang w:val="zh_TW" w:bidi="zh_TW"/>
+          </w:rPr>
+          <w:rPr>
+            <w:color w:val="0000EE"/>
+            <w:u w:val="single"/>
+          </w:rPr>
+          <w:t>路11:46</w:t>
+        </w:r>
+      </w:hyperlink>
+      <w:r>
+        <w:rPr>
+          <w:lang w:val="zh_TW" w:bidi="zh_TW"/>
+        </w:rPr>
+        <w:t>）。他們強調律法的細節，卻忽視了更重要的公義、憐憫和信實（</w:t>
+      </w:r>
+      <w:hyperlink r:id="rId102">
+        <w:r>
+          <w:rPr>
+            <w:lang w:val="zh_TW" w:bidi="zh_TW"/>
+          </w:rPr>
+          <w:rPr>
+            <w:color w:val="0000EE"/>
+            <w:u w:val="single"/>
+          </w:rPr>
+          <w:t>太23:23–24</w:t>
+        </w:r>
+      </w:hyperlink>
+      <w:r>
+        <w:rPr>
+          <w:lang w:val="zh_TW" w:bidi="zh_TW"/>
+        </w:rPr>
+        <w:t>；</w:t>
+      </w:r>
+      <w:hyperlink r:id="rId103">
+        <w:r>
+          <w:rPr>
+            <w:lang w:val="zh_TW" w:bidi="zh_TW"/>
+          </w:rPr>
+          <w:rPr>
+            <w:color w:val="0000EE"/>
+            <w:u w:val="single"/>
+          </w:rPr>
+          <w:t>可12:40</w:t>
+        </w:r>
+      </w:hyperlink>
+      <w:r>
+        <w:rPr>
+          <w:lang w:val="zh_TW" w:bidi="zh_TW"/>
+        </w:rPr>
+        <w:t>；</w:t>
+      </w:r>
+      <w:hyperlink r:id="rId104">
+        <w:r>
+          <w:rPr>
+            <w:lang w:val="zh_TW" w:bidi="zh_TW"/>
+          </w:rPr>
+          <w:rPr>
+            <w:color w:val="0000EE"/>
+            <w:u w:val="single"/>
+          </w:rPr>
+          <w:t>路11:42</w:t>
+        </w:r>
+      </w:hyperlink>
+      <w:r>
+        <w:rPr>
+          <w:lang w:val="zh_TW" w:bidi="zh_TW"/>
+        </w:rPr>
+        <w:t>）。他們自視為舊約先知的後裔，但耶穌告訴他們，如果他們活在先知的時代，他們也會殺害那些先知（</w:t>
+      </w:r>
+      <w:hyperlink r:id="rId105">
+        <w:r>
+          <w:rPr>
+            <w:lang w:val="zh_TW" w:bidi="zh_TW"/>
+          </w:rPr>
+          <w:rPr>
+            <w:color w:val="0000EE"/>
+            <w:u w:val="single"/>
+          </w:rPr>
+          <w:t>太23:29–36</w:t>
+        </w:r>
+      </w:hyperlink>
+      <w:r>
+        <w:rPr>
+          <w:lang w:val="zh_TW" w:bidi="zh_TW"/>
+        </w:rPr>
+        <w:t>；</w:t>
+      </w:r>
+      <w:hyperlink r:id="rId106">
+        <w:r>
+          <w:rPr>
+            <w:lang w:val="zh_TW" w:bidi="zh_TW"/>
+          </w:rPr>
+          <w:rPr>
+            <w:color w:val="0000EE"/>
+            <w:u w:val="single"/>
+          </w:rPr>
+          <w:t>路20:9–19</w:t>
+        </w:r>
+      </w:hyperlink>
+      <w:r>
+        <w:rPr>
+          <w:lang w:val="zh_TW" w:bidi="zh_TW"/>
+        </w:rPr>
+        <w:t>）。</w:t>
       </w:r>
     </w:p>
     <w:p>
@@ -1425,97 +2559,133 @@
         <w:rPr>
           <w:lang w:val="zh_TW" w:bidi="zh_TW"/>
         </w:rPr>
-        <w:t>假先知可以透過三個檢驗，與真先知區分開來。第一個是教義上的檢驗。在</w:t>
-      </w:r>
-      <w:hyperlink r:id="rId54">
-        <w:r>
-          <w:rPr>
-            <w:lang w:val="zh_TW" w:bidi="zh_TW"/>
-          </w:rPr>
-          <w:rPr>
-            <w:color w:val="0000EE"/>
-            <w:u w:val="single"/>
-          </w:rPr>
-          <w:t>申命記十三章</w:t>
-        </w:r>
-      </w:hyperlink>
-      <w:r>
-        <w:rPr>
-          <w:lang w:val="zh_TW" w:bidi="zh_TW"/>
-        </w:rPr>
-        <w:t>中，假先知的動機是要使人們遠離曾在出埃及事件中啟示自己的神（</w:t>
-      </w:r>
-      <w:hyperlink r:id="rId55">
-        <w:r>
-          <w:rPr>
-            <w:lang w:val="zh_TW" w:bidi="zh_TW"/>
-          </w:rPr>
-          <w:rPr>
-            <w:color w:val="0000EE"/>
-            <w:u w:val="single"/>
-          </w:rPr>
-          <w:t>申13:2、5–7、10</w:t>
-        </w:r>
-      </w:hyperlink>
-      <w:r>
-        <w:rPr>
-          <w:lang w:val="zh_TW" w:bidi="zh_TW"/>
-        </w:rPr>
-        <w:t>）。儘管假先知的話可能有明顯的神蹟奇事支持（</w:t>
-      </w:r>
-      <w:hyperlink r:id="rId56">
-        <w:r>
-          <w:rPr>
-            <w:lang w:val="zh_TW" w:bidi="zh_TW"/>
-          </w:rPr>
-          <w:rPr>
-            <w:color w:val="0000EE"/>
-            <w:u w:val="single"/>
-          </w:rPr>
-          <w:t>1–2節</w:t>
-        </w:r>
-      </w:hyperlink>
-      <w:r>
-        <w:rPr>
-          <w:lang w:val="zh_TW" w:bidi="zh_TW"/>
-        </w:rPr>
-        <w:t>），但人們仍應拒絕他們——不僅因為他們引入新奇事物（</w:t>
-      </w:r>
-      <w:hyperlink r:id="rId57">
-        <w:r>
-          <w:rPr>
-            <w:lang w:val="zh_TW" w:bidi="zh_TW"/>
-          </w:rPr>
-          <w:rPr>
-            <w:color w:val="0000EE"/>
-            <w:u w:val="single"/>
-          </w:rPr>
-          <w:t>2、6節</w:t>
-        </w:r>
-      </w:hyperlink>
-      <w:r>
-        <w:rPr>
-          <w:lang w:val="zh_TW" w:bidi="zh_TW"/>
-        </w:rPr>
-        <w:t>），也因為這種新奇事物與耶和華在出埃及時的啟示矛盾（</w:t>
-      </w:r>
-      <w:hyperlink r:id="rId58">
-        <w:r>
-          <w:rPr>
-            <w:lang w:val="zh_TW" w:bidi="zh_TW"/>
-          </w:rPr>
-          <w:rPr>
-            <w:color w:val="0000EE"/>
-            <w:u w:val="single"/>
-          </w:rPr>
-          <w:t>5、10節</w:t>
-        </w:r>
-      </w:hyperlink>
-      <w:r>
-        <w:rPr>
-          <w:lang w:val="zh_TW" w:bidi="zh_TW"/>
-        </w:rPr>
-        <w:t>）。因此，第一個檢驗是教義上的，要求神的子民具備真理的知識，從而能夠通過比較，識別錯誤。</w:t>
+        <w:t>因此，文士急於逮捕耶穌並不令人驚訝（</w:t>
+      </w:r>
+      <w:hyperlink r:id="rId107">
+        <w:r>
+          <w:rPr>
+            <w:lang w:val="zh_TW" w:bidi="zh_TW"/>
+          </w:rPr>
+          <w:rPr>
+            <w:color w:val="0000EE"/>
+            <w:u w:val="single"/>
+          </w:rPr>
+          <w:t>可14:1</w:t>
+        </w:r>
+      </w:hyperlink>
+      <w:r>
+        <w:rPr>
+          <w:lang w:val="zh_TW" w:bidi="zh_TW"/>
+        </w:rPr>
+        <w:t>；</w:t>
+      </w:r>
+      <w:hyperlink r:id="rId84">
+        <w:r>
+          <w:rPr>
+            <w:lang w:val="zh_TW" w:bidi="zh_TW"/>
+          </w:rPr>
+          <w:rPr>
+            <w:color w:val="0000EE"/>
+            <w:u w:val="single"/>
+          </w:rPr>
+          <w:t>路11:53</w:t>
+        </w:r>
+      </w:hyperlink>
+      <w:r>
+        <w:rPr>
+          <w:lang w:val="zh_TW" w:bidi="zh_TW"/>
+        </w:rPr>
+        <w:t>）。耶穌對猶太律法的解釋，威脅到了他們在社會中的地位和權柄。文士與他們的對手（猶太祭司）聯手策劃逮捕耶穌（</w:t>
+      </w:r>
+      <w:hyperlink r:id="rId108">
+        <w:r>
+          <w:rPr>
+            <w:lang w:val="zh_TW" w:bidi="zh_TW"/>
+          </w:rPr>
+          <w:rPr>
+            <w:color w:val="0000EE"/>
+            <w:u w:val="single"/>
+          </w:rPr>
+          <w:t>可14:43</w:t>
+        </w:r>
+      </w:hyperlink>
+      <w:r>
+        <w:rPr>
+          <w:lang w:val="zh_TW" w:bidi="zh_TW"/>
+        </w:rPr>
+        <w:t>）。當耶穌在他們和公會其他成員面前受審時，他們參與構建了一個足以判耶穌死刑的罪名（</w:t>
+      </w:r>
+      <w:hyperlink r:id="rId109">
+        <w:r>
+          <w:rPr>
+            <w:lang w:val="zh_TW" w:bidi="zh_TW"/>
+          </w:rPr>
+          <w:rPr>
+            <w:color w:val="0000EE"/>
+            <w:u w:val="single"/>
+          </w:rPr>
+          <w:t>太26:57–66</w:t>
+        </w:r>
+      </w:hyperlink>
+      <w:r>
+        <w:rPr>
+          <w:lang w:val="zh_TW" w:bidi="zh_TW"/>
+        </w:rPr>
+        <w:t>）。當耶穌被帶到希律面前時，他們與其他人一起極力指控耶穌（</w:t>
+      </w:r>
+      <w:hyperlink r:id="rId110">
+        <w:r>
+          <w:rPr>
+            <w:lang w:val="zh_TW" w:bidi="zh_TW"/>
+          </w:rPr>
+          <w:rPr>
+            <w:color w:val="0000EE"/>
+            <w:u w:val="single"/>
+          </w:rPr>
+          <w:t>路23:10</w:t>
+        </w:r>
+      </w:hyperlink>
+      <w:r>
+        <w:rPr>
+          <w:lang w:val="zh_TW" w:bidi="zh_TW"/>
+        </w:rPr>
+        <w:t>）。最終，他們與公會的其他成員一起戲弄在十字架上的耶穌（</w:t>
+      </w:r>
+      <w:hyperlink r:id="rId111">
+        <w:r>
+          <w:rPr>
+            <w:lang w:val="zh_TW" w:bidi="zh_TW"/>
+          </w:rPr>
+          <w:rPr>
+            <w:color w:val="0000EE"/>
+            <w:u w:val="single"/>
+          </w:rPr>
+          <w:t>太27:41–43</w:t>
+        </w:r>
+      </w:hyperlink>
+      <w:r>
+        <w:rPr>
+          <w:lang w:val="zh_TW" w:bidi="zh_TW"/>
+        </w:rPr>
+        <w:t>）。在公元70年耶路撒冷被毀之前，文士繼續與公會合作，反對早期的基督教會。他們還促使司提反的殉道（</w:t>
+      </w:r>
+      <w:hyperlink r:id="rId112">
+        <w:r>
+          <w:rPr>
+            <w:lang w:val="zh_TW" w:bidi="zh_TW"/>
+          </w:rPr>
+          <w:rPr>
+            <w:color w:val="0000EE"/>
+            <w:u w:val="single"/>
+          </w:rPr>
+          <w:t>徒6:12–14</w:t>
+        </w:r>
+      </w:hyperlink>
+      <w:r>
+        <w:rPr>
+          <w:lang w:val="zh_TW" w:bidi="zh_TW"/>
+        </w:rPr>
+        <w:t>）。</w:t>
       </w:r>
     </w:p>
     <w:p>
@@ -1527,726 +2697,40 @@
       </w:r>
       <w:r>
         <w:rPr>
-          <w:lang w:val="zh_TW" w:bidi="zh_TW"/>
-        </w:rPr>
-        <w:t>第二個檢驗是實際的，需要耐心。正如</w:t>
-      </w:r>
-      <w:hyperlink r:id="rId59">
-        <w:r>
-          <w:rPr>
-            <w:lang w:val="zh_TW" w:bidi="zh_TW"/>
-          </w:rPr>
-          <w:rPr>
-            <w:color w:val="0000EE"/>
-            <w:u w:val="single"/>
-          </w:rPr>
-          <w:t>申命記十八章21至22節</w:t>
-        </w:r>
-      </w:hyperlink>
-      <w:r>
-        <w:rPr>
-          <w:lang w:val="zh_TW" w:bidi="zh_TW"/>
-        </w:rPr>
-        <w:t>所述：耶和華的話總是會應驗的。這需要耐心，因為如</w:t>
-      </w:r>
-      <w:hyperlink r:id="rId56">
-        <w:r>
-          <w:rPr>
-            <w:lang w:val="zh_TW" w:bidi="zh_TW"/>
-          </w:rPr>
-          <w:rPr>
-            <w:color w:val="0000EE"/>
-            <w:u w:val="single"/>
-          </w:rPr>
-          <w:t>申命記十三章1至2節</w:t>
-        </w:r>
-      </w:hyperlink>
-      <w:r>
-        <w:rPr>
-          <w:lang w:val="zh_TW" w:bidi="zh_TW"/>
-        </w:rPr>
-        <w:t>所示，虛假的話語可能會有表面的屬靈證據支持。</w:t>
-      </w:r>
-      <w:hyperlink r:id="rId59">
-        <w:r>
-          <w:rPr>
-            <w:lang w:val="zh_TW" w:bidi="zh_TW"/>
-          </w:rPr>
-          <w:rPr>
-            <w:color w:val="0000EE"/>
-            <w:u w:val="single"/>
-          </w:rPr>
-          <w:t>申命記十八章21至22節</w:t>
-        </w:r>
-      </w:hyperlink>
-      <w:r>
-        <w:rPr>
-          <w:lang w:val="zh_TW" w:bidi="zh_TW"/>
-        </w:rPr>
-        <w:t>的呼籲是呼籲人們保持耐心。如對預言的真假有所懷疑，就應等待應驗的事件發生。</w:t>
-      </w:r>
-    </w:p>
-    <w:p>
-      <w:pPr/>
-      <w:r>
-        <w:rPr>
-          <w:lang w:val="zh_TW" w:bidi="zh_TW"/>
-        </w:rPr>
-      </w:r>
-      <w:r>
-        <w:rPr>
-          <w:lang w:val="zh_TW" w:bidi="zh_TW"/>
-        </w:rPr>
-        <w:t>第三個檢驗是道德上的，要求先知有警惕和明辨能力。在所有先知中，以耶利米的心最受假先知的影響，他也一直不斷思考這個問題（</w:t>
-      </w:r>
-      <w:hyperlink r:id="rId60">
-        <w:r>
-          <w:rPr>
-            <w:lang w:val="zh_TW" w:bidi="zh_TW"/>
-          </w:rPr>
-          <w:rPr>
-            <w:color w:val="0000EE"/>
-            <w:u w:val="single"/>
-          </w:rPr>
-          <w:t>耶23:9–40</w:t>
-        </w:r>
-      </w:hyperlink>
-      <w:r>
-        <w:rPr>
-          <w:lang w:val="zh_TW" w:bidi="zh_TW"/>
-        </w:rPr>
-        <w:t>）。他的回答既引人注目又具挑戰性：人們會看到假先知生活不潔（</w:t>
-      </w:r>
-      <w:hyperlink r:id="rId61">
-        <w:r>
-          <w:rPr>
-            <w:lang w:val="zh_TW" w:bidi="zh_TW"/>
-          </w:rPr>
-          <w:rPr>
-            <w:color w:val="0000EE"/>
-            <w:u w:val="single"/>
-          </w:rPr>
-          <w:t>11–14節</w:t>
-        </w:r>
-      </w:hyperlink>
-      <w:r>
-        <w:rPr>
-          <w:lang w:val="zh_TW" w:bidi="zh_TW"/>
-        </w:rPr>
-        <w:t>），他們的信息沒有任何道德譴責，反而鼓勵人們行在他們的罪中（</w:t>
-      </w:r>
-      <w:hyperlink r:id="rId62">
-        <w:r>
-          <w:rPr>
-            <w:lang w:val="zh_TW" w:bidi="zh_TW"/>
-          </w:rPr>
-          <w:rPr>
-            <w:color w:val="0000EE"/>
-            <w:u w:val="single"/>
-          </w:rPr>
-          <w:t>16–22節</w:t>
-        </w:r>
-      </w:hyperlink>
-      <w:r>
-        <w:rPr>
-          <w:lang w:val="zh_TW" w:bidi="zh_TW"/>
-        </w:rPr>
-        <w:t>）。</w:t>
-      </w:r>
-    </w:p>
-    <w:p>
-      <w:pPr>
-        <w:pStyle w:val="Heading3"/>
-      </w:pPr>
-      <w:r>
-        <w:rPr>
-          <w:lang w:val="zh_TW" w:bidi="zh_TW"/>
-        </w:rPr>
-        <w:t>先知的作用</w:t>
-      </w:r>
-    </w:p>
-    <w:p>
-      <w:pPr/>
-      <w:r>
-        <w:rPr>
-          <w:lang w:val="zh_TW" w:bidi="zh_TW"/>
-        </w:rPr>
-      </w:r>
-      <w:r>
-        <w:rPr>
-          <w:lang w:val="zh_TW" w:bidi="zh_TW"/>
-        </w:rPr>
-        <w:t>人們有時說先知不是「預言者」，而是「宣講者」。然而，就舊約而言，先知透過預言（預告神將要做的事）來宣講（宣告關於神的真理）。預言在舊約中既不是偶然的，也不是邊緣的活動；它是先知進行工作的方式。</w:t>
-      </w:r>
-      <w:hyperlink r:id="rId63">
-        <w:r>
-          <w:rPr>
-            <w:lang w:val="zh_TW" w:bidi="zh_TW"/>
-          </w:rPr>
-          <w:rPr>
-            <w:color w:val="0000EE"/>
-            <w:u w:val="single"/>
-          </w:rPr>
-          <w:t>申命記十八章9至15節</w:t>
-        </w:r>
-      </w:hyperlink>
-      <w:r>
-        <w:rPr>
-          <w:lang w:val="zh_TW" w:bidi="zh_TW"/>
-        </w:rPr>
-        <w:t>解釋先知在以色列的角色，經文表示，周圍的國家透過各種占卜方式來窺測未來（</w:t>
-      </w:r>
-      <w:hyperlink r:id="rId64">
-        <w:r>
-          <w:rPr>
-            <w:lang w:val="zh_TW" w:bidi="zh_TW"/>
-          </w:rPr>
-          <w:rPr>
-            <w:color w:val="0000EE"/>
-            <w:u w:val="single"/>
-          </w:rPr>
-          <w:t>10–11節</w:t>
-        </w:r>
-      </w:hyperlink>
-      <w:r>
-        <w:rPr>
-          <w:lang w:val="zh_TW" w:bidi="zh_TW"/>
-        </w:rPr>
-        <w:t>）；這些事情在耶和華眼中看為可憎，因此在以色列中明令禁止（</w:t>
-      </w:r>
-      <w:hyperlink r:id="rId65">
-        <w:r>
-          <w:rPr>
-            <w:lang w:val="zh_TW" w:bidi="zh_TW"/>
-          </w:rPr>
-          <w:rPr>
-            <w:color w:val="0000EE"/>
-            <w:u w:val="single"/>
-          </w:rPr>
-          <w:t>12節</w:t>
-        </w:r>
-      </w:hyperlink>
-      <w:r>
-        <w:rPr>
-          <w:lang w:val="zh_TW" w:bidi="zh_TW"/>
-        </w:rPr>
-        <w:t>）。以色列的獨特性在於，其他民族通過占卜者預測未來，而耶和華則賜給以色列一位先知（</w:t>
-      </w:r>
-      <w:hyperlink r:id="rId66">
-        <w:r>
-          <w:rPr>
-            <w:lang w:val="zh_TW" w:bidi="zh_TW"/>
-          </w:rPr>
-          <w:rPr>
-            <w:color w:val="0000EE"/>
-            <w:u w:val="single"/>
-          </w:rPr>
-          <w:t>13–15節</w:t>
-        </w:r>
-      </w:hyperlink>
-      <w:r>
-        <w:rPr>
-          <w:lang w:val="zh_TW" w:bidi="zh_TW"/>
-        </w:rPr>
-        <w:t>）。以利沙（</w:t>
-      </w:r>
-      <w:hyperlink r:id="rId67">
-        <w:r>
-          <w:rPr>
-            <w:lang w:val="zh_TW" w:bidi="zh_TW"/>
-          </w:rPr>
-          <w:rPr>
-            <w:color w:val="0000EE"/>
-            <w:u w:val="single"/>
-          </w:rPr>
-          <w:t>王下4:27</w:t>
-        </w:r>
-      </w:hyperlink>
-      <w:r>
-        <w:rPr>
-          <w:lang w:val="zh_TW" w:bidi="zh_TW"/>
-        </w:rPr>
-        <w:t>）因為神沒有告知，而感到驚訝；阿摩司教導說，「預先得知」是先知與神的團契的特權（</w:t>
-      </w:r>
-      <w:hyperlink r:id="rId68">
-        <w:r>
-          <w:rPr>
-            <w:lang w:val="zh_TW" w:bidi="zh_TW"/>
-          </w:rPr>
-          <w:rPr>
-            <w:color w:val="0000EE"/>
-            <w:u w:val="single"/>
-          </w:rPr>
-          <w:t>摩3:7</w:t>
-        </w:r>
-      </w:hyperlink>
-      <w:r>
-        <w:rPr>
-          <w:lang w:val="zh_TW" w:bidi="zh_TW"/>
-        </w:rPr>
-        <w:t>）。不過以色列的預言，與其他國家的預測完全不同，因為預言絕不只是對未來的好奇。</w:t>
-      </w:r>
-    </w:p>
-    <w:p>
-      <w:pPr/>
-      <w:r>
-        <w:rPr>
-          <w:lang w:val="zh_TW" w:bidi="zh_TW"/>
-        </w:rPr>
-      </w:r>
-      <w:r>
-        <w:rPr>
-          <w:lang w:val="zh_TW" w:bidi="zh_TW"/>
-        </w:rPr>
-        <w:t>首先，聖經的預言是從當下的需求而來。在</w:t>
-      </w:r>
-      <w:hyperlink r:id="rId69">
-        <w:r>
-          <w:rPr>
-            <w:lang w:val="zh_TW" w:bidi="zh_TW"/>
-          </w:rPr>
-          <w:rPr>
-            <w:color w:val="0000EE"/>
-            <w:u w:val="single"/>
-          </w:rPr>
-          <w:t>以賽亞書三十九章</w:t>
-        </w:r>
-      </w:hyperlink>
-      <w:r>
-        <w:rPr>
-          <w:lang w:val="zh_TW" w:bidi="zh_TW"/>
-        </w:rPr>
-        <w:t>中，希西家不忠於神，依賴與巴比倫的軍事協議來獲得安全，促使以賽亞書宣告未來巴比倫的擄掠。以賽亞並不是憑空捏造出「巴比倫」這個名字；而是他被召服事時，在情境中獲賜的。</w:t>
-      </w:r>
-    </w:p>
-    <w:p>
-      <w:pPr/>
-      <w:r>
-        <w:rPr>
-          <w:lang w:val="zh_TW" w:bidi="zh_TW"/>
-        </w:rPr>
-      </w:r>
-      <w:r>
-        <w:rPr>
-          <w:lang w:val="zh_TW" w:bidi="zh_TW"/>
-        </w:rPr>
-        <w:t>其次，預言旨在提供未來的知識，目的是帶來當下的道德改變。先知關於的道德勸誡，可以從耶和華即將做的事情找到解釋（比如</w:t>
-      </w:r>
-      <w:hyperlink r:id="rId70">
-        <w:r>
-          <w:rPr>
-            <w:lang w:val="zh_TW" w:bidi="zh_TW"/>
-          </w:rPr>
-          <w:rPr>
-            <w:color w:val="0000EE"/>
-            <w:u w:val="single"/>
-          </w:rPr>
-          <w:t>賽31:6–7</w:t>
-        </w:r>
-      </w:hyperlink>
+          <w:i/>
+          <w:lang w:val="zh_TW" w:bidi="zh_TW"/>
+        </w:rPr>
+        <w:t>另見</w:t>
+      </w:r>
+      <w:r>
+        <w:rPr>
+          <w:lang w:val="zh_TW" w:bidi="zh_TW"/>
+        </w:rPr>
+        <w:t xml:space="preserve"> </w:t>
+      </w:r>
+      <w:r>
+        <w:rPr>
+          <w:lang w:val="zh_TW" w:bidi="zh_TW"/>
+        </w:rPr>
+        <w:t>猶太教；</w:t>
+      </w:r>
+      <w:r>
+        <w:rPr>
+          <w:lang w:val="zh_TW" w:bidi="zh_TW"/>
+        </w:rPr>
+        <w:t>法利賽人</w:t>
+      </w:r>
       <w:r>
         <w:rPr>
           <w:lang w:val="zh_TW" w:bidi="zh_TW"/>
         </w:rPr>
         <w:t>；</w:t>
       </w:r>
-      <w:hyperlink r:id="rId71">
-        <w:r>
-          <w:rPr>
-            <w:lang w:val="zh_TW" w:bidi="zh_TW"/>
-          </w:rPr>
-          <w:rPr>
-            <w:color w:val="0000EE"/>
-            <w:u w:val="single"/>
-          </w:rPr>
-          <w:t>摩5:6</w:t>
-        </w:r>
-      </w:hyperlink>
-      <w:r>
-        <w:rPr>
-          <w:lang w:val="zh_TW" w:bidi="zh_TW"/>
-        </w:rPr>
-        <w:t>）。</w:t>
-      </w:r>
-    </w:p>
-    <w:p>
-      <w:pPr/>
-      <w:r>
-        <w:rPr>
-          <w:lang w:val="zh_TW" w:bidi="zh_TW"/>
-        </w:rPr>
-      </w:r>
-      <w:r>
-        <w:rPr>
-          <w:lang w:val="zh_TW" w:bidi="zh_TW"/>
-        </w:rPr>
-        <w:t>第三，預言的事件進程，旨在穩定真信徒在黑暗時期的信心。比如，以賽亞書中的幾處經文（</w:t>
-      </w:r>
-      <w:hyperlink r:id="rId72">
-        <w:r>
-          <w:rPr>
-            <w:lang w:val="zh_TW" w:bidi="zh_TW"/>
-          </w:rPr>
-          <w:rPr>
-            <w:color w:val="0000EE"/>
-            <w:u w:val="single"/>
-          </w:rPr>
-          <w:t>賽9:1–7</w:t>
-        </w:r>
-      </w:hyperlink>
-      <w:r>
-        <w:rPr>
-          <w:lang w:val="zh_TW" w:bidi="zh_TW"/>
-        </w:rPr>
-        <w:t>，</w:t>
-      </w:r>
-      <w:hyperlink r:id="rId73">
-        <w:r>
-          <w:rPr>
-            <w:lang w:val="zh_TW" w:bidi="zh_TW"/>
-          </w:rPr>
-          <w:rPr>
-            <w:color w:val="0000EE"/>
-            <w:u w:val="single"/>
-          </w:rPr>
-          <w:t>11:1–16</w:t>
-        </w:r>
-      </w:hyperlink>
-      <w:r>
-        <w:rPr>
-          <w:lang w:val="zh_TW" w:bidi="zh_TW"/>
-        </w:rPr>
-        <w:t>，</w:t>
-      </w:r>
-      <w:hyperlink r:id="rId74">
-        <w:r>
-          <w:rPr>
-            <w:lang w:val="zh_TW" w:bidi="zh_TW"/>
-          </w:rPr>
-          <w:rPr>
-            <w:color w:val="0000EE"/>
-            <w:u w:val="single"/>
-          </w:rPr>
-          <w:t>40:1–3</w:t>
-        </w:r>
-      </w:hyperlink>
-      <w:r>
-        <w:rPr>
-          <w:lang w:val="zh_TW" w:bidi="zh_TW"/>
-        </w:rPr>
-        <w:t>），能將目光從緊接的悲慘悲劇，提升到即將來臨的榮耀。</w:t>
-      </w:r>
-    </w:p>
-    <w:p>
-      <w:pPr>
-        <w:pStyle w:val="Heading3"/>
-      </w:pPr>
-      <w:r>
-        <w:rPr>
-          <w:lang w:val="zh_TW" w:bidi="zh_TW"/>
-        </w:rPr>
-        <w:t>傳講的方式</w:t>
-      </w:r>
-    </w:p>
-    <w:p>
-      <w:pPr/>
-      <w:r>
-        <w:rPr>
-          <w:lang w:val="zh_TW" w:bidi="zh_TW"/>
-        </w:rPr>
-      </w:r>
-      <w:r>
-        <w:rPr>
-          <w:lang w:val="zh_TW" w:bidi="zh_TW"/>
-        </w:rPr>
-        <w:t>在預言中，先知是在宣告——他們在傳揚神的奇妙作為（參</w:t>
-      </w:r>
-      <w:hyperlink r:id="rId75">
-        <w:r>
-          <w:rPr>
-            <w:lang w:val="zh_TW" w:bidi="zh_TW"/>
-          </w:rPr>
-          <w:rPr>
-            <w:color w:val="0000EE"/>
-            <w:u w:val="single"/>
-          </w:rPr>
-          <w:t>徒2:11、17</w:t>
-        </w:r>
-      </w:hyperlink>
-      <w:r>
-        <w:rPr>
-          <w:lang w:val="zh_TW" w:bidi="zh_TW"/>
-        </w:rPr>
-        <w:t>中預言的定義）。大多數情況下，這種宣告是通過言語直接傳達。先知是傳講話語的人。他們的話語就像神差遣的使者（</w:t>
-      </w:r>
-      <w:hyperlink r:id="rId76">
-        <w:r>
-          <w:rPr>
-            <w:lang w:val="zh_TW" w:bidi="zh_TW"/>
-          </w:rPr>
-          <w:rPr>
-            <w:color w:val="0000EE"/>
-            <w:u w:val="single"/>
-          </w:rPr>
-          <w:t>賽55:11</w:t>
-        </w:r>
-      </w:hyperlink>
-      <w:r>
-        <w:rPr>
-          <w:lang w:val="zh_TW" w:bidi="zh_TW"/>
-        </w:rPr>
-        <w:t>），具有</w:t>
-      </w:r>
-      <w:hyperlink r:id="rId77">
-        <w:r>
-          <w:rPr>
-            <w:lang w:val="zh_TW" w:bidi="zh_TW"/>
-          </w:rPr>
-          <w:rPr>
-            <w:color w:val="0000EE"/>
-            <w:u w:val="single"/>
-          </w:rPr>
-          <w:t>創世記一章3節</w:t>
-        </w:r>
-      </w:hyperlink>
-      <w:r>
-        <w:rPr>
-          <w:lang w:val="zh_TW" w:bidi="zh_TW"/>
-        </w:rPr>
-        <w:t>創造言語的所有屬神力量（參</w:t>
-      </w:r>
-      <w:hyperlink r:id="rId78">
-        <w:r>
-          <w:rPr>
-            <w:lang w:val="zh_TW" w:bidi="zh_TW"/>
-          </w:rPr>
-          <w:rPr>
-            <w:color w:val="0000EE"/>
-            <w:u w:val="single"/>
-          </w:rPr>
-          <w:t>詩33:6</w:t>
-        </w:r>
-      </w:hyperlink>
-      <w:r>
-        <w:rPr>
-          <w:lang w:val="zh_TW" w:bidi="zh_TW"/>
-        </w:rPr>
-        <w:t>）。有時，言語的效果會因為伴隨標誌或象徵動作而增強（比如</w:t>
-      </w:r>
-      <w:hyperlink r:id="rId79">
-        <w:r>
-          <w:rPr>
-            <w:lang w:val="zh_TW" w:bidi="zh_TW"/>
-          </w:rPr>
-          <w:rPr>
-            <w:color w:val="0000EE"/>
-            <w:u w:val="single"/>
-          </w:rPr>
-          <w:t>耶13:1–11</w:t>
-        </w:r>
-      </w:hyperlink>
-      <w:r>
-        <w:rPr>
-          <w:lang w:val="zh_TW" w:bidi="zh_TW"/>
-        </w:rPr>
-        <w:t>，</w:t>
-      </w:r>
-      <w:hyperlink r:id="rId80">
-        <w:r>
-          <w:rPr>
-            <w:lang w:val="zh_TW" w:bidi="zh_TW"/>
-          </w:rPr>
-          <w:rPr>
-            <w:color w:val="0000EE"/>
-            <w:u w:val="single"/>
-          </w:rPr>
-          <w:t>19章</w:t>
-        </w:r>
-      </w:hyperlink>
-      <w:r>
-        <w:rPr>
-          <w:lang w:val="zh_TW" w:bidi="zh_TW"/>
-        </w:rPr>
-        <w:t>；</w:t>
-      </w:r>
-      <w:hyperlink r:id="rId81">
-        <w:r>
-          <w:rPr>
-            <w:lang w:val="zh_TW" w:bidi="zh_TW"/>
-          </w:rPr>
-          <w:rPr>
-            <w:color w:val="0000EE"/>
-            <w:u w:val="single"/>
-          </w:rPr>
-          <w:t>結4:1–17</w:t>
-        </w:r>
-      </w:hyperlink>
-      <w:r>
-        <w:rPr>
-          <w:lang w:val="zh_TW" w:bidi="zh_TW"/>
-        </w:rPr>
-        <w:t>，</w:t>
-      </w:r>
-      <w:hyperlink r:id="rId82">
-        <w:r>
-          <w:rPr>
-            <w:lang w:val="zh_TW" w:bidi="zh_TW"/>
-          </w:rPr>
-          <w:rPr>
-            <w:color w:val="0000EE"/>
-            <w:u w:val="single"/>
-          </w:rPr>
-          <w:t>24:15–24</w:t>
-        </w:r>
-      </w:hyperlink>
-      <w:r>
-        <w:rPr>
-          <w:lang w:val="zh_TW" w:bidi="zh_TW"/>
-        </w:rPr>
-        <w:t>），或與某人緊密相連（</w:t>
-      </w:r>
-      <w:hyperlink r:id="rId83">
-        <w:r>
-          <w:rPr>
-            <w:lang w:val="zh_TW" w:bidi="zh_TW"/>
-          </w:rPr>
-          <w:rPr>
-            <w:color w:val="0000EE"/>
-            <w:u w:val="single"/>
-          </w:rPr>
-          <w:t>賽7:3</w:t>
-        </w:r>
-      </w:hyperlink>
-      <w:r>
-        <w:rPr>
-          <w:lang w:val="zh_TW" w:bidi="zh_TW"/>
-        </w:rPr>
-        <w:t>；參</w:t>
-      </w:r>
-      <w:hyperlink r:id="rId84">
-        <w:r>
-          <w:rPr>
-            <w:lang w:val="zh_TW" w:bidi="zh_TW"/>
-          </w:rPr>
-          <w:rPr>
-            <w:color w:val="0000EE"/>
-            <w:u w:val="single"/>
-          </w:rPr>
-          <w:t>8:1–4</w:t>
-        </w:r>
-      </w:hyperlink>
-      <w:r>
-        <w:rPr>
-          <w:lang w:val="zh_TW" w:bidi="zh_TW"/>
-        </w:rPr>
-        <w:t>）。這些事物就像視覺輔助，使在場的人更清楚理解言語。象徵動作（有時稱為「行出來的神諭」）的目的，似乎不僅為了幫助理解，而是為了賦予言語更多力量和效果，因為它像使者一樣被送入那種情境中。這是從</w:t>
-      </w:r>
-      <w:hyperlink r:id="rId85">
-        <w:r>
-          <w:rPr>
-            <w:lang w:val="zh_TW" w:bidi="zh_TW"/>
-          </w:rPr>
-          <w:rPr>
-            <w:color w:val="0000EE"/>
-            <w:u w:val="single"/>
-          </w:rPr>
-          <w:t>列王紀下十三章14至19節</w:t>
-        </w:r>
-      </w:hyperlink>
-      <w:r>
-        <w:rPr>
-          <w:lang w:val="zh_TW" w:bidi="zh_TW"/>
-        </w:rPr>
-        <w:t>中得出的結論，王在行動中「展現」言語的程度，決定了言語能否有效促成事件發生。</w:t>
-      </w:r>
-    </w:p>
-    <w:p>
-      <w:pPr/>
-      <w:r>
-        <w:rPr>
-          <w:lang w:val="zh_TW" w:bidi="zh_TW"/>
-        </w:rPr>
-      </w:r>
-      <w:r>
-        <w:rPr>
-          <w:lang w:val="zh_TW" w:bidi="zh_TW"/>
-        </w:rPr>
-        <w:t>先知的話語，最終體現在保存下來的書卷中。</w:t>
-      </w:r>
-      <w:hyperlink r:id="rId86">
-        <w:r>
-          <w:rPr>
-            <w:lang w:val="zh_TW" w:bidi="zh_TW"/>
-          </w:rPr>
-          <w:rPr>
-            <w:color w:val="0000EE"/>
-            <w:u w:val="single"/>
-          </w:rPr>
-          <w:t>耶利米書三十六章</w:t>
-        </w:r>
-      </w:hyperlink>
-      <w:r>
-        <w:rPr>
-          <w:lang w:val="zh_TW" w:bidi="zh_TW"/>
-        </w:rPr>
-        <w:t>可以作為實例，說明先知花費時間和精力，將他們的口傳信息記錄在寫作中，是逐字逐句的謹慎記錄（</w:t>
-      </w:r>
-      <w:hyperlink r:id="rId87">
-        <w:r>
-          <w:rPr>
-            <w:lang w:val="zh_TW" w:bidi="zh_TW"/>
-          </w:rPr>
-          <w:rPr>
-            <w:color w:val="0000EE"/>
-            <w:u w:val="single"/>
-          </w:rPr>
-          <w:t>耶36:6、17–18</w:t>
-        </w:r>
-      </w:hyperlink>
-      <w:r>
-        <w:rPr>
-          <w:lang w:val="zh_TW" w:bidi="zh_TW"/>
-        </w:rPr>
-        <w:t>）。不過，信息本身的實際文學形式，也講述同樣的故事。我們在先知書中看到的內容，不可能是他們宣講話語的形式，而是他們保存（並整理）所講信息時，經過深思熟慮的措辭。可以理解的是，那些意識到自己在傳達神的話語的人，會確保這些話語不會流失。我們自然可以認為，每位先知都保存了其事工的書面記錄。我們不知道，也無從得知，以每位先知名字命名的書卷，其最終成果是否直接由該先知完成。比如，按照以賽亞書或阿摩司書精心安排的方式，我們最適宜假設書卷的作者同時也是書卷的編輯。</w:t>
-      </w:r>
-    </w:p>
-    <w:p>
-      <w:pPr/>
-      <w:r>
-        <w:rPr>
-          <w:lang w:val="zh_TW" w:bidi="zh_TW"/>
-        </w:rPr>
-      </w:r>
-      <w:r>
-        <w:rPr>
-          <w:i/>
-          <w:lang w:val="zh_TW" w:bidi="zh_TW"/>
-        </w:rPr>
-        <w:t>另見</w:t>
-      </w:r>
-      <w:r>
-        <w:rPr>
-          <w:lang w:val="zh_TW" w:bidi="zh_TW"/>
-        </w:rPr>
-        <w:t xml:space="preserve"> </w:t>
-      </w:r>
-      <w:r>
-        <w:rPr>
-          <w:lang w:val="zh_TW" w:bidi="zh_TW"/>
-        </w:rPr>
-        <w:t>預言</w:t>
-      </w:r>
-      <w:r>
-        <w:rPr>
-          <w:lang w:val="zh_TW" w:bidi="zh_TW"/>
-        </w:rPr>
-        <w:t>；</w:t>
-      </w:r>
-      <w:r>
-        <w:rPr>
-          <w:lang w:val="zh_TW" w:bidi="zh_TW"/>
-        </w:rPr>
-        <w:t>假先知</w:t>
+      <w:r>
+        <w:rPr>
+          <w:lang w:val="zh_TW" w:bidi="zh_TW"/>
+        </w:rPr>
+        <w:t>抄寫員</w:t>
       </w:r>
       <w:r>
         <w:rPr>
@@ -4154,6 +4638,12 @@
   </w:num>
   <w:num w:numId="13" w16cid:durableId="592781308">
     <w:abstractNumId w:val="11"/>
+  </w:num>
+  <w:num w:numId="14">
+    <w:abstractNumId w:val="3"/>
+    <w:lvlOverride w:ilvl="0">
+      <w:startOverride w:val="1"/>
+    </w:lvlOverride>
   </w:num>
   <w:numIdMacAtCleanup w:val="10"/>
 </w:numbering>

--- a/zht/docx/181.content.docx
+++ b/zht/docx/181.content.docx
@@ -149,7 +149,7 @@
         <w:rPr>
           <w:lang w:val="zh_TW" w:bidi="zh_TW"/>
         </w:rPr>
-        <w:t>wen</w:t>
+        <w:t>wan</w:t>
       </w:r>
       <w:r>
         <w:rPr>
@@ -212,7 +212,7 @@
         <w:rPr>
           <w:lang w:val="zh_TW" w:bidi="zh_TW"/>
         </w:rPr>
-        <w:t>溫柔</w:t>
+        <w:t>萬軍、天上的萬象</w:t>
       </w:r>
       <w:r>
         <w:rPr>
@@ -231,7 +231,19 @@
         <w:rPr>
           <w:lang w:val="zh_TW" w:bidi="zh_TW"/>
         </w:rPr>
-        <w:t>舊約聖經將溫柔描述為謙卑或屈身的態度（</w:t>
+        <w:t>這個希伯來文詞語常見於舊約聖經。「萬軍」字面意思指「軍隊」和「天上的軍隊」。 「萬軍」基本上是個軍事術語，在舊約聖經中出現了將近五百次。它可以意味「</w:t>
+      </w:r>
+      <w:r>
+        <w:rPr>
+          <w:lang w:val="zh_TW" w:bidi="zh_TW"/>
+        </w:rPr>
+        <w:t>大軍</w:t>
+      </w:r>
+      <w:r>
+        <w:rPr>
+          <w:lang w:val="zh_TW" w:bidi="zh_TW"/>
+        </w:rPr>
+        <w:t>」（</w:t>
       </w:r>
       <w:hyperlink r:id="rId13">
         <w:r>
@@ -242,122 +254,14 @@
             <w:color w:val="0000EE"/>
             <w:u w:val="single"/>
           </w:rPr>
-          <w:t>撒下22:36</w:t>
+          <w:t>王下18:17</w:t>
         </w:r>
       </w:hyperlink>
       <w:r>
         <w:rPr>
           <w:lang w:val="zh_TW" w:bidi="zh_TW"/>
         </w:rPr>
-        <w:t>；參</w:t>
-      </w:r>
-      <w:hyperlink r:id="rId14">
-        <w:r>
-          <w:rPr>
-            <w:lang w:val="zh_TW" w:bidi="zh_TW"/>
-          </w:rPr>
-          <w:rPr>
-            <w:color w:val="0000EE"/>
-            <w:u w:val="single"/>
-          </w:rPr>
-          <w:t>詩18:35</w:t>
-        </w:r>
-      </w:hyperlink>
-      <w:r>
-        <w:rPr>
-          <w:lang w:val="zh_TW" w:bidi="zh_TW"/>
-        </w:rPr>
-        <w:t>）。「溫柔」或「溫柔地」可以指禮貌和不做作（</w:t>
-      </w:r>
-      <w:hyperlink r:id="rId15">
-        <w:r>
-          <w:rPr>
-            <w:lang w:val="zh_TW" w:bidi="zh_TW"/>
-          </w:rPr>
-          <w:rPr>
-            <w:color w:val="0000EE"/>
-            <w:u w:val="single"/>
-          </w:rPr>
-          <w:t>箴15:4</w:t>
-        </w:r>
-      </w:hyperlink>
-      <w:r>
-        <w:rPr>
-          <w:lang w:val="zh_TW" w:bidi="zh_TW"/>
-        </w:rPr>
-        <w:t>），安靜而柔和（</w:t>
-      </w:r>
-      <w:hyperlink r:id="rId16">
-        <w:r>
-          <w:rPr>
-            <w:lang w:val="zh_TW" w:bidi="zh_TW"/>
-          </w:rPr>
-          <w:rPr>
-            <w:color w:val="0000EE"/>
-            <w:u w:val="single"/>
-          </w:rPr>
-          <w:t>申32:2</w:t>
-        </w:r>
-      </w:hyperlink>
-      <w:r>
-        <w:rPr>
-          <w:lang w:val="zh_TW" w:bidi="zh_TW"/>
-        </w:rPr>
-        <w:t>；</w:t>
-      </w:r>
-      <w:hyperlink r:id="rId17">
-        <w:r>
-          <w:rPr>
-            <w:lang w:val="zh_TW" w:bidi="zh_TW"/>
-          </w:rPr>
-          <w:rPr>
-            <w:color w:val="0000EE"/>
-            <w:u w:val="single"/>
-          </w:rPr>
-          <w:t>賽8:6</w:t>
-        </w:r>
-      </w:hyperlink>
-      <w:r>
-        <w:rPr>
-          <w:lang w:val="zh_TW" w:bidi="zh_TW"/>
-        </w:rPr>
-        <w:t>），或柔軟且寬容（</w:t>
-      </w:r>
-      <w:hyperlink r:id="rId18">
-        <w:r>
-          <w:rPr>
-            <w:lang w:val="zh_TW" w:bidi="zh_TW"/>
-          </w:rPr>
-          <w:rPr>
-            <w:color w:val="0000EE"/>
-            <w:u w:val="single"/>
-          </w:rPr>
-          <w:t>撒下18:5</w:t>
-        </w:r>
-      </w:hyperlink>
-      <w:r>
-        <w:rPr>
-          <w:lang w:val="zh_TW" w:bidi="zh_TW"/>
-        </w:rPr>
-        <w:t>；</w:t>
-      </w:r>
-      <w:hyperlink r:id="rId19">
-        <w:r>
-          <w:rPr>
-            <w:lang w:val="zh_TW" w:bidi="zh_TW"/>
-          </w:rPr>
-          <w:rPr>
-            <w:color w:val="0000EE"/>
-            <w:u w:val="single"/>
-          </w:rPr>
-          <w:t>伯15:11</w:t>
-        </w:r>
-      </w:hyperlink>
-      <w:r>
-        <w:rPr>
-          <w:lang w:val="zh_TW" w:bidi="zh_TW"/>
-        </w:rPr>
-        <w:t>）。</w:t>
+        <w:t>），也可指「天使」、「天上的萬象」或整個受造界。</w:t>
       </w:r>
     </w:p>
     <w:p>
@@ -371,29 +275,133 @@
         <w:rPr>
           <w:lang w:val="zh_TW" w:bidi="zh_TW"/>
         </w:rPr>
-        <w:t>在新約聖經中，有幾個詞被翻譯為「溫柔」、「溫和」或「溫柔地」。其不同的意思包括：</w:t>
-      </w:r>
-    </w:p>
-    <w:p>
-      <w:pPr>
-        <w:pStyle w:val="ListNumber"/>
-        <w:numPr>
-          <w:ilvl w:val="0"/>
-          <w:numId w:val="14"/>
-        </w:numPr>
-        <w:spacing w:line="240" w:lineRule="auto"/>
-        <w:ind w:left="720"/>
-      </w:pPr>
-      <w:r>
-        <w:rPr>
-          <w:lang w:val="zh_TW" w:bidi="zh_TW"/>
-        </w:rPr>
-      </w:r>
-      <w:r>
-        <w:rPr>
-          <w:lang w:val="zh_TW" w:bidi="zh_TW"/>
-        </w:rPr>
-        <w:t>柔和、柔順、忍耐（</w:t>
+        <w:t>「天上的萬象」在聖經中有不同的用法。古代作者有時會象徵性地把太陽、月亮和星辰稱為「軍隊」（譯註：和合本譯為「天上的萬象」）（</w:t>
+      </w:r>
+      <w:hyperlink r:id="rId14">
+        <w:r>
+          <w:rPr>
+            <w:lang w:val="zh_TW" w:bidi="zh_TW"/>
+          </w:rPr>
+          <w:rPr>
+            <w:color w:val="0000EE"/>
+            <w:u w:val="single"/>
+          </w:rPr>
+          <w:t>申4:19</w:t>
+        </w:r>
+      </w:hyperlink>
+      <w:r>
+        <w:rPr>
+          <w:lang w:val="zh_TW" w:bidi="zh_TW"/>
+        </w:rPr>
+        <w:t>；</w:t>
+      </w:r>
+      <w:hyperlink r:id="rId15">
+        <w:r>
+          <w:rPr>
+            <w:lang w:val="zh_TW" w:bidi="zh_TW"/>
+          </w:rPr>
+          <w:rPr>
+            <w:color w:val="0000EE"/>
+            <w:u w:val="single"/>
+          </w:rPr>
+          <w:t>士5:20</w:t>
+        </w:r>
+      </w:hyperlink>
+      <w:r>
+        <w:rPr>
+          <w:lang w:val="zh_TW" w:bidi="zh_TW"/>
+        </w:rPr>
+        <w:t>）。在古代的占星術崇拜中，人們認為天體是由靈體賦予生命的，因此構成一支活的軍隊，掌管天上的命運。敬拜天上的萬象是最早的偶像崇拜形式之一，當時以色列人常常遠離上帝，陷入這種偶像崇拜當中（</w:t>
+      </w:r>
+      <w:hyperlink r:id="rId16">
+        <w:r>
+          <w:rPr>
+            <w:lang w:val="zh_TW" w:bidi="zh_TW"/>
+          </w:rPr>
+          <w:rPr>
+            <w:color w:val="0000EE"/>
+            <w:u w:val="single"/>
+          </w:rPr>
+          <w:t>耶19:13</w:t>
+        </w:r>
+      </w:hyperlink>
+      <w:r>
+        <w:rPr>
+          <w:lang w:val="zh_TW" w:bidi="zh_TW"/>
+        </w:rPr>
+        <w:t>；</w:t>
+      </w:r>
+      <w:hyperlink r:id="rId17">
+        <w:r>
+          <w:rPr>
+            <w:lang w:val="zh_TW" w:bidi="zh_TW"/>
+          </w:rPr>
+          <w:rPr>
+            <w:color w:val="0000EE"/>
+            <w:u w:val="single"/>
+          </w:rPr>
+          <w:t>徒7:42</w:t>
+        </w:r>
+      </w:hyperlink>
+      <w:r>
+        <w:rPr>
+          <w:lang w:val="zh_TW" w:bidi="zh_TW"/>
+        </w:rPr>
+        <w:t>）。雖然聖經明確警告以色列人不要信奉這些異教信仰（</w:t>
+      </w:r>
+      <w:hyperlink r:id="rId14">
+        <w:r>
+          <w:rPr>
+            <w:lang w:val="zh_TW" w:bidi="zh_TW"/>
+          </w:rPr>
+          <w:rPr>
+            <w:color w:val="0000EE"/>
+            <w:u w:val="single"/>
+          </w:rPr>
+          <w:t>申4:19</w:t>
+        </w:r>
+      </w:hyperlink>
+      <w:r>
+        <w:rPr>
+          <w:lang w:val="zh_TW" w:bidi="zh_TW"/>
+        </w:rPr>
+        <w:t>；</w:t>
+      </w:r>
+      <w:hyperlink r:id="rId18">
+        <w:r>
+          <w:rPr>
+            <w:lang w:val="zh_TW" w:bidi="zh_TW"/>
+          </w:rPr>
+          <w:rPr>
+            <w:color w:val="0000EE"/>
+            <w:u w:val="single"/>
+          </w:rPr>
+          <w:t>17:3</w:t>
+        </w:r>
+      </w:hyperlink>
+      <w:r>
+        <w:rPr>
+          <w:lang w:val="zh_TW" w:bidi="zh_TW"/>
+        </w:rPr>
+        <w:t>），他們卻仍舊敬拜天體，特別是在亞述和巴比倫時期（</w:t>
+      </w:r>
+      <w:hyperlink r:id="rId19">
+        <w:r>
+          <w:rPr>
+            <w:lang w:val="zh_TW" w:bidi="zh_TW"/>
+          </w:rPr>
+          <w:rPr>
+            <w:color w:val="0000EE"/>
+            <w:u w:val="single"/>
+          </w:rPr>
+          <w:t>王下17:16</w:t>
+        </w:r>
+      </w:hyperlink>
+      <w:r>
+        <w:rPr>
+          <w:lang w:val="zh_TW" w:bidi="zh_TW"/>
+        </w:rPr>
+        <w:t>，</w:t>
       </w:r>
       <w:hyperlink r:id="rId20">
         <w:r>
@@ -404,7 +412,7 @@
             <w:color w:val="0000EE"/>
             <w:u w:val="single"/>
           </w:rPr>
-          <w:t>太11:29</w:t>
+          <w:t>21:3–5</w:t>
         </w:r>
       </w:hyperlink>
       <w:r>
@@ -422,7 +430,7 @@
             <w:color w:val="0000EE"/>
             <w:u w:val="single"/>
           </w:rPr>
-          <w:t>林前4:21</w:t>
+          <w:t>代下33:3–5</w:t>
         </w:r>
       </w:hyperlink>
       <w:r>
@@ -440,7 +448,7 @@
             <w:color w:val="0000EE"/>
             <w:u w:val="single"/>
           </w:rPr>
-          <w:t>林後10:1</w:t>
+          <w:t>耶8:2</w:t>
         </w:r>
       </w:hyperlink>
       <w:r>
@@ -458,14 +466,14 @@
             <w:color w:val="0000EE"/>
             <w:u w:val="single"/>
           </w:rPr>
-          <w:t>加5:23</w:t>
+          <w:t>番1:5</w:t>
         </w:r>
       </w:hyperlink>
       <w:r>
         <w:rPr>
           <w:lang w:val="zh_TW" w:bidi="zh_TW"/>
         </w:rPr>
-        <w:t>；</w:t>
+        <w:t>）。糾正這種異教崇拜的正確方式，就是承認耶和華是創天造地的主。祂是全能的主，按照自己的命令安設天體，並命定它們執行特別的功能（</w:t>
       </w:r>
       <w:hyperlink r:id="rId24">
         <w:r>
@@ -476,14 +484,14 @@
             <w:color w:val="0000EE"/>
             <w:u w:val="single"/>
           </w:rPr>
-          <w:t>提前6:11</w:t>
+          <w:t>創1:14–19</w:t>
         </w:r>
       </w:hyperlink>
       <w:r>
         <w:rPr>
           <w:lang w:val="zh_TW" w:bidi="zh_TW"/>
         </w:rPr>
-        <w:t>；</w:t>
+        <w:t>，</w:t>
       </w:r>
       <w:hyperlink r:id="rId25">
         <w:r>
@@ -494,14 +502,14 @@
             <w:color w:val="0000EE"/>
             <w:u w:val="single"/>
           </w:rPr>
-          <w:t>彼前3:4、15</w:t>
+          <w:t>2:1</w:t>
         </w:r>
       </w:hyperlink>
       <w:r>
         <w:rPr>
           <w:lang w:val="zh_TW" w:bidi="zh_TW"/>
         </w:rPr>
-        <w:t>），或禮貌和謙遜的態度（</w:t>
+        <w:t>；</w:t>
       </w:r>
       <w:hyperlink r:id="rId26">
         <w:r>
@@ -512,32 +520,14 @@
             <w:color w:val="0000EE"/>
             <w:u w:val="single"/>
           </w:rPr>
-          <w:t>提後2:25</w:t>
+          <w:t>尼9:6</w:t>
         </w:r>
       </w:hyperlink>
       <w:r>
         <w:rPr>
           <w:lang w:val="zh_TW" w:bidi="zh_TW"/>
         </w:rPr>
-        <w:t>）；</w:t>
-      </w:r>
-    </w:p>
-    <w:p>
-      <w:pPr>
-        <w:pStyle w:val="ListNumber"/>
-        <w:spacing w:line="240" w:lineRule="auto"/>
-        <w:ind w:left="720"/>
-      </w:pPr>
-      <w:r>
-        <w:rPr>
-          <w:lang w:val="zh_TW" w:bidi="zh_TW"/>
-        </w:rPr>
-      </w:r>
-      <w:r>
-        <w:rPr>
-          <w:lang w:val="zh_TW" w:bidi="zh_TW"/>
-        </w:rPr>
-        <w:t>對他人表達的善意（</w:t>
+        <w:t>；</w:t>
       </w:r>
       <w:hyperlink r:id="rId27">
         <w:r>
@@ -548,14 +538,14 @@
             <w:color w:val="0000EE"/>
             <w:u w:val="single"/>
           </w:rPr>
-          <w:t>帖前2:7</w:t>
+          <w:t>詩33:6</w:t>
         </w:r>
       </w:hyperlink>
       <w:r>
         <w:rPr>
           <w:lang w:val="zh_TW" w:bidi="zh_TW"/>
         </w:rPr>
-        <w:t>；</w:t>
+        <w:t>，</w:t>
       </w:r>
       <w:hyperlink r:id="rId28">
         <w:r>
@@ -566,32 +556,14 @@
             <w:color w:val="0000EE"/>
             <w:u w:val="single"/>
           </w:rPr>
-          <w:t>提後2:24</w:t>
+          <w:t>103:21</w:t>
         </w:r>
       </w:hyperlink>
       <w:r>
         <w:rPr>
           <w:lang w:val="zh_TW" w:bidi="zh_TW"/>
         </w:rPr>
-        <w:t>）；</w:t>
-      </w:r>
-    </w:p>
-    <w:p>
-      <w:pPr>
-        <w:pStyle w:val="ListNumber"/>
-        <w:spacing w:line="240" w:lineRule="auto"/>
-        <w:ind w:left="720"/>
-      </w:pPr>
-      <w:r>
-        <w:rPr>
-          <w:lang w:val="zh_TW" w:bidi="zh_TW"/>
-        </w:rPr>
-      </w:r>
-      <w:r>
-        <w:rPr>
-          <w:lang w:val="zh_TW" w:bidi="zh_TW"/>
-        </w:rPr>
-        <w:t>在各種情況下適當、公平或合適的行為（</w:t>
+        <w:t>，</w:t>
       </w:r>
       <w:hyperlink r:id="rId29">
         <w:r>
@@ -602,7 +574,7 @@
             <w:color w:val="0000EE"/>
             <w:u w:val="single"/>
           </w:rPr>
-          <w:t>提前3:3</w:t>
+          <w:t>148:2</w:t>
         </w:r>
       </w:hyperlink>
       <w:r>
@@ -620,14 +592,14 @@
             <w:color w:val="0000EE"/>
             <w:u w:val="single"/>
           </w:rPr>
-          <w:t>多3:2</w:t>
+          <w:t>賽40:26</w:t>
         </w:r>
       </w:hyperlink>
       <w:r>
         <w:rPr>
           <w:lang w:val="zh_TW" w:bidi="zh_TW"/>
         </w:rPr>
-        <w:t>；</w:t>
+        <w:t>，</w:t>
       </w:r>
       <w:hyperlink r:id="rId31">
         <w:r>
@@ -638,7 +610,7 @@
             <w:color w:val="0000EE"/>
             <w:u w:val="single"/>
           </w:rPr>
-          <w:t>彼前2:18</w:t>
+          <w:t>45:12</w:t>
         </w:r>
       </w:hyperlink>
       <w:r>
@@ -659,7 +631,7 @@
         <w:rPr>
           <w:lang w:val="zh_TW" w:bidi="zh_TW"/>
         </w:rPr>
-        <w:t>教會領袖和其他信徒被教導要溫柔地對待犯錯的人（</w:t>
+        <w:t>神經常被稱為「萬軍之耶和華」，即天上軍隊的主宰（</w:t>
       </w:r>
       <w:hyperlink r:id="rId32">
         <w:r>
@@ -670,16 +642,16 @@
             <w:color w:val="0000EE"/>
             <w:u w:val="single"/>
           </w:rPr>
-          <w:t>加6:1</w:t>
+          <w:t>耶5:14</w:t>
         </w:r>
       </w:hyperlink>
       <w:r>
         <w:rPr>
           <w:lang w:val="zh_TW" w:bidi="zh_TW"/>
         </w:rPr>
-        <w:t>），反對信仰的人（</w:t>
-      </w:r>
-      <w:hyperlink r:id="rId26">
+        <w:t>，</w:t>
+      </w:r>
+      <w:hyperlink r:id="rId33">
         <w:r>
           <w:rPr>
             <w:lang w:val="zh_TW" w:bidi="zh_TW"/>
@@ -688,16 +660,16 @@
             <w:color w:val="0000EE"/>
             <w:u w:val="single"/>
           </w:rPr>
-          <w:t>提後2:25</w:t>
+          <w:t>38:17</w:t>
         </w:r>
       </w:hyperlink>
       <w:r>
         <w:rPr>
           <w:lang w:val="zh_TW" w:bidi="zh_TW"/>
         </w:rPr>
-        <w:t>），或無知和被誤導的人（</w:t>
-      </w:r>
-      <w:hyperlink r:id="rId33">
+        <w:t>，</w:t>
+      </w:r>
+      <w:hyperlink r:id="rId34">
         <w:r>
           <w:rPr>
             <w:lang w:val="zh_TW" w:bidi="zh_TW"/>
@@ -706,24 +678,158 @@
             <w:color w:val="0000EE"/>
             <w:u w:val="single"/>
           </w:rPr>
-          <w:t>來5:2</w:t>
+          <w:t>44:7</w:t>
         </w:r>
       </w:hyperlink>
       <w:r>
         <w:rPr>
           <w:lang w:val="zh_TW" w:bidi="zh_TW"/>
         </w:rPr>
+        <w:t>；</w:t>
+      </w:r>
+      <w:hyperlink r:id="rId35">
+        <w:r>
+          <w:rPr>
+            <w:lang w:val="zh_TW" w:bidi="zh_TW"/>
+          </w:rPr>
+          <w:rPr>
+            <w:color w:val="0000EE"/>
+            <w:u w:val="single"/>
+          </w:rPr>
+          <w:t>何12:5</w:t>
+        </w:r>
+      </w:hyperlink>
+      <w:r>
+        <w:rPr>
+          <w:lang w:val="zh_TW" w:bidi="zh_TW"/>
+        </w:rPr>
+        <w:t>）。天上的萬軍包括天使或使者，他們與耶和華在天上與地上的工作有關。神在天上有一個議會，由天使或「神的眾子」組成（</w:t>
+      </w:r>
+      <w:hyperlink r:id="rId36">
+        <w:r>
+          <w:rPr>
+            <w:lang w:val="zh_TW" w:bidi="zh_TW"/>
+          </w:rPr>
+          <w:rPr>
+            <w:color w:val="0000EE"/>
+            <w:u w:val="single"/>
+          </w:rPr>
+          <w:t>創1:26</w:t>
+        </w:r>
+      </w:hyperlink>
+      <w:r>
+        <w:rPr>
+          <w:lang w:val="zh_TW" w:bidi="zh_TW"/>
+        </w:rPr>
+        <w:t>；</w:t>
+      </w:r>
+      <w:hyperlink r:id="rId37">
+        <w:r>
+          <w:rPr>
+            <w:lang w:val="zh_TW" w:bidi="zh_TW"/>
+          </w:rPr>
+          <w:rPr>
+            <w:color w:val="0000EE"/>
+            <w:u w:val="single"/>
+          </w:rPr>
+          <w:t>王上22:19</w:t>
+        </w:r>
+      </w:hyperlink>
+      <w:r>
+        <w:rPr>
+          <w:lang w:val="zh_TW" w:bidi="zh_TW"/>
+        </w:rPr>
+        <w:t>；</w:t>
+      </w:r>
+      <w:hyperlink r:id="rId38">
+        <w:r>
+          <w:rPr>
+            <w:lang w:val="zh_TW" w:bidi="zh_TW"/>
+          </w:rPr>
+          <w:rPr>
+            <w:color w:val="0000EE"/>
+            <w:u w:val="single"/>
+          </w:rPr>
+          <w:t>伯1:6</w:t>
+        </w:r>
+      </w:hyperlink>
+      <w:r>
+        <w:rPr>
+          <w:lang w:val="zh_TW" w:bidi="zh_TW"/>
+        </w:rPr>
+        <w:t>；</w:t>
+      </w:r>
+      <w:hyperlink r:id="rId39">
+        <w:r>
+          <w:rPr>
+            <w:lang w:val="zh_TW" w:bidi="zh_TW"/>
+          </w:rPr>
+          <w:rPr>
+            <w:color w:val="0000EE"/>
+            <w:u w:val="single"/>
+          </w:rPr>
+          <w:t>詩82</w:t>
+        </w:r>
+      </w:hyperlink>
+      <w:r>
+        <w:rPr>
+          <w:lang w:val="zh_TW" w:bidi="zh_TW"/>
+        </w:rPr>
+        <w:t>；</w:t>
+      </w:r>
+      <w:hyperlink r:id="rId40">
+        <w:r>
+          <w:rPr>
+            <w:lang w:val="zh_TW" w:bidi="zh_TW"/>
+          </w:rPr>
+          <w:rPr>
+            <w:color w:val="0000EE"/>
+            <w:u w:val="single"/>
+          </w:rPr>
+          <w:t>賽6章</w:t>
+        </w:r>
+      </w:hyperlink>
+      <w:r>
+        <w:rPr>
+          <w:lang w:val="zh_TW" w:bidi="zh_TW"/>
+        </w:rPr>
+        <w:t>）。使者從主的會議中接受派遣，以完成祂的目的（</w:t>
+      </w:r>
+      <w:hyperlink r:id="rId41">
+        <w:r>
+          <w:rPr>
+            <w:lang w:val="zh_TW" w:bidi="zh_TW"/>
+          </w:rPr>
+          <w:rPr>
+            <w:color w:val="0000EE"/>
+            <w:u w:val="single"/>
+          </w:rPr>
+          <w:t>創28:12–15</w:t>
+        </w:r>
+      </w:hyperlink>
+      <w:r>
+        <w:rPr>
+          <w:lang w:val="zh_TW" w:bidi="zh_TW"/>
+        </w:rPr>
+        <w:t>；</w:t>
+      </w:r>
+      <w:hyperlink r:id="rId42">
+        <w:r>
+          <w:rPr>
+            <w:lang w:val="zh_TW" w:bidi="zh_TW"/>
+          </w:rPr>
+          <w:rPr>
+            <w:color w:val="0000EE"/>
+            <w:u w:val="single"/>
+          </w:rPr>
+          <w:t>路2:13</w:t>
+        </w:r>
+      </w:hyperlink>
+      <w:r>
+        <w:rPr>
+          <w:lang w:val="zh_TW" w:bidi="zh_TW"/>
+        </w:rPr>
         <w:t>）。</w:t>
-      </w:r>
-      <w:r>
-        <w:rPr>
-          <w:lang w:val="zh_TW" w:bidi="zh_TW"/>
-        </w:rPr>
-      </w:r>
-      <w:r>
-        <w:rPr>
-          <w:lang w:val="zh_TW" w:bidi="zh_TW"/>
-        </w:rPr>
       </w:r>
     </w:p>
     <w:p>
@@ -733,21 +839,53 @@
           <w:lang w:val="zh_TW" w:bidi="zh_TW"/>
         </w:rPr>
       </w:r>
-    </w:p>
-    <w:p>
-      <w:pPr>
-        <w:pStyle w:val="Heading2"/>
-      </w:pPr>
-      <w:r>
-        <w:rPr>
-          <w:lang w:val="zh_TW" w:bidi="zh_TW"/>
-        </w:rPr>
-        <w:t>文士</w:t>
-      </w:r>
-      <w:r>
-        <w:rPr>
-          <w:lang w:val="zh_TW" w:bidi="zh_TW"/>
-        </w:rPr>
+      <w:r>
+        <w:rPr>
+          <w:lang w:val="zh_TW" w:bidi="zh_TW"/>
+        </w:rPr>
+        <w:t>雖然「萬軍」有時被理解為星辰或天使，但以色列各支派也被稱為「主的軍隊」。在</w:t>
+      </w:r>
+      <w:hyperlink r:id="rId43">
+        <w:r>
+          <w:rPr>
+            <w:lang w:val="zh_TW" w:bidi="zh_TW"/>
+          </w:rPr>
+          <w:rPr>
+            <w:color w:val="0000EE"/>
+            <w:u w:val="single"/>
+          </w:rPr>
+          <w:t>但以理書八章10至11節</w:t>
+        </w:r>
+      </w:hyperlink>
+      <w:r>
+        <w:rPr>
+          <w:lang w:val="zh_TW" w:bidi="zh_TW"/>
+        </w:rPr>
+        <w:t>中，「</w:t>
+      </w:r>
+      <w:r>
+        <w:rPr>
+          <w:lang w:val="zh_TW" w:bidi="zh_TW"/>
+        </w:rPr>
+        <w:t>天象</w:t>
+      </w:r>
+      <w:r>
+        <w:rPr>
+          <w:lang w:val="zh_TW" w:bidi="zh_TW"/>
+        </w:rPr>
+        <w:t>」似乎是指以色列這個「聖民」的比喻性語言，而以色列的君王被稱為「</w:t>
+      </w:r>
+      <w:r>
+        <w:rPr>
+          <w:lang w:val="zh_TW" w:bidi="zh_TW"/>
+        </w:rPr>
+        <w:t>天象之君</w:t>
+      </w:r>
+      <w:r>
+        <w:rPr>
+          <w:lang w:val="zh_TW" w:bidi="zh_TW"/>
+        </w:rPr>
+        <w:t>」。</w:t>
       </w:r>
     </w:p>
     <w:p>
@@ -761,18 +899,103 @@
         <w:rPr>
           <w:lang w:val="zh_TW" w:bidi="zh_TW"/>
         </w:rPr>
-        <w:t>指舊約時代早期，那些負責書寫和記錄資訊的人。在巴比倫被擄歸回之後，文士成為一個學者階層，為百姓做教導、抄寫和解釋猶太律法的工作。他們在福音書中主要作為耶穌的對手出現。</w:t>
-      </w:r>
-    </w:p>
-    <w:p>
-      <w:pPr>
-        <w:pStyle w:val="Heading3"/>
-      </w:pPr>
-      <w:r>
-        <w:rPr>
-          <w:lang w:val="zh_TW" w:bidi="zh_TW"/>
-        </w:rPr>
-        <w:t>巴比倫被擄前的文士</w:t>
+        <w:t>希臘文翻譯為「</w:t>
+      </w:r>
+      <w:r>
+        <w:rPr>
+          <w:lang w:val="zh_TW" w:bidi="zh_TW"/>
+        </w:rPr>
+        <w:t>天兵</w:t>
+      </w:r>
+      <w:r>
+        <w:rPr>
+          <w:lang w:val="zh_TW" w:bidi="zh_TW"/>
+        </w:rPr>
+        <w:t>」或「</w:t>
+      </w:r>
+      <w:r>
+        <w:rPr>
+          <w:lang w:val="zh_TW" w:bidi="zh_TW"/>
+        </w:rPr>
+        <w:t>天上的日月星辰</w:t>
+      </w:r>
+      <w:r>
+        <w:rPr>
+          <w:lang w:val="zh_TW" w:bidi="zh_TW"/>
+        </w:rPr>
+        <w:t>」的詞語，只在新約聖經出現過兩次（</w:t>
+      </w:r>
+      <w:hyperlink r:id="rId42">
+        <w:r>
+          <w:rPr>
+            <w:lang w:val="zh_TW" w:bidi="zh_TW"/>
+          </w:rPr>
+          <w:rPr>
+            <w:color w:val="0000EE"/>
+            <w:u w:val="single"/>
+          </w:rPr>
+          <w:t>路2:13</w:t>
+        </w:r>
+      </w:hyperlink>
+      <w:r>
+        <w:rPr>
+          <w:lang w:val="zh_TW" w:bidi="zh_TW"/>
+        </w:rPr>
+        <w:t>；</w:t>
+      </w:r>
+      <w:hyperlink r:id="rId17">
+        <w:r>
+          <w:rPr>
+            <w:lang w:val="zh_TW" w:bidi="zh_TW"/>
+          </w:rPr>
+          <w:rPr>
+            <w:color w:val="0000EE"/>
+            <w:u w:val="single"/>
+          </w:rPr>
+          <w:t>徒7:42</w:t>
+        </w:r>
+      </w:hyperlink>
+      <w:r>
+        <w:rPr>
+          <w:lang w:val="zh_TW" w:bidi="zh_TW"/>
+        </w:rPr>
+        <w:t>）。「萬軍之主」這稱號被保羅和雅各用來指耶和華（</w:t>
+      </w:r>
+      <w:hyperlink r:id="rId44">
+        <w:r>
+          <w:rPr>
+            <w:lang w:val="zh_TW" w:bidi="zh_TW"/>
+          </w:rPr>
+          <w:rPr>
+            <w:color w:val="0000EE"/>
+            <w:u w:val="single"/>
+          </w:rPr>
+          <w:t>羅9:29</w:t>
+        </w:r>
+      </w:hyperlink>
+      <w:r>
+        <w:rPr>
+          <w:lang w:val="zh_TW" w:bidi="zh_TW"/>
+        </w:rPr>
+        <w:t>；</w:t>
+      </w:r>
+      <w:hyperlink r:id="rId45">
+        <w:r>
+          <w:rPr>
+            <w:lang w:val="zh_TW" w:bidi="zh_TW"/>
+          </w:rPr>
+          <w:rPr>
+            <w:color w:val="0000EE"/>
+            <w:u w:val="single"/>
+          </w:rPr>
+          <w:t>雅5:4</w:t>
+        </w:r>
+      </w:hyperlink>
+      <w:r>
+        <w:rPr>
+          <w:lang w:val="zh_TW" w:bidi="zh_TW"/>
+        </w:rPr>
+        <w:t>）。這個術語表達了神在歷史中的主權、權能與威嚴，但究竟這些受祂指揮的「萬軍」具體是什麼，我們並不確定。</w:t>
       </w:r>
     </w:p>
     <w:p>
@@ -784,1919 +1007,6 @@
       </w:r>
       <w:r>
         <w:rPr>
-          <w:lang w:val="zh_TW" w:bidi="zh_TW"/>
-        </w:rPr>
-        <w:t>在古代以色列，閱讀和書寫的能力並不普及，公共生活的各個方面都需要專業人士。這似乎是聖經對「文士」一詞最早的理解，並無特別的宗教意涵。文士負責保存記錄或抄寫</w:t>
-      </w:r>
-    </w:p>
-    <w:p>
-      <w:pPr>
-        <w:pStyle w:val="ListBullet"/>
-        <w:spacing w:line="240" w:lineRule="auto"/>
-        <w:ind w:left="720"/>
-      </w:pPr>
-      <w:r>
-        <w:rPr>
-          <w:lang w:val="zh_TW" w:bidi="zh_TW"/>
-        </w:rPr>
-      </w:r>
-      <w:r>
-        <w:rPr>
-          <w:lang w:val="zh_TW" w:bidi="zh_TW"/>
-        </w:rPr>
-        <w:t>法律文件（</w:t>
-      </w:r>
-      <w:hyperlink r:id="rId34">
-        <w:r>
-          <w:rPr>
-            <w:lang w:val="zh_TW" w:bidi="zh_TW"/>
-          </w:rPr>
-          <w:rPr>
-            <w:color w:val="0000EE"/>
-            <w:u w:val="single"/>
-          </w:rPr>
-          <w:t>耶32:12</w:t>
-        </w:r>
-      </w:hyperlink>
-      <w:r>
-        <w:rPr>
-          <w:lang w:val="zh_TW" w:bidi="zh_TW"/>
-        </w:rPr>
-        <w:t>），</w:t>
-      </w:r>
-    </w:p>
-    <w:p>
-      <w:pPr>
-        <w:pStyle w:val="ListBullet"/>
-        <w:spacing w:line="240" w:lineRule="auto"/>
-        <w:ind w:left="720"/>
-      </w:pPr>
-      <w:r>
-        <w:rPr>
-          <w:lang w:val="zh_TW" w:bidi="zh_TW"/>
-        </w:rPr>
-      </w:r>
-      <w:r>
-        <w:rPr>
-          <w:lang w:val="zh_TW" w:bidi="zh_TW"/>
-        </w:rPr>
-        <w:t>軍事檔案（</w:t>
-      </w:r>
-      <w:hyperlink r:id="rId35">
-        <w:r>
-          <w:rPr>
-            <w:lang w:val="zh_TW" w:bidi="zh_TW"/>
-          </w:rPr>
-          <w:rPr>
-            <w:color w:val="0000EE"/>
-            <w:u w:val="single"/>
-          </w:rPr>
-          <w:t>代下26:11</w:t>
-        </w:r>
-      </w:hyperlink>
-      <w:r>
-        <w:rPr>
-          <w:lang w:val="zh_TW" w:bidi="zh_TW"/>
-        </w:rPr>
-        <w:t>），</w:t>
-      </w:r>
-    </w:p>
-    <w:p>
-      <w:pPr>
-        <w:pStyle w:val="ListBullet"/>
-        <w:spacing w:line="240" w:lineRule="auto"/>
-        <w:ind w:left="720"/>
-      </w:pPr>
-      <w:r>
-        <w:rPr>
-          <w:lang w:val="zh_TW" w:bidi="zh_TW"/>
-        </w:rPr>
-      </w:r>
-      <w:r>
-        <w:rPr>
-          <w:lang w:val="zh_TW" w:bidi="zh_TW"/>
-        </w:rPr>
-        <w:t>其它公文（</w:t>
-      </w:r>
-      <w:hyperlink r:id="rId36">
-        <w:r>
-          <w:rPr>
-            <w:lang w:val="zh_TW" w:bidi="zh_TW"/>
-          </w:rPr>
-          <w:rPr>
-            <w:color w:val="0000EE"/>
-            <w:u w:val="single"/>
-          </w:rPr>
-          <w:t>士8:14</w:t>
-        </w:r>
-      </w:hyperlink>
-      <w:r>
-        <w:rPr>
-          <w:lang w:val="zh_TW" w:bidi="zh_TW"/>
-        </w:rPr>
-        <w:t>；</w:t>
-      </w:r>
-      <w:hyperlink r:id="rId37">
-        <w:r>
-          <w:rPr>
-            <w:lang w:val="zh_TW" w:bidi="zh_TW"/>
-          </w:rPr>
-          <w:rPr>
-            <w:color w:val="0000EE"/>
-            <w:u w:val="single"/>
-          </w:rPr>
-          <w:t>賽50:1</w:t>
-        </w:r>
-      </w:hyperlink>
-      <w:r>
-        <w:rPr>
-          <w:lang w:val="zh_TW" w:bidi="zh_TW"/>
-        </w:rPr>
-        <w:t>），或</w:t>
-      </w:r>
-    </w:p>
-    <w:p>
-      <w:pPr>
-        <w:pStyle w:val="ListBullet"/>
-        <w:spacing w:line="240" w:lineRule="auto"/>
-        <w:ind w:left="720"/>
-      </w:pPr>
-      <w:r>
-        <w:rPr>
-          <w:lang w:val="zh_TW" w:bidi="zh_TW"/>
-        </w:rPr>
-      </w:r>
-      <w:r>
-        <w:rPr>
-          <w:lang w:val="zh_TW" w:bidi="zh_TW"/>
-        </w:rPr>
-        <w:t>私人書信（</w:t>
-      </w:r>
-      <w:hyperlink r:id="rId38">
-        <w:r>
-          <w:rPr>
-            <w:lang w:val="zh_TW" w:bidi="zh_TW"/>
-          </w:rPr>
-          <w:rPr>
-            <w:color w:val="0000EE"/>
-            <w:u w:val="single"/>
-          </w:rPr>
-          <w:t>耶36:18</w:t>
-        </w:r>
-      </w:hyperlink>
-      <w:r>
-        <w:rPr>
-          <w:lang w:val="zh_TW" w:bidi="zh_TW"/>
-        </w:rPr>
-        <w:t>）。</w:t>
-      </w:r>
-    </w:p>
-    <w:p>
-      <w:pPr/>
-      <w:r>
-        <w:rPr>
-          <w:lang w:val="zh_TW" w:bidi="zh_TW"/>
-        </w:rPr>
-      </w:r>
-      <w:r>
-        <w:rPr>
-          <w:lang w:val="zh_TW" w:bidi="zh_TW"/>
-        </w:rPr>
-        <w:t>文士對於王室行政至關重要。文士長通常擔任</w:t>
-      </w:r>
-    </w:p>
-    <w:p>
-      <w:pPr>
-        <w:pStyle w:val="ListBullet"/>
-        <w:spacing w:line="240" w:lineRule="auto"/>
-        <w:ind w:left="720"/>
-      </w:pPr>
-      <w:r>
-        <w:rPr>
-          <w:lang w:val="zh_TW" w:bidi="zh_TW"/>
-        </w:rPr>
-      </w:r>
-      <w:r>
-        <w:rPr>
-          <w:lang w:val="zh_TW" w:bidi="zh_TW"/>
-        </w:rPr>
-        <w:t>王室書記（</w:t>
-      </w:r>
-      <w:hyperlink r:id="rId39">
-        <w:r>
-          <w:rPr>
-            <w:lang w:val="zh_TW" w:bidi="zh_TW"/>
-          </w:rPr>
-          <w:rPr>
-            <w:color w:val="0000EE"/>
-            <w:u w:val="single"/>
-          </w:rPr>
-          <w:t>王上4:3</w:t>
-        </w:r>
-      </w:hyperlink>
-      <w:r>
-        <w:rPr>
-          <w:lang w:val="zh_TW" w:bidi="zh_TW"/>
-        </w:rPr>
-        <w:t>；</w:t>
-      </w:r>
-      <w:hyperlink r:id="rId40">
-        <w:r>
-          <w:rPr>
-            <w:lang w:val="zh_TW" w:bidi="zh_TW"/>
-          </w:rPr>
-          <w:rPr>
-            <w:color w:val="0000EE"/>
-            <w:u w:val="single"/>
-          </w:rPr>
-          <w:t>代下24:11</w:t>
-        </w:r>
-      </w:hyperlink>
-      <w:r>
-        <w:rPr>
-          <w:lang w:val="zh_TW" w:bidi="zh_TW"/>
-        </w:rPr>
-        <w:t>），</w:t>
-      </w:r>
-    </w:p>
-    <w:p>
-      <w:pPr>
-        <w:pStyle w:val="ListBullet"/>
-        <w:spacing w:line="240" w:lineRule="auto"/>
-        <w:ind w:left="720"/>
-      </w:pPr>
-      <w:r>
-        <w:rPr>
-          <w:lang w:val="zh_TW" w:bidi="zh_TW"/>
-        </w:rPr>
-      </w:r>
-      <w:r>
-        <w:rPr>
-          <w:lang w:val="zh_TW" w:bidi="zh_TW"/>
-        </w:rPr>
-        <w:t>謀士（</w:t>
-      </w:r>
-      <w:hyperlink r:id="rId41">
-        <w:r>
-          <w:rPr>
-            <w:lang w:val="zh_TW" w:bidi="zh_TW"/>
-          </w:rPr>
-          <w:rPr>
-            <w:color w:val="0000EE"/>
-            <w:u w:val="single"/>
-          </w:rPr>
-          <w:t>撒下8:16–17</w:t>
-        </w:r>
-      </w:hyperlink>
-      <w:r>
-        <w:rPr>
-          <w:lang w:val="zh_TW" w:bidi="zh_TW"/>
-        </w:rPr>
-        <w:t>；</w:t>
-      </w:r>
-      <w:hyperlink r:id="rId42">
-        <w:r>
-          <w:rPr>
-            <w:lang w:val="zh_TW" w:bidi="zh_TW"/>
-          </w:rPr>
-          <w:rPr>
-            <w:color w:val="0000EE"/>
-            <w:u w:val="single"/>
-          </w:rPr>
-          <w:t>王下18:18</w:t>
-        </w:r>
-      </w:hyperlink>
-      <w:r>
-        <w:rPr>
-          <w:lang w:val="zh_TW" w:bidi="zh_TW"/>
-        </w:rPr>
-        <w:t>，</w:t>
-      </w:r>
-      <w:hyperlink r:id="rId43">
-        <w:r>
-          <w:rPr>
-            <w:lang w:val="zh_TW" w:bidi="zh_TW"/>
-          </w:rPr>
-          <w:rPr>
-            <w:color w:val="0000EE"/>
-            <w:u w:val="single"/>
-          </w:rPr>
-          <w:t>22:12</w:t>
-        </w:r>
-      </w:hyperlink>
-      <w:r>
-        <w:rPr>
-          <w:lang w:val="zh_TW" w:bidi="zh_TW"/>
-        </w:rPr>
-        <w:t>；</w:t>
-      </w:r>
-      <w:hyperlink r:id="rId44">
-        <w:r>
-          <w:rPr>
-            <w:lang w:val="zh_TW" w:bidi="zh_TW"/>
-          </w:rPr>
-          <w:rPr>
-            <w:color w:val="0000EE"/>
-            <w:u w:val="single"/>
-          </w:rPr>
-          <w:t>代上27:32</w:t>
-        </w:r>
-      </w:hyperlink>
-      <w:r>
-        <w:rPr>
-          <w:lang w:val="zh_TW" w:bidi="zh_TW"/>
-        </w:rPr>
-        <w:t>；</w:t>
-      </w:r>
-      <w:hyperlink r:id="rId45">
-        <w:r>
-          <w:rPr>
-            <w:lang w:val="zh_TW" w:bidi="zh_TW"/>
-          </w:rPr>
-          <w:rPr>
-            <w:color w:val="0000EE"/>
-            <w:u w:val="single"/>
-          </w:rPr>
-          <w:t>賽36:3</w:t>
-        </w:r>
-      </w:hyperlink>
-      <w:r>
-        <w:rPr>
-          <w:lang w:val="zh_TW" w:bidi="zh_TW"/>
-        </w:rPr>
-        <w:t>），和</w:t>
-      </w:r>
-    </w:p>
-    <w:p>
-      <w:pPr>
-        <w:pStyle w:val="ListBullet"/>
-        <w:spacing w:line="240" w:lineRule="auto"/>
-        <w:ind w:left="720"/>
-      </w:pPr>
-      <w:r>
-        <w:rPr>
-          <w:lang w:val="zh_TW" w:bidi="zh_TW"/>
-        </w:rPr>
-      </w:r>
-      <w:r>
-        <w:rPr>
-          <w:lang w:val="zh_TW" w:bidi="zh_TW"/>
-        </w:rPr>
-        <w:t>財務監督（</w:t>
-      </w:r>
-      <w:hyperlink r:id="rId46">
-        <w:r>
-          <w:rPr>
-            <w:lang w:val="zh_TW" w:bidi="zh_TW"/>
-          </w:rPr>
-          <w:rPr>
-            <w:color w:val="0000EE"/>
-            <w:u w:val="single"/>
-          </w:rPr>
-          <w:t>王下22:3–4</w:t>
-        </w:r>
-      </w:hyperlink>
-      <w:r>
-        <w:rPr>
-          <w:lang w:val="zh_TW" w:bidi="zh_TW"/>
-        </w:rPr>
-        <w:t>）。</w:t>
-      </w:r>
-    </w:p>
-    <w:p>
-      <w:pPr/>
-      <w:r>
-        <w:rPr>
-          <w:lang w:val="zh_TW" w:bidi="zh_TW"/>
-        </w:rPr>
-      </w:r>
-      <w:r>
-        <w:rPr>
-          <w:lang w:val="zh_TW" w:bidi="zh_TW"/>
-        </w:rPr>
-        <w:t>書記也與祭司職分有關，負責聖殿的紀錄工作（</w:t>
-      </w:r>
-      <w:hyperlink r:id="rId47">
-        <w:r>
-          <w:rPr>
-            <w:lang w:val="zh_TW" w:bidi="zh_TW"/>
-          </w:rPr>
-          <w:rPr>
-            <w:color w:val="0000EE"/>
-            <w:u w:val="single"/>
-          </w:rPr>
-          <w:t>代上24:6</w:t>
-        </w:r>
-      </w:hyperlink>
-      <w:r>
-        <w:rPr>
-          <w:lang w:val="zh_TW" w:bidi="zh_TW"/>
-        </w:rPr>
-        <w:t>；</w:t>
-      </w:r>
-      <w:hyperlink r:id="rId48">
-        <w:r>
-          <w:rPr>
-            <w:lang w:val="zh_TW" w:bidi="zh_TW"/>
-          </w:rPr>
-          <w:rPr>
-            <w:color w:val="0000EE"/>
-            <w:u w:val="single"/>
-          </w:rPr>
-          <w:t>代下34:13–15</w:t>
-        </w:r>
-      </w:hyperlink>
-      <w:r>
-        <w:rPr>
-          <w:lang w:val="zh_TW" w:bidi="zh_TW"/>
-        </w:rPr>
-        <w:t>）。</w:t>
-      </w:r>
-    </w:p>
-    <w:p>
-      <w:pPr>
-        <w:pStyle w:val="Heading3"/>
-      </w:pPr>
-      <w:r>
-        <w:rPr>
-          <w:lang w:val="zh_TW" w:bidi="zh_TW"/>
-        </w:rPr>
-        <w:t>巴比倫被擄歸回後的文士</w:t>
-      </w:r>
-    </w:p>
-    <w:p>
-      <w:pPr/>
-      <w:r>
-        <w:rPr>
-          <w:lang w:val="zh_TW" w:bidi="zh_TW"/>
-        </w:rPr>
-      </w:r>
-      <w:r>
-        <w:rPr>
-          <w:lang w:val="zh_TW" w:bidi="zh_TW"/>
-        </w:rPr>
-        <w:t>猶太人被擄歸回後，在以斯拉和尼希米的領導下，猶太信仰傳統得以重建。此時「文士」一詞更具體地指那些聚集在一起，研究並解釋妥拉（猶太律法）的人。文士成為教師的專業，能給猶太百姓準確保存並解釋摩西律法。在這時期的開始，以斯拉被視為理想的文士，他是「通達耶和華誡命和賜以色列之律例的文士」（</w:t>
-      </w:r>
-      <w:hyperlink r:id="rId49">
-        <w:r>
-          <w:rPr>
-            <w:lang w:val="zh_TW" w:bidi="zh_TW"/>
-          </w:rPr>
-          <w:rPr>
-            <w:color w:val="0000EE"/>
-            <w:u w:val="single"/>
-          </w:rPr>
-          <w:t>拉7:11</w:t>
-        </w:r>
-      </w:hyperlink>
-      <w:r>
-        <w:rPr>
-          <w:lang w:val="zh_TW" w:bidi="zh_TW"/>
-        </w:rPr>
-        <w:t>）。</w:t>
-      </w:r>
-    </w:p>
-    <w:p>
-      <w:pPr/>
-      <w:r>
-        <w:rPr>
-          <w:lang w:val="zh_TW" w:bidi="zh_TW"/>
-        </w:rPr>
-      </w:r>
-      <w:r>
-        <w:rPr>
-          <w:lang w:val="zh_TW" w:bidi="zh_TW"/>
-        </w:rPr>
-        <w:t>便西拉智訓（</w:t>
-      </w:r>
-      <w:r>
-        <w:rPr>
-          <w:lang w:val="zh_TW" w:bidi="zh_TW"/>
-        </w:rPr>
-        <w:t>The book of Sirach</w:t>
-      </w:r>
-      <w:r>
-        <w:rPr>
-          <w:lang w:val="zh_TW" w:bidi="zh_TW"/>
-        </w:rPr>
-        <w:t>）</w:t>
-      </w:r>
-      <w:r>
-        <w:rPr>
-          <w:lang w:val="zh_TW" w:bidi="zh_TW"/>
-        </w:rPr>
-        <w:t>描述文士是能夠深刻理解經文的隱含意義的人（</w:t>
-      </w:r>
-      <w:hyperlink r:id="rId50">
-        <w:r>
-          <w:rPr>
-            <w:lang w:val="zh_TW" w:bidi="zh_TW"/>
-          </w:rPr>
-          <w:rPr>
-            <w:color w:val="0000EE"/>
-            <w:u w:val="single"/>
-          </w:rPr>
-          <w:t>便西拉智訓39:2–3</w:t>
-        </w:r>
-      </w:hyperlink>
-      <w:r>
-        <w:rPr>
-          <w:lang w:val="zh_TW" w:bidi="zh_TW"/>
-        </w:rPr>
-        <w:t>），這種理解源於他勤奮研究律法、先知書和聖卷的結果（</w:t>
-      </w:r>
-      <w:hyperlink r:id="rId51">
-        <w:r>
-          <w:rPr>
-            <w:lang w:val="zh_TW" w:bidi="zh_TW"/>
-          </w:rPr>
-          <w:rPr>
-            <w:color w:val="0000EE"/>
-            <w:u w:val="single"/>
-          </w:rPr>
-          <w:t>38:24</w:t>
-        </w:r>
-      </w:hyperlink>
-      <w:r>
-        <w:rPr>
-          <w:lang w:val="zh_TW" w:bidi="zh_TW"/>
-        </w:rPr>
-        <w:t>及以下，</w:t>
-      </w:r>
-      <w:hyperlink r:id="rId52">
-        <w:r>
-          <w:rPr>
-            <w:lang w:val="zh_TW" w:bidi="zh_TW"/>
-          </w:rPr>
-          <w:rPr>
-            <w:color w:val="0000EE"/>
-            <w:u w:val="single"/>
-          </w:rPr>
-          <w:t>39:1</w:t>
-        </w:r>
-      </w:hyperlink>
-      <w:r>
-        <w:rPr>
-          <w:lang w:val="zh_TW" w:bidi="zh_TW"/>
-        </w:rPr>
-        <w:t>）。因此，文士能夠為百姓和國擔任審判官和謀士（</w:t>
-      </w:r>
-      <w:hyperlink r:id="rId53">
-        <w:r>
-          <w:rPr>
-            <w:lang w:val="zh_TW" w:bidi="zh_TW"/>
-          </w:rPr>
-          <w:rPr>
-            <w:color w:val="0000EE"/>
-            <w:u w:val="single"/>
-          </w:rPr>
-          <w:t>38:33</w:t>
-        </w:r>
-      </w:hyperlink>
-      <w:r>
-        <w:rPr>
-          <w:lang w:val="zh_TW" w:bidi="zh_TW"/>
-        </w:rPr>
-        <w:t>，</w:t>
-      </w:r>
-      <w:hyperlink r:id="rId54">
-        <w:r>
-          <w:rPr>
-            <w:lang w:val="zh_TW" w:bidi="zh_TW"/>
-          </w:rPr>
-          <w:rPr>
-            <w:color w:val="0000EE"/>
-            <w:u w:val="single"/>
-          </w:rPr>
-          <w:t>39:4–8</w:t>
-        </w:r>
-      </w:hyperlink>
-      <w:r>
-        <w:rPr>
-          <w:lang w:val="zh_TW" w:bidi="zh_TW"/>
-        </w:rPr>
-        <w:t>）。由於文士在一個由律法統治的社會中有不可或缺的地位，他應當受到世世代代的讚譽和尊敬（</w:t>
-      </w:r>
-      <w:hyperlink r:id="rId55">
-        <w:r>
-          <w:rPr>
-            <w:lang w:val="zh_TW" w:bidi="zh_TW"/>
-          </w:rPr>
-          <w:rPr>
-            <w:color w:val="0000EE"/>
-            <w:u w:val="single"/>
-          </w:rPr>
-          <w:t>39:9</w:t>
-        </w:r>
-      </w:hyperlink>
-      <w:r>
-        <w:rPr>
-          <w:lang w:val="zh_TW" w:bidi="zh_TW"/>
-        </w:rPr>
-        <w:t>）。到公元前二世紀，文士成為猶太社會中一個相當獨特的階級。從這時期開始，文士與法利賽人的興起有密切聯繫，多數文士都隸屬於他們（見新約中的密切關係：</w:t>
-      </w:r>
-      <w:hyperlink r:id="rId56">
-        <w:r>
-          <w:rPr>
-            <w:lang w:val="zh_TW" w:bidi="zh_TW"/>
-          </w:rPr>
-          <w:rPr>
-            <w:color w:val="0000EE"/>
-            <w:u w:val="single"/>
-          </w:rPr>
-          <w:t>太5:20</w:t>
-        </w:r>
-      </w:hyperlink>
-      <w:r>
-        <w:rPr>
-          <w:lang w:val="zh_TW" w:bidi="zh_TW"/>
-        </w:rPr>
-        <w:t>，</w:t>
-      </w:r>
-      <w:hyperlink r:id="rId57">
-        <w:r>
-          <w:rPr>
-            <w:lang w:val="zh_TW" w:bidi="zh_TW"/>
-          </w:rPr>
-          <w:rPr>
-            <w:color w:val="0000EE"/>
-            <w:u w:val="single"/>
-          </w:rPr>
-          <w:t>12:38，</w:t>
-        </w:r>
-      </w:hyperlink>
-      <w:hyperlink r:id="rId58">
-        <w:r>
-          <w:rPr>
-            <w:lang w:val="zh_TW" w:bidi="zh_TW"/>
-          </w:rPr>
-          <w:rPr>
-            <w:color w:val="0000EE"/>
-            <w:u w:val="single"/>
-          </w:rPr>
-          <w:t>15:1</w:t>
-        </w:r>
-      </w:hyperlink>
-      <w:r>
-        <w:rPr>
-          <w:lang w:val="zh_TW" w:bidi="zh_TW"/>
-        </w:rPr>
-        <w:t>；</w:t>
-      </w:r>
-      <w:hyperlink r:id="rId59">
-        <w:r>
-          <w:rPr>
-            <w:lang w:val="zh_TW" w:bidi="zh_TW"/>
-          </w:rPr>
-          <w:rPr>
-            <w:color w:val="0000EE"/>
-            <w:u w:val="single"/>
-          </w:rPr>
-          <w:t>可7:5</w:t>
-        </w:r>
-      </w:hyperlink>
-      <w:r>
-        <w:rPr>
-          <w:lang w:val="zh_TW" w:bidi="zh_TW"/>
-        </w:rPr>
-        <w:t>；</w:t>
-      </w:r>
-      <w:hyperlink r:id="rId60">
-        <w:r>
-          <w:rPr>
-            <w:lang w:val="zh_TW" w:bidi="zh_TW"/>
-          </w:rPr>
-          <w:rPr>
-            <w:color w:val="0000EE"/>
-            <w:u w:val="single"/>
-          </w:rPr>
-          <w:t>路6:7</w:t>
-        </w:r>
-      </w:hyperlink>
-      <w:r>
-        <w:rPr>
-          <w:lang w:val="zh_TW" w:bidi="zh_TW"/>
-        </w:rPr>
-        <w:t>）。</w:t>
-      </w:r>
-    </w:p>
-    <w:p>
-      <w:pPr>
-        <w:pStyle w:val="Heading3"/>
-      </w:pPr>
-      <w:r>
-        <w:rPr>
-          <w:lang w:val="zh_TW" w:bidi="zh_TW"/>
-        </w:rPr>
-        <w:t>訓練和地位</w:t>
-      </w:r>
-    </w:p>
-    <w:p>
-      <w:pPr/>
-      <w:r>
-        <w:rPr>
-          <w:lang w:val="zh_TW" w:bidi="zh_TW"/>
-        </w:rPr>
-      </w:r>
-      <w:r>
-        <w:rPr>
-          <w:lang w:val="zh_TW" w:bidi="zh_TW"/>
-        </w:rPr>
-        <w:t>最初，文士都是在祭司家族中接受訓練，這些家族成員從事同樣的職業，且代代相傳。身為這些家族的一員，他們的工作就有了保障（</w:t>
-      </w:r>
-      <w:hyperlink r:id="rId61">
-        <w:r>
-          <w:rPr>
-            <w:lang w:val="zh_TW" w:bidi="zh_TW"/>
-          </w:rPr>
-          <w:rPr>
-            <w:color w:val="0000EE"/>
-            <w:u w:val="single"/>
-          </w:rPr>
-          <w:t>代上2:55</w:t>
-        </w:r>
-      </w:hyperlink>
-      <w:r>
-        <w:rPr>
-          <w:lang w:val="zh_TW" w:bidi="zh_TW"/>
-        </w:rPr>
-        <w:t>）。後來，所有社會階層的人都可接受相關訓練。到耶穌時代，許多有影響力的文士來自非祭司家庭。訓練從年幼時開始，在教師或拉比的個別指導下進行。拉比教導有關猶太律法的所有內容及其解釋。</w:t>
-      </w:r>
-    </w:p>
-    <w:p>
-      <w:pPr/>
-      <w:r>
-        <w:rPr>
-          <w:lang w:val="zh_TW" w:bidi="zh_TW"/>
-        </w:rPr>
-      </w:r>
-      <w:r>
-        <w:rPr>
-          <w:lang w:val="zh_TW" w:bidi="zh_TW"/>
-        </w:rPr>
-        <w:t>由於摩西書寫的律法無法直接應對被擄歸回後的各種情況，文士的技能成為了一個極其重要的貢獻。他們建立的「口傳律法（oral law）」被視為與書面猶太律法同等重要。因此，對於那些渴望取悅神的人來說，這些律法同樣具有約束力（見</w:t>
-      </w:r>
-      <w:hyperlink r:id="rId62">
-        <w:r>
-          <w:rPr>
-            <w:lang w:val="zh_TW" w:bidi="zh_TW"/>
-          </w:rPr>
-          <w:rPr>
-            <w:color w:val="0000EE"/>
-            <w:u w:val="single"/>
-          </w:rPr>
-          <w:t>可7:6–13</w:t>
-        </w:r>
-      </w:hyperlink>
-      <w:r>
-        <w:rPr>
-          <w:lang w:val="zh_TW" w:bidi="zh_TW"/>
-        </w:rPr>
-        <w:t>）。由於文士有專業知識，他們參與猶太公會，即充當以色列最高法院的長老議會。文士是該公會中唯一來自非大祭司和長老等最高社會階層的成員（</w:t>
-      </w:r>
-      <w:hyperlink r:id="rId63">
-        <w:r>
-          <w:rPr>
-            <w:lang w:val="zh_TW" w:bidi="zh_TW"/>
-          </w:rPr>
-          <w:rPr>
-            <w:color w:val="0000EE"/>
-            <w:u w:val="single"/>
-          </w:rPr>
-          <w:t>太26:57</w:t>
-        </w:r>
-      </w:hyperlink>
-      <w:r>
-        <w:rPr>
-          <w:lang w:val="zh_TW" w:bidi="zh_TW"/>
-        </w:rPr>
-        <w:t>；</w:t>
-      </w:r>
-      <w:hyperlink r:id="rId64">
-        <w:r>
-          <w:rPr>
-            <w:lang w:val="zh_TW" w:bidi="zh_TW"/>
-          </w:rPr>
-          <w:rPr>
-            <w:color w:val="0000EE"/>
-            <w:u w:val="single"/>
-          </w:rPr>
-          <w:t>可14:43、53</w:t>
-        </w:r>
-      </w:hyperlink>
-      <w:r>
-        <w:rPr>
-          <w:lang w:val="zh_TW" w:bidi="zh_TW"/>
-        </w:rPr>
-        <w:t>；</w:t>
-      </w:r>
-      <w:hyperlink r:id="rId65">
-        <w:r>
-          <w:rPr>
-            <w:lang w:val="zh_TW" w:bidi="zh_TW"/>
-          </w:rPr>
-          <w:rPr>
-            <w:color w:val="0000EE"/>
-            <w:u w:val="single"/>
-          </w:rPr>
-          <w:t>路22:66</w:t>
-        </w:r>
-      </w:hyperlink>
-      <w:r>
-        <w:rPr>
-          <w:lang w:val="zh_TW" w:bidi="zh_TW"/>
-        </w:rPr>
-        <w:t>；</w:t>
-      </w:r>
-      <w:hyperlink r:id="rId66">
-        <w:r>
-          <w:rPr>
-            <w:lang w:val="zh_TW" w:bidi="zh_TW"/>
-          </w:rPr>
-          <w:rPr>
-            <w:color w:val="0000EE"/>
-            <w:u w:val="single"/>
-          </w:rPr>
-          <w:t>徒23:9</w:t>
-        </w:r>
-      </w:hyperlink>
-      <w:r>
-        <w:rPr>
-          <w:lang w:val="zh_TW" w:bidi="zh_TW"/>
-        </w:rPr>
-        <w:t>）。</w:t>
-      </w:r>
-    </w:p>
-    <w:p>
-      <w:pPr/>
-      <w:r>
-        <w:rPr>
-          <w:lang w:val="zh_TW" w:bidi="zh_TW"/>
-        </w:rPr>
-      </w:r>
-      <w:r>
-        <w:rPr>
-          <w:lang w:val="zh_TW" w:bidi="zh_TW"/>
-        </w:rPr>
-        <w:t>文士在猶太社區中備受尊敬。他們是猶太律法的權威教師，不僅在聖殿內（</w:t>
-      </w:r>
-      <w:hyperlink r:id="rId67">
-        <w:r>
-          <w:rPr>
-            <w:lang w:val="zh_TW" w:bidi="zh_TW"/>
-          </w:rPr>
-          <w:rPr>
-            <w:color w:val="0000EE"/>
-            <w:u w:val="single"/>
-          </w:rPr>
-          <w:t>路2:46</w:t>
-        </w:r>
-      </w:hyperlink>
-      <w:r>
-        <w:rPr>
-          <w:lang w:val="zh_TW" w:bidi="zh_TW"/>
-        </w:rPr>
-        <w:t>），也在猶太和加利利的各會堂中（</w:t>
-      </w:r>
-      <w:hyperlink r:id="rId68">
-        <w:r>
-          <w:rPr>
-            <w:lang w:val="zh_TW" w:bidi="zh_TW"/>
-          </w:rPr>
-          <w:rPr>
-            <w:color w:val="0000EE"/>
-            <w:u w:val="single"/>
-          </w:rPr>
-          <w:t>5:17</w:t>
-        </w:r>
-      </w:hyperlink>
-      <w:r>
-        <w:rPr>
-          <w:lang w:val="zh_TW" w:bidi="zh_TW"/>
-        </w:rPr>
-        <w:t>）教導。他們同時也是公會的重要成員，穿著特製的長衣（</w:t>
-      </w:r>
-      <w:hyperlink r:id="rId69">
-        <w:r>
-          <w:rPr>
-            <w:lang w:val="zh_TW" w:bidi="zh_TW"/>
-          </w:rPr>
-          <w:rPr>
-            <w:color w:val="0000EE"/>
-            <w:u w:val="single"/>
-          </w:rPr>
-          <w:t>可12:38</w:t>
-        </w:r>
-      </w:hyperlink>
-      <w:r>
-        <w:rPr>
-          <w:lang w:val="zh_TW" w:bidi="zh_TW"/>
-        </w:rPr>
-        <w:t>），下擺有作為紀念的穗子，並在手臂上佩戴裝有經文的「佩經盒（</w:t>
-      </w:r>
-      <w:r>
-        <w:rPr>
-          <w:lang w:val="zh_TW" w:bidi="zh_TW"/>
-        </w:rPr>
-        <w:t>prayer boxes</w:t>
-      </w:r>
-      <w:r>
-        <w:rPr>
-          <w:lang w:val="zh_TW" w:bidi="zh_TW"/>
-        </w:rPr>
-        <w:t>）」（</w:t>
-      </w:r>
-      <w:hyperlink r:id="rId70">
-        <w:r>
-          <w:rPr>
-            <w:lang w:val="zh_TW" w:bidi="zh_TW"/>
-          </w:rPr>
-          <w:rPr>
-            <w:color w:val="0000EE"/>
-            <w:u w:val="single"/>
-          </w:rPr>
-          <w:t>太23:5</w:t>
-        </w:r>
-      </w:hyperlink>
-      <w:r>
-        <w:rPr>
-          <w:lang w:val="zh_TW" w:bidi="zh_TW"/>
-        </w:rPr>
-        <w:t>）。這樣的服裝使他們備受注目，吸引人在街上向他們問安（</w:t>
-      </w:r>
-      <w:hyperlink r:id="rId69">
-        <w:r>
-          <w:rPr>
-            <w:lang w:val="zh_TW" w:bidi="zh_TW"/>
-          </w:rPr>
-          <w:rPr>
-            <w:color w:val="0000EE"/>
-            <w:u w:val="single"/>
-          </w:rPr>
-          <w:t>可12:38</w:t>
-        </w:r>
-      </w:hyperlink>
-      <w:r>
-        <w:rPr>
-          <w:lang w:val="zh_TW" w:bidi="zh_TW"/>
-        </w:rPr>
-        <w:t>）。他們被尊稱為「拉比」或「師傅」（</w:t>
-      </w:r>
-      <w:hyperlink r:id="rId71">
-        <w:r>
-          <w:rPr>
-            <w:lang w:val="zh_TW" w:bidi="zh_TW"/>
-          </w:rPr>
-          <w:rPr>
-            <w:color w:val="0000EE"/>
-            <w:u w:val="single"/>
-          </w:rPr>
-          <w:t>太23:7</w:t>
-        </w:r>
-      </w:hyperlink>
-      <w:r>
-        <w:rPr>
-          <w:lang w:val="zh_TW" w:bidi="zh_TW"/>
-        </w:rPr>
-        <w:t>），在敬拜和社交場合中享有首座（</w:t>
-      </w:r>
-      <w:hyperlink r:id="rId72">
-        <w:r>
-          <w:rPr>
-            <w:lang w:val="zh_TW" w:bidi="zh_TW"/>
-          </w:rPr>
-          <w:rPr>
-            <w:color w:val="0000EE"/>
-            <w:u w:val="single"/>
-          </w:rPr>
-          <w:t>太23:2</w:t>
-        </w:r>
-      </w:hyperlink>
-      <w:r>
-        <w:rPr>
-          <w:lang w:val="zh_TW" w:bidi="zh_TW"/>
-        </w:rPr>
-        <w:t>；</w:t>
-      </w:r>
-      <w:hyperlink r:id="rId73">
-        <w:r>
-          <w:rPr>
-            <w:lang w:val="zh_TW" w:bidi="zh_TW"/>
-          </w:rPr>
-          <w:rPr>
-            <w:color w:val="0000EE"/>
-            <w:u w:val="single"/>
-          </w:rPr>
-          <w:t>可12:39</w:t>
-        </w:r>
-      </w:hyperlink>
-      <w:r>
-        <w:rPr>
-          <w:lang w:val="zh_TW" w:bidi="zh_TW"/>
-        </w:rPr>
-        <w:t>；</w:t>
-      </w:r>
-      <w:hyperlink r:id="rId74">
-        <w:r>
-          <w:rPr>
-            <w:lang w:val="zh_TW" w:bidi="zh_TW"/>
-          </w:rPr>
-          <w:rPr>
-            <w:color w:val="0000EE"/>
-            <w:u w:val="single"/>
-          </w:rPr>
-          <w:t>路20:46</w:t>
-        </w:r>
-      </w:hyperlink>
-      <w:r>
-        <w:rPr>
-          <w:lang w:val="zh_TW" w:bidi="zh_TW"/>
-        </w:rPr>
-        <w:t>）。</w:t>
-      </w:r>
-    </w:p>
-    <w:p>
-      <w:pPr>
-        <w:pStyle w:val="Heading3"/>
-      </w:pPr>
-      <w:r>
-        <w:rPr>
-          <w:lang w:val="zh_TW" w:bidi="zh_TW"/>
-        </w:rPr>
-        <w:t>耶穌時代的文士</w:t>
-      </w:r>
-    </w:p>
-    <w:p>
-      <w:pPr/>
-      <w:r>
-        <w:rPr>
-          <w:lang w:val="zh_TW" w:bidi="zh_TW"/>
-        </w:rPr>
-      </w:r>
-      <w:r>
-        <w:rPr>
-          <w:lang w:val="zh_TW" w:bidi="zh_TW"/>
-        </w:rPr>
-        <w:t>在耶穌的事工期間，文士主要是那些對猶太律法的要求極為關注的人。路加稱文士為「律法師」，藉此向他的外邦（非猶太）聽眾和讀者說明文士的主要職責是解釋猶太律法。文士經常批評耶穌，他們多次指責耶穌違反猶太律法，例如：</w:t>
-      </w:r>
-    </w:p>
-    <w:p>
-      <w:pPr>
-        <w:pStyle w:val="ListBullet"/>
-        <w:spacing w:line="240" w:lineRule="auto"/>
-        <w:ind w:left="720"/>
-      </w:pPr>
-      <w:r>
-        <w:rPr>
-          <w:lang w:val="zh_TW" w:bidi="zh_TW"/>
-        </w:rPr>
-      </w:r>
-      <w:r>
-        <w:rPr>
-          <w:lang w:val="zh_TW" w:bidi="zh_TW"/>
-        </w:rPr>
-        <w:t>當耶穌赦免罪人時（</w:t>
-      </w:r>
-      <w:hyperlink r:id="rId75">
-        <w:r>
-          <w:rPr>
-            <w:lang w:val="zh_TW" w:bidi="zh_TW"/>
-          </w:rPr>
-          <w:rPr>
-            <w:color w:val="0000EE"/>
-            <w:u w:val="single"/>
-          </w:rPr>
-          <w:t>太9:1–3</w:t>
-        </w:r>
-      </w:hyperlink>
-      <w:r>
-        <w:rPr>
-          <w:lang w:val="zh_TW" w:bidi="zh_TW"/>
-        </w:rPr>
-        <w:t>；</w:t>
-      </w:r>
-      <w:hyperlink r:id="rId76">
-        <w:r>
-          <w:rPr>
-            <w:lang w:val="zh_TW" w:bidi="zh_TW"/>
-          </w:rPr>
-          <w:rPr>
-            <w:color w:val="0000EE"/>
-            <w:u w:val="single"/>
-          </w:rPr>
-          <w:t>路5:17–26</w:t>
-        </w:r>
-      </w:hyperlink>
-      <w:r>
-        <w:rPr>
-          <w:lang w:val="zh_TW" w:bidi="zh_TW"/>
-        </w:rPr>
-        <w:t>）</w:t>
-      </w:r>
-    </w:p>
-    <w:p>
-      <w:pPr>
-        <w:pStyle w:val="ListBullet"/>
-        <w:spacing w:line="240" w:lineRule="auto"/>
-        <w:ind w:left="720"/>
-      </w:pPr>
-      <w:r>
-        <w:rPr>
-          <w:lang w:val="zh_TW" w:bidi="zh_TW"/>
-        </w:rPr>
-      </w:r>
-      <w:r>
-        <w:rPr>
-          <w:lang w:val="zh_TW" w:bidi="zh_TW"/>
-        </w:rPr>
-        <w:t>當他們認為耶穌在安息日工作（</w:t>
-      </w:r>
-      <w:hyperlink r:id="rId77">
-        <w:r>
-          <w:rPr>
-            <w:lang w:val="zh_TW" w:bidi="zh_TW"/>
-          </w:rPr>
-          <w:rPr>
-            <w:color w:val="0000EE"/>
-            <w:u w:val="single"/>
-          </w:rPr>
-          <w:t>路6:1–2</w:t>
-        </w:r>
-      </w:hyperlink>
-      <w:r>
-        <w:rPr>
-          <w:lang w:val="zh_TW" w:bidi="zh_TW"/>
-        </w:rPr>
-        <w:t>）或醫治人時（</w:t>
-      </w:r>
-      <w:hyperlink r:id="rId78">
-        <w:r>
-          <w:rPr>
-            <w:lang w:val="zh_TW" w:bidi="zh_TW"/>
-          </w:rPr>
-          <w:rPr>
-            <w:color w:val="0000EE"/>
-            <w:u w:val="single"/>
-          </w:rPr>
-          <w:t>6–11</w:t>
-        </w:r>
-      </w:hyperlink>
-      <w:r>
-        <w:rPr>
-          <w:lang w:val="zh_TW" w:bidi="zh_TW"/>
-        </w:rPr>
-        <w:t>節），沒有適當遵守安息日</w:t>
-      </w:r>
-    </w:p>
-    <w:p>
-      <w:pPr>
-        <w:pStyle w:val="ListBullet"/>
-        <w:spacing w:line="240" w:lineRule="auto"/>
-        <w:ind w:left="720"/>
-      </w:pPr>
-      <w:r>
-        <w:rPr>
-          <w:lang w:val="zh_TW" w:bidi="zh_TW"/>
-        </w:rPr>
-      </w:r>
-      <w:r>
-        <w:rPr>
-          <w:lang w:val="zh_TW" w:bidi="zh_TW"/>
-        </w:rPr>
-        <w:t>當他們發現耶穌不遵守他們的儀式性洗手禮（</w:t>
-      </w:r>
-      <w:hyperlink r:id="rId79">
-        <w:r>
-          <w:rPr>
-            <w:lang w:val="zh_TW" w:bidi="zh_TW"/>
-          </w:rPr>
-          <w:rPr>
-            <w:color w:val="0000EE"/>
-            <w:u w:val="single"/>
-          </w:rPr>
-          <w:t>可7:2–5</w:t>
-        </w:r>
-      </w:hyperlink>
-      <w:r>
-        <w:rPr>
-          <w:lang w:val="zh_TW" w:bidi="zh_TW"/>
-        </w:rPr>
-        <w:t>）且忽視禁食的做法時（</w:t>
-      </w:r>
-      <w:hyperlink r:id="rId80">
-        <w:r>
-          <w:rPr>
-            <w:lang w:val="zh_TW" w:bidi="zh_TW"/>
-          </w:rPr>
-          <w:rPr>
-            <w:color w:val="0000EE"/>
-            <w:u w:val="single"/>
-          </w:rPr>
-          <w:t>路5:33–39</w:t>
-        </w:r>
-      </w:hyperlink>
-      <w:r>
-        <w:rPr>
-          <w:lang w:val="zh_TW" w:bidi="zh_TW"/>
-        </w:rPr>
-        <w:t>）</w:t>
-      </w:r>
-    </w:p>
-    <w:p>
-      <w:pPr/>
-      <w:r>
-        <w:rPr>
-          <w:lang w:val="zh_TW" w:bidi="zh_TW"/>
-        </w:rPr>
-      </w:r>
-      <w:r>
-        <w:rPr>
-          <w:lang w:val="zh_TW" w:bidi="zh_TW"/>
-        </w:rPr>
-        <w:t>不出意料，他們特別反對耶穌與猶太社會中的不潔淨者（禮儀上不潔）和被排斥者交往（</w:t>
-      </w:r>
-      <w:hyperlink r:id="rId81">
-        <w:r>
-          <w:rPr>
-            <w:lang w:val="zh_TW" w:bidi="zh_TW"/>
-          </w:rPr>
-          <w:rPr>
-            <w:color w:val="0000EE"/>
-            <w:u w:val="single"/>
-          </w:rPr>
-          <w:t>可2:16–17</w:t>
-        </w:r>
-      </w:hyperlink>
-      <w:r>
-        <w:rPr>
-          <w:lang w:val="zh_TW" w:bidi="zh_TW"/>
-        </w:rPr>
-        <w:t>；</w:t>
-      </w:r>
-      <w:hyperlink r:id="rId82">
-        <w:r>
-          <w:rPr>
-            <w:lang w:val="zh_TW" w:bidi="zh_TW"/>
-          </w:rPr>
-          <w:rPr>
-            <w:color w:val="0000EE"/>
-            <w:u w:val="single"/>
-          </w:rPr>
-          <w:t>路15:1–2</w:t>
-        </w:r>
-      </w:hyperlink>
-      <w:r>
-        <w:rPr>
-          <w:lang w:val="zh_TW" w:bidi="zh_TW"/>
-        </w:rPr>
-        <w:t>）。他們經常試圖用有關猶太律法的問題來陷害耶穌（</w:t>
-      </w:r>
-      <w:hyperlink r:id="rId59">
-        <w:r>
-          <w:rPr>
-            <w:lang w:val="zh_TW" w:bidi="zh_TW"/>
-          </w:rPr>
-          <w:rPr>
-            <w:color w:val="0000EE"/>
-            <w:u w:val="single"/>
-          </w:rPr>
-          <w:t>可7:5</w:t>
-        </w:r>
-      </w:hyperlink>
-      <w:r>
-        <w:rPr>
-          <w:lang w:val="zh_TW" w:bidi="zh_TW"/>
-        </w:rPr>
-        <w:t>，</w:t>
-      </w:r>
-      <w:hyperlink r:id="rId83">
-        <w:r>
-          <w:rPr>
-            <w:lang w:val="zh_TW" w:bidi="zh_TW"/>
-          </w:rPr>
-          <w:rPr>
-            <w:color w:val="0000EE"/>
-            <w:u w:val="single"/>
-          </w:rPr>
-          <w:t>12:28、35</w:t>
-        </w:r>
-      </w:hyperlink>
-      <w:r>
-        <w:rPr>
-          <w:lang w:val="zh_TW" w:bidi="zh_TW"/>
-        </w:rPr>
-        <w:t>；</w:t>
-      </w:r>
-      <w:hyperlink r:id="rId84">
-        <w:r>
-          <w:rPr>
-            <w:lang w:val="zh_TW" w:bidi="zh_TW"/>
-          </w:rPr>
-          <w:rPr>
-            <w:color w:val="0000EE"/>
-            <w:u w:val="single"/>
-          </w:rPr>
-          <w:t>路11:53</w:t>
-        </w:r>
-      </w:hyperlink>
-      <w:r>
-        <w:rPr>
-          <w:lang w:val="zh_TW" w:bidi="zh_TW"/>
-        </w:rPr>
-        <w:t>；</w:t>
-      </w:r>
-      <w:hyperlink r:id="rId85">
-        <w:r>
-          <w:rPr>
-            <w:lang w:val="zh_TW" w:bidi="zh_TW"/>
-          </w:rPr>
-          <w:rPr>
-            <w:color w:val="0000EE"/>
-            <w:u w:val="single"/>
-          </w:rPr>
-          <w:t>約8:3–4</w:t>
-        </w:r>
-      </w:hyperlink>
-      <w:r>
-        <w:rPr>
-          <w:lang w:val="zh_TW" w:bidi="zh_TW"/>
-        </w:rPr>
-        <w:t>）。他們要求耶穌明確表明自己的身份（</w:t>
-      </w:r>
-      <w:hyperlink r:id="rId57">
-        <w:r>
-          <w:rPr>
-            <w:lang w:val="zh_TW" w:bidi="zh_TW"/>
-          </w:rPr>
-          <w:rPr>
-            <w:color w:val="0000EE"/>
-            <w:u w:val="single"/>
-          </w:rPr>
-          <w:t>太12:38</w:t>
-        </w:r>
-      </w:hyperlink>
-      <w:r>
-        <w:rPr>
-          <w:lang w:val="zh_TW" w:bidi="zh_TW"/>
-        </w:rPr>
-        <w:t>），並揭示祂行神蹟的權柄來源（</w:t>
-      </w:r>
-      <w:hyperlink r:id="rId86">
-        <w:r>
-          <w:rPr>
-            <w:lang w:val="zh_TW" w:bidi="zh_TW"/>
-          </w:rPr>
-          <w:rPr>
-            <w:color w:val="0000EE"/>
-            <w:u w:val="single"/>
-          </w:rPr>
-          <w:t>可3:22</w:t>
-        </w:r>
-      </w:hyperlink>
-      <w:r>
-        <w:rPr>
-          <w:lang w:val="zh_TW" w:bidi="zh_TW"/>
-        </w:rPr>
-        <w:t>；</w:t>
-      </w:r>
-      <w:hyperlink r:id="rId87">
-        <w:r>
-          <w:rPr>
-            <w:lang w:val="zh_TW" w:bidi="zh_TW"/>
-          </w:rPr>
-          <w:rPr>
-            <w:color w:val="0000EE"/>
-            <w:u w:val="single"/>
-          </w:rPr>
-          <w:t>路20:1–4</w:t>
-        </w:r>
-      </w:hyperlink>
-      <w:r>
-        <w:rPr>
-          <w:lang w:val="zh_TW" w:bidi="zh_TW"/>
-        </w:rPr>
-        <w:t>）。儘管有少數文士接受耶穌（</w:t>
-      </w:r>
-      <w:hyperlink r:id="rId88">
-        <w:r>
-          <w:rPr>
-            <w:lang w:val="zh_TW" w:bidi="zh_TW"/>
-          </w:rPr>
-          <w:rPr>
-            <w:color w:val="0000EE"/>
-            <w:u w:val="single"/>
-          </w:rPr>
-          <w:t>太8:19</w:t>
-        </w:r>
-      </w:hyperlink>
-      <w:r>
-        <w:rPr>
-          <w:lang w:val="zh_TW" w:bidi="zh_TW"/>
-        </w:rPr>
-        <w:t>，</w:t>
-      </w:r>
-      <w:hyperlink r:id="rId89">
-        <w:r>
-          <w:rPr>
-            <w:lang w:val="zh_TW" w:bidi="zh_TW"/>
-          </w:rPr>
-          <w:rPr>
-            <w:color w:val="0000EE"/>
-            <w:u w:val="single"/>
-          </w:rPr>
-          <w:t>13:52</w:t>
-        </w:r>
-      </w:hyperlink>
-      <w:r>
-        <w:rPr>
-          <w:lang w:val="zh_TW" w:bidi="zh_TW"/>
-        </w:rPr>
-        <w:t>；</w:t>
-      </w:r>
-      <w:hyperlink r:id="rId90">
-        <w:r>
-          <w:rPr>
-            <w:lang w:val="zh_TW" w:bidi="zh_TW"/>
-          </w:rPr>
-          <w:rPr>
-            <w:color w:val="0000EE"/>
-            <w:u w:val="single"/>
-          </w:rPr>
-          <w:t>可12:32</w:t>
-        </w:r>
-      </w:hyperlink>
-      <w:r>
-        <w:rPr>
-          <w:lang w:val="zh_TW" w:bidi="zh_TW"/>
-        </w:rPr>
-        <w:t>；</w:t>
-      </w:r>
-      <w:hyperlink r:id="rId91">
-        <w:r>
-          <w:rPr>
-            <w:lang w:val="zh_TW" w:bidi="zh_TW"/>
-          </w:rPr>
-          <w:rPr>
-            <w:color w:val="0000EE"/>
-            <w:u w:val="single"/>
-          </w:rPr>
-          <w:t>約3:1–2</w:t>
-        </w:r>
-      </w:hyperlink>
-      <w:r>
-        <w:rPr>
-          <w:lang w:val="zh_TW" w:bidi="zh_TW"/>
-        </w:rPr>
-        <w:t>），但大多數文士對耶穌充滿敵意，這也是由於耶穌的聲望日漸高漲，威脅到他們的權威（</w:t>
-      </w:r>
-      <w:hyperlink r:id="rId92">
-        <w:r>
-          <w:rPr>
-            <w:lang w:val="zh_TW" w:bidi="zh_TW"/>
-          </w:rPr>
-          <w:rPr>
-            <w:color w:val="0000EE"/>
-            <w:u w:val="single"/>
-          </w:rPr>
-          <w:t>太7:29</w:t>
-        </w:r>
-      </w:hyperlink>
-      <w:r>
-        <w:rPr>
-          <w:lang w:val="zh_TW" w:bidi="zh_TW"/>
-        </w:rPr>
-        <w:t>），並危及城鎮的安全（</w:t>
-      </w:r>
-      <w:hyperlink r:id="rId93">
-        <w:r>
-          <w:rPr>
-            <w:lang w:val="zh_TW" w:bidi="zh_TW"/>
-          </w:rPr>
-          <w:rPr>
-            <w:color w:val="0000EE"/>
-            <w:u w:val="single"/>
-          </w:rPr>
-          <w:t>太21:15</w:t>
-        </w:r>
-      </w:hyperlink>
-      <w:r>
-        <w:rPr>
-          <w:lang w:val="zh_TW" w:bidi="zh_TW"/>
-        </w:rPr>
-        <w:t>；</w:t>
-      </w:r>
-      <w:hyperlink r:id="rId94">
-        <w:r>
-          <w:rPr>
-            <w:lang w:val="zh_TW" w:bidi="zh_TW"/>
-          </w:rPr>
-          <w:rPr>
-            <w:color w:val="0000EE"/>
-            <w:u w:val="single"/>
-          </w:rPr>
-          <w:t>可11:18</w:t>
-        </w:r>
-      </w:hyperlink>
-      <w:r>
-        <w:rPr>
-          <w:lang w:val="zh_TW" w:bidi="zh_TW"/>
-        </w:rPr>
-        <w:t>）。</w:t>
-      </w:r>
-    </w:p>
-    <w:p>
-      <w:pPr/>
-      <w:r>
-        <w:rPr>
-          <w:lang w:val="zh_TW" w:bidi="zh_TW"/>
-        </w:rPr>
-      </w:r>
-      <w:r>
-        <w:rPr>
-          <w:lang w:val="zh_TW" w:bidi="zh_TW"/>
-        </w:rPr>
-        <w:t>他們反對耶穌的另一個重要原因是耶穌揭露了他們的假冒為善與腐敗。耶穌公開指責他們追求公眾的認可（</w:t>
-      </w:r>
-      <w:hyperlink r:id="rId95">
-        <w:r>
-          <w:rPr>
-            <w:lang w:val="zh_TW" w:bidi="zh_TW"/>
-          </w:rPr>
-          <w:rPr>
-            <w:color w:val="0000EE"/>
-            <w:u w:val="single"/>
-          </w:rPr>
-          <w:t>太23:5–7</w:t>
-        </w:r>
-      </w:hyperlink>
-      <w:r>
-        <w:rPr>
-          <w:lang w:val="zh_TW" w:bidi="zh_TW"/>
-        </w:rPr>
-        <w:t>；</w:t>
-      </w:r>
-      <w:hyperlink r:id="rId96">
-        <w:r>
-          <w:rPr>
-            <w:lang w:val="zh_TW" w:bidi="zh_TW"/>
-          </w:rPr>
-          <w:rPr>
-            <w:color w:val="0000EE"/>
-            <w:u w:val="single"/>
-          </w:rPr>
-          <w:t>可12:38–39</w:t>
-        </w:r>
-      </w:hyperlink>
-      <w:r>
-        <w:rPr>
-          <w:lang w:val="zh_TW" w:bidi="zh_TW"/>
-        </w:rPr>
-        <w:t>；</w:t>
-      </w:r>
-      <w:hyperlink r:id="rId97">
-        <w:r>
-          <w:rPr>
-            <w:lang w:val="zh_TW" w:bidi="zh_TW"/>
-          </w:rPr>
-          <w:rPr>
-            <w:color w:val="0000EE"/>
-            <w:u w:val="single"/>
-          </w:rPr>
-          <w:t>路11:43</w:t>
-        </w:r>
-      </w:hyperlink>
-      <w:r>
-        <w:rPr>
-          <w:lang w:val="zh_TW" w:bidi="zh_TW"/>
-        </w:rPr>
-        <w:t>）。他們外表看似正確和聖潔，內心卻充滿腐敗（</w:t>
-      </w:r>
-      <w:hyperlink r:id="rId98">
-        <w:r>
-          <w:rPr>
-            <w:lang w:val="zh_TW" w:bidi="zh_TW"/>
-          </w:rPr>
-          <w:rPr>
-            <w:color w:val="0000EE"/>
-            <w:u w:val="single"/>
-          </w:rPr>
-          <w:t>太23:25–28</w:t>
-        </w:r>
-      </w:hyperlink>
-      <w:r>
-        <w:rPr>
-          <w:lang w:val="zh_TW" w:bidi="zh_TW"/>
-        </w:rPr>
-        <w:t>；</w:t>
-      </w:r>
-      <w:hyperlink r:id="rId99">
-        <w:r>
-          <w:rPr>
-            <w:lang w:val="zh_TW" w:bidi="zh_TW"/>
-          </w:rPr>
-          <w:rPr>
-            <w:color w:val="0000EE"/>
-            <w:u w:val="single"/>
-          </w:rPr>
-          <w:t>路11:39–41</w:t>
-        </w:r>
-      </w:hyperlink>
-      <w:r>
-        <w:rPr>
-          <w:lang w:val="zh_TW" w:bidi="zh_TW"/>
-        </w:rPr>
-        <w:t>）。換句話說，他們看似遵守所有的規則，但卻缺乏真誠。</w:t>
-      </w:r>
-    </w:p>
-    <w:p>
-      <w:pPr/>
-      <w:r>
-        <w:rPr>
-          <w:lang w:val="zh_TW" w:bidi="zh_TW"/>
-        </w:rPr>
-      </w:r>
-      <w:r>
-        <w:rPr>
-          <w:lang w:val="zh_TW" w:bidi="zh_TW"/>
-        </w:rPr>
-        <w:t>耶穌也攻擊文士所教導的口傳猶太律法的原則，稱這律法是「重擔」，連文士自己都不遵守（</w:t>
-      </w:r>
-      <w:hyperlink r:id="rId100">
-        <w:r>
-          <w:rPr>
-            <w:lang w:val="zh_TW" w:bidi="zh_TW"/>
-          </w:rPr>
-          <w:rPr>
-            <w:color w:val="0000EE"/>
-            <w:u w:val="single"/>
-          </w:rPr>
-          <w:t>太23:2–4、13–22</w:t>
-        </w:r>
-      </w:hyperlink>
-      <w:r>
-        <w:rPr>
-          <w:lang w:val="zh_TW" w:bidi="zh_TW"/>
-        </w:rPr>
-        <w:t>；</w:t>
-      </w:r>
-      <w:hyperlink r:id="rId101">
-        <w:r>
-          <w:rPr>
-            <w:lang w:val="zh_TW" w:bidi="zh_TW"/>
-          </w:rPr>
-          <w:rPr>
-            <w:color w:val="0000EE"/>
-            <w:u w:val="single"/>
-          </w:rPr>
-          <w:t>路11:46</w:t>
-        </w:r>
-      </w:hyperlink>
-      <w:r>
-        <w:rPr>
-          <w:lang w:val="zh_TW" w:bidi="zh_TW"/>
-        </w:rPr>
-        <w:t>）。他們強調律法的細節，卻忽視了更重要的公義、憐憫和信實（</w:t>
-      </w:r>
-      <w:hyperlink r:id="rId102">
-        <w:r>
-          <w:rPr>
-            <w:lang w:val="zh_TW" w:bidi="zh_TW"/>
-          </w:rPr>
-          <w:rPr>
-            <w:color w:val="0000EE"/>
-            <w:u w:val="single"/>
-          </w:rPr>
-          <w:t>太23:23–24</w:t>
-        </w:r>
-      </w:hyperlink>
-      <w:r>
-        <w:rPr>
-          <w:lang w:val="zh_TW" w:bidi="zh_TW"/>
-        </w:rPr>
-        <w:t>；</w:t>
-      </w:r>
-      <w:hyperlink r:id="rId103">
-        <w:r>
-          <w:rPr>
-            <w:lang w:val="zh_TW" w:bidi="zh_TW"/>
-          </w:rPr>
-          <w:rPr>
-            <w:color w:val="0000EE"/>
-            <w:u w:val="single"/>
-          </w:rPr>
-          <w:t>可12:40</w:t>
-        </w:r>
-      </w:hyperlink>
-      <w:r>
-        <w:rPr>
-          <w:lang w:val="zh_TW" w:bidi="zh_TW"/>
-        </w:rPr>
-        <w:t>；</w:t>
-      </w:r>
-      <w:hyperlink r:id="rId104">
-        <w:r>
-          <w:rPr>
-            <w:lang w:val="zh_TW" w:bidi="zh_TW"/>
-          </w:rPr>
-          <w:rPr>
-            <w:color w:val="0000EE"/>
-            <w:u w:val="single"/>
-          </w:rPr>
-          <w:t>路11:42</w:t>
-        </w:r>
-      </w:hyperlink>
-      <w:r>
-        <w:rPr>
-          <w:lang w:val="zh_TW" w:bidi="zh_TW"/>
-        </w:rPr>
-        <w:t>）。他們自視為舊約先知的後裔，但耶穌告訴他們，如果他們活在先知的時代，他們也會殺害那些先知（</w:t>
-      </w:r>
-      <w:hyperlink r:id="rId105">
-        <w:r>
-          <w:rPr>
-            <w:lang w:val="zh_TW" w:bidi="zh_TW"/>
-          </w:rPr>
-          <w:rPr>
-            <w:color w:val="0000EE"/>
-            <w:u w:val="single"/>
-          </w:rPr>
-          <w:t>太23:29–36</w:t>
-        </w:r>
-      </w:hyperlink>
-      <w:r>
-        <w:rPr>
-          <w:lang w:val="zh_TW" w:bidi="zh_TW"/>
-        </w:rPr>
-        <w:t>；</w:t>
-      </w:r>
-      <w:hyperlink r:id="rId106">
-        <w:r>
-          <w:rPr>
-            <w:lang w:val="zh_TW" w:bidi="zh_TW"/>
-          </w:rPr>
-          <w:rPr>
-            <w:color w:val="0000EE"/>
-            <w:u w:val="single"/>
-          </w:rPr>
-          <w:t>路20:9–19</w:t>
-        </w:r>
-      </w:hyperlink>
-      <w:r>
-        <w:rPr>
-          <w:lang w:val="zh_TW" w:bidi="zh_TW"/>
-        </w:rPr>
-        <w:t>）。</w:t>
-      </w:r>
-    </w:p>
-    <w:p>
-      <w:pPr/>
-      <w:r>
-        <w:rPr>
-          <w:lang w:val="zh_TW" w:bidi="zh_TW"/>
-        </w:rPr>
-      </w:r>
-      <w:r>
-        <w:rPr>
-          <w:lang w:val="zh_TW" w:bidi="zh_TW"/>
-        </w:rPr>
-        <w:t>因此，文士急於逮捕耶穌並不令人驚訝（</w:t>
-      </w:r>
-      <w:hyperlink r:id="rId107">
-        <w:r>
-          <w:rPr>
-            <w:lang w:val="zh_TW" w:bidi="zh_TW"/>
-          </w:rPr>
-          <w:rPr>
-            <w:color w:val="0000EE"/>
-            <w:u w:val="single"/>
-          </w:rPr>
-          <w:t>可14:1</w:t>
-        </w:r>
-      </w:hyperlink>
-      <w:r>
-        <w:rPr>
-          <w:lang w:val="zh_TW" w:bidi="zh_TW"/>
-        </w:rPr>
-        <w:t>；</w:t>
-      </w:r>
-      <w:hyperlink r:id="rId84">
-        <w:r>
-          <w:rPr>
-            <w:lang w:val="zh_TW" w:bidi="zh_TW"/>
-          </w:rPr>
-          <w:rPr>
-            <w:color w:val="0000EE"/>
-            <w:u w:val="single"/>
-          </w:rPr>
-          <w:t>路11:53</w:t>
-        </w:r>
-      </w:hyperlink>
-      <w:r>
-        <w:rPr>
-          <w:lang w:val="zh_TW" w:bidi="zh_TW"/>
-        </w:rPr>
-        <w:t>）。耶穌對猶太律法的解釋，威脅到了他們在社會中的地位和權柄。文士與他們的對手（猶太祭司）聯手策劃逮捕耶穌（</w:t>
-      </w:r>
-      <w:hyperlink r:id="rId108">
-        <w:r>
-          <w:rPr>
-            <w:lang w:val="zh_TW" w:bidi="zh_TW"/>
-          </w:rPr>
-          <w:rPr>
-            <w:color w:val="0000EE"/>
-            <w:u w:val="single"/>
-          </w:rPr>
-          <w:t>可14:43</w:t>
-        </w:r>
-      </w:hyperlink>
-      <w:r>
-        <w:rPr>
-          <w:lang w:val="zh_TW" w:bidi="zh_TW"/>
-        </w:rPr>
-        <w:t>）。當耶穌在他們和公會其他成員面前受審時，他們參與構建了一個足以判耶穌死刑的罪名（</w:t>
-      </w:r>
-      <w:hyperlink r:id="rId109">
-        <w:r>
-          <w:rPr>
-            <w:lang w:val="zh_TW" w:bidi="zh_TW"/>
-          </w:rPr>
-          <w:rPr>
-            <w:color w:val="0000EE"/>
-            <w:u w:val="single"/>
-          </w:rPr>
-          <w:t>太26:57–66</w:t>
-        </w:r>
-      </w:hyperlink>
-      <w:r>
-        <w:rPr>
-          <w:lang w:val="zh_TW" w:bidi="zh_TW"/>
-        </w:rPr>
-        <w:t>）。當耶穌被帶到希律面前時，他們與其他人一起極力指控耶穌（</w:t>
-      </w:r>
-      <w:hyperlink r:id="rId110">
-        <w:r>
-          <w:rPr>
-            <w:lang w:val="zh_TW" w:bidi="zh_TW"/>
-          </w:rPr>
-          <w:rPr>
-            <w:color w:val="0000EE"/>
-            <w:u w:val="single"/>
-          </w:rPr>
-          <w:t>路23:10</w:t>
-        </w:r>
-      </w:hyperlink>
-      <w:r>
-        <w:rPr>
-          <w:lang w:val="zh_TW" w:bidi="zh_TW"/>
-        </w:rPr>
-        <w:t>）。最終，他們與公會的其他成員一起戲弄在十字架上的耶穌（</w:t>
-      </w:r>
-      <w:hyperlink r:id="rId111">
-        <w:r>
-          <w:rPr>
-            <w:lang w:val="zh_TW" w:bidi="zh_TW"/>
-          </w:rPr>
-          <w:rPr>
-            <w:color w:val="0000EE"/>
-            <w:u w:val="single"/>
-          </w:rPr>
-          <w:t>太27:41–43</w:t>
-        </w:r>
-      </w:hyperlink>
-      <w:r>
-        <w:rPr>
-          <w:lang w:val="zh_TW" w:bidi="zh_TW"/>
-        </w:rPr>
-        <w:t>）。在公元70年耶路撒冷被毀之前，文士繼續與公會合作，反對早期的基督教會。他們還促使司提反的殉道（</w:t>
-      </w:r>
-      <w:hyperlink r:id="rId112">
-        <w:r>
-          <w:rPr>
-            <w:lang w:val="zh_TW" w:bidi="zh_TW"/>
-          </w:rPr>
-          <w:rPr>
-            <w:color w:val="0000EE"/>
-            <w:u w:val="single"/>
-          </w:rPr>
-          <w:t>徒6:12–14</w:t>
-        </w:r>
-      </w:hyperlink>
-      <w:r>
-        <w:rPr>
-          <w:lang w:val="zh_TW" w:bidi="zh_TW"/>
-        </w:rPr>
-        <w:t>）。</w:t>
-      </w:r>
-    </w:p>
-    <w:p>
-      <w:pPr/>
-      <w:r>
-        <w:rPr>
-          <w:lang w:val="zh_TW" w:bidi="zh_TW"/>
-        </w:rPr>
-      </w:r>
-      <w:r>
-        <w:rPr>
           <w:i/>
           <w:lang w:val="zh_TW" w:bidi="zh_TW"/>
         </w:rPr>
@@ -2706,31 +1016,7 @@
         <w:rPr>
           <w:lang w:val="zh_TW" w:bidi="zh_TW"/>
         </w:rPr>
-        <w:t xml:space="preserve"> </w:t>
-      </w:r>
-      <w:r>
-        <w:rPr>
-          <w:lang w:val="zh_TW" w:bidi="zh_TW"/>
-        </w:rPr>
-        <w:t>猶太教；</w:t>
-      </w:r>
-      <w:r>
-        <w:rPr>
-          <w:lang w:val="zh_TW" w:bidi="zh_TW"/>
-        </w:rPr>
-        <w:t>法利賽人</w:t>
-      </w:r>
-      <w:r>
-        <w:rPr>
-          <w:lang w:val="zh_TW" w:bidi="zh_TW"/>
-        </w:rPr>
-        <w:t>；</w:t>
-      </w:r>
-      <w:r>
-        <w:rPr>
-          <w:lang w:val="zh_TW" w:bidi="zh_TW"/>
-        </w:rPr>
-        <w:t>抄寫員</w:t>
+        <w:t>萬軍之主</w:t>
       </w:r>
       <w:r>
         <w:rPr>
@@ -4638,12 +2924,6 @@
   </w:num>
   <w:num w:numId="13" w16cid:durableId="592781308">
     <w:abstractNumId w:val="11"/>
-  </w:num>
-  <w:num w:numId="14">
-    <w:abstractNumId w:val="3"/>
-    <w:lvlOverride w:ilvl="0">
-      <w:startOverride w:val="1"/>
-    </w:lvlOverride>
   </w:num>
   <w:numIdMacAtCleanup w:val="10"/>
 </w:numbering>

--- a/zht/docx/181.content.docx
+++ b/zht/docx/181.content.docx
@@ -245,18 +245,12 @@
         </w:rPr>
         <w:t>」（</w:t>
       </w:r>
-      <w:hyperlink r:id="rId13">
-        <w:r>
-          <w:rPr>
-            <w:lang w:val="zh_TW" w:bidi="zh_TW"/>
-          </w:rPr>
-          <w:rPr>
-            <w:color w:val="0000EE"/>
-            <w:u w:val="single"/>
-          </w:rPr>
-          <w:t>王下18:17</w:t>
-        </w:r>
-      </w:hyperlink>
+      <w:r>
+        <w:rPr>
+          <w:lang w:val="zh_TW" w:bidi="zh_TW"/>
+        </w:rPr>
+        <w:t>王下18:17</w:t>
+      </w:r>
       <w:r>
         <w:rPr>
           <w:lang w:val="zh_TW" w:bidi="zh_TW"/>
@@ -277,342 +271,228 @@
         </w:rPr>
         <w:t>「天上的萬象」在聖經中有不同的用法。古代作者有時會象徵性地把太陽、月亮和星辰稱為「軍隊」（譯註：和合本譯為「天上的萬象」）（</w:t>
       </w:r>
-      <w:hyperlink r:id="rId14">
-        <w:r>
-          <w:rPr>
-            <w:lang w:val="zh_TW" w:bidi="zh_TW"/>
-          </w:rPr>
-          <w:rPr>
-            <w:color w:val="0000EE"/>
-            <w:u w:val="single"/>
-          </w:rPr>
-          <w:t>申4:19</w:t>
-        </w:r>
-      </w:hyperlink>
+      <w:r>
+        <w:rPr>
+          <w:lang w:val="zh_TW" w:bidi="zh_TW"/>
+        </w:rPr>
+        <w:t>申4:19</w:t>
+      </w:r>
       <w:r>
         <w:rPr>
           <w:lang w:val="zh_TW" w:bidi="zh_TW"/>
         </w:rPr>
         <w:t>；</w:t>
       </w:r>
-      <w:hyperlink r:id="rId15">
-        <w:r>
-          <w:rPr>
-            <w:lang w:val="zh_TW" w:bidi="zh_TW"/>
-          </w:rPr>
-          <w:rPr>
-            <w:color w:val="0000EE"/>
-            <w:u w:val="single"/>
-          </w:rPr>
-          <w:t>士5:20</w:t>
-        </w:r>
-      </w:hyperlink>
+      <w:r>
+        <w:rPr>
+          <w:lang w:val="zh_TW" w:bidi="zh_TW"/>
+        </w:rPr>
+        <w:t>士5:20</w:t>
+      </w:r>
       <w:r>
         <w:rPr>
           <w:lang w:val="zh_TW" w:bidi="zh_TW"/>
         </w:rPr>
         <w:t>）。在古代的占星術崇拜中，人們認為天體是由靈體賦予生命的，因此構成一支活的軍隊，掌管天上的命運。敬拜天上的萬象是最早的偶像崇拜形式之一，當時以色列人常常遠離上帝，陷入這種偶像崇拜當中（</w:t>
       </w:r>
-      <w:hyperlink r:id="rId16">
-        <w:r>
-          <w:rPr>
-            <w:lang w:val="zh_TW" w:bidi="zh_TW"/>
-          </w:rPr>
-          <w:rPr>
-            <w:color w:val="0000EE"/>
-            <w:u w:val="single"/>
-          </w:rPr>
-          <w:t>耶19:13</w:t>
-        </w:r>
-      </w:hyperlink>
+      <w:r>
+        <w:rPr>
+          <w:lang w:val="zh_TW" w:bidi="zh_TW"/>
+        </w:rPr>
+        <w:t>耶19:13</w:t>
+      </w:r>
       <w:r>
         <w:rPr>
           <w:lang w:val="zh_TW" w:bidi="zh_TW"/>
         </w:rPr>
         <w:t>；</w:t>
       </w:r>
-      <w:hyperlink r:id="rId17">
-        <w:r>
-          <w:rPr>
-            <w:lang w:val="zh_TW" w:bidi="zh_TW"/>
-          </w:rPr>
-          <w:rPr>
-            <w:color w:val="0000EE"/>
-            <w:u w:val="single"/>
-          </w:rPr>
-          <w:t>徒7:42</w:t>
-        </w:r>
-      </w:hyperlink>
+      <w:r>
+        <w:rPr>
+          <w:lang w:val="zh_TW" w:bidi="zh_TW"/>
+        </w:rPr>
+        <w:t>徒7:42</w:t>
+      </w:r>
       <w:r>
         <w:rPr>
           <w:lang w:val="zh_TW" w:bidi="zh_TW"/>
         </w:rPr>
         <w:t>）。雖然聖經明確警告以色列人不要信奉這些異教信仰（</w:t>
       </w:r>
-      <w:hyperlink r:id="rId14">
-        <w:r>
-          <w:rPr>
-            <w:lang w:val="zh_TW" w:bidi="zh_TW"/>
-          </w:rPr>
-          <w:rPr>
-            <w:color w:val="0000EE"/>
-            <w:u w:val="single"/>
-          </w:rPr>
-          <w:t>申4:19</w:t>
-        </w:r>
-      </w:hyperlink>
+      <w:r>
+        <w:rPr>
+          <w:lang w:val="zh_TW" w:bidi="zh_TW"/>
+        </w:rPr>
+        <w:t>申4:19</w:t>
+      </w:r>
       <w:r>
         <w:rPr>
           <w:lang w:val="zh_TW" w:bidi="zh_TW"/>
         </w:rPr>
         <w:t>；</w:t>
       </w:r>
-      <w:hyperlink r:id="rId18">
-        <w:r>
-          <w:rPr>
-            <w:lang w:val="zh_TW" w:bidi="zh_TW"/>
-          </w:rPr>
-          <w:rPr>
-            <w:color w:val="0000EE"/>
-            <w:u w:val="single"/>
-          </w:rPr>
-          <w:t>17:3</w:t>
-        </w:r>
-      </w:hyperlink>
+      <w:r>
+        <w:rPr>
+          <w:lang w:val="zh_TW" w:bidi="zh_TW"/>
+        </w:rPr>
+        <w:t>17:3</w:t>
+      </w:r>
       <w:r>
         <w:rPr>
           <w:lang w:val="zh_TW" w:bidi="zh_TW"/>
         </w:rPr>
         <w:t>），他們卻仍舊敬拜天體，特別是在亞述和巴比倫時期（</w:t>
       </w:r>
-      <w:hyperlink r:id="rId19">
-        <w:r>
-          <w:rPr>
-            <w:lang w:val="zh_TW" w:bidi="zh_TW"/>
-          </w:rPr>
-          <w:rPr>
-            <w:color w:val="0000EE"/>
-            <w:u w:val="single"/>
-          </w:rPr>
-          <w:t>王下17:16</w:t>
-        </w:r>
-      </w:hyperlink>
+      <w:r>
+        <w:rPr>
+          <w:lang w:val="zh_TW" w:bidi="zh_TW"/>
+        </w:rPr>
+        <w:t>王下17:16</w:t>
+      </w:r>
       <w:r>
         <w:rPr>
           <w:lang w:val="zh_TW" w:bidi="zh_TW"/>
         </w:rPr>
         <w:t>，</w:t>
       </w:r>
-      <w:hyperlink r:id="rId20">
-        <w:r>
-          <w:rPr>
-            <w:lang w:val="zh_TW" w:bidi="zh_TW"/>
-          </w:rPr>
-          <w:rPr>
-            <w:color w:val="0000EE"/>
-            <w:u w:val="single"/>
-          </w:rPr>
-          <w:t>21:3–5</w:t>
-        </w:r>
-      </w:hyperlink>
+      <w:r>
+        <w:rPr>
+          <w:lang w:val="zh_TW" w:bidi="zh_TW"/>
+        </w:rPr>
+        <w:t>21:3–5</w:t>
+      </w:r>
       <w:r>
         <w:rPr>
           <w:lang w:val="zh_TW" w:bidi="zh_TW"/>
         </w:rPr>
         <w:t>；</w:t>
       </w:r>
-      <w:hyperlink r:id="rId21">
-        <w:r>
-          <w:rPr>
-            <w:lang w:val="zh_TW" w:bidi="zh_TW"/>
-          </w:rPr>
-          <w:rPr>
-            <w:color w:val="0000EE"/>
-            <w:u w:val="single"/>
-          </w:rPr>
-          <w:t>代下33:3–5</w:t>
-        </w:r>
-      </w:hyperlink>
+      <w:r>
+        <w:rPr>
+          <w:lang w:val="zh_TW" w:bidi="zh_TW"/>
+        </w:rPr>
+        <w:t>代下33:3–5</w:t>
+      </w:r>
       <w:r>
         <w:rPr>
           <w:lang w:val="zh_TW" w:bidi="zh_TW"/>
         </w:rPr>
         <w:t>；</w:t>
       </w:r>
-      <w:hyperlink r:id="rId22">
-        <w:r>
-          <w:rPr>
-            <w:lang w:val="zh_TW" w:bidi="zh_TW"/>
-          </w:rPr>
-          <w:rPr>
-            <w:color w:val="0000EE"/>
-            <w:u w:val="single"/>
-          </w:rPr>
-          <w:t>耶8:2</w:t>
-        </w:r>
-      </w:hyperlink>
+      <w:r>
+        <w:rPr>
+          <w:lang w:val="zh_TW" w:bidi="zh_TW"/>
+        </w:rPr>
+        <w:t>耶8:2</w:t>
+      </w:r>
       <w:r>
         <w:rPr>
           <w:lang w:val="zh_TW" w:bidi="zh_TW"/>
         </w:rPr>
         <w:t>；</w:t>
       </w:r>
-      <w:hyperlink r:id="rId23">
-        <w:r>
-          <w:rPr>
-            <w:lang w:val="zh_TW" w:bidi="zh_TW"/>
-          </w:rPr>
-          <w:rPr>
-            <w:color w:val="0000EE"/>
-            <w:u w:val="single"/>
-          </w:rPr>
-          <w:t>番1:5</w:t>
-        </w:r>
-      </w:hyperlink>
+      <w:r>
+        <w:rPr>
+          <w:lang w:val="zh_TW" w:bidi="zh_TW"/>
+        </w:rPr>
+        <w:t>番1:5</w:t>
+      </w:r>
       <w:r>
         <w:rPr>
           <w:lang w:val="zh_TW" w:bidi="zh_TW"/>
         </w:rPr>
         <w:t>）。糾正這種異教崇拜的正確方式，就是承認耶和華是創天造地的主。祂是全能的主，按照自己的命令安設天體，並命定它們執行特別的功能（</w:t>
       </w:r>
-      <w:hyperlink r:id="rId24">
-        <w:r>
-          <w:rPr>
-            <w:lang w:val="zh_TW" w:bidi="zh_TW"/>
-          </w:rPr>
-          <w:rPr>
-            <w:color w:val="0000EE"/>
-            <w:u w:val="single"/>
-          </w:rPr>
-          <w:t>創1:14–19</w:t>
-        </w:r>
-      </w:hyperlink>
+      <w:r>
+        <w:rPr>
+          <w:lang w:val="zh_TW" w:bidi="zh_TW"/>
+        </w:rPr>
+        <w:t>創1:14–19</w:t>
+      </w:r>
       <w:r>
         <w:rPr>
           <w:lang w:val="zh_TW" w:bidi="zh_TW"/>
         </w:rPr>
         <w:t>，</w:t>
       </w:r>
-      <w:hyperlink r:id="rId25">
-        <w:r>
-          <w:rPr>
-            <w:lang w:val="zh_TW" w:bidi="zh_TW"/>
-          </w:rPr>
-          <w:rPr>
-            <w:color w:val="0000EE"/>
-            <w:u w:val="single"/>
-          </w:rPr>
-          <w:t>2:1</w:t>
-        </w:r>
-      </w:hyperlink>
+      <w:r>
+        <w:rPr>
+          <w:lang w:val="zh_TW" w:bidi="zh_TW"/>
+        </w:rPr>
+        <w:t>2:1</w:t>
+      </w:r>
       <w:r>
         <w:rPr>
           <w:lang w:val="zh_TW" w:bidi="zh_TW"/>
         </w:rPr>
         <w:t>；</w:t>
       </w:r>
-      <w:hyperlink r:id="rId26">
-        <w:r>
-          <w:rPr>
-            <w:lang w:val="zh_TW" w:bidi="zh_TW"/>
-          </w:rPr>
-          <w:rPr>
-            <w:color w:val="0000EE"/>
-            <w:u w:val="single"/>
-          </w:rPr>
-          <w:t>尼9:6</w:t>
-        </w:r>
-      </w:hyperlink>
+      <w:r>
+        <w:rPr>
+          <w:lang w:val="zh_TW" w:bidi="zh_TW"/>
+        </w:rPr>
+        <w:t>尼9:6</w:t>
+      </w:r>
       <w:r>
         <w:rPr>
           <w:lang w:val="zh_TW" w:bidi="zh_TW"/>
         </w:rPr>
         <w:t>；</w:t>
       </w:r>
-      <w:hyperlink r:id="rId27">
-        <w:r>
-          <w:rPr>
-            <w:lang w:val="zh_TW" w:bidi="zh_TW"/>
-          </w:rPr>
-          <w:rPr>
-            <w:color w:val="0000EE"/>
-            <w:u w:val="single"/>
-          </w:rPr>
-          <w:t>詩33:6</w:t>
-        </w:r>
-      </w:hyperlink>
+      <w:r>
+        <w:rPr>
+          <w:lang w:val="zh_TW" w:bidi="zh_TW"/>
+        </w:rPr>
+        <w:t>詩33:6</w:t>
+      </w:r>
       <w:r>
         <w:rPr>
           <w:lang w:val="zh_TW" w:bidi="zh_TW"/>
         </w:rPr>
         <w:t>，</w:t>
       </w:r>
-      <w:hyperlink r:id="rId28">
-        <w:r>
-          <w:rPr>
-            <w:lang w:val="zh_TW" w:bidi="zh_TW"/>
-          </w:rPr>
-          <w:rPr>
-            <w:color w:val="0000EE"/>
-            <w:u w:val="single"/>
-          </w:rPr>
-          <w:t>103:21</w:t>
-        </w:r>
-      </w:hyperlink>
+      <w:r>
+        <w:rPr>
+          <w:lang w:val="zh_TW" w:bidi="zh_TW"/>
+        </w:rPr>
+        <w:t>103:21</w:t>
+      </w:r>
       <w:r>
         <w:rPr>
           <w:lang w:val="zh_TW" w:bidi="zh_TW"/>
         </w:rPr>
         <w:t>，</w:t>
       </w:r>
-      <w:hyperlink r:id="rId29">
-        <w:r>
-          <w:rPr>
-            <w:lang w:val="zh_TW" w:bidi="zh_TW"/>
-          </w:rPr>
-          <w:rPr>
-            <w:color w:val="0000EE"/>
-            <w:u w:val="single"/>
-          </w:rPr>
-          <w:t>148:2</w:t>
-        </w:r>
-      </w:hyperlink>
+      <w:r>
+        <w:rPr>
+          <w:lang w:val="zh_TW" w:bidi="zh_TW"/>
+        </w:rPr>
+        <w:t>148:2</w:t>
+      </w:r>
       <w:r>
         <w:rPr>
           <w:lang w:val="zh_TW" w:bidi="zh_TW"/>
         </w:rPr>
         <w:t>；</w:t>
       </w:r>
-      <w:hyperlink r:id="rId30">
-        <w:r>
-          <w:rPr>
-            <w:lang w:val="zh_TW" w:bidi="zh_TW"/>
-          </w:rPr>
-          <w:rPr>
-            <w:color w:val="0000EE"/>
-            <w:u w:val="single"/>
-          </w:rPr>
-          <w:t>賽40:26</w:t>
-        </w:r>
-      </w:hyperlink>
+      <w:r>
+        <w:rPr>
+          <w:lang w:val="zh_TW" w:bidi="zh_TW"/>
+        </w:rPr>
+        <w:t>賽40:26</w:t>
+      </w:r>
       <w:r>
         <w:rPr>
           <w:lang w:val="zh_TW" w:bidi="zh_TW"/>
         </w:rPr>
         <w:t>，</w:t>
       </w:r>
-      <w:hyperlink r:id="rId31">
-        <w:r>
-          <w:rPr>
-            <w:lang w:val="zh_TW" w:bidi="zh_TW"/>
-          </w:rPr>
-          <w:rPr>
-            <w:color w:val="0000EE"/>
-            <w:u w:val="single"/>
-          </w:rPr>
-          <w:t>45:12</w:t>
-        </w:r>
-      </w:hyperlink>
+      <w:r>
+        <w:rPr>
+          <w:lang w:val="zh_TW" w:bidi="zh_TW"/>
+        </w:rPr>
+        <w:t>45:12</w:t>
+      </w:r>
       <w:r>
         <w:rPr>
           <w:lang w:val="zh_TW" w:bidi="zh_TW"/>
@@ -633,198 +513,132 @@
         </w:rPr>
         <w:t>神經常被稱為「萬軍之耶和華」，即天上軍隊的主宰（</w:t>
       </w:r>
-      <w:hyperlink r:id="rId32">
-        <w:r>
-          <w:rPr>
-            <w:lang w:val="zh_TW" w:bidi="zh_TW"/>
-          </w:rPr>
-          <w:rPr>
-            <w:color w:val="0000EE"/>
-            <w:u w:val="single"/>
-          </w:rPr>
-          <w:t>耶5:14</w:t>
-        </w:r>
-      </w:hyperlink>
+      <w:r>
+        <w:rPr>
+          <w:lang w:val="zh_TW" w:bidi="zh_TW"/>
+        </w:rPr>
+        <w:t>耶5:14</w:t>
+      </w:r>
       <w:r>
         <w:rPr>
           <w:lang w:val="zh_TW" w:bidi="zh_TW"/>
         </w:rPr>
         <w:t>，</w:t>
       </w:r>
-      <w:hyperlink r:id="rId33">
-        <w:r>
-          <w:rPr>
-            <w:lang w:val="zh_TW" w:bidi="zh_TW"/>
-          </w:rPr>
-          <w:rPr>
-            <w:color w:val="0000EE"/>
-            <w:u w:val="single"/>
-          </w:rPr>
-          <w:t>38:17</w:t>
-        </w:r>
-      </w:hyperlink>
+      <w:r>
+        <w:rPr>
+          <w:lang w:val="zh_TW" w:bidi="zh_TW"/>
+        </w:rPr>
+        <w:t>38:17</w:t>
+      </w:r>
       <w:r>
         <w:rPr>
           <w:lang w:val="zh_TW" w:bidi="zh_TW"/>
         </w:rPr>
         <w:t>，</w:t>
       </w:r>
-      <w:hyperlink r:id="rId34">
-        <w:r>
-          <w:rPr>
-            <w:lang w:val="zh_TW" w:bidi="zh_TW"/>
-          </w:rPr>
-          <w:rPr>
-            <w:color w:val="0000EE"/>
-            <w:u w:val="single"/>
-          </w:rPr>
-          <w:t>44:7</w:t>
-        </w:r>
-      </w:hyperlink>
+      <w:r>
+        <w:rPr>
+          <w:lang w:val="zh_TW" w:bidi="zh_TW"/>
+        </w:rPr>
+        <w:t>44:7</w:t>
+      </w:r>
       <w:r>
         <w:rPr>
           <w:lang w:val="zh_TW" w:bidi="zh_TW"/>
         </w:rPr>
         <w:t>；</w:t>
       </w:r>
-      <w:hyperlink r:id="rId35">
-        <w:r>
-          <w:rPr>
-            <w:lang w:val="zh_TW" w:bidi="zh_TW"/>
-          </w:rPr>
-          <w:rPr>
-            <w:color w:val="0000EE"/>
-            <w:u w:val="single"/>
-          </w:rPr>
-          <w:t>何12:5</w:t>
-        </w:r>
-      </w:hyperlink>
+      <w:r>
+        <w:rPr>
+          <w:lang w:val="zh_TW" w:bidi="zh_TW"/>
+        </w:rPr>
+        <w:t>何12:5</w:t>
+      </w:r>
       <w:r>
         <w:rPr>
           <w:lang w:val="zh_TW" w:bidi="zh_TW"/>
         </w:rPr>
         <w:t>）。天上的萬軍包括天使或使者，他們與耶和華在天上與地上的工作有關。神在天上有一個議會，由天使或「神的眾子」組成（</w:t>
       </w:r>
-      <w:hyperlink r:id="rId36">
-        <w:r>
-          <w:rPr>
-            <w:lang w:val="zh_TW" w:bidi="zh_TW"/>
-          </w:rPr>
-          <w:rPr>
-            <w:color w:val="0000EE"/>
-            <w:u w:val="single"/>
-          </w:rPr>
-          <w:t>創1:26</w:t>
-        </w:r>
-      </w:hyperlink>
+      <w:r>
+        <w:rPr>
+          <w:lang w:val="zh_TW" w:bidi="zh_TW"/>
+        </w:rPr>
+        <w:t>創1:26</w:t>
+      </w:r>
       <w:r>
         <w:rPr>
           <w:lang w:val="zh_TW" w:bidi="zh_TW"/>
         </w:rPr>
         <w:t>；</w:t>
       </w:r>
-      <w:hyperlink r:id="rId37">
-        <w:r>
-          <w:rPr>
-            <w:lang w:val="zh_TW" w:bidi="zh_TW"/>
-          </w:rPr>
-          <w:rPr>
-            <w:color w:val="0000EE"/>
-            <w:u w:val="single"/>
-          </w:rPr>
-          <w:t>王上22:19</w:t>
-        </w:r>
-      </w:hyperlink>
+      <w:r>
+        <w:rPr>
+          <w:lang w:val="zh_TW" w:bidi="zh_TW"/>
+        </w:rPr>
+        <w:t>王上22:19</w:t>
+      </w:r>
       <w:r>
         <w:rPr>
           <w:lang w:val="zh_TW" w:bidi="zh_TW"/>
         </w:rPr>
         <w:t>；</w:t>
       </w:r>
-      <w:hyperlink r:id="rId38">
-        <w:r>
-          <w:rPr>
-            <w:lang w:val="zh_TW" w:bidi="zh_TW"/>
-          </w:rPr>
-          <w:rPr>
-            <w:color w:val="0000EE"/>
-            <w:u w:val="single"/>
-          </w:rPr>
-          <w:t>伯1:6</w:t>
-        </w:r>
-      </w:hyperlink>
+      <w:r>
+        <w:rPr>
+          <w:lang w:val="zh_TW" w:bidi="zh_TW"/>
+        </w:rPr>
+        <w:t>伯1:6</w:t>
+      </w:r>
       <w:r>
         <w:rPr>
           <w:lang w:val="zh_TW" w:bidi="zh_TW"/>
         </w:rPr>
         <w:t>；</w:t>
       </w:r>
-      <w:hyperlink r:id="rId39">
-        <w:r>
-          <w:rPr>
-            <w:lang w:val="zh_TW" w:bidi="zh_TW"/>
-          </w:rPr>
-          <w:rPr>
-            <w:color w:val="0000EE"/>
-            <w:u w:val="single"/>
-          </w:rPr>
-          <w:t>詩82</w:t>
-        </w:r>
-      </w:hyperlink>
+      <w:r>
+        <w:rPr>
+          <w:lang w:val="zh_TW" w:bidi="zh_TW"/>
+        </w:rPr>
+        <w:t>詩82</w:t>
+      </w:r>
       <w:r>
         <w:rPr>
           <w:lang w:val="zh_TW" w:bidi="zh_TW"/>
         </w:rPr>
         <w:t>；</w:t>
       </w:r>
-      <w:hyperlink r:id="rId40">
-        <w:r>
-          <w:rPr>
-            <w:lang w:val="zh_TW" w:bidi="zh_TW"/>
-          </w:rPr>
-          <w:rPr>
-            <w:color w:val="0000EE"/>
-            <w:u w:val="single"/>
-          </w:rPr>
-          <w:t>賽6章</w:t>
-        </w:r>
-      </w:hyperlink>
+      <w:r>
+        <w:rPr>
+          <w:lang w:val="zh_TW" w:bidi="zh_TW"/>
+        </w:rPr>
+        <w:t>賽6章</w:t>
+      </w:r>
       <w:r>
         <w:rPr>
           <w:lang w:val="zh_TW" w:bidi="zh_TW"/>
         </w:rPr>
         <w:t>）。使者從主的會議中接受派遣，以完成祂的目的（</w:t>
       </w:r>
-      <w:hyperlink r:id="rId41">
-        <w:r>
-          <w:rPr>
-            <w:lang w:val="zh_TW" w:bidi="zh_TW"/>
-          </w:rPr>
-          <w:rPr>
-            <w:color w:val="0000EE"/>
-            <w:u w:val="single"/>
-          </w:rPr>
-          <w:t>創28:12–15</w:t>
-        </w:r>
-      </w:hyperlink>
+      <w:r>
+        <w:rPr>
+          <w:lang w:val="zh_TW" w:bidi="zh_TW"/>
+        </w:rPr>
+        <w:t>創28:12–15</w:t>
+      </w:r>
       <w:r>
         <w:rPr>
           <w:lang w:val="zh_TW" w:bidi="zh_TW"/>
         </w:rPr>
         <w:t>；</w:t>
       </w:r>
-      <w:hyperlink r:id="rId42">
-        <w:r>
-          <w:rPr>
-            <w:lang w:val="zh_TW" w:bidi="zh_TW"/>
-          </w:rPr>
-          <w:rPr>
-            <w:color w:val="0000EE"/>
-            <w:u w:val="single"/>
-          </w:rPr>
-          <w:t>路2:13</w:t>
-        </w:r>
-      </w:hyperlink>
+      <w:r>
+        <w:rPr>
+          <w:lang w:val="zh_TW" w:bidi="zh_TW"/>
+        </w:rPr>
+        <w:t>路2:13</w:t>
+      </w:r>
       <w:r>
         <w:rPr>
           <w:lang w:val="zh_TW" w:bidi="zh_TW"/>
@@ -845,18 +659,12 @@
         </w:rPr>
         <w:t>雖然「萬軍」有時被理解為星辰或天使，但以色列各支派也被稱為「主的軍隊」。在</w:t>
       </w:r>
-      <w:hyperlink r:id="rId43">
-        <w:r>
-          <w:rPr>
-            <w:lang w:val="zh_TW" w:bidi="zh_TW"/>
-          </w:rPr>
-          <w:rPr>
-            <w:color w:val="0000EE"/>
-            <w:u w:val="single"/>
-          </w:rPr>
-          <w:t>但以理書八章10至11節</w:t>
-        </w:r>
-      </w:hyperlink>
+      <w:r>
+        <w:rPr>
+          <w:lang w:val="zh_TW" w:bidi="zh_TW"/>
+        </w:rPr>
+        <w:t>但以理書八章10至11節</w:t>
+      </w:r>
       <w:r>
         <w:rPr>
           <w:lang w:val="zh_TW" w:bidi="zh_TW"/>
@@ -925,72 +733,48 @@
         </w:rPr>
         <w:t>」的詞語，只在新約聖經出現過兩次（</w:t>
       </w:r>
-      <w:hyperlink r:id="rId42">
-        <w:r>
-          <w:rPr>
-            <w:lang w:val="zh_TW" w:bidi="zh_TW"/>
-          </w:rPr>
-          <w:rPr>
-            <w:color w:val="0000EE"/>
-            <w:u w:val="single"/>
-          </w:rPr>
-          <w:t>路2:13</w:t>
-        </w:r>
-      </w:hyperlink>
+      <w:r>
+        <w:rPr>
+          <w:lang w:val="zh_TW" w:bidi="zh_TW"/>
+        </w:rPr>
+        <w:t>路2:13</w:t>
+      </w:r>
       <w:r>
         <w:rPr>
           <w:lang w:val="zh_TW" w:bidi="zh_TW"/>
         </w:rPr>
         <w:t>；</w:t>
       </w:r>
-      <w:hyperlink r:id="rId17">
-        <w:r>
-          <w:rPr>
-            <w:lang w:val="zh_TW" w:bidi="zh_TW"/>
-          </w:rPr>
-          <w:rPr>
-            <w:color w:val="0000EE"/>
-            <w:u w:val="single"/>
-          </w:rPr>
-          <w:t>徒7:42</w:t>
-        </w:r>
-      </w:hyperlink>
+      <w:r>
+        <w:rPr>
+          <w:lang w:val="zh_TW" w:bidi="zh_TW"/>
+        </w:rPr>
+        <w:t>徒7:42</w:t>
+      </w:r>
       <w:r>
         <w:rPr>
           <w:lang w:val="zh_TW" w:bidi="zh_TW"/>
         </w:rPr>
         <w:t>）。「萬軍之主」這稱號被保羅和雅各用來指耶和華（</w:t>
       </w:r>
-      <w:hyperlink r:id="rId44">
-        <w:r>
-          <w:rPr>
-            <w:lang w:val="zh_TW" w:bidi="zh_TW"/>
-          </w:rPr>
-          <w:rPr>
-            <w:color w:val="0000EE"/>
-            <w:u w:val="single"/>
-          </w:rPr>
-          <w:t>羅9:29</w:t>
-        </w:r>
-      </w:hyperlink>
+      <w:r>
+        <w:rPr>
+          <w:lang w:val="zh_TW" w:bidi="zh_TW"/>
+        </w:rPr>
+        <w:t>羅9:29</w:t>
+      </w:r>
       <w:r>
         <w:rPr>
           <w:lang w:val="zh_TW" w:bidi="zh_TW"/>
         </w:rPr>
         <w:t>；</w:t>
       </w:r>
-      <w:hyperlink r:id="rId45">
-        <w:r>
-          <w:rPr>
-            <w:lang w:val="zh_TW" w:bidi="zh_TW"/>
-          </w:rPr>
-          <w:rPr>
-            <w:color w:val="0000EE"/>
-            <w:u w:val="single"/>
-          </w:rPr>
-          <w:t>雅5:4</w:t>
-        </w:r>
-      </w:hyperlink>
+      <w:r>
+        <w:rPr>
+          <w:lang w:val="zh_TW" w:bidi="zh_TW"/>
+        </w:rPr>
+        <w:t>雅5:4</w:t>
+      </w:r>
       <w:r>
         <w:rPr>
           <w:lang w:val="zh_TW" w:bidi="zh_TW"/>
